--- a/report.docx
+++ b/report.docx
@@ -8,6 +8,626 @@
           <w:rFonts w:ascii="Calibri" w:hAnsi="Calibri" w:cs="Calibri"/>
         </w:rPr>
       </w:pPr>
+      <w:r>
+        <w:rPr>
+          <w:rFonts w:ascii="Calibri" w:hAnsi="Calibri" w:cs="Calibri" w:hint="eastAsia"/>
+        </w:rPr>
+        <w:t>The purpose of the project:</w:t>
+      </w:r>
+    </w:p>
+    <w:p>
+      <w:pPr>
+        <w:rPr>
+          <w:rFonts w:ascii="Calibri" w:hAnsi="Calibri" w:cs="Calibri"/>
+        </w:rPr>
+      </w:pPr>
+      <w:r>
+        <w:rPr>
+          <w:rFonts w:ascii="Calibri" w:hAnsi="Calibri" w:cs="Calibri" w:hint="eastAsia"/>
+        </w:rPr>
+        <w:t>This project builds a very basic tickets managing system using database combined with JDBC.</w:t>
+      </w:r>
+      <w:r>
+        <w:rPr>
+          <w:rFonts w:ascii="Calibri" w:hAnsi="Calibri" w:cs="Calibri" w:hint="eastAsia"/>
+        </w:rPr>
+        <w:t xml:space="preserve"> It only allows non-paraller and non-concurrent operatio</w:t>
+      </w:r>
+      <w:r>
+        <w:rPr>
+          <w:rFonts w:ascii="Calibri" w:hAnsi="Calibri" w:cs="Calibri" w:hint="eastAsia"/>
+        </w:rPr>
+        <w:t>ns and interacts with the user via the terminal. Although it</w:t>
+      </w:r>
+      <w:r>
+        <w:rPr>
+          <w:rFonts w:ascii="Calibri" w:hAnsi="Calibri" w:cs="Calibri"/>
+        </w:rPr>
+        <w:t>’</w:t>
+      </w:r>
+      <w:r>
+        <w:rPr>
+          <w:rFonts w:ascii="Calibri" w:hAnsi="Calibri" w:cs="Calibri" w:hint="eastAsia"/>
+        </w:rPr>
+        <w:t>s very far from a real application, a real application may be built on top of it</w:t>
+      </w:r>
+      <w:r>
+        <w:rPr>
+          <w:rFonts w:ascii="Calibri" w:hAnsi="Calibri" w:cs="Calibri" w:hint="eastAsia"/>
+        </w:rPr>
+        <w:t>.</w:t>
+      </w:r>
+    </w:p>
+    <w:p>
+      <w:pPr>
+        <w:rPr>
+          <w:rFonts w:ascii="Calibri" w:hAnsi="Calibri" w:cs="Calibri"/>
+        </w:rPr>
+      </w:pPr>
+      <w:r>
+        <w:rPr>
+          <w:rFonts w:ascii="Calibri" w:hAnsi="Calibri" w:cs="Calibri" w:hint="eastAsia"/>
+        </w:rPr>
+        <w:t>Conceptual problems and my solutions:</w:t>
+      </w:r>
+    </w:p>
+    <w:p>
+      <w:pPr>
+        <w:pStyle w:val="ListParagraph"/>
+        <w:numPr>
+          <w:ilvl w:val="0"/>
+          <w:numId w:val="6"/>
+        </w:numPr>
+        <w:rPr>
+          <w:rFonts w:ascii="Calibri" w:hAnsi="Calibri" w:cs="Calibri"/>
+        </w:rPr>
+      </w:pPr>
+      <w:r>
+        <w:rPr>
+          <w:rFonts w:ascii="Calibri" w:hAnsi="Calibri" w:cs="Calibri" w:hint="eastAsia"/>
+        </w:rPr>
+        <w:t xml:space="preserve">My first design uses a boolean </w:t>
+      </w:r>
+      <w:r>
+        <w:rPr>
+          <w:rFonts w:ascii="Calibri" w:hAnsi="Calibri" w:cs="Calibri"/>
+        </w:rPr>
+        <w:t>“</w:t>
+      </w:r>
+      <w:r>
+        <w:rPr>
+          <w:rFonts w:ascii="Calibri" w:hAnsi="Calibri" w:cs="Calibri" w:hint="eastAsia"/>
+        </w:rPr>
+        <w:t>cancelled</w:t>
+      </w:r>
+      <w:r>
+        <w:rPr>
+          <w:rFonts w:ascii="Calibri" w:hAnsi="Calibri" w:cs="Calibri"/>
+        </w:rPr>
+        <w:t>”</w:t>
+      </w:r>
+      <w:r>
+        <w:rPr>
+          <w:rFonts w:ascii="Calibri" w:hAnsi="Calibri" w:cs="Calibri" w:hint="eastAsia"/>
+        </w:rPr>
+        <w:t xml:space="preserve"> to record if a Performance or Ticket is cancelled. However, the report part R6 requires me to analyze the cancellations </w:t>
+      </w:r>
+      <w:r>
+        <w:rPr>
+          <w:rFonts w:ascii="Calibri" w:hAnsi="Calibri" w:cs="Calibri"/>
+        </w:rPr>
+        <w:t>“</w:t>
+      </w:r>
+      <w:r>
+        <w:rPr>
+          <w:rFonts w:ascii="Calibri" w:hAnsi="Calibri" w:cs="Calibri" w:hint="eastAsia"/>
+        </w:rPr>
+        <w:t>within a year</w:t>
+      </w:r>
+      <w:r>
+        <w:rPr>
+          <w:rFonts w:ascii="Calibri" w:hAnsi="Calibri" w:cs="Calibri"/>
+        </w:rPr>
+        <w:t>”</w:t>
+      </w:r>
+      <w:r>
+        <w:rPr>
+          <w:rFonts w:ascii="Calibri" w:hAnsi="Calibri" w:cs="Calibri" w:hint="eastAsia"/>
+        </w:rPr>
+        <w:t xml:space="preserve">. To record the information of when the cancellation happened, I changed the boolean to a timestamp </w:t>
+      </w:r>
+      <w:r>
+        <w:rPr>
+          <w:rFonts w:ascii="Calibri" w:hAnsi="Calibri" w:cs="Calibri"/>
+        </w:rPr>
+        <w:t>“</w:t>
+      </w:r>
+      <w:r>
+        <w:rPr>
+          <w:rFonts w:ascii="Calibri" w:hAnsi="Calibri" w:cs="Calibri" w:hint="eastAsia"/>
+        </w:rPr>
+        <w:t>cancel_datetime</w:t>
+      </w:r>
+      <w:r>
+        <w:rPr>
+          <w:rFonts w:ascii="Calibri" w:hAnsi="Calibri" w:cs="Calibri"/>
+        </w:rPr>
+        <w:t>”</w:t>
+      </w:r>
+      <w:r>
+        <w:rPr>
+          <w:rFonts w:ascii="Calibri" w:hAnsi="Calibri" w:cs="Calibri" w:hint="eastAsia"/>
+        </w:rPr>
+        <w:t>, which records 2 information: (1) Is it cancelled? (2) When, if it</w:t>
+      </w:r>
+      <w:r>
+        <w:rPr>
+          <w:rFonts w:ascii="Calibri" w:hAnsi="Calibri" w:cs="Calibri"/>
+        </w:rPr>
+        <w:t>’</w:t>
+      </w:r>
+      <w:r>
+        <w:rPr>
+          <w:rFonts w:ascii="Calibri" w:hAnsi="Calibri" w:cs="Calibri" w:hint="eastAsia"/>
+        </w:rPr>
+        <w:t>s cancelled?</w:t>
+      </w:r>
+    </w:p>
+    <w:p>
+      <w:pPr>
+        <w:pStyle w:val="ListParagraph"/>
+        <w:numPr>
+          <w:ilvl w:val="0"/>
+          <w:numId w:val="6"/>
+        </w:numPr>
+        <w:rPr>
+          <w:rFonts w:ascii="Calibri" w:hAnsi="Calibri" w:cs="Calibri"/>
+        </w:rPr>
+      </w:pPr>
+      <w:r>
+        <w:rPr>
+          <w:rFonts w:ascii="Calibri" w:hAnsi="Calibri" w:cs="Calibri" w:hint="eastAsia"/>
+        </w:rPr>
+        <w:t xml:space="preserve">When the profile of a User should be deleted, the history of his organizing or purchasing should remain in the database. Then the User cannot disappear completely. Thus, I added a </w:t>
+      </w:r>
+      <w:r>
+        <w:rPr>
+          <w:rFonts w:ascii="Calibri" w:hAnsi="Calibri" w:cs="Calibri"/>
+        </w:rPr>
+        <w:t>“</w:t>
+      </w:r>
+      <w:r>
+        <w:rPr>
+          <w:rFonts w:ascii="Calibri" w:hAnsi="Calibri" w:cs="Calibri" w:hint="eastAsia"/>
+        </w:rPr>
+        <w:t>deleted</w:t>
+      </w:r>
+      <w:r>
+        <w:rPr>
+          <w:rFonts w:ascii="Calibri" w:hAnsi="Calibri" w:cs="Calibri"/>
+        </w:rPr>
+        <w:t>”</w:t>
+      </w:r>
+      <w:r>
+        <w:rPr>
+          <w:rFonts w:ascii="Calibri" w:hAnsi="Calibri" w:cs="Calibri" w:hint="eastAsia"/>
+        </w:rPr>
+        <w:t xml:space="preserve"> in relation User, and the Users marked as deleted</w:t>
+      </w:r>
+      <w:r>
+        <w:rPr>
+          <w:rFonts w:ascii="Calibri" w:hAnsi="Calibri" w:cs="Calibri" w:hint="eastAsia"/>
+        </w:rPr>
+        <w:t xml:space="preserve"> is unavailable for any new operations, </w:t>
+      </w:r>
+      <w:r>
+        <w:rPr>
+          <w:rFonts w:ascii="Calibri" w:hAnsi="Calibri" w:cs="Calibri" w:hint="eastAsia"/>
+        </w:rPr>
+        <w:t>however past Events may still point to it as organizer, or past Orders may still point to it as the customer.</w:t>
+      </w:r>
+    </w:p>
+    <w:p>
+      <w:pPr>
+        <w:pStyle w:val="ListParagraph"/>
+        <w:numPr>
+          <w:ilvl w:val="0"/>
+          <w:numId w:val="6"/>
+        </w:numPr>
+        <w:rPr>
+          <w:rFonts w:ascii="Calibri" w:hAnsi="Calibri" w:cs="Calibri"/>
+        </w:rPr>
+      </w:pPr>
+      <w:r>
+        <w:rPr>
+          <w:rFonts w:ascii="Calibri" w:hAnsi="Calibri" w:cs="Calibri" w:hint="eastAsia"/>
+        </w:rPr>
+        <w:t xml:space="preserve">In my ER diagram and relation schema, </w:t>
+      </w:r>
+      <w:r>
+        <w:rPr>
+          <w:rFonts w:ascii="Calibri" w:hAnsi="Calibri" w:cs="Calibri"/>
+        </w:rPr>
+        <w:t>“</w:t>
+      </w:r>
+      <w:r>
+        <w:rPr>
+          <w:rFonts w:ascii="Calibri" w:hAnsi="Calibri" w:cs="Calibri" w:hint="eastAsia"/>
+        </w:rPr>
+        <w:t>Seats</w:t>
+      </w:r>
+      <w:r>
+        <w:rPr>
+          <w:rFonts w:ascii="Calibri" w:hAnsi="Calibri" w:cs="Calibri"/>
+        </w:rPr>
+        <w:t>”</w:t>
+      </w:r>
+      <w:r>
+        <w:rPr>
+          <w:rFonts w:ascii="Calibri" w:hAnsi="Calibri" w:cs="Calibri" w:hint="eastAsia"/>
+        </w:rPr>
+        <w:t xml:space="preserve"> means physical seats, and </w:t>
+      </w:r>
+      <w:r>
+        <w:rPr>
+          <w:rFonts w:ascii="Calibri" w:hAnsi="Calibri" w:cs="Calibri"/>
+        </w:rPr>
+        <w:t>“</w:t>
+      </w:r>
+      <w:r>
+        <w:rPr>
+          <w:rFonts w:ascii="Calibri" w:hAnsi="Calibri" w:cs="Calibri" w:hint="eastAsia"/>
+        </w:rPr>
+        <w:t>General_sections</w:t>
+      </w:r>
+      <w:r>
+        <w:rPr>
+          <w:rFonts w:ascii="Calibri" w:hAnsi="Calibri" w:cs="Calibri"/>
+        </w:rPr>
+        <w:t>”</w:t>
+      </w:r>
+      <w:r>
+        <w:rPr>
+          <w:rFonts w:ascii="Calibri" w:hAnsi="Calibri" w:cs="Calibri" w:hint="eastAsia"/>
+        </w:rPr>
+        <w:t xml:space="preserve"> means physical general sections. A problem is, if a Reserved_ticket is related with a Seat, or a General_ticket is related with a General_section, how does it relate to the conceptual seat</w:t>
+      </w:r>
+      <w:r>
+        <w:rPr>
+          <w:rFonts w:ascii="Calibri" w:hAnsi="Calibri" w:cs="Calibri" w:hint="eastAsia"/>
+        </w:rPr>
+        <w:t>/section</w:t>
+      </w:r>
+      <w:r>
+        <w:rPr>
+          <w:rFonts w:ascii="Calibri" w:hAnsi="Calibri" w:cs="Calibri" w:hint="eastAsia"/>
+        </w:rPr>
+        <w:t xml:space="preserve"> in a specific performance</w:t>
+      </w:r>
+      <w:r>
+        <w:rPr>
+          <w:rFonts w:ascii="Calibri" w:hAnsi="Calibri" w:cs="Calibri" w:hint="eastAsia"/>
+        </w:rPr>
+        <w:t xml:space="preserve"> as they should? </w:t>
+      </w:r>
+      <w:r>
+        <w:rPr>
+          <w:rFonts w:ascii="Calibri" w:hAnsi="Calibri" w:cs="Calibri" w:hint="eastAsia"/>
+        </w:rPr>
+        <w:t>The answer is, the Tickets records Orders OID, and Orders records Performance PID, so given a Ticket there is a way to know its assigned space in a performance.</w:t>
+      </w:r>
+    </w:p>
+    <w:p>
+      <w:pPr>
+        <w:pStyle w:val="ListParagraph"/>
+        <w:numPr>
+          <w:ilvl w:val="0"/>
+          <w:numId w:val="6"/>
+        </w:numPr>
+        <w:rPr>
+          <w:rFonts w:ascii="Calibri" w:hAnsi="Calibri" w:cs="Calibri"/>
+        </w:rPr>
+      </w:pPr>
+      <w:r>
+        <w:rPr>
+          <w:rFonts w:ascii="Calibri" w:hAnsi="Calibri" w:cs="Calibri" w:hint="eastAsia"/>
+        </w:rPr>
+        <w:t>Another problem is whether a Price tier belongs to a physical section in a Venue, or a Performance. According to the handout, the same physical section may be assigned different price tiers in different performances.</w:t>
+      </w:r>
+      <w:r>
+        <w:rPr>
+          <w:rFonts w:ascii="Calibri" w:hAnsi="Calibri" w:cs="Calibri" w:hint="eastAsia"/>
+        </w:rPr>
+        <w:t xml:space="preserve"> So my solution let Price_tiers be a weak </w:t>
+      </w:r>
+      <w:r>
+        <w:rPr>
+          <w:rFonts w:ascii="Calibri" w:hAnsi="Calibri" w:cs="Calibri" w:hint="eastAsia"/>
+        </w:rPr>
+        <w:t xml:space="preserve">entity </w:t>
+      </w:r>
+      <w:r>
+        <w:rPr>
+          <w:rFonts w:ascii="Calibri" w:hAnsi="Calibri" w:cs="Calibri" w:hint="eastAsia"/>
+        </w:rPr>
+        <w:t>set under Performances</w:t>
+      </w:r>
+      <w:r>
+        <w:rPr>
+          <w:rFonts w:ascii="Calibri" w:hAnsi="Calibri" w:cs="Calibri" w:hint="eastAsia"/>
+        </w:rPr>
+        <w:t xml:space="preserve">. It has </w:t>
+      </w:r>
+      <w:r>
+        <w:rPr>
+          <w:rFonts w:ascii="Calibri" w:hAnsi="Calibri" w:cs="Calibri" w:hint="eastAsia"/>
+        </w:rPr>
+        <w:t>1-many relationship with physical Sections</w:t>
+      </w:r>
+      <w:r>
+        <w:rPr>
+          <w:rFonts w:ascii="Calibri" w:hAnsi="Calibri" w:cs="Calibri" w:hint="eastAsia"/>
+        </w:rPr>
+        <w:t>.</w:t>
+      </w:r>
+    </w:p>
+    <w:p>
+      <w:pPr>
+        <w:pStyle w:val="ListParagraph"/>
+        <w:numPr>
+          <w:ilvl w:val="0"/>
+          <w:numId w:val="6"/>
+        </w:numPr>
+        <w:rPr>
+          <w:rFonts w:ascii="Calibri" w:hAnsi="Calibri" w:cs="Calibri"/>
+        </w:rPr>
+      </w:pPr>
+      <w:r>
+        <w:rPr>
+          <w:rFonts w:ascii="Calibri" w:hAnsi="Calibri" w:cs="Calibri" w:hint="eastAsia"/>
+        </w:rPr>
+        <w:t xml:space="preserve">I also thought about what </w:t>
+      </w:r>
+      <w:r>
+        <w:rPr>
+          <w:rFonts w:ascii="Calibri" w:hAnsi="Calibri" w:cs="Calibri"/>
+        </w:rPr>
+        <w:t>“</w:t>
+      </w:r>
+      <w:r>
+        <w:rPr>
+          <w:rFonts w:ascii="Calibri" w:hAnsi="Calibri" w:cs="Calibri" w:hint="eastAsia"/>
+        </w:rPr>
+        <w:t>Block</w:t>
+      </w:r>
+      <w:r>
+        <w:rPr>
+          <w:rFonts w:ascii="Calibri" w:hAnsi="Calibri" w:cs="Calibri"/>
+        </w:rPr>
+        <w:t>”</w:t>
+      </w:r>
+      <w:r>
+        <w:rPr>
+          <w:rFonts w:ascii="Calibri" w:hAnsi="Calibri" w:cs="Calibri" w:hint="eastAsia"/>
+        </w:rPr>
+        <w:t xml:space="preserve"> (blocking a reserved seat in a performance) should contain. In my solution, </w:t>
+      </w:r>
+      <w:r>
+        <w:rPr>
+          <w:rFonts w:ascii="Calibri" w:hAnsi="Calibri" w:cs="Calibri"/>
+        </w:rPr>
+        <w:t>“</w:t>
+      </w:r>
+      <w:r>
+        <w:rPr>
+          <w:rFonts w:ascii="Calibri" w:hAnsi="Calibri" w:cs="Calibri" w:hint="eastAsia"/>
+        </w:rPr>
+        <w:t>Block</w:t>
+      </w:r>
+      <w:r>
+        <w:rPr>
+          <w:rFonts w:ascii="Calibri" w:hAnsi="Calibri" w:cs="Calibri"/>
+        </w:rPr>
+        <w:t>”</w:t>
+      </w:r>
+      <w:r>
+        <w:rPr>
+          <w:rFonts w:ascii="Calibri" w:hAnsi="Calibri" w:cs="Calibri" w:hint="eastAsia"/>
+        </w:rPr>
+        <w:t xml:space="preserve"> doesn</w:t>
+      </w:r>
+      <w:r>
+        <w:rPr>
+          <w:rFonts w:ascii="Calibri" w:hAnsi="Calibri" w:cs="Calibri"/>
+        </w:rPr>
+        <w:t>’</w:t>
+      </w:r>
+      <w:r>
+        <w:rPr>
+          <w:rFonts w:ascii="Calibri" w:hAnsi="Calibri" w:cs="Calibri" w:hint="eastAsia"/>
+        </w:rPr>
+        <w:t xml:space="preserve">t record Venue name, even though Section is a weak entity set under Venue. That is because </w:t>
+      </w:r>
+      <w:r>
+        <w:rPr>
+          <w:rFonts w:ascii="Calibri" w:hAnsi="Calibri" w:cs="Calibri"/>
+        </w:rPr>
+        <w:t>“</w:t>
+      </w:r>
+      <w:r>
+        <w:rPr>
+          <w:rFonts w:ascii="Calibri" w:hAnsi="Calibri" w:cs="Calibri" w:hint="eastAsia"/>
+        </w:rPr>
+        <w:t>Block</w:t>
+      </w:r>
+      <w:r>
+        <w:rPr>
+          <w:rFonts w:ascii="Calibri" w:hAnsi="Calibri" w:cs="Calibri"/>
+        </w:rPr>
+        <w:t>”</w:t>
+      </w:r>
+      <w:r>
+        <w:rPr>
+          <w:rFonts w:ascii="Calibri" w:hAnsi="Calibri" w:cs="Calibri" w:hint="eastAsia"/>
+        </w:rPr>
+        <w:t xml:space="preserve"> has PID, and Performance has many-1 relationship with Venues. Knowing the PID is sufficient for knowing the Venue name.</w:t>
+      </w:r>
+      <w:r>
+        <w:rPr>
+          <w:rFonts w:ascii="Calibri" w:hAnsi="Calibri" w:cs="Calibri" w:hint="eastAsia"/>
+        </w:rPr>
+        <w:t xml:space="preserve"> My solution eliminates redundancy</w:t>
+      </w:r>
+      <w:r>
+        <w:rPr>
+          <w:rFonts w:ascii="Calibri" w:hAnsi="Calibri" w:cs="Calibri" w:hint="eastAsia"/>
+        </w:rPr>
+        <w:t>.</w:t>
+      </w:r>
+    </w:p>
+    <w:p>
+      <w:pPr>
+        <w:pStyle w:val="ListParagraph"/>
+        <w:numPr>
+          <w:ilvl w:val="0"/>
+          <w:numId w:val="6"/>
+        </w:numPr>
+        <w:rPr>
+          <w:rFonts w:ascii="Calibri" w:hAnsi="Calibri" w:cs="Calibri"/>
+        </w:rPr>
+      </w:pPr>
+      <w:r>
+        <w:rPr>
+          <w:rFonts w:ascii="Calibri" w:hAnsi="Calibri" w:cs="Calibri" w:hint="eastAsia"/>
+        </w:rPr>
+        <w:t>One hard problem is :</w:t>
+      </w:r>
+      <w:r>
+        <w:rPr>
+          <w:rFonts w:ascii="Calibri" w:hAnsi="Calibri" w:cs="Calibri" w:hint="eastAsia"/>
+        </w:rPr>
+        <w:t>What should a Listing look like</w:t>
+      </w:r>
+      <w:r>
+        <w:rPr>
+          <w:rFonts w:ascii="Calibri" w:hAnsi="Calibri" w:cs="Calibri" w:hint="eastAsia"/>
+        </w:rPr>
+        <w:t>?</w:t>
+      </w:r>
+      <w:r>
+        <w:rPr>
+          <w:rFonts w:ascii="Calibri" w:hAnsi="Calibri" w:cs="Calibri" w:hint="eastAsia"/>
+        </w:rPr>
+        <w:t xml:space="preserve"> At first I designed Listings to have 2 relationships to Customers, 1 listing and 1 buying. </w:t>
+      </w:r>
+      <w:r>
+        <w:rPr>
+          <w:rFonts w:ascii="Calibri" w:hAnsi="Calibri" w:cs="Calibri" w:hint="eastAsia"/>
+        </w:rPr>
+        <w:t>The relation schema should look like, Listings(</w:t>
+      </w:r>
+      <w:r>
+        <w:rPr>
+          <w:rFonts w:ascii="Calibri" w:hAnsi="Calibri" w:cs="Calibri" w:hint="eastAsia"/>
+        </w:rPr>
+        <w:t xml:space="preserve">lid, </w:t>
+      </w:r>
+      <w:r>
+        <w:rPr>
+          <w:rFonts w:ascii="Calibri" w:hAnsi="Calibri" w:cs="Calibri" w:hint="eastAsia"/>
+        </w:rPr>
+        <w:t>price, datetime, seller_id</w:t>
+      </w:r>
+      <w:r>
+        <w:rPr>
+          <w:rFonts w:ascii="Calibri" w:hAnsi="Calibri" w:cs="Calibri" w:hint="eastAsia"/>
+        </w:rPr>
+        <w:t>, withdrawn</w:t>
+      </w:r>
+      <w:r>
+        <w:rPr>
+          <w:rFonts w:ascii="Calibri" w:hAnsi="Calibri" w:cs="Calibri" w:hint="eastAsia"/>
+        </w:rPr>
+        <w:t>), Purchase_listing(</w:t>
+      </w:r>
+      <w:r>
+        <w:rPr>
+          <w:rFonts w:ascii="Calibri" w:hAnsi="Calibri" w:cs="Calibri" w:hint="eastAsia"/>
+        </w:rPr>
+        <w:t xml:space="preserve">lid, </w:t>
+      </w:r>
+      <w:r>
+        <w:rPr>
+          <w:rFonts w:ascii="Calibri" w:hAnsi="Calibri" w:cs="Calibri" w:hint="eastAsia"/>
+        </w:rPr>
+        <w:t>buyer_id</w:t>
+      </w:r>
+      <w:r>
+        <w:rPr>
+          <w:rFonts w:ascii="Calibri" w:hAnsi="Calibri" w:cs="Calibri" w:hint="eastAsia"/>
+        </w:rPr>
+        <w:t xml:space="preserve">, </w:t>
+      </w:r>
+      <w:r>
+        <w:rPr>
+          <w:rFonts w:ascii="Calibri" w:hAnsi="Calibri" w:cs="Calibri" w:hint="eastAsia"/>
+        </w:rPr>
+        <w:t xml:space="preserve">datetime). </w:t>
+      </w:r>
+      <w:r>
+        <w:rPr>
+          <w:rFonts w:ascii="Calibri" w:hAnsi="Calibri" w:cs="Calibri" w:hint="eastAsia"/>
+        </w:rPr>
+        <w:t>Then I decided to combine them in 1 because 1 listing should be paired up with 1 buying, or no buying</w:t>
+      </w:r>
+      <w:r>
+        <w:rPr>
+          <w:rFonts w:ascii="Calibri" w:hAnsi="Calibri" w:cs="Calibri" w:hint="eastAsia"/>
+        </w:rPr>
+        <w:t>. Listings(lid</w:t>
+      </w:r>
+      <w:r>
+        <w:rPr>
+          <w:rFonts w:ascii="Calibri" w:hAnsi="Calibri" w:cs="Calibri" w:hint="eastAsia"/>
+        </w:rPr>
+        <w:t xml:space="preserve">, tid, </w:t>
+      </w:r>
+      <w:r>
+        <w:rPr>
+          <w:rFonts w:ascii="Calibri" w:hAnsi="Calibri" w:cs="Calibri" w:hint="eastAsia"/>
+        </w:rPr>
+        <w:t xml:space="preserve">seller_id, </w:t>
+      </w:r>
+      <w:r>
+        <w:rPr>
+          <w:rFonts w:ascii="Calibri" w:hAnsi="Calibri" w:cs="Calibri" w:hint="eastAsia"/>
+        </w:rPr>
+        <w:t>list_datetime, price, withdraw_datetime, buyer_id, trans_datetime) in my current design can store the same information</w:t>
+      </w:r>
+      <w:r>
+        <w:rPr>
+          <w:rFonts w:ascii="Calibri" w:hAnsi="Calibri" w:cs="Calibri" w:hint="eastAsia"/>
+        </w:rPr>
+        <w:t xml:space="preserve">, and some of (withdraw_datetime, buyer_id, trans_datetime) being NULL conveys the </w:t>
+      </w:r>
+      <w:r>
+        <w:rPr>
+          <w:rFonts w:ascii="Calibri" w:hAnsi="Calibri" w:cs="Calibri" w:hint="eastAsia"/>
+        </w:rPr>
+        <w:t xml:space="preserve">3 states of a Listing </w:t>
+      </w:r>
+      <w:r>
+        <w:rPr>
+          <w:rFonts w:ascii="Calibri" w:hAnsi="Calibri" w:cs="Calibri"/>
+        </w:rPr>
+        <w:t>–</w:t>
+      </w:r>
+      <w:r>
+        <w:rPr>
+          <w:rFonts w:ascii="Calibri" w:hAnsi="Calibri" w:cs="Calibri" w:hint="eastAsia"/>
+        </w:rPr>
+        <w:t xml:space="preserve"> Active, Withdrawn, Sold.</w:t>
+      </w:r>
     </w:p>
     <w:p>
       <w:pPr>
@@ -177,6 +797,7 @@
         <w:rPr>
           <w:rFonts w:ascii="Calibri" w:hAnsi="Calibri" w:cs="Calibri" w:hint="eastAsia"/>
         </w:rPr>
+        <w:lastRenderedPageBreak/>
         <w:t xml:space="preserve">Assumptions on </w:t>
       </w:r>
       <w:r>
@@ -219,7 +840,25 @@
         <w:rPr>
           <w:rFonts w:ascii="Calibri" w:hAnsi="Calibri" w:cs="Calibri" w:hint="eastAsia"/>
         </w:rPr>
-        <w:t>When any profile is deleted, the UID becomes not accessible, but the history (e.g. organizing and purchasing history) stays in database.</w:t>
+        <w:t>When any profile is deleted, the UID becomes not accessible, but the history (e.g. organizing and purchasing history) stays in database</w:t>
+      </w:r>
+      <w:r>
+        <w:rPr>
+          <w:rFonts w:ascii="Calibri" w:hAnsi="Calibri" w:cs="Calibri" w:hint="eastAsia"/>
+        </w:rPr>
+        <w:t>. If the User is a C</w:t>
+      </w:r>
+      <w:r>
+        <w:rPr>
+          <w:rFonts w:ascii="Calibri" w:hAnsi="Calibri" w:cs="Calibri"/>
+        </w:rPr>
+        <w:t>u</w:t>
+      </w:r>
+      <w:r>
+        <w:rPr>
+          <w:rFonts w:ascii="Calibri" w:hAnsi="Calibri" w:cs="Calibri" w:hint="eastAsia"/>
+        </w:rPr>
+        <w:t>stomer, all his Listings that are not withdrawn and not sold will be automatically withdrawn.</w:t>
       </w:r>
     </w:p>
     <w:p>
@@ -1489,6 +2128,13 @@
         </w:rPr>
         <w:t>FDs: uid -&gt; name, address, email, date-of-birth</w:t>
       </w:r>
+      <w:r>
+        <w:rPr>
+          <w:rFonts w:ascii="Calibri" w:hAnsi="Calibri" w:cs="Calibri" w:hint="eastAsia"/>
+          <w:color w:val="747474" w:themeColor="background2" w:themeShade="80"/>
+        </w:rPr>
+        <w:t>, deleted</w:t>
+      </w:r>
     </w:p>
     <w:p>
       <w:pPr>
@@ -3857,6 +4503,7 @@
         </w:rPr>
         <w:t xml:space="preserve">    </w:t>
       </w:r>
+      <w:proofErr w:type="spellStart"/>
       <w:r>
         <w:rPr>
           <w:rFonts w:ascii="Consolas" w:eastAsia="Times New Roman" w:hAnsi="Consolas" w:cs="Times New Roman"/>
@@ -3869,6 +4516,7 @@
         </w:rPr>
         <w:t>uid</w:t>
       </w:r>
+      <w:proofErr w:type="spellEnd"/>
       <w:r>
         <w:rPr>
           <w:rFonts w:ascii="Consolas" w:eastAsia="Times New Roman" w:hAnsi="Consolas" w:cs="Times New Roman"/>
@@ -4307,7 +4955,33 @@
           <w:szCs w:val="21"/>
           <w14:ligatures w14:val="none"/>
         </w:rPr>
-        <w:t>    date_of_birth  </w:t>
+        <w:t xml:space="preserve">    </w:t>
+      </w:r>
+      <w:proofErr w:type="spellStart"/>
+      <w:r>
+        <w:rPr>
+          <w:rFonts w:ascii="Consolas" w:eastAsia="Times New Roman" w:hAnsi="Consolas" w:cs="Times New Roman"/>
+          <w:noProof w:val="0"/>
+          <w:color w:val="BBBEBF"/>
+          <w:kern w:val="0"/>
+          <w:sz w:val="21"/>
+          <w:szCs w:val="21"/>
+          <w14:ligatures w14:val="none"/>
+        </w:rPr>
+        <w:t>date_of_birth</w:t>
+      </w:r>
+      <w:proofErr w:type="spellEnd"/>
+      <w:r>
+        <w:rPr>
+          <w:rFonts w:ascii="Consolas" w:eastAsia="Times New Roman" w:hAnsi="Consolas" w:cs="Times New Roman"/>
+          <w:noProof w:val="0"/>
+          <w:color w:val="BBBEBF"/>
+          <w:kern w:val="0"/>
+          <w:sz w:val="21"/>
+          <w:szCs w:val="21"/>
+          <w14:ligatures w14:val="none"/>
+        </w:rPr>
+        <w:t xml:space="preserve">  </w:t>
       </w:r>
       <w:r>
         <w:rPr>
@@ -4846,6 +5520,7 @@
         </w:rPr>
         <w:t xml:space="preserve">    </w:t>
       </w:r>
+      <w:proofErr w:type="spellStart"/>
       <w:r>
         <w:rPr>
           <w:rFonts w:ascii="Consolas" w:eastAsia="Times New Roman" w:hAnsi="Consolas" w:cs="Times New Roman"/>
@@ -4858,6 +5533,7 @@
         </w:rPr>
         <w:t>uid</w:t>
       </w:r>
+      <w:proofErr w:type="spellEnd"/>
       <w:r>
         <w:rPr>
           <w:rFonts w:ascii="Consolas" w:eastAsia="Times New Roman" w:hAnsi="Consolas" w:cs="Times New Roman"/>
@@ -4945,7 +5621,33 @@
           <w:szCs w:val="21"/>
           <w14:ligatures w14:val="none"/>
         </w:rPr>
-        <w:t xml:space="preserve">    payment_card   </w:t>
+        <w:t xml:space="preserve">    </w:t>
+      </w:r>
+      <w:proofErr w:type="spellStart"/>
+      <w:r>
+        <w:rPr>
+          <w:rFonts w:ascii="Consolas" w:eastAsia="Times New Roman" w:hAnsi="Consolas" w:cs="Times New Roman"/>
+          <w:noProof w:val="0"/>
+          <w:color w:val="BBBEBF"/>
+          <w:kern w:val="0"/>
+          <w:sz w:val="21"/>
+          <w:szCs w:val="21"/>
+          <w14:ligatures w14:val="none"/>
+        </w:rPr>
+        <w:t>payment_card</w:t>
+      </w:r>
+      <w:proofErr w:type="spellEnd"/>
+      <w:r>
+        <w:rPr>
+          <w:rFonts w:ascii="Consolas" w:eastAsia="Times New Roman" w:hAnsi="Consolas" w:cs="Times New Roman"/>
+          <w:noProof w:val="0"/>
+          <w:color w:val="BBBEBF"/>
+          <w:kern w:val="0"/>
+          <w:sz w:val="21"/>
+          <w:szCs w:val="21"/>
+          <w14:ligatures w14:val="none"/>
+        </w:rPr>
+        <w:t xml:space="preserve">   </w:t>
       </w:r>
       <w:r>
         <w:rPr>
@@ -5072,6 +5774,7 @@
         </w:rPr>
         <w:t xml:space="preserve"> (</w:t>
       </w:r>
+      <w:proofErr w:type="spellStart"/>
       <w:r>
         <w:rPr>
           <w:rFonts w:ascii="Consolas" w:eastAsia="Times New Roman" w:hAnsi="Consolas" w:cs="Times New Roman"/>
@@ -5084,6 +5787,7 @@
         </w:rPr>
         <w:t>uid</w:t>
       </w:r>
+      <w:proofErr w:type="spellEnd"/>
       <w:r>
         <w:rPr>
           <w:rFonts w:ascii="Consolas" w:eastAsia="Times New Roman" w:hAnsi="Consolas" w:cs="Times New Roman"/>
@@ -5120,6 +5824,7 @@
         </w:rPr>
         <w:t xml:space="preserve"> Users(</w:t>
       </w:r>
+      <w:proofErr w:type="spellStart"/>
       <w:r>
         <w:rPr>
           <w:rFonts w:ascii="Consolas" w:eastAsia="Times New Roman" w:hAnsi="Consolas" w:cs="Times New Roman"/>
@@ -5132,6 +5837,7 @@
         </w:rPr>
         <w:t>uid</w:t>
       </w:r>
+      <w:proofErr w:type="spellEnd"/>
       <w:r>
         <w:rPr>
           <w:rFonts w:ascii="Consolas" w:eastAsia="Times New Roman" w:hAnsi="Consolas" w:cs="Times New Roman"/>
@@ -5349,6 +6055,7 @@
         </w:rPr>
         <w:t xml:space="preserve">    </w:t>
       </w:r>
+      <w:proofErr w:type="spellStart"/>
       <w:r>
         <w:rPr>
           <w:rFonts w:ascii="Consolas" w:eastAsia="Times New Roman" w:hAnsi="Consolas" w:cs="Times New Roman"/>
@@ -5361,6 +6068,7 @@
         </w:rPr>
         <w:t>uid</w:t>
       </w:r>
+      <w:proofErr w:type="spellEnd"/>
       <w:r>
         <w:rPr>
           <w:rFonts w:ascii="Consolas" w:eastAsia="Times New Roman" w:hAnsi="Consolas" w:cs="Times New Roman"/>
@@ -5474,6 +6182,7 @@
         </w:rPr>
         <w:t xml:space="preserve"> (</w:t>
       </w:r>
+      <w:proofErr w:type="spellStart"/>
       <w:r>
         <w:rPr>
           <w:rFonts w:ascii="Consolas" w:eastAsia="Times New Roman" w:hAnsi="Consolas" w:cs="Times New Roman"/>
@@ -5486,6 +6195,7 @@
         </w:rPr>
         <w:t>uid</w:t>
       </w:r>
+      <w:proofErr w:type="spellEnd"/>
       <w:r>
         <w:rPr>
           <w:rFonts w:ascii="Consolas" w:eastAsia="Times New Roman" w:hAnsi="Consolas" w:cs="Times New Roman"/>
@@ -5522,6 +6232,7 @@
         </w:rPr>
         <w:t xml:space="preserve"> Users(</w:t>
       </w:r>
+      <w:proofErr w:type="spellStart"/>
       <w:r>
         <w:rPr>
           <w:rFonts w:ascii="Consolas" w:eastAsia="Times New Roman" w:hAnsi="Consolas" w:cs="Times New Roman"/>
@@ -5534,6 +6245,7 @@
         </w:rPr>
         <w:t>uid</w:t>
       </w:r>
+      <w:proofErr w:type="spellEnd"/>
       <w:r>
         <w:rPr>
           <w:rFonts w:ascii="Consolas" w:eastAsia="Times New Roman" w:hAnsi="Consolas" w:cs="Times New Roman"/>
@@ -6580,7 +7292,33 @@
           <w:szCs w:val="21"/>
           <w14:ligatures w14:val="none"/>
         </w:rPr>
-        <w:t>    postal_code    </w:t>
+        <w:t xml:space="preserve">    </w:t>
+      </w:r>
+      <w:proofErr w:type="spellStart"/>
+      <w:r>
+        <w:rPr>
+          <w:rFonts w:ascii="Consolas" w:eastAsia="Times New Roman" w:hAnsi="Consolas" w:cs="Times New Roman"/>
+          <w:noProof w:val="0"/>
+          <w:color w:val="BBBEBF"/>
+          <w:kern w:val="0"/>
+          <w:sz w:val="21"/>
+          <w:szCs w:val="21"/>
+          <w14:ligatures w14:val="none"/>
+        </w:rPr>
+        <w:t>postal_code</w:t>
+      </w:r>
+      <w:proofErr w:type="spellEnd"/>
+      <w:r>
+        <w:rPr>
+          <w:rFonts w:ascii="Consolas" w:eastAsia="Times New Roman" w:hAnsi="Consolas" w:cs="Times New Roman"/>
+          <w:noProof w:val="0"/>
+          <w:color w:val="BBBEBF"/>
+          <w:kern w:val="0"/>
+          <w:sz w:val="21"/>
+          <w:szCs w:val="21"/>
+          <w14:ligatures w14:val="none"/>
+        </w:rPr>
+        <w:t xml:space="preserve">    </w:t>
       </w:r>
       <w:r>
         <w:rPr>
@@ -7006,7 +7744,33 @@
           <w:szCs w:val="21"/>
           <w14:ligatures w14:val="none"/>
         </w:rPr>
-        <w:t>    eid            </w:t>
+        <w:t xml:space="preserve">    </w:t>
+      </w:r>
+      <w:proofErr w:type="spellStart"/>
+      <w:r>
+        <w:rPr>
+          <w:rFonts w:ascii="Consolas" w:eastAsia="Times New Roman" w:hAnsi="Consolas" w:cs="Times New Roman"/>
+          <w:noProof w:val="0"/>
+          <w:color w:val="BBBEBF"/>
+          <w:kern w:val="0"/>
+          <w:sz w:val="21"/>
+          <w:szCs w:val="21"/>
+          <w14:ligatures w14:val="none"/>
+        </w:rPr>
+        <w:t>eid</w:t>
+      </w:r>
+      <w:proofErr w:type="spellEnd"/>
+      <w:r>
+        <w:rPr>
+          <w:rFonts w:ascii="Consolas" w:eastAsia="Times New Roman" w:hAnsi="Consolas" w:cs="Times New Roman"/>
+          <w:noProof w:val="0"/>
+          <w:color w:val="BBBEBF"/>
+          <w:kern w:val="0"/>
+          <w:sz w:val="21"/>
+          <w:szCs w:val="21"/>
+          <w14:ligatures w14:val="none"/>
+        </w:rPr>
+        <w:t xml:space="preserve">            </w:t>
       </w:r>
       <w:r>
         <w:rPr>
@@ -7208,7 +7972,33 @@
           <w:szCs w:val="21"/>
           <w14:ligatures w14:val="none"/>
         </w:rPr>
-        <w:t xml:space="preserve">    resale_cap     </w:t>
+        <w:t xml:space="preserve">    </w:t>
+      </w:r>
+      <w:proofErr w:type="spellStart"/>
+      <w:r>
+        <w:rPr>
+          <w:rFonts w:ascii="Consolas" w:eastAsia="Times New Roman" w:hAnsi="Consolas" w:cs="Times New Roman"/>
+          <w:noProof w:val="0"/>
+          <w:color w:val="BBBEBF"/>
+          <w:kern w:val="0"/>
+          <w:sz w:val="21"/>
+          <w:szCs w:val="21"/>
+          <w14:ligatures w14:val="none"/>
+        </w:rPr>
+        <w:t>resale_cap</w:t>
+      </w:r>
+      <w:proofErr w:type="spellEnd"/>
+      <w:r>
+        <w:rPr>
+          <w:rFonts w:ascii="Consolas" w:eastAsia="Times New Roman" w:hAnsi="Consolas" w:cs="Times New Roman"/>
+          <w:noProof w:val="0"/>
+          <w:color w:val="BBBEBF"/>
+          <w:kern w:val="0"/>
+          <w:sz w:val="21"/>
+          <w:szCs w:val="21"/>
+          <w14:ligatures w14:val="none"/>
+        </w:rPr>
+        <w:t xml:space="preserve">     </w:t>
       </w:r>
       <w:r>
         <w:rPr>
@@ -7335,6 +8125,7 @@
         </w:rPr>
         <w:t xml:space="preserve">    </w:t>
       </w:r>
+      <w:proofErr w:type="spellStart"/>
       <w:r>
         <w:rPr>
           <w:rFonts w:ascii="Consolas" w:eastAsia="Times New Roman" w:hAnsi="Consolas" w:cs="Times New Roman"/>
@@ -7347,6 +8138,7 @@
         </w:rPr>
         <w:t>uid</w:t>
       </w:r>
+      <w:proofErr w:type="spellEnd"/>
       <w:r>
         <w:rPr>
           <w:rFonts w:ascii="Consolas" w:eastAsia="Times New Roman" w:hAnsi="Consolas" w:cs="Times New Roman"/>
@@ -7561,6 +8353,7 @@
         </w:rPr>
         <w:t xml:space="preserve"> (</w:t>
       </w:r>
+      <w:proofErr w:type="spellStart"/>
       <w:r>
         <w:rPr>
           <w:rFonts w:ascii="Consolas" w:eastAsia="Times New Roman" w:hAnsi="Consolas" w:cs="Times New Roman"/>
@@ -7573,6 +8366,7 @@
         </w:rPr>
         <w:t>uid</w:t>
       </w:r>
+      <w:proofErr w:type="spellEnd"/>
       <w:r>
         <w:rPr>
           <w:rFonts w:ascii="Consolas" w:eastAsia="Times New Roman" w:hAnsi="Consolas" w:cs="Times New Roman"/>
@@ -7609,6 +8403,7 @@
         </w:rPr>
         <w:t xml:space="preserve"> Organizers(</w:t>
       </w:r>
+      <w:proofErr w:type="spellStart"/>
       <w:r>
         <w:rPr>
           <w:rFonts w:ascii="Consolas" w:eastAsia="Times New Roman" w:hAnsi="Consolas" w:cs="Times New Roman"/>
@@ -7621,6 +8416,7 @@
         </w:rPr>
         <w:t>uid</w:t>
       </w:r>
+      <w:proofErr w:type="spellEnd"/>
       <w:r>
         <w:rPr>
           <w:rFonts w:ascii="Consolas" w:eastAsia="Times New Roman" w:hAnsi="Consolas" w:cs="Times New Roman"/>
@@ -7966,7 +8762,33 @@
           <w:szCs w:val="21"/>
           <w14:ligatures w14:val="none"/>
         </w:rPr>
-        <w:t>    pid            </w:t>
+        <w:t xml:space="preserve">    </w:t>
+      </w:r>
+      <w:proofErr w:type="spellStart"/>
+      <w:r>
+        <w:rPr>
+          <w:rFonts w:ascii="Consolas" w:eastAsia="Times New Roman" w:hAnsi="Consolas" w:cs="Times New Roman"/>
+          <w:noProof w:val="0"/>
+          <w:color w:val="BBBEBF"/>
+          <w:kern w:val="0"/>
+          <w:sz w:val="21"/>
+          <w:szCs w:val="21"/>
+          <w14:ligatures w14:val="none"/>
+        </w:rPr>
+        <w:t>pid</w:t>
+      </w:r>
+      <w:proofErr w:type="spellEnd"/>
+      <w:r>
+        <w:rPr>
+          <w:rFonts w:ascii="Consolas" w:eastAsia="Times New Roman" w:hAnsi="Consolas" w:cs="Times New Roman"/>
+          <w:noProof w:val="0"/>
+          <w:color w:val="BBBEBF"/>
+          <w:kern w:val="0"/>
+          <w:sz w:val="21"/>
+          <w:szCs w:val="21"/>
+          <w14:ligatures w14:val="none"/>
+        </w:rPr>
+        <w:t xml:space="preserve">            </w:t>
       </w:r>
       <w:r>
         <w:rPr>
@@ -8043,7 +8865,33 @@
           <w:szCs w:val="21"/>
           <w14:ligatures w14:val="none"/>
         </w:rPr>
-        <w:t>    eid            </w:t>
+        <w:t xml:space="preserve">    </w:t>
+      </w:r>
+      <w:proofErr w:type="spellStart"/>
+      <w:r>
+        <w:rPr>
+          <w:rFonts w:ascii="Consolas" w:eastAsia="Times New Roman" w:hAnsi="Consolas" w:cs="Times New Roman"/>
+          <w:noProof w:val="0"/>
+          <w:color w:val="BBBEBF"/>
+          <w:kern w:val="0"/>
+          <w:sz w:val="21"/>
+          <w:szCs w:val="21"/>
+          <w14:ligatures w14:val="none"/>
+        </w:rPr>
+        <w:t>eid</w:t>
+      </w:r>
+      <w:proofErr w:type="spellEnd"/>
+      <w:r>
+        <w:rPr>
+          <w:rFonts w:ascii="Consolas" w:eastAsia="Times New Roman" w:hAnsi="Consolas" w:cs="Times New Roman"/>
+          <w:noProof w:val="0"/>
+          <w:color w:val="BBBEBF"/>
+          <w:kern w:val="0"/>
+          <w:sz w:val="21"/>
+          <w:szCs w:val="21"/>
+          <w14:ligatures w14:val="none"/>
+        </w:rPr>
+        <w:t xml:space="preserve">            </w:t>
       </w:r>
       <w:r>
         <w:rPr>
@@ -8120,7 +8968,33 @@
           <w:szCs w:val="21"/>
           <w14:ligatures w14:val="none"/>
         </w:rPr>
-        <w:t xml:space="preserve">    cancel_datetime </w:t>
+        <w:t xml:space="preserve">    </w:t>
+      </w:r>
+      <w:proofErr w:type="spellStart"/>
+      <w:r>
+        <w:rPr>
+          <w:rFonts w:ascii="Consolas" w:eastAsia="Times New Roman" w:hAnsi="Consolas" w:cs="Times New Roman"/>
+          <w:noProof w:val="0"/>
+          <w:color w:val="BBBEBF"/>
+          <w:kern w:val="0"/>
+          <w:sz w:val="21"/>
+          <w:szCs w:val="21"/>
+          <w14:ligatures w14:val="none"/>
+        </w:rPr>
+        <w:t>cancel_datetime</w:t>
+      </w:r>
+      <w:proofErr w:type="spellEnd"/>
+      <w:r>
+        <w:rPr>
+          <w:rFonts w:ascii="Consolas" w:eastAsia="Times New Roman" w:hAnsi="Consolas" w:cs="Times New Roman"/>
+          <w:noProof w:val="0"/>
+          <w:color w:val="BBBEBF"/>
+          <w:kern w:val="0"/>
+          <w:sz w:val="21"/>
+          <w:szCs w:val="21"/>
+          <w14:ligatures w14:val="none"/>
+        </w:rPr>
+        <w:t xml:space="preserve"> </w:t>
       </w:r>
       <w:r>
         <w:rPr>
@@ -8247,6 +9121,7 @@
         </w:rPr>
         <w:t xml:space="preserve">       </w:t>
       </w:r>
+      <w:proofErr w:type="spellStart"/>
       <w:r>
         <w:rPr>
           <w:rFonts w:ascii="Consolas" w:eastAsia="Times New Roman" w:hAnsi="Consolas" w:cs="Times New Roman"/>
@@ -8259,6 +9134,7 @@
         </w:rPr>
         <w:t>DATETIME</w:t>
       </w:r>
+      <w:proofErr w:type="spellEnd"/>
       <w:r>
         <w:rPr>
           <w:rFonts w:ascii="Consolas" w:eastAsia="Times New Roman" w:hAnsi="Consolas" w:cs="Times New Roman"/>
@@ -8322,7 +9198,33 @@
           <w:szCs w:val="21"/>
           <w14:ligatures w14:val="none"/>
         </w:rPr>
-        <w:t xml:space="preserve">    venue_name     </w:t>
+        <w:t xml:space="preserve">    </w:t>
+      </w:r>
+      <w:proofErr w:type="spellStart"/>
+      <w:r>
+        <w:rPr>
+          <w:rFonts w:ascii="Consolas" w:eastAsia="Times New Roman" w:hAnsi="Consolas" w:cs="Times New Roman"/>
+          <w:noProof w:val="0"/>
+          <w:color w:val="BBBEBF"/>
+          <w:kern w:val="0"/>
+          <w:sz w:val="21"/>
+          <w:szCs w:val="21"/>
+          <w14:ligatures w14:val="none"/>
+        </w:rPr>
+        <w:t>venue_name</w:t>
+      </w:r>
+      <w:proofErr w:type="spellEnd"/>
+      <w:r>
+        <w:rPr>
+          <w:rFonts w:ascii="Consolas" w:eastAsia="Times New Roman" w:hAnsi="Consolas" w:cs="Times New Roman"/>
+          <w:noProof w:val="0"/>
+          <w:color w:val="BBBEBF"/>
+          <w:kern w:val="0"/>
+          <w:sz w:val="21"/>
+          <w:szCs w:val="21"/>
+          <w14:ligatures w14:val="none"/>
+        </w:rPr>
+        <w:t xml:space="preserve">     </w:t>
       </w:r>
       <w:r>
         <w:rPr>
@@ -8447,7 +9349,33 @@
           <w:szCs w:val="21"/>
           <w14:ligatures w14:val="none"/>
         </w:rPr>
-        <w:t xml:space="preserve"> (eid) </w:t>
+        <w:t xml:space="preserve"> (</w:t>
+      </w:r>
+      <w:proofErr w:type="spellStart"/>
+      <w:r>
+        <w:rPr>
+          <w:rFonts w:ascii="Consolas" w:eastAsia="Times New Roman" w:hAnsi="Consolas" w:cs="Times New Roman"/>
+          <w:noProof w:val="0"/>
+          <w:color w:val="BBBEBF"/>
+          <w:kern w:val="0"/>
+          <w:sz w:val="21"/>
+          <w:szCs w:val="21"/>
+          <w14:ligatures w14:val="none"/>
+        </w:rPr>
+        <w:t>eid</w:t>
+      </w:r>
+      <w:proofErr w:type="spellEnd"/>
+      <w:r>
+        <w:rPr>
+          <w:rFonts w:ascii="Consolas" w:eastAsia="Times New Roman" w:hAnsi="Consolas" w:cs="Times New Roman"/>
+          <w:noProof w:val="0"/>
+          <w:color w:val="BBBEBF"/>
+          <w:kern w:val="0"/>
+          <w:sz w:val="21"/>
+          <w:szCs w:val="21"/>
+          <w14:ligatures w14:val="none"/>
+        </w:rPr>
+        <w:t xml:space="preserve">) </w:t>
       </w:r>
       <w:r>
         <w:rPr>
@@ -8471,7 +9399,33 @@
           <w:szCs w:val="21"/>
           <w14:ligatures w14:val="none"/>
         </w:rPr>
-        <w:t xml:space="preserve"> Events(eid)</w:t>
+        <w:t xml:space="preserve"> Events(</w:t>
+      </w:r>
+      <w:proofErr w:type="spellStart"/>
+      <w:r>
+        <w:rPr>
+          <w:rFonts w:ascii="Consolas" w:eastAsia="Times New Roman" w:hAnsi="Consolas" w:cs="Times New Roman"/>
+          <w:noProof w:val="0"/>
+          <w:color w:val="BBBEBF"/>
+          <w:kern w:val="0"/>
+          <w:sz w:val="21"/>
+          <w:szCs w:val="21"/>
+          <w14:ligatures w14:val="none"/>
+        </w:rPr>
+        <w:t>eid</w:t>
+      </w:r>
+      <w:proofErr w:type="spellEnd"/>
+      <w:r>
+        <w:rPr>
+          <w:rFonts w:ascii="Consolas" w:eastAsia="Times New Roman" w:hAnsi="Consolas" w:cs="Times New Roman"/>
+          <w:noProof w:val="0"/>
+          <w:color w:val="BBBEBF"/>
+          <w:kern w:val="0"/>
+          <w:sz w:val="21"/>
+          <w:szCs w:val="21"/>
+          <w14:ligatures w14:val="none"/>
+        </w:rPr>
+        <w:t>)</w:t>
       </w:r>
     </w:p>
     <w:p>
@@ -8577,7 +9531,33 @@
           <w:szCs w:val="21"/>
           <w14:ligatures w14:val="none"/>
         </w:rPr>
-        <w:t xml:space="preserve"> (venue_name) </w:t>
+        <w:t xml:space="preserve"> (</w:t>
+      </w:r>
+      <w:proofErr w:type="spellStart"/>
+      <w:r>
+        <w:rPr>
+          <w:rFonts w:ascii="Consolas" w:eastAsia="Times New Roman" w:hAnsi="Consolas" w:cs="Times New Roman"/>
+          <w:noProof w:val="0"/>
+          <w:color w:val="BBBEBF"/>
+          <w:kern w:val="0"/>
+          <w:sz w:val="21"/>
+          <w:szCs w:val="21"/>
+          <w14:ligatures w14:val="none"/>
+        </w:rPr>
+        <w:t>venue_name</w:t>
+      </w:r>
+      <w:proofErr w:type="spellEnd"/>
+      <w:r>
+        <w:rPr>
+          <w:rFonts w:ascii="Consolas" w:eastAsia="Times New Roman" w:hAnsi="Consolas" w:cs="Times New Roman"/>
+          <w:noProof w:val="0"/>
+          <w:color w:val="BBBEBF"/>
+          <w:kern w:val="0"/>
+          <w:sz w:val="21"/>
+          <w:szCs w:val="21"/>
+          <w14:ligatures w14:val="none"/>
+        </w:rPr>
+        <w:t xml:space="preserve">) </w:t>
       </w:r>
       <w:r>
         <w:rPr>
@@ -8779,6 +9759,7 @@
         </w:rPr>
         <w:t xml:space="preserve"> </w:t>
       </w:r>
+      <w:proofErr w:type="spellStart"/>
       <w:r>
         <w:rPr>
           <w:rFonts w:ascii="Consolas" w:eastAsia="Times New Roman" w:hAnsi="Consolas" w:cs="Times New Roman"/>
@@ -8791,6 +9772,7 @@
         </w:rPr>
         <w:t>Price_tiers</w:t>
       </w:r>
+      <w:proofErr w:type="spellEnd"/>
       <w:r>
         <w:rPr>
           <w:rFonts w:ascii="Consolas" w:eastAsia="Times New Roman" w:hAnsi="Consolas" w:cs="Times New Roman"/>
@@ -8955,7 +9937,33 @@
           <w:szCs w:val="21"/>
           <w14:ligatures w14:val="none"/>
         </w:rPr>
-        <w:t>    pid            </w:t>
+        <w:t xml:space="preserve">    </w:t>
+      </w:r>
+      <w:proofErr w:type="spellStart"/>
+      <w:r>
+        <w:rPr>
+          <w:rFonts w:ascii="Consolas" w:eastAsia="Times New Roman" w:hAnsi="Consolas" w:cs="Times New Roman"/>
+          <w:noProof w:val="0"/>
+          <w:color w:val="BBBEBF"/>
+          <w:kern w:val="0"/>
+          <w:sz w:val="21"/>
+          <w:szCs w:val="21"/>
+          <w14:ligatures w14:val="none"/>
+        </w:rPr>
+        <w:t>pid</w:t>
+      </w:r>
+      <w:proofErr w:type="spellEnd"/>
+      <w:r>
+        <w:rPr>
+          <w:rFonts w:ascii="Consolas" w:eastAsia="Times New Roman" w:hAnsi="Consolas" w:cs="Times New Roman"/>
+          <w:noProof w:val="0"/>
+          <w:color w:val="BBBEBF"/>
+          <w:kern w:val="0"/>
+          <w:sz w:val="21"/>
+          <w:szCs w:val="21"/>
+          <w14:ligatures w14:val="none"/>
+        </w:rPr>
+        <w:t xml:space="preserve">            </w:t>
       </w:r>
       <w:r>
         <w:rPr>
@@ -9205,7 +10213,33 @@
           <w:szCs w:val="21"/>
           <w14:ligatures w14:val="none"/>
         </w:rPr>
-        <w:t>, pid),</w:t>
+        <w:t xml:space="preserve">, </w:t>
+      </w:r>
+      <w:proofErr w:type="spellStart"/>
+      <w:r>
+        <w:rPr>
+          <w:rFonts w:ascii="Consolas" w:eastAsia="Times New Roman" w:hAnsi="Consolas" w:cs="Times New Roman"/>
+          <w:noProof w:val="0"/>
+          <w:color w:val="BBBEBF"/>
+          <w:kern w:val="0"/>
+          <w:sz w:val="21"/>
+          <w:szCs w:val="21"/>
+          <w14:ligatures w14:val="none"/>
+        </w:rPr>
+        <w:t>pid</w:t>
+      </w:r>
+      <w:proofErr w:type="spellEnd"/>
+      <w:r>
+        <w:rPr>
+          <w:rFonts w:ascii="Consolas" w:eastAsia="Times New Roman" w:hAnsi="Consolas" w:cs="Times New Roman"/>
+          <w:noProof w:val="0"/>
+          <w:color w:val="BBBEBF"/>
+          <w:kern w:val="0"/>
+          <w:sz w:val="21"/>
+          <w:szCs w:val="21"/>
+          <w14:ligatures w14:val="none"/>
+        </w:rPr>
+        <w:t>),</w:t>
       </w:r>
     </w:p>
     <w:p>
@@ -9258,7 +10292,33 @@
           <w:szCs w:val="21"/>
           <w14:ligatures w14:val="none"/>
         </w:rPr>
-        <w:t xml:space="preserve"> (pid) </w:t>
+        <w:t xml:space="preserve"> (</w:t>
+      </w:r>
+      <w:proofErr w:type="spellStart"/>
+      <w:r>
+        <w:rPr>
+          <w:rFonts w:ascii="Consolas" w:eastAsia="Times New Roman" w:hAnsi="Consolas" w:cs="Times New Roman"/>
+          <w:noProof w:val="0"/>
+          <w:color w:val="BBBEBF"/>
+          <w:kern w:val="0"/>
+          <w:sz w:val="21"/>
+          <w:szCs w:val="21"/>
+          <w14:ligatures w14:val="none"/>
+        </w:rPr>
+        <w:t>pid</w:t>
+      </w:r>
+      <w:proofErr w:type="spellEnd"/>
+      <w:r>
+        <w:rPr>
+          <w:rFonts w:ascii="Consolas" w:eastAsia="Times New Roman" w:hAnsi="Consolas" w:cs="Times New Roman"/>
+          <w:noProof w:val="0"/>
+          <w:color w:val="BBBEBF"/>
+          <w:kern w:val="0"/>
+          <w:sz w:val="21"/>
+          <w:szCs w:val="21"/>
+          <w14:ligatures w14:val="none"/>
+        </w:rPr>
+        <w:t xml:space="preserve">) </w:t>
       </w:r>
       <w:r>
         <w:rPr>
@@ -9282,7 +10342,33 @@
           <w:szCs w:val="21"/>
           <w14:ligatures w14:val="none"/>
         </w:rPr>
-        <w:t xml:space="preserve"> Performances(pid)</w:t>
+        <w:t xml:space="preserve"> Performances(</w:t>
+      </w:r>
+      <w:proofErr w:type="spellStart"/>
+      <w:r>
+        <w:rPr>
+          <w:rFonts w:ascii="Consolas" w:eastAsia="Times New Roman" w:hAnsi="Consolas" w:cs="Times New Roman"/>
+          <w:noProof w:val="0"/>
+          <w:color w:val="BBBEBF"/>
+          <w:kern w:val="0"/>
+          <w:sz w:val="21"/>
+          <w:szCs w:val="21"/>
+          <w14:ligatures w14:val="none"/>
+        </w:rPr>
+        <w:t>pid</w:t>
+      </w:r>
+      <w:proofErr w:type="spellEnd"/>
+      <w:r>
+        <w:rPr>
+          <w:rFonts w:ascii="Consolas" w:eastAsia="Times New Roman" w:hAnsi="Consolas" w:cs="Times New Roman"/>
+          <w:noProof w:val="0"/>
+          <w:color w:val="BBBEBF"/>
+          <w:kern w:val="0"/>
+          <w:sz w:val="21"/>
+          <w:szCs w:val="21"/>
+          <w14:ligatures w14:val="none"/>
+        </w:rPr>
+        <w:t>)</w:t>
       </w:r>
     </w:p>
     <w:p>
@@ -9612,7 +10698,33 @@
           <w:szCs w:val="21"/>
           <w14:ligatures w14:val="none"/>
         </w:rPr>
-        <w:t xml:space="preserve">    venue_name     </w:t>
+        <w:t xml:space="preserve">    </w:t>
+      </w:r>
+      <w:proofErr w:type="spellStart"/>
+      <w:r>
+        <w:rPr>
+          <w:rFonts w:ascii="Consolas" w:eastAsia="Times New Roman" w:hAnsi="Consolas" w:cs="Times New Roman"/>
+          <w:noProof w:val="0"/>
+          <w:color w:val="BBBEBF"/>
+          <w:kern w:val="0"/>
+          <w:sz w:val="21"/>
+          <w:szCs w:val="21"/>
+          <w14:ligatures w14:val="none"/>
+        </w:rPr>
+        <w:t>venue_name</w:t>
+      </w:r>
+      <w:proofErr w:type="spellEnd"/>
+      <w:r>
+        <w:rPr>
+          <w:rFonts w:ascii="Consolas" w:eastAsia="Times New Roman" w:hAnsi="Consolas" w:cs="Times New Roman"/>
+          <w:noProof w:val="0"/>
+          <w:color w:val="BBBEBF"/>
+          <w:kern w:val="0"/>
+          <w:sz w:val="21"/>
+          <w:szCs w:val="21"/>
+          <w14:ligatures w14:val="none"/>
+        </w:rPr>
+        <w:t xml:space="preserve">     </w:t>
       </w:r>
       <w:r>
         <w:rPr>
@@ -9761,7 +10873,33 @@
           <w:szCs w:val="21"/>
           <w14:ligatures w14:val="none"/>
         </w:rPr>
-        <w:t>, venue_name),</w:t>
+        <w:t xml:space="preserve">, </w:t>
+      </w:r>
+      <w:proofErr w:type="spellStart"/>
+      <w:r>
+        <w:rPr>
+          <w:rFonts w:ascii="Consolas" w:eastAsia="Times New Roman" w:hAnsi="Consolas" w:cs="Times New Roman"/>
+          <w:noProof w:val="0"/>
+          <w:color w:val="BBBEBF"/>
+          <w:kern w:val="0"/>
+          <w:sz w:val="21"/>
+          <w:szCs w:val="21"/>
+          <w14:ligatures w14:val="none"/>
+        </w:rPr>
+        <w:t>venue_name</w:t>
+      </w:r>
+      <w:proofErr w:type="spellEnd"/>
+      <w:r>
+        <w:rPr>
+          <w:rFonts w:ascii="Consolas" w:eastAsia="Times New Roman" w:hAnsi="Consolas" w:cs="Times New Roman"/>
+          <w:noProof w:val="0"/>
+          <w:color w:val="BBBEBF"/>
+          <w:kern w:val="0"/>
+          <w:sz w:val="21"/>
+          <w:szCs w:val="21"/>
+          <w14:ligatures w14:val="none"/>
+        </w:rPr>
+        <w:t>),</w:t>
       </w:r>
     </w:p>
     <w:p>
@@ -9814,7 +10952,33 @@
           <w:szCs w:val="21"/>
           <w14:ligatures w14:val="none"/>
         </w:rPr>
-        <w:t xml:space="preserve"> (venue_name) </w:t>
+        <w:t xml:space="preserve"> (</w:t>
+      </w:r>
+      <w:proofErr w:type="spellStart"/>
+      <w:r>
+        <w:rPr>
+          <w:rFonts w:ascii="Consolas" w:eastAsia="Times New Roman" w:hAnsi="Consolas" w:cs="Times New Roman"/>
+          <w:noProof w:val="0"/>
+          <w:color w:val="BBBEBF"/>
+          <w:kern w:val="0"/>
+          <w:sz w:val="21"/>
+          <w:szCs w:val="21"/>
+          <w14:ligatures w14:val="none"/>
+        </w:rPr>
+        <w:t>venue_name</w:t>
+      </w:r>
+      <w:proofErr w:type="spellEnd"/>
+      <w:r>
+        <w:rPr>
+          <w:rFonts w:ascii="Consolas" w:eastAsia="Times New Roman" w:hAnsi="Consolas" w:cs="Times New Roman"/>
+          <w:noProof w:val="0"/>
+          <w:color w:val="BBBEBF"/>
+          <w:kern w:val="0"/>
+          <w:sz w:val="21"/>
+          <w:szCs w:val="21"/>
+          <w14:ligatures w14:val="none"/>
+        </w:rPr>
+        <w:t xml:space="preserve">) </w:t>
       </w:r>
       <w:r>
         <w:rPr>
@@ -10016,6 +11180,7 @@
         </w:rPr>
         <w:t xml:space="preserve"> </w:t>
       </w:r>
+      <w:proofErr w:type="spellStart"/>
       <w:r>
         <w:rPr>
           <w:rFonts w:ascii="Consolas" w:eastAsia="Times New Roman" w:hAnsi="Consolas" w:cs="Times New Roman"/>
@@ -10028,6 +11193,7 @@
         </w:rPr>
         <w:t>Reserved_sections</w:t>
       </w:r>
+      <w:proofErr w:type="spellEnd"/>
       <w:r>
         <w:rPr>
           <w:rFonts w:ascii="Consolas" w:eastAsia="Times New Roman" w:hAnsi="Consolas" w:cs="Times New Roman"/>
@@ -10192,7 +11358,33 @@
           <w:szCs w:val="21"/>
           <w14:ligatures w14:val="none"/>
         </w:rPr>
-        <w:t xml:space="preserve">    venue_name     </w:t>
+        <w:t xml:space="preserve">    </w:t>
+      </w:r>
+      <w:proofErr w:type="spellStart"/>
+      <w:r>
+        <w:rPr>
+          <w:rFonts w:ascii="Consolas" w:eastAsia="Times New Roman" w:hAnsi="Consolas" w:cs="Times New Roman"/>
+          <w:noProof w:val="0"/>
+          <w:color w:val="BBBEBF"/>
+          <w:kern w:val="0"/>
+          <w:sz w:val="21"/>
+          <w:szCs w:val="21"/>
+          <w14:ligatures w14:val="none"/>
+        </w:rPr>
+        <w:t>venue_name</w:t>
+      </w:r>
+      <w:proofErr w:type="spellEnd"/>
+      <w:r>
+        <w:rPr>
+          <w:rFonts w:ascii="Consolas" w:eastAsia="Times New Roman" w:hAnsi="Consolas" w:cs="Times New Roman"/>
+          <w:noProof w:val="0"/>
+          <w:color w:val="BBBEBF"/>
+          <w:kern w:val="0"/>
+          <w:sz w:val="21"/>
+          <w:szCs w:val="21"/>
+          <w14:ligatures w14:val="none"/>
+        </w:rPr>
+        <w:t xml:space="preserve">     </w:t>
       </w:r>
       <w:r>
         <w:rPr>
@@ -10341,7 +11533,33 @@
           <w:szCs w:val="21"/>
           <w14:ligatures w14:val="none"/>
         </w:rPr>
-        <w:t>, venue_name),</w:t>
+        <w:t xml:space="preserve">, </w:t>
+      </w:r>
+      <w:proofErr w:type="spellStart"/>
+      <w:r>
+        <w:rPr>
+          <w:rFonts w:ascii="Consolas" w:eastAsia="Times New Roman" w:hAnsi="Consolas" w:cs="Times New Roman"/>
+          <w:noProof w:val="0"/>
+          <w:color w:val="BBBEBF"/>
+          <w:kern w:val="0"/>
+          <w:sz w:val="21"/>
+          <w:szCs w:val="21"/>
+          <w14:ligatures w14:val="none"/>
+        </w:rPr>
+        <w:t>venue_name</w:t>
+      </w:r>
+      <w:proofErr w:type="spellEnd"/>
+      <w:r>
+        <w:rPr>
+          <w:rFonts w:ascii="Consolas" w:eastAsia="Times New Roman" w:hAnsi="Consolas" w:cs="Times New Roman"/>
+          <w:noProof w:val="0"/>
+          <w:color w:val="BBBEBF"/>
+          <w:kern w:val="0"/>
+          <w:sz w:val="21"/>
+          <w:szCs w:val="21"/>
+          <w14:ligatures w14:val="none"/>
+        </w:rPr>
+        <w:t>),</w:t>
       </w:r>
     </w:p>
     <w:p>
@@ -10418,7 +11636,33 @@
           <w:szCs w:val="21"/>
           <w14:ligatures w14:val="none"/>
         </w:rPr>
-        <w:t xml:space="preserve">, venue_name) </w:t>
+        <w:t xml:space="preserve">, </w:t>
+      </w:r>
+      <w:proofErr w:type="spellStart"/>
+      <w:r>
+        <w:rPr>
+          <w:rFonts w:ascii="Consolas" w:eastAsia="Times New Roman" w:hAnsi="Consolas" w:cs="Times New Roman"/>
+          <w:noProof w:val="0"/>
+          <w:color w:val="BBBEBF"/>
+          <w:kern w:val="0"/>
+          <w:sz w:val="21"/>
+          <w:szCs w:val="21"/>
+          <w14:ligatures w14:val="none"/>
+        </w:rPr>
+        <w:t>venue_name</w:t>
+      </w:r>
+      <w:proofErr w:type="spellEnd"/>
+      <w:r>
+        <w:rPr>
+          <w:rFonts w:ascii="Consolas" w:eastAsia="Times New Roman" w:hAnsi="Consolas" w:cs="Times New Roman"/>
+          <w:noProof w:val="0"/>
+          <w:color w:val="BBBEBF"/>
+          <w:kern w:val="0"/>
+          <w:sz w:val="21"/>
+          <w:szCs w:val="21"/>
+          <w14:ligatures w14:val="none"/>
+        </w:rPr>
+        <w:t xml:space="preserve">) </w:t>
       </w:r>
       <w:r>
         <w:rPr>
@@ -10466,7 +11710,33 @@
           <w:szCs w:val="21"/>
           <w14:ligatures w14:val="none"/>
         </w:rPr>
-        <w:t>, venue_name)</w:t>
+        <w:t xml:space="preserve">, </w:t>
+      </w:r>
+      <w:proofErr w:type="spellStart"/>
+      <w:r>
+        <w:rPr>
+          <w:rFonts w:ascii="Consolas" w:eastAsia="Times New Roman" w:hAnsi="Consolas" w:cs="Times New Roman"/>
+          <w:noProof w:val="0"/>
+          <w:color w:val="BBBEBF"/>
+          <w:kern w:val="0"/>
+          <w:sz w:val="21"/>
+          <w:szCs w:val="21"/>
+          <w14:ligatures w14:val="none"/>
+        </w:rPr>
+        <w:t>venue_name</w:t>
+      </w:r>
+      <w:proofErr w:type="spellEnd"/>
+      <w:r>
+        <w:rPr>
+          <w:rFonts w:ascii="Consolas" w:eastAsia="Times New Roman" w:hAnsi="Consolas" w:cs="Times New Roman"/>
+          <w:noProof w:val="0"/>
+          <w:color w:val="BBBEBF"/>
+          <w:kern w:val="0"/>
+          <w:sz w:val="21"/>
+          <w:szCs w:val="21"/>
+          <w14:ligatures w14:val="none"/>
+        </w:rPr>
+        <w:t>)</w:t>
       </w:r>
     </w:p>
     <w:p>
@@ -10620,6 +11890,7 @@
         </w:rPr>
         <w:t xml:space="preserve"> </w:t>
       </w:r>
+      <w:proofErr w:type="spellStart"/>
       <w:r>
         <w:rPr>
           <w:rFonts w:ascii="Consolas" w:eastAsia="Times New Roman" w:hAnsi="Consolas" w:cs="Times New Roman"/>
@@ -10632,6 +11903,7 @@
         </w:rPr>
         <w:t>General_sections</w:t>
       </w:r>
+      <w:proofErr w:type="spellEnd"/>
       <w:r>
         <w:rPr>
           <w:rFonts w:ascii="Consolas" w:eastAsia="Times New Roman" w:hAnsi="Consolas" w:cs="Times New Roman"/>
@@ -10796,7 +12068,33 @@
           <w:szCs w:val="21"/>
           <w14:ligatures w14:val="none"/>
         </w:rPr>
-        <w:t xml:space="preserve">    venue_name     </w:t>
+        <w:t xml:space="preserve">    </w:t>
+      </w:r>
+      <w:proofErr w:type="spellStart"/>
+      <w:r>
+        <w:rPr>
+          <w:rFonts w:ascii="Consolas" w:eastAsia="Times New Roman" w:hAnsi="Consolas" w:cs="Times New Roman"/>
+          <w:noProof w:val="0"/>
+          <w:color w:val="BBBEBF"/>
+          <w:kern w:val="0"/>
+          <w:sz w:val="21"/>
+          <w:szCs w:val="21"/>
+          <w14:ligatures w14:val="none"/>
+        </w:rPr>
+        <w:t>venue_name</w:t>
+      </w:r>
+      <w:proofErr w:type="spellEnd"/>
+      <w:r>
+        <w:rPr>
+          <w:rFonts w:ascii="Consolas" w:eastAsia="Times New Roman" w:hAnsi="Consolas" w:cs="Times New Roman"/>
+          <w:noProof w:val="0"/>
+          <w:color w:val="BBBEBF"/>
+          <w:kern w:val="0"/>
+          <w:sz w:val="21"/>
+          <w:szCs w:val="21"/>
+          <w14:ligatures w14:val="none"/>
+        </w:rPr>
+        <w:t xml:space="preserve">     </w:t>
       </w:r>
       <w:r>
         <w:rPr>
@@ -10897,7 +12195,33 @@
           <w:szCs w:val="21"/>
           <w14:ligatures w14:val="none"/>
         </w:rPr>
-        <w:t xml:space="preserve">    total_capacity </w:t>
+        <w:t xml:space="preserve">    </w:t>
+      </w:r>
+      <w:proofErr w:type="spellStart"/>
+      <w:r>
+        <w:rPr>
+          <w:rFonts w:ascii="Consolas" w:eastAsia="Times New Roman" w:hAnsi="Consolas" w:cs="Times New Roman"/>
+          <w:noProof w:val="0"/>
+          <w:color w:val="BBBEBF"/>
+          <w:kern w:val="0"/>
+          <w:sz w:val="21"/>
+          <w:szCs w:val="21"/>
+          <w14:ligatures w14:val="none"/>
+        </w:rPr>
+        <w:t>total_capacity</w:t>
+      </w:r>
+      <w:proofErr w:type="spellEnd"/>
+      <w:r>
+        <w:rPr>
+          <w:rFonts w:ascii="Consolas" w:eastAsia="Times New Roman" w:hAnsi="Consolas" w:cs="Times New Roman"/>
+          <w:noProof w:val="0"/>
+          <w:color w:val="BBBEBF"/>
+          <w:kern w:val="0"/>
+          <w:sz w:val="21"/>
+          <w:szCs w:val="21"/>
+          <w14:ligatures w14:val="none"/>
+        </w:rPr>
+        <w:t xml:space="preserve"> </w:t>
       </w:r>
       <w:r>
         <w:rPr>
@@ -11022,7 +12346,33 @@
           <w:szCs w:val="21"/>
           <w14:ligatures w14:val="none"/>
         </w:rPr>
-        <w:t>, venue_name),</w:t>
+        <w:t xml:space="preserve">, </w:t>
+      </w:r>
+      <w:proofErr w:type="spellStart"/>
+      <w:r>
+        <w:rPr>
+          <w:rFonts w:ascii="Consolas" w:eastAsia="Times New Roman" w:hAnsi="Consolas" w:cs="Times New Roman"/>
+          <w:noProof w:val="0"/>
+          <w:color w:val="BBBEBF"/>
+          <w:kern w:val="0"/>
+          <w:sz w:val="21"/>
+          <w:szCs w:val="21"/>
+          <w14:ligatures w14:val="none"/>
+        </w:rPr>
+        <w:t>venue_name</w:t>
+      </w:r>
+      <w:proofErr w:type="spellEnd"/>
+      <w:r>
+        <w:rPr>
+          <w:rFonts w:ascii="Consolas" w:eastAsia="Times New Roman" w:hAnsi="Consolas" w:cs="Times New Roman"/>
+          <w:noProof w:val="0"/>
+          <w:color w:val="BBBEBF"/>
+          <w:kern w:val="0"/>
+          <w:sz w:val="21"/>
+          <w:szCs w:val="21"/>
+          <w14:ligatures w14:val="none"/>
+        </w:rPr>
+        <w:t>),</w:t>
       </w:r>
     </w:p>
     <w:p>
@@ -11099,7 +12449,33 @@
           <w:szCs w:val="21"/>
           <w14:ligatures w14:val="none"/>
         </w:rPr>
-        <w:t xml:space="preserve">, venue_name) </w:t>
+        <w:t xml:space="preserve">, </w:t>
+      </w:r>
+      <w:proofErr w:type="spellStart"/>
+      <w:r>
+        <w:rPr>
+          <w:rFonts w:ascii="Consolas" w:eastAsia="Times New Roman" w:hAnsi="Consolas" w:cs="Times New Roman"/>
+          <w:noProof w:val="0"/>
+          <w:color w:val="BBBEBF"/>
+          <w:kern w:val="0"/>
+          <w:sz w:val="21"/>
+          <w:szCs w:val="21"/>
+          <w14:ligatures w14:val="none"/>
+        </w:rPr>
+        <w:t>venue_name</w:t>
+      </w:r>
+      <w:proofErr w:type="spellEnd"/>
+      <w:r>
+        <w:rPr>
+          <w:rFonts w:ascii="Consolas" w:eastAsia="Times New Roman" w:hAnsi="Consolas" w:cs="Times New Roman"/>
+          <w:noProof w:val="0"/>
+          <w:color w:val="BBBEBF"/>
+          <w:kern w:val="0"/>
+          <w:sz w:val="21"/>
+          <w:szCs w:val="21"/>
+          <w14:ligatures w14:val="none"/>
+        </w:rPr>
+        <w:t xml:space="preserve">) </w:t>
       </w:r>
       <w:r>
         <w:rPr>
@@ -11147,7 +12523,33 @@
           <w:szCs w:val="21"/>
           <w14:ligatures w14:val="none"/>
         </w:rPr>
-        <w:t>, venue_name)</w:t>
+        <w:t xml:space="preserve">, </w:t>
+      </w:r>
+      <w:proofErr w:type="spellStart"/>
+      <w:r>
+        <w:rPr>
+          <w:rFonts w:ascii="Consolas" w:eastAsia="Times New Roman" w:hAnsi="Consolas" w:cs="Times New Roman"/>
+          <w:noProof w:val="0"/>
+          <w:color w:val="BBBEBF"/>
+          <w:kern w:val="0"/>
+          <w:sz w:val="21"/>
+          <w:szCs w:val="21"/>
+          <w14:ligatures w14:val="none"/>
+        </w:rPr>
+        <w:t>venue_name</w:t>
+      </w:r>
+      <w:proofErr w:type="spellEnd"/>
+      <w:r>
+        <w:rPr>
+          <w:rFonts w:ascii="Consolas" w:eastAsia="Times New Roman" w:hAnsi="Consolas" w:cs="Times New Roman"/>
+          <w:noProof w:val="0"/>
+          <w:color w:val="BBBEBF"/>
+          <w:kern w:val="0"/>
+          <w:sz w:val="21"/>
+          <w:szCs w:val="21"/>
+          <w14:ligatures w14:val="none"/>
+        </w:rPr>
+        <w:t>)</w:t>
       </w:r>
     </w:p>
     <w:p>
@@ -11453,7 +12855,33 @@
           <w:szCs w:val="21"/>
           <w14:ligatures w14:val="none"/>
         </w:rPr>
-        <w:t xml:space="preserve">    section_name   </w:t>
+        <w:t xml:space="preserve">    </w:t>
+      </w:r>
+      <w:proofErr w:type="spellStart"/>
+      <w:r>
+        <w:rPr>
+          <w:rFonts w:ascii="Consolas" w:eastAsia="Times New Roman" w:hAnsi="Consolas" w:cs="Times New Roman"/>
+          <w:noProof w:val="0"/>
+          <w:color w:val="BBBEBF"/>
+          <w:kern w:val="0"/>
+          <w:sz w:val="21"/>
+          <w:szCs w:val="21"/>
+          <w14:ligatures w14:val="none"/>
+        </w:rPr>
+        <w:t>section_name</w:t>
+      </w:r>
+      <w:proofErr w:type="spellEnd"/>
+      <w:r>
+        <w:rPr>
+          <w:rFonts w:ascii="Consolas" w:eastAsia="Times New Roman" w:hAnsi="Consolas" w:cs="Times New Roman"/>
+          <w:noProof w:val="0"/>
+          <w:color w:val="BBBEBF"/>
+          <w:kern w:val="0"/>
+          <w:sz w:val="21"/>
+          <w:szCs w:val="21"/>
+          <w14:ligatures w14:val="none"/>
+        </w:rPr>
+        <w:t xml:space="preserve">   </w:t>
       </w:r>
       <w:r>
         <w:rPr>
@@ -11554,7 +12982,33 @@
           <w:szCs w:val="21"/>
           <w14:ligatures w14:val="none"/>
         </w:rPr>
-        <w:t xml:space="preserve">    venue_name     </w:t>
+        <w:t xml:space="preserve">    </w:t>
+      </w:r>
+      <w:proofErr w:type="spellStart"/>
+      <w:r>
+        <w:rPr>
+          <w:rFonts w:ascii="Consolas" w:eastAsia="Times New Roman" w:hAnsi="Consolas" w:cs="Times New Roman"/>
+          <w:noProof w:val="0"/>
+          <w:color w:val="BBBEBF"/>
+          <w:kern w:val="0"/>
+          <w:sz w:val="21"/>
+          <w:szCs w:val="21"/>
+          <w14:ligatures w14:val="none"/>
+        </w:rPr>
+        <w:t>venue_name</w:t>
+      </w:r>
+      <w:proofErr w:type="spellEnd"/>
+      <w:r>
+        <w:rPr>
+          <w:rFonts w:ascii="Consolas" w:eastAsia="Times New Roman" w:hAnsi="Consolas" w:cs="Times New Roman"/>
+          <w:noProof w:val="0"/>
+          <w:color w:val="BBBEBF"/>
+          <w:kern w:val="0"/>
+          <w:sz w:val="21"/>
+          <w:szCs w:val="21"/>
+          <w14:ligatures w14:val="none"/>
+        </w:rPr>
+        <w:t xml:space="preserve">     </w:t>
       </w:r>
       <w:r>
         <w:rPr>
@@ -11703,7 +13157,59 @@
           <w:szCs w:val="21"/>
           <w14:ligatures w14:val="none"/>
         </w:rPr>
-        <w:t>, section_name, venue_name),</w:t>
+        <w:t xml:space="preserve">, </w:t>
+      </w:r>
+      <w:proofErr w:type="spellStart"/>
+      <w:r>
+        <w:rPr>
+          <w:rFonts w:ascii="Consolas" w:eastAsia="Times New Roman" w:hAnsi="Consolas" w:cs="Times New Roman"/>
+          <w:noProof w:val="0"/>
+          <w:color w:val="BBBEBF"/>
+          <w:kern w:val="0"/>
+          <w:sz w:val="21"/>
+          <w:szCs w:val="21"/>
+          <w14:ligatures w14:val="none"/>
+        </w:rPr>
+        <w:t>section_name</w:t>
+      </w:r>
+      <w:proofErr w:type="spellEnd"/>
+      <w:r>
+        <w:rPr>
+          <w:rFonts w:ascii="Consolas" w:eastAsia="Times New Roman" w:hAnsi="Consolas" w:cs="Times New Roman"/>
+          <w:noProof w:val="0"/>
+          <w:color w:val="BBBEBF"/>
+          <w:kern w:val="0"/>
+          <w:sz w:val="21"/>
+          <w:szCs w:val="21"/>
+          <w14:ligatures w14:val="none"/>
+        </w:rPr>
+        <w:t xml:space="preserve">, </w:t>
+      </w:r>
+      <w:proofErr w:type="spellStart"/>
+      <w:r>
+        <w:rPr>
+          <w:rFonts w:ascii="Consolas" w:eastAsia="Times New Roman" w:hAnsi="Consolas" w:cs="Times New Roman"/>
+          <w:noProof w:val="0"/>
+          <w:color w:val="BBBEBF"/>
+          <w:kern w:val="0"/>
+          <w:sz w:val="21"/>
+          <w:szCs w:val="21"/>
+          <w14:ligatures w14:val="none"/>
+        </w:rPr>
+        <w:t>venue_name</w:t>
+      </w:r>
+      <w:proofErr w:type="spellEnd"/>
+      <w:r>
+        <w:rPr>
+          <w:rFonts w:ascii="Consolas" w:eastAsia="Times New Roman" w:hAnsi="Consolas" w:cs="Times New Roman"/>
+          <w:noProof w:val="0"/>
+          <w:color w:val="BBBEBF"/>
+          <w:kern w:val="0"/>
+          <w:sz w:val="21"/>
+          <w:szCs w:val="21"/>
+          <w14:ligatures w14:val="none"/>
+        </w:rPr>
+        <w:t>),</w:t>
       </w:r>
     </w:p>
     <w:p>
@@ -11756,7 +13262,59 @@
           <w:szCs w:val="21"/>
           <w14:ligatures w14:val="none"/>
         </w:rPr>
-        <w:t xml:space="preserve"> (section_name, venue_name) </w:t>
+        <w:t xml:space="preserve"> (</w:t>
+      </w:r>
+      <w:proofErr w:type="spellStart"/>
+      <w:r>
+        <w:rPr>
+          <w:rFonts w:ascii="Consolas" w:eastAsia="Times New Roman" w:hAnsi="Consolas" w:cs="Times New Roman"/>
+          <w:noProof w:val="0"/>
+          <w:color w:val="BBBEBF"/>
+          <w:kern w:val="0"/>
+          <w:sz w:val="21"/>
+          <w:szCs w:val="21"/>
+          <w14:ligatures w14:val="none"/>
+        </w:rPr>
+        <w:t>section_name</w:t>
+      </w:r>
+      <w:proofErr w:type="spellEnd"/>
+      <w:r>
+        <w:rPr>
+          <w:rFonts w:ascii="Consolas" w:eastAsia="Times New Roman" w:hAnsi="Consolas" w:cs="Times New Roman"/>
+          <w:noProof w:val="0"/>
+          <w:color w:val="BBBEBF"/>
+          <w:kern w:val="0"/>
+          <w:sz w:val="21"/>
+          <w:szCs w:val="21"/>
+          <w14:ligatures w14:val="none"/>
+        </w:rPr>
+        <w:t xml:space="preserve">, </w:t>
+      </w:r>
+      <w:proofErr w:type="spellStart"/>
+      <w:r>
+        <w:rPr>
+          <w:rFonts w:ascii="Consolas" w:eastAsia="Times New Roman" w:hAnsi="Consolas" w:cs="Times New Roman"/>
+          <w:noProof w:val="0"/>
+          <w:color w:val="BBBEBF"/>
+          <w:kern w:val="0"/>
+          <w:sz w:val="21"/>
+          <w:szCs w:val="21"/>
+          <w14:ligatures w14:val="none"/>
+        </w:rPr>
+        <w:t>venue_name</w:t>
+      </w:r>
+      <w:proofErr w:type="spellEnd"/>
+      <w:r>
+        <w:rPr>
+          <w:rFonts w:ascii="Consolas" w:eastAsia="Times New Roman" w:hAnsi="Consolas" w:cs="Times New Roman"/>
+          <w:noProof w:val="0"/>
+          <w:color w:val="BBBEBF"/>
+          <w:kern w:val="0"/>
+          <w:sz w:val="21"/>
+          <w:szCs w:val="21"/>
+          <w14:ligatures w14:val="none"/>
+        </w:rPr>
+        <w:t xml:space="preserve">) </w:t>
       </w:r>
       <w:r>
         <w:rPr>
@@ -11780,7 +13338,33 @@
           <w:szCs w:val="21"/>
           <w14:ligatures w14:val="none"/>
         </w:rPr>
-        <w:t xml:space="preserve"> Reserved_sections(</w:t>
+        <w:t xml:space="preserve"> </w:t>
+      </w:r>
+      <w:proofErr w:type="spellStart"/>
+      <w:r>
+        <w:rPr>
+          <w:rFonts w:ascii="Consolas" w:eastAsia="Times New Roman" w:hAnsi="Consolas" w:cs="Times New Roman"/>
+          <w:noProof w:val="0"/>
+          <w:color w:val="BBBEBF"/>
+          <w:kern w:val="0"/>
+          <w:sz w:val="21"/>
+          <w:szCs w:val="21"/>
+          <w14:ligatures w14:val="none"/>
+        </w:rPr>
+        <w:t>Reserved_sections</w:t>
+      </w:r>
+      <w:proofErr w:type="spellEnd"/>
+      <w:r>
+        <w:rPr>
+          <w:rFonts w:ascii="Consolas" w:eastAsia="Times New Roman" w:hAnsi="Consolas" w:cs="Times New Roman"/>
+          <w:noProof w:val="0"/>
+          <w:color w:val="BBBEBF"/>
+          <w:kern w:val="0"/>
+          <w:sz w:val="21"/>
+          <w:szCs w:val="21"/>
+          <w14:ligatures w14:val="none"/>
+        </w:rPr>
+        <w:t>(</w:t>
       </w:r>
       <w:r>
         <w:rPr>
@@ -11804,7 +13388,33 @@
           <w:szCs w:val="21"/>
           <w14:ligatures w14:val="none"/>
         </w:rPr>
-        <w:t>, venue_name)</w:t>
+        <w:t xml:space="preserve">, </w:t>
+      </w:r>
+      <w:proofErr w:type="spellStart"/>
+      <w:r>
+        <w:rPr>
+          <w:rFonts w:ascii="Consolas" w:eastAsia="Times New Roman" w:hAnsi="Consolas" w:cs="Times New Roman"/>
+          <w:noProof w:val="0"/>
+          <w:color w:val="BBBEBF"/>
+          <w:kern w:val="0"/>
+          <w:sz w:val="21"/>
+          <w:szCs w:val="21"/>
+          <w14:ligatures w14:val="none"/>
+        </w:rPr>
+        <w:t>venue_name</w:t>
+      </w:r>
+      <w:proofErr w:type="spellEnd"/>
+      <w:r>
+        <w:rPr>
+          <w:rFonts w:ascii="Consolas" w:eastAsia="Times New Roman" w:hAnsi="Consolas" w:cs="Times New Roman"/>
+          <w:noProof w:val="0"/>
+          <w:color w:val="BBBEBF"/>
+          <w:kern w:val="0"/>
+          <w:sz w:val="21"/>
+          <w:szCs w:val="21"/>
+          <w14:ligatures w14:val="none"/>
+        </w:rPr>
+        <w:t>)</w:t>
       </w:r>
     </w:p>
     <w:p>
@@ -12187,7 +13797,33 @@
           <w:szCs w:val="21"/>
           <w14:ligatures w14:val="none"/>
         </w:rPr>
-        <w:t xml:space="preserve">    section_name   </w:t>
+        <w:t xml:space="preserve">    </w:t>
+      </w:r>
+      <w:proofErr w:type="spellStart"/>
+      <w:r>
+        <w:rPr>
+          <w:rFonts w:ascii="Consolas" w:eastAsia="Times New Roman" w:hAnsi="Consolas" w:cs="Times New Roman"/>
+          <w:noProof w:val="0"/>
+          <w:color w:val="BBBEBF"/>
+          <w:kern w:val="0"/>
+          <w:sz w:val="21"/>
+          <w:szCs w:val="21"/>
+          <w14:ligatures w14:val="none"/>
+        </w:rPr>
+        <w:t>section_name</w:t>
+      </w:r>
+      <w:proofErr w:type="spellEnd"/>
+      <w:r>
+        <w:rPr>
+          <w:rFonts w:ascii="Consolas" w:eastAsia="Times New Roman" w:hAnsi="Consolas" w:cs="Times New Roman"/>
+          <w:noProof w:val="0"/>
+          <w:color w:val="BBBEBF"/>
+          <w:kern w:val="0"/>
+          <w:sz w:val="21"/>
+          <w:szCs w:val="21"/>
+          <w14:ligatures w14:val="none"/>
+        </w:rPr>
+        <w:t xml:space="preserve">   </w:t>
       </w:r>
       <w:r>
         <w:rPr>
@@ -12288,7 +13924,33 @@
           <w:szCs w:val="21"/>
           <w14:ligatures w14:val="none"/>
         </w:rPr>
-        <w:t xml:space="preserve">    venue_name     </w:t>
+        <w:t xml:space="preserve">    </w:t>
+      </w:r>
+      <w:proofErr w:type="spellStart"/>
+      <w:r>
+        <w:rPr>
+          <w:rFonts w:ascii="Consolas" w:eastAsia="Times New Roman" w:hAnsi="Consolas" w:cs="Times New Roman"/>
+          <w:noProof w:val="0"/>
+          <w:color w:val="BBBEBF"/>
+          <w:kern w:val="0"/>
+          <w:sz w:val="21"/>
+          <w:szCs w:val="21"/>
+          <w14:ligatures w14:val="none"/>
+        </w:rPr>
+        <w:t>venue_name</w:t>
+      </w:r>
+      <w:proofErr w:type="spellEnd"/>
+      <w:r>
+        <w:rPr>
+          <w:rFonts w:ascii="Consolas" w:eastAsia="Times New Roman" w:hAnsi="Consolas" w:cs="Times New Roman"/>
+          <w:noProof w:val="0"/>
+          <w:color w:val="BBBEBF"/>
+          <w:kern w:val="0"/>
+          <w:sz w:val="21"/>
+          <w:szCs w:val="21"/>
+          <w14:ligatures w14:val="none"/>
+        </w:rPr>
+        <w:t xml:space="preserve">     </w:t>
       </w:r>
       <w:r>
         <w:rPr>
@@ -12437,7 +14099,59 @@
           <w:szCs w:val="21"/>
           <w14:ligatures w14:val="none"/>
         </w:rPr>
-        <w:t>, section_name, venue_name),</w:t>
+        <w:t xml:space="preserve">, </w:t>
+      </w:r>
+      <w:proofErr w:type="spellStart"/>
+      <w:r>
+        <w:rPr>
+          <w:rFonts w:ascii="Consolas" w:eastAsia="Times New Roman" w:hAnsi="Consolas" w:cs="Times New Roman"/>
+          <w:noProof w:val="0"/>
+          <w:color w:val="BBBEBF"/>
+          <w:kern w:val="0"/>
+          <w:sz w:val="21"/>
+          <w:szCs w:val="21"/>
+          <w14:ligatures w14:val="none"/>
+        </w:rPr>
+        <w:t>section_name</w:t>
+      </w:r>
+      <w:proofErr w:type="spellEnd"/>
+      <w:r>
+        <w:rPr>
+          <w:rFonts w:ascii="Consolas" w:eastAsia="Times New Roman" w:hAnsi="Consolas" w:cs="Times New Roman"/>
+          <w:noProof w:val="0"/>
+          <w:color w:val="BBBEBF"/>
+          <w:kern w:val="0"/>
+          <w:sz w:val="21"/>
+          <w:szCs w:val="21"/>
+          <w14:ligatures w14:val="none"/>
+        </w:rPr>
+        <w:t xml:space="preserve">, </w:t>
+      </w:r>
+      <w:proofErr w:type="spellStart"/>
+      <w:r>
+        <w:rPr>
+          <w:rFonts w:ascii="Consolas" w:eastAsia="Times New Roman" w:hAnsi="Consolas" w:cs="Times New Roman"/>
+          <w:noProof w:val="0"/>
+          <w:color w:val="BBBEBF"/>
+          <w:kern w:val="0"/>
+          <w:sz w:val="21"/>
+          <w:szCs w:val="21"/>
+          <w14:ligatures w14:val="none"/>
+        </w:rPr>
+        <w:t>venue_name</w:t>
+      </w:r>
+      <w:proofErr w:type="spellEnd"/>
+      <w:r>
+        <w:rPr>
+          <w:rFonts w:ascii="Consolas" w:eastAsia="Times New Roman" w:hAnsi="Consolas" w:cs="Times New Roman"/>
+          <w:noProof w:val="0"/>
+          <w:color w:val="BBBEBF"/>
+          <w:kern w:val="0"/>
+          <w:sz w:val="21"/>
+          <w:szCs w:val="21"/>
+          <w14:ligatures w14:val="none"/>
+        </w:rPr>
+        <w:t>),</w:t>
       </w:r>
     </w:p>
     <w:p>
@@ -12514,7 +14228,59 @@
           <w:szCs w:val="21"/>
           <w14:ligatures w14:val="none"/>
         </w:rPr>
-        <w:t xml:space="preserve">, section_name, venue_name) </w:t>
+        <w:t xml:space="preserve">, </w:t>
+      </w:r>
+      <w:proofErr w:type="spellStart"/>
+      <w:r>
+        <w:rPr>
+          <w:rFonts w:ascii="Consolas" w:eastAsia="Times New Roman" w:hAnsi="Consolas" w:cs="Times New Roman"/>
+          <w:noProof w:val="0"/>
+          <w:color w:val="BBBEBF"/>
+          <w:kern w:val="0"/>
+          <w:sz w:val="21"/>
+          <w:szCs w:val="21"/>
+          <w14:ligatures w14:val="none"/>
+        </w:rPr>
+        <w:t>section_name</w:t>
+      </w:r>
+      <w:proofErr w:type="spellEnd"/>
+      <w:r>
+        <w:rPr>
+          <w:rFonts w:ascii="Consolas" w:eastAsia="Times New Roman" w:hAnsi="Consolas" w:cs="Times New Roman"/>
+          <w:noProof w:val="0"/>
+          <w:color w:val="BBBEBF"/>
+          <w:kern w:val="0"/>
+          <w:sz w:val="21"/>
+          <w:szCs w:val="21"/>
+          <w14:ligatures w14:val="none"/>
+        </w:rPr>
+        <w:t xml:space="preserve">, </w:t>
+      </w:r>
+      <w:proofErr w:type="spellStart"/>
+      <w:r>
+        <w:rPr>
+          <w:rFonts w:ascii="Consolas" w:eastAsia="Times New Roman" w:hAnsi="Consolas" w:cs="Times New Roman"/>
+          <w:noProof w:val="0"/>
+          <w:color w:val="BBBEBF"/>
+          <w:kern w:val="0"/>
+          <w:sz w:val="21"/>
+          <w:szCs w:val="21"/>
+          <w14:ligatures w14:val="none"/>
+        </w:rPr>
+        <w:t>venue_name</w:t>
+      </w:r>
+      <w:proofErr w:type="spellEnd"/>
+      <w:r>
+        <w:rPr>
+          <w:rFonts w:ascii="Consolas" w:eastAsia="Times New Roman" w:hAnsi="Consolas" w:cs="Times New Roman"/>
+          <w:noProof w:val="0"/>
+          <w:color w:val="BBBEBF"/>
+          <w:kern w:val="0"/>
+          <w:sz w:val="21"/>
+          <w:szCs w:val="21"/>
+          <w14:ligatures w14:val="none"/>
+        </w:rPr>
+        <w:t xml:space="preserve">) </w:t>
       </w:r>
       <w:r>
         <w:rPr>
@@ -12586,7 +14352,59 @@
           <w:szCs w:val="21"/>
           <w14:ligatures w14:val="none"/>
         </w:rPr>
-        <w:t>, section_name, venue_name)</w:t>
+        <w:t xml:space="preserve">, </w:t>
+      </w:r>
+      <w:proofErr w:type="spellStart"/>
+      <w:r>
+        <w:rPr>
+          <w:rFonts w:ascii="Consolas" w:eastAsia="Times New Roman" w:hAnsi="Consolas" w:cs="Times New Roman"/>
+          <w:noProof w:val="0"/>
+          <w:color w:val="BBBEBF"/>
+          <w:kern w:val="0"/>
+          <w:sz w:val="21"/>
+          <w:szCs w:val="21"/>
+          <w14:ligatures w14:val="none"/>
+        </w:rPr>
+        <w:t>section_name</w:t>
+      </w:r>
+      <w:proofErr w:type="spellEnd"/>
+      <w:r>
+        <w:rPr>
+          <w:rFonts w:ascii="Consolas" w:eastAsia="Times New Roman" w:hAnsi="Consolas" w:cs="Times New Roman"/>
+          <w:noProof w:val="0"/>
+          <w:color w:val="BBBEBF"/>
+          <w:kern w:val="0"/>
+          <w:sz w:val="21"/>
+          <w:szCs w:val="21"/>
+          <w14:ligatures w14:val="none"/>
+        </w:rPr>
+        <w:t xml:space="preserve">, </w:t>
+      </w:r>
+      <w:proofErr w:type="spellStart"/>
+      <w:r>
+        <w:rPr>
+          <w:rFonts w:ascii="Consolas" w:eastAsia="Times New Roman" w:hAnsi="Consolas" w:cs="Times New Roman"/>
+          <w:noProof w:val="0"/>
+          <w:color w:val="BBBEBF"/>
+          <w:kern w:val="0"/>
+          <w:sz w:val="21"/>
+          <w:szCs w:val="21"/>
+          <w14:ligatures w14:val="none"/>
+        </w:rPr>
+        <w:t>venue_name</w:t>
+      </w:r>
+      <w:proofErr w:type="spellEnd"/>
+      <w:r>
+        <w:rPr>
+          <w:rFonts w:ascii="Consolas" w:eastAsia="Times New Roman" w:hAnsi="Consolas" w:cs="Times New Roman"/>
+          <w:noProof w:val="0"/>
+          <w:color w:val="BBBEBF"/>
+          <w:kern w:val="0"/>
+          <w:sz w:val="21"/>
+          <w:szCs w:val="21"/>
+          <w14:ligatures w14:val="none"/>
+        </w:rPr>
+        <w:t>)</w:t>
       </w:r>
     </w:p>
     <w:p>
@@ -12793,6 +14611,7 @@
         </w:rPr>
         <w:t xml:space="preserve">    </w:t>
       </w:r>
+      <w:proofErr w:type="spellStart"/>
       <w:r>
         <w:rPr>
           <w:rFonts w:ascii="Consolas" w:eastAsia="Times New Roman" w:hAnsi="Consolas" w:cs="Times New Roman"/>
@@ -12805,6 +14624,7 @@
         </w:rPr>
         <w:t>oid</w:t>
       </w:r>
+      <w:proofErr w:type="spellEnd"/>
       <w:r>
         <w:rPr>
           <w:rFonts w:ascii="Consolas" w:eastAsia="Times New Roman" w:hAnsi="Consolas" w:cs="Times New Roman"/>
@@ -12894,6 +14714,7 @@
         </w:rPr>
         <w:t xml:space="preserve">    </w:t>
       </w:r>
+      <w:proofErr w:type="spellStart"/>
       <w:r>
         <w:rPr>
           <w:rFonts w:ascii="Consolas" w:eastAsia="Times New Roman" w:hAnsi="Consolas" w:cs="Times New Roman"/>
@@ -12906,6 +14727,7 @@
         </w:rPr>
         <w:t>uid</w:t>
       </w:r>
+      <w:proofErr w:type="spellEnd"/>
       <w:r>
         <w:rPr>
           <w:rFonts w:ascii="Consolas" w:eastAsia="Times New Roman" w:hAnsi="Consolas" w:cs="Times New Roman"/>
@@ -12993,7 +14815,33 @@
           <w:szCs w:val="21"/>
           <w14:ligatures w14:val="none"/>
         </w:rPr>
-        <w:t>    pid            </w:t>
+        <w:t xml:space="preserve">    </w:t>
+      </w:r>
+      <w:proofErr w:type="spellStart"/>
+      <w:r>
+        <w:rPr>
+          <w:rFonts w:ascii="Consolas" w:eastAsia="Times New Roman" w:hAnsi="Consolas" w:cs="Times New Roman"/>
+          <w:noProof w:val="0"/>
+          <w:color w:val="BBBEBF"/>
+          <w:kern w:val="0"/>
+          <w:sz w:val="21"/>
+          <w:szCs w:val="21"/>
+          <w14:ligatures w14:val="none"/>
+        </w:rPr>
+        <w:t>pid</w:t>
+      </w:r>
+      <w:proofErr w:type="spellEnd"/>
+      <w:r>
+        <w:rPr>
+          <w:rFonts w:ascii="Consolas" w:eastAsia="Times New Roman" w:hAnsi="Consolas" w:cs="Times New Roman"/>
+          <w:noProof w:val="0"/>
+          <w:color w:val="BBBEBF"/>
+          <w:kern w:val="0"/>
+          <w:sz w:val="21"/>
+          <w:szCs w:val="21"/>
+          <w14:ligatures w14:val="none"/>
+        </w:rPr>
+        <w:t xml:space="preserve">            </w:t>
       </w:r>
       <w:r>
         <w:rPr>
@@ -13096,6 +14944,7 @@
         </w:rPr>
         <w:t xml:space="preserve">       </w:t>
       </w:r>
+      <w:proofErr w:type="spellStart"/>
       <w:r>
         <w:rPr>
           <w:rFonts w:ascii="Consolas" w:eastAsia="Times New Roman" w:hAnsi="Consolas" w:cs="Times New Roman"/>
@@ -13108,6 +14957,7 @@
         </w:rPr>
         <w:t>DATETIME</w:t>
       </w:r>
+      <w:proofErr w:type="spellEnd"/>
       <w:r>
         <w:rPr>
           <w:rFonts w:ascii="Consolas" w:eastAsia="Times New Roman" w:hAnsi="Consolas" w:cs="Times New Roman"/>
@@ -13197,6 +15047,7 @@
         </w:rPr>
         <w:t xml:space="preserve"> (</w:t>
       </w:r>
+      <w:proofErr w:type="spellStart"/>
       <w:r>
         <w:rPr>
           <w:rFonts w:ascii="Consolas" w:eastAsia="Times New Roman" w:hAnsi="Consolas" w:cs="Times New Roman"/>
@@ -13209,6 +15060,7 @@
         </w:rPr>
         <w:t>uid</w:t>
       </w:r>
+      <w:proofErr w:type="spellEnd"/>
       <w:r>
         <w:rPr>
           <w:rFonts w:ascii="Consolas" w:eastAsia="Times New Roman" w:hAnsi="Consolas" w:cs="Times New Roman"/>
@@ -13245,6 +15097,7 @@
         </w:rPr>
         <w:t xml:space="preserve"> Customers(</w:t>
       </w:r>
+      <w:proofErr w:type="spellStart"/>
       <w:r>
         <w:rPr>
           <w:rFonts w:ascii="Consolas" w:eastAsia="Times New Roman" w:hAnsi="Consolas" w:cs="Times New Roman"/>
@@ -13257,6 +15110,7 @@
         </w:rPr>
         <w:t>uid</w:t>
       </w:r>
+      <w:proofErr w:type="spellEnd"/>
       <w:r>
         <w:rPr>
           <w:rFonts w:ascii="Consolas" w:eastAsia="Times New Roman" w:hAnsi="Consolas" w:cs="Times New Roman"/>
@@ -13373,7 +15227,33 @@
           <w:szCs w:val="21"/>
           <w14:ligatures w14:val="none"/>
         </w:rPr>
-        <w:t xml:space="preserve"> (pid) </w:t>
+        <w:t xml:space="preserve"> (</w:t>
+      </w:r>
+      <w:proofErr w:type="spellStart"/>
+      <w:r>
+        <w:rPr>
+          <w:rFonts w:ascii="Consolas" w:eastAsia="Times New Roman" w:hAnsi="Consolas" w:cs="Times New Roman"/>
+          <w:noProof w:val="0"/>
+          <w:color w:val="BBBEBF"/>
+          <w:kern w:val="0"/>
+          <w:sz w:val="21"/>
+          <w:szCs w:val="21"/>
+          <w14:ligatures w14:val="none"/>
+        </w:rPr>
+        <w:t>pid</w:t>
+      </w:r>
+      <w:proofErr w:type="spellEnd"/>
+      <w:r>
+        <w:rPr>
+          <w:rFonts w:ascii="Consolas" w:eastAsia="Times New Roman" w:hAnsi="Consolas" w:cs="Times New Roman"/>
+          <w:noProof w:val="0"/>
+          <w:color w:val="BBBEBF"/>
+          <w:kern w:val="0"/>
+          <w:sz w:val="21"/>
+          <w:szCs w:val="21"/>
+          <w14:ligatures w14:val="none"/>
+        </w:rPr>
+        <w:t xml:space="preserve">) </w:t>
       </w:r>
       <w:r>
         <w:rPr>
@@ -13397,7 +15277,33 @@
           <w:szCs w:val="21"/>
           <w14:ligatures w14:val="none"/>
         </w:rPr>
-        <w:t xml:space="preserve"> Performances(pid)</w:t>
+        <w:t xml:space="preserve"> Performances(</w:t>
+      </w:r>
+      <w:proofErr w:type="spellStart"/>
+      <w:r>
+        <w:rPr>
+          <w:rFonts w:ascii="Consolas" w:eastAsia="Times New Roman" w:hAnsi="Consolas" w:cs="Times New Roman"/>
+          <w:noProof w:val="0"/>
+          <w:color w:val="BBBEBF"/>
+          <w:kern w:val="0"/>
+          <w:sz w:val="21"/>
+          <w:szCs w:val="21"/>
+          <w14:ligatures w14:val="none"/>
+        </w:rPr>
+        <w:t>pid</w:t>
+      </w:r>
+      <w:proofErr w:type="spellEnd"/>
+      <w:r>
+        <w:rPr>
+          <w:rFonts w:ascii="Consolas" w:eastAsia="Times New Roman" w:hAnsi="Consolas" w:cs="Times New Roman"/>
+          <w:noProof w:val="0"/>
+          <w:color w:val="BBBEBF"/>
+          <w:kern w:val="0"/>
+          <w:sz w:val="21"/>
+          <w:szCs w:val="21"/>
+          <w14:ligatures w14:val="none"/>
+        </w:rPr>
+        <w:t>)</w:t>
       </w:r>
     </w:p>
     <w:p>
@@ -13603,7 +15509,33 @@
           <w:szCs w:val="21"/>
           <w14:ligatures w14:val="none"/>
         </w:rPr>
-        <w:t>    tid            </w:t>
+        <w:t xml:space="preserve">    </w:t>
+      </w:r>
+      <w:proofErr w:type="spellStart"/>
+      <w:r>
+        <w:rPr>
+          <w:rFonts w:ascii="Consolas" w:eastAsia="Times New Roman" w:hAnsi="Consolas" w:cs="Times New Roman"/>
+          <w:noProof w:val="0"/>
+          <w:color w:val="BBBEBF"/>
+          <w:kern w:val="0"/>
+          <w:sz w:val="21"/>
+          <w:szCs w:val="21"/>
+          <w14:ligatures w14:val="none"/>
+        </w:rPr>
+        <w:t>tid</w:t>
+      </w:r>
+      <w:proofErr w:type="spellEnd"/>
+      <w:r>
+        <w:rPr>
+          <w:rFonts w:ascii="Consolas" w:eastAsia="Times New Roman" w:hAnsi="Consolas" w:cs="Times New Roman"/>
+          <w:noProof w:val="0"/>
+          <w:color w:val="BBBEBF"/>
+          <w:kern w:val="0"/>
+          <w:sz w:val="21"/>
+          <w:szCs w:val="21"/>
+          <w14:ligatures w14:val="none"/>
+        </w:rPr>
+        <w:t xml:space="preserve">            </w:t>
       </w:r>
       <w:r>
         <w:rPr>
@@ -13680,7 +15612,33 @@
           <w:szCs w:val="21"/>
           <w14:ligatures w14:val="none"/>
         </w:rPr>
-        <w:t xml:space="preserve">    face_value     </w:t>
+        <w:t xml:space="preserve">    </w:t>
+      </w:r>
+      <w:proofErr w:type="spellStart"/>
+      <w:r>
+        <w:rPr>
+          <w:rFonts w:ascii="Consolas" w:eastAsia="Times New Roman" w:hAnsi="Consolas" w:cs="Times New Roman"/>
+          <w:noProof w:val="0"/>
+          <w:color w:val="BBBEBF"/>
+          <w:kern w:val="0"/>
+          <w:sz w:val="21"/>
+          <w:szCs w:val="21"/>
+          <w14:ligatures w14:val="none"/>
+        </w:rPr>
+        <w:t>face_value</w:t>
+      </w:r>
+      <w:proofErr w:type="spellEnd"/>
+      <w:r>
+        <w:rPr>
+          <w:rFonts w:ascii="Consolas" w:eastAsia="Times New Roman" w:hAnsi="Consolas" w:cs="Times New Roman"/>
+          <w:noProof w:val="0"/>
+          <w:color w:val="BBBEBF"/>
+          <w:kern w:val="0"/>
+          <w:sz w:val="21"/>
+          <w:szCs w:val="21"/>
+          <w14:ligatures w14:val="none"/>
+        </w:rPr>
+        <w:t xml:space="preserve">     </w:t>
       </w:r>
       <w:r>
         <w:rPr>
@@ -13805,7 +15763,33 @@
           <w:szCs w:val="21"/>
           <w14:ligatures w14:val="none"/>
         </w:rPr>
-        <w:t xml:space="preserve">    cancel_datetime </w:t>
+        <w:t xml:space="preserve">    </w:t>
+      </w:r>
+      <w:proofErr w:type="spellStart"/>
+      <w:r>
+        <w:rPr>
+          <w:rFonts w:ascii="Consolas" w:eastAsia="Times New Roman" w:hAnsi="Consolas" w:cs="Times New Roman"/>
+          <w:noProof w:val="0"/>
+          <w:color w:val="BBBEBF"/>
+          <w:kern w:val="0"/>
+          <w:sz w:val="21"/>
+          <w:szCs w:val="21"/>
+          <w14:ligatures w14:val="none"/>
+        </w:rPr>
+        <w:t>cancel_datetime</w:t>
+      </w:r>
+      <w:proofErr w:type="spellEnd"/>
+      <w:r>
+        <w:rPr>
+          <w:rFonts w:ascii="Consolas" w:eastAsia="Times New Roman" w:hAnsi="Consolas" w:cs="Times New Roman"/>
+          <w:noProof w:val="0"/>
+          <w:color w:val="BBBEBF"/>
+          <w:kern w:val="0"/>
+          <w:sz w:val="21"/>
+          <w:szCs w:val="21"/>
+          <w14:ligatures w14:val="none"/>
+        </w:rPr>
+        <w:t xml:space="preserve"> </w:t>
       </w:r>
       <w:r>
         <w:rPr>
@@ -13908,6 +15892,7 @@
         </w:rPr>
         <w:t xml:space="preserve">    </w:t>
       </w:r>
+      <w:proofErr w:type="spellStart"/>
       <w:r>
         <w:rPr>
           <w:rFonts w:ascii="Consolas" w:eastAsia="Times New Roman" w:hAnsi="Consolas" w:cs="Times New Roman"/>
@@ -13920,6 +15905,7 @@
         </w:rPr>
         <w:t>oid</w:t>
       </w:r>
+      <w:proofErr w:type="spellEnd"/>
       <w:r>
         <w:rPr>
           <w:rFonts w:ascii="Consolas" w:eastAsia="Times New Roman" w:hAnsi="Consolas" w:cs="Times New Roman"/>
@@ -14033,6 +16019,7 @@
         </w:rPr>
         <w:t xml:space="preserve"> (</w:t>
       </w:r>
+      <w:proofErr w:type="spellStart"/>
       <w:r>
         <w:rPr>
           <w:rFonts w:ascii="Consolas" w:eastAsia="Times New Roman" w:hAnsi="Consolas" w:cs="Times New Roman"/>
@@ -14045,6 +16032,7 @@
         </w:rPr>
         <w:t>oid</w:t>
       </w:r>
+      <w:proofErr w:type="spellEnd"/>
       <w:r>
         <w:rPr>
           <w:rFonts w:ascii="Consolas" w:eastAsia="Times New Roman" w:hAnsi="Consolas" w:cs="Times New Roman"/>
@@ -14081,6 +16069,7 @@
         </w:rPr>
         <w:t xml:space="preserve"> Orders(</w:t>
       </w:r>
+      <w:proofErr w:type="spellStart"/>
       <w:r>
         <w:rPr>
           <w:rFonts w:ascii="Consolas" w:eastAsia="Times New Roman" w:hAnsi="Consolas" w:cs="Times New Roman"/>
@@ -14093,6 +16082,7 @@
         </w:rPr>
         <w:t>oid</w:t>
       </w:r>
+      <w:proofErr w:type="spellEnd"/>
       <w:r>
         <w:rPr>
           <w:rFonts w:ascii="Consolas" w:eastAsia="Times New Roman" w:hAnsi="Consolas" w:cs="Times New Roman"/>
@@ -14257,6 +16247,7 @@
         </w:rPr>
         <w:t xml:space="preserve"> </w:t>
       </w:r>
+      <w:proofErr w:type="spellStart"/>
       <w:r>
         <w:rPr>
           <w:rFonts w:ascii="Consolas" w:eastAsia="Times New Roman" w:hAnsi="Consolas" w:cs="Times New Roman"/>
@@ -14269,6 +16260,7 @@
         </w:rPr>
         <w:t>Reserved_tickets</w:t>
       </w:r>
+      <w:proofErr w:type="spellEnd"/>
       <w:r>
         <w:rPr>
           <w:rFonts w:ascii="Consolas" w:eastAsia="Times New Roman" w:hAnsi="Consolas" w:cs="Times New Roman"/>
@@ -14308,7 +16300,33 @@
           <w:szCs w:val="21"/>
           <w14:ligatures w14:val="none"/>
         </w:rPr>
-        <w:t>    tid            </w:t>
+        <w:t xml:space="preserve">    </w:t>
+      </w:r>
+      <w:proofErr w:type="spellStart"/>
+      <w:r>
+        <w:rPr>
+          <w:rFonts w:ascii="Consolas" w:eastAsia="Times New Roman" w:hAnsi="Consolas" w:cs="Times New Roman"/>
+          <w:noProof w:val="0"/>
+          <w:color w:val="BBBEBF"/>
+          <w:kern w:val="0"/>
+          <w:sz w:val="21"/>
+          <w:szCs w:val="21"/>
+          <w14:ligatures w14:val="none"/>
+        </w:rPr>
+        <w:t>tid</w:t>
+      </w:r>
+      <w:proofErr w:type="spellEnd"/>
+      <w:r>
+        <w:rPr>
+          <w:rFonts w:ascii="Consolas" w:eastAsia="Times New Roman" w:hAnsi="Consolas" w:cs="Times New Roman"/>
+          <w:noProof w:val="0"/>
+          <w:color w:val="BBBEBF"/>
+          <w:kern w:val="0"/>
+          <w:sz w:val="21"/>
+          <w:szCs w:val="21"/>
+          <w14:ligatures w14:val="none"/>
+        </w:rPr>
+        <w:t xml:space="preserve">            </w:t>
       </w:r>
       <w:r>
         <w:rPr>
@@ -14563,7 +16581,33 @@
           <w:szCs w:val="21"/>
           <w14:ligatures w14:val="none"/>
         </w:rPr>
-        <w:t xml:space="preserve">    section_name   </w:t>
+        <w:t xml:space="preserve">    </w:t>
+      </w:r>
+      <w:proofErr w:type="spellStart"/>
+      <w:r>
+        <w:rPr>
+          <w:rFonts w:ascii="Consolas" w:eastAsia="Times New Roman" w:hAnsi="Consolas" w:cs="Times New Roman"/>
+          <w:noProof w:val="0"/>
+          <w:color w:val="BBBEBF"/>
+          <w:kern w:val="0"/>
+          <w:sz w:val="21"/>
+          <w:szCs w:val="21"/>
+          <w14:ligatures w14:val="none"/>
+        </w:rPr>
+        <w:t>section_name</w:t>
+      </w:r>
+      <w:proofErr w:type="spellEnd"/>
+      <w:r>
+        <w:rPr>
+          <w:rFonts w:ascii="Consolas" w:eastAsia="Times New Roman" w:hAnsi="Consolas" w:cs="Times New Roman"/>
+          <w:noProof w:val="0"/>
+          <w:color w:val="BBBEBF"/>
+          <w:kern w:val="0"/>
+          <w:sz w:val="21"/>
+          <w:szCs w:val="21"/>
+          <w14:ligatures w14:val="none"/>
+        </w:rPr>
+        <w:t xml:space="preserve">   </w:t>
       </w:r>
       <w:r>
         <w:rPr>
@@ -14664,7 +16708,33 @@
           <w:szCs w:val="21"/>
           <w14:ligatures w14:val="none"/>
         </w:rPr>
-        <w:t xml:space="preserve">    venue_name     </w:t>
+        <w:t xml:space="preserve">    </w:t>
+      </w:r>
+      <w:proofErr w:type="spellStart"/>
+      <w:r>
+        <w:rPr>
+          <w:rFonts w:ascii="Consolas" w:eastAsia="Times New Roman" w:hAnsi="Consolas" w:cs="Times New Roman"/>
+          <w:noProof w:val="0"/>
+          <w:color w:val="BBBEBF"/>
+          <w:kern w:val="0"/>
+          <w:sz w:val="21"/>
+          <w:szCs w:val="21"/>
+          <w14:ligatures w14:val="none"/>
+        </w:rPr>
+        <w:t>venue_name</w:t>
+      </w:r>
+      <w:proofErr w:type="spellEnd"/>
+      <w:r>
+        <w:rPr>
+          <w:rFonts w:ascii="Consolas" w:eastAsia="Times New Roman" w:hAnsi="Consolas" w:cs="Times New Roman"/>
+          <w:noProof w:val="0"/>
+          <w:color w:val="BBBEBF"/>
+          <w:kern w:val="0"/>
+          <w:sz w:val="21"/>
+          <w:szCs w:val="21"/>
+          <w14:ligatures w14:val="none"/>
+        </w:rPr>
+        <w:t xml:space="preserve">     </w:t>
       </w:r>
       <w:r>
         <w:rPr>
@@ -14789,7 +16859,33 @@
           <w:szCs w:val="21"/>
           <w14:ligatures w14:val="none"/>
         </w:rPr>
-        <w:t xml:space="preserve"> (tid) </w:t>
+        <w:t xml:space="preserve"> (</w:t>
+      </w:r>
+      <w:proofErr w:type="spellStart"/>
+      <w:r>
+        <w:rPr>
+          <w:rFonts w:ascii="Consolas" w:eastAsia="Times New Roman" w:hAnsi="Consolas" w:cs="Times New Roman"/>
+          <w:noProof w:val="0"/>
+          <w:color w:val="BBBEBF"/>
+          <w:kern w:val="0"/>
+          <w:sz w:val="21"/>
+          <w:szCs w:val="21"/>
+          <w14:ligatures w14:val="none"/>
+        </w:rPr>
+        <w:t>tid</w:t>
+      </w:r>
+      <w:proofErr w:type="spellEnd"/>
+      <w:r>
+        <w:rPr>
+          <w:rFonts w:ascii="Consolas" w:eastAsia="Times New Roman" w:hAnsi="Consolas" w:cs="Times New Roman"/>
+          <w:noProof w:val="0"/>
+          <w:color w:val="BBBEBF"/>
+          <w:kern w:val="0"/>
+          <w:sz w:val="21"/>
+          <w:szCs w:val="21"/>
+          <w14:ligatures w14:val="none"/>
+        </w:rPr>
+        <w:t xml:space="preserve">) </w:t>
       </w:r>
       <w:r>
         <w:rPr>
@@ -14813,7 +16909,33 @@
           <w:szCs w:val="21"/>
           <w14:ligatures w14:val="none"/>
         </w:rPr>
-        <w:t xml:space="preserve"> Tickets(tid)</w:t>
+        <w:t xml:space="preserve"> Tickets(</w:t>
+      </w:r>
+      <w:proofErr w:type="spellStart"/>
+      <w:r>
+        <w:rPr>
+          <w:rFonts w:ascii="Consolas" w:eastAsia="Times New Roman" w:hAnsi="Consolas" w:cs="Times New Roman"/>
+          <w:noProof w:val="0"/>
+          <w:color w:val="BBBEBF"/>
+          <w:kern w:val="0"/>
+          <w:sz w:val="21"/>
+          <w:szCs w:val="21"/>
+          <w14:ligatures w14:val="none"/>
+        </w:rPr>
+        <w:t>tid</w:t>
+      </w:r>
+      <w:proofErr w:type="spellEnd"/>
+      <w:r>
+        <w:rPr>
+          <w:rFonts w:ascii="Consolas" w:eastAsia="Times New Roman" w:hAnsi="Consolas" w:cs="Times New Roman"/>
+          <w:noProof w:val="0"/>
+          <w:color w:val="BBBEBF"/>
+          <w:kern w:val="0"/>
+          <w:sz w:val="21"/>
+          <w:szCs w:val="21"/>
+          <w14:ligatures w14:val="none"/>
+        </w:rPr>
+        <w:t>)</w:t>
       </w:r>
     </w:p>
     <w:p>
@@ -14943,7 +17065,59 @@
           <w:szCs w:val="21"/>
           <w14:ligatures w14:val="none"/>
         </w:rPr>
-        <w:t xml:space="preserve">, section_name, venue_name) </w:t>
+        <w:t xml:space="preserve">, </w:t>
+      </w:r>
+      <w:proofErr w:type="spellStart"/>
+      <w:r>
+        <w:rPr>
+          <w:rFonts w:ascii="Consolas" w:eastAsia="Times New Roman" w:hAnsi="Consolas" w:cs="Times New Roman"/>
+          <w:noProof w:val="0"/>
+          <w:color w:val="BBBEBF"/>
+          <w:kern w:val="0"/>
+          <w:sz w:val="21"/>
+          <w:szCs w:val="21"/>
+          <w14:ligatures w14:val="none"/>
+        </w:rPr>
+        <w:t>section_name</w:t>
+      </w:r>
+      <w:proofErr w:type="spellEnd"/>
+      <w:r>
+        <w:rPr>
+          <w:rFonts w:ascii="Consolas" w:eastAsia="Times New Roman" w:hAnsi="Consolas" w:cs="Times New Roman"/>
+          <w:noProof w:val="0"/>
+          <w:color w:val="BBBEBF"/>
+          <w:kern w:val="0"/>
+          <w:sz w:val="21"/>
+          <w:szCs w:val="21"/>
+          <w14:ligatures w14:val="none"/>
+        </w:rPr>
+        <w:t xml:space="preserve">, </w:t>
+      </w:r>
+      <w:proofErr w:type="spellStart"/>
+      <w:r>
+        <w:rPr>
+          <w:rFonts w:ascii="Consolas" w:eastAsia="Times New Roman" w:hAnsi="Consolas" w:cs="Times New Roman"/>
+          <w:noProof w:val="0"/>
+          <w:color w:val="BBBEBF"/>
+          <w:kern w:val="0"/>
+          <w:sz w:val="21"/>
+          <w:szCs w:val="21"/>
+          <w14:ligatures w14:val="none"/>
+        </w:rPr>
+        <w:t>venue_name</w:t>
+      </w:r>
+      <w:proofErr w:type="spellEnd"/>
+      <w:r>
+        <w:rPr>
+          <w:rFonts w:ascii="Consolas" w:eastAsia="Times New Roman" w:hAnsi="Consolas" w:cs="Times New Roman"/>
+          <w:noProof w:val="0"/>
+          <w:color w:val="BBBEBF"/>
+          <w:kern w:val="0"/>
+          <w:sz w:val="21"/>
+          <w:szCs w:val="21"/>
+          <w14:ligatures w14:val="none"/>
+        </w:rPr>
+        <w:t xml:space="preserve">) </w:t>
       </w:r>
       <w:r>
         <w:rPr>
@@ -14991,7 +17165,59 @@
           <w:szCs w:val="21"/>
           <w14:ligatures w14:val="none"/>
         </w:rPr>
-        <w:t>, section_name, venue_name)</w:t>
+        <w:t xml:space="preserve">, </w:t>
+      </w:r>
+      <w:proofErr w:type="spellStart"/>
+      <w:r>
+        <w:rPr>
+          <w:rFonts w:ascii="Consolas" w:eastAsia="Times New Roman" w:hAnsi="Consolas" w:cs="Times New Roman"/>
+          <w:noProof w:val="0"/>
+          <w:color w:val="BBBEBF"/>
+          <w:kern w:val="0"/>
+          <w:sz w:val="21"/>
+          <w:szCs w:val="21"/>
+          <w14:ligatures w14:val="none"/>
+        </w:rPr>
+        <w:t>section_name</w:t>
+      </w:r>
+      <w:proofErr w:type="spellEnd"/>
+      <w:r>
+        <w:rPr>
+          <w:rFonts w:ascii="Consolas" w:eastAsia="Times New Roman" w:hAnsi="Consolas" w:cs="Times New Roman"/>
+          <w:noProof w:val="0"/>
+          <w:color w:val="BBBEBF"/>
+          <w:kern w:val="0"/>
+          <w:sz w:val="21"/>
+          <w:szCs w:val="21"/>
+          <w14:ligatures w14:val="none"/>
+        </w:rPr>
+        <w:t xml:space="preserve">, </w:t>
+      </w:r>
+      <w:proofErr w:type="spellStart"/>
+      <w:r>
+        <w:rPr>
+          <w:rFonts w:ascii="Consolas" w:eastAsia="Times New Roman" w:hAnsi="Consolas" w:cs="Times New Roman"/>
+          <w:noProof w:val="0"/>
+          <w:color w:val="BBBEBF"/>
+          <w:kern w:val="0"/>
+          <w:sz w:val="21"/>
+          <w:szCs w:val="21"/>
+          <w14:ligatures w14:val="none"/>
+        </w:rPr>
+        <w:t>venue_name</w:t>
+      </w:r>
+      <w:proofErr w:type="spellEnd"/>
+      <w:r>
+        <w:rPr>
+          <w:rFonts w:ascii="Consolas" w:eastAsia="Times New Roman" w:hAnsi="Consolas" w:cs="Times New Roman"/>
+          <w:noProof w:val="0"/>
+          <w:color w:val="BBBEBF"/>
+          <w:kern w:val="0"/>
+          <w:sz w:val="21"/>
+          <w:szCs w:val="21"/>
+          <w14:ligatures w14:val="none"/>
+        </w:rPr>
+        <w:t>)</w:t>
       </w:r>
     </w:p>
     <w:p>
@@ -15145,6 +17371,7 @@
         </w:rPr>
         <w:t xml:space="preserve"> </w:t>
       </w:r>
+      <w:proofErr w:type="spellStart"/>
       <w:r>
         <w:rPr>
           <w:rFonts w:ascii="Consolas" w:eastAsia="Times New Roman" w:hAnsi="Consolas" w:cs="Times New Roman"/>
@@ -15157,6 +17384,7 @@
         </w:rPr>
         <w:t>General_tickets</w:t>
       </w:r>
+      <w:proofErr w:type="spellEnd"/>
       <w:r>
         <w:rPr>
           <w:rFonts w:ascii="Consolas" w:eastAsia="Times New Roman" w:hAnsi="Consolas" w:cs="Times New Roman"/>
@@ -15196,7 +17424,33 @@
           <w:szCs w:val="21"/>
           <w14:ligatures w14:val="none"/>
         </w:rPr>
-        <w:t>    tid            </w:t>
+        <w:t xml:space="preserve">    </w:t>
+      </w:r>
+      <w:proofErr w:type="spellStart"/>
+      <w:r>
+        <w:rPr>
+          <w:rFonts w:ascii="Consolas" w:eastAsia="Times New Roman" w:hAnsi="Consolas" w:cs="Times New Roman"/>
+          <w:noProof w:val="0"/>
+          <w:color w:val="BBBEBF"/>
+          <w:kern w:val="0"/>
+          <w:sz w:val="21"/>
+          <w:szCs w:val="21"/>
+          <w14:ligatures w14:val="none"/>
+        </w:rPr>
+        <w:t>tid</w:t>
+      </w:r>
+      <w:proofErr w:type="spellEnd"/>
+      <w:r>
+        <w:rPr>
+          <w:rFonts w:ascii="Consolas" w:eastAsia="Times New Roman" w:hAnsi="Consolas" w:cs="Times New Roman"/>
+          <w:noProof w:val="0"/>
+          <w:color w:val="BBBEBF"/>
+          <w:kern w:val="0"/>
+          <w:sz w:val="21"/>
+          <w:szCs w:val="21"/>
+          <w14:ligatures w14:val="none"/>
+        </w:rPr>
+        <w:t xml:space="preserve">            </w:t>
       </w:r>
       <w:r>
         <w:rPr>
@@ -15273,7 +17527,33 @@
           <w:szCs w:val="21"/>
           <w14:ligatures w14:val="none"/>
         </w:rPr>
-        <w:t xml:space="preserve">    section_name   </w:t>
+        <w:t xml:space="preserve">    </w:t>
+      </w:r>
+      <w:proofErr w:type="spellStart"/>
+      <w:r>
+        <w:rPr>
+          <w:rFonts w:ascii="Consolas" w:eastAsia="Times New Roman" w:hAnsi="Consolas" w:cs="Times New Roman"/>
+          <w:noProof w:val="0"/>
+          <w:color w:val="BBBEBF"/>
+          <w:kern w:val="0"/>
+          <w:sz w:val="21"/>
+          <w:szCs w:val="21"/>
+          <w14:ligatures w14:val="none"/>
+        </w:rPr>
+        <w:t>section_name</w:t>
+      </w:r>
+      <w:proofErr w:type="spellEnd"/>
+      <w:r>
+        <w:rPr>
+          <w:rFonts w:ascii="Consolas" w:eastAsia="Times New Roman" w:hAnsi="Consolas" w:cs="Times New Roman"/>
+          <w:noProof w:val="0"/>
+          <w:color w:val="BBBEBF"/>
+          <w:kern w:val="0"/>
+          <w:sz w:val="21"/>
+          <w:szCs w:val="21"/>
+          <w14:ligatures w14:val="none"/>
+        </w:rPr>
+        <w:t xml:space="preserve">   </w:t>
       </w:r>
       <w:r>
         <w:rPr>
@@ -15374,7 +17654,33 @@
           <w:szCs w:val="21"/>
           <w14:ligatures w14:val="none"/>
         </w:rPr>
-        <w:t xml:space="preserve">    venue_name     </w:t>
+        <w:t xml:space="preserve">    </w:t>
+      </w:r>
+      <w:proofErr w:type="spellStart"/>
+      <w:r>
+        <w:rPr>
+          <w:rFonts w:ascii="Consolas" w:eastAsia="Times New Roman" w:hAnsi="Consolas" w:cs="Times New Roman"/>
+          <w:noProof w:val="0"/>
+          <w:color w:val="BBBEBF"/>
+          <w:kern w:val="0"/>
+          <w:sz w:val="21"/>
+          <w:szCs w:val="21"/>
+          <w14:ligatures w14:val="none"/>
+        </w:rPr>
+        <w:t>venue_name</w:t>
+      </w:r>
+      <w:proofErr w:type="spellEnd"/>
+      <w:r>
+        <w:rPr>
+          <w:rFonts w:ascii="Consolas" w:eastAsia="Times New Roman" w:hAnsi="Consolas" w:cs="Times New Roman"/>
+          <w:noProof w:val="0"/>
+          <w:color w:val="BBBEBF"/>
+          <w:kern w:val="0"/>
+          <w:sz w:val="21"/>
+          <w:szCs w:val="21"/>
+          <w14:ligatures w14:val="none"/>
+        </w:rPr>
+        <w:t xml:space="preserve">     </w:t>
       </w:r>
       <w:r>
         <w:rPr>
@@ -15499,7 +17805,33 @@
           <w:szCs w:val="21"/>
           <w14:ligatures w14:val="none"/>
         </w:rPr>
-        <w:t xml:space="preserve"> (tid) </w:t>
+        <w:t xml:space="preserve"> (</w:t>
+      </w:r>
+      <w:proofErr w:type="spellStart"/>
+      <w:r>
+        <w:rPr>
+          <w:rFonts w:ascii="Consolas" w:eastAsia="Times New Roman" w:hAnsi="Consolas" w:cs="Times New Roman"/>
+          <w:noProof w:val="0"/>
+          <w:color w:val="BBBEBF"/>
+          <w:kern w:val="0"/>
+          <w:sz w:val="21"/>
+          <w:szCs w:val="21"/>
+          <w14:ligatures w14:val="none"/>
+        </w:rPr>
+        <w:t>tid</w:t>
+      </w:r>
+      <w:proofErr w:type="spellEnd"/>
+      <w:r>
+        <w:rPr>
+          <w:rFonts w:ascii="Consolas" w:eastAsia="Times New Roman" w:hAnsi="Consolas" w:cs="Times New Roman"/>
+          <w:noProof w:val="0"/>
+          <w:color w:val="BBBEBF"/>
+          <w:kern w:val="0"/>
+          <w:sz w:val="21"/>
+          <w:szCs w:val="21"/>
+          <w14:ligatures w14:val="none"/>
+        </w:rPr>
+        <w:t xml:space="preserve">) </w:t>
       </w:r>
       <w:r>
         <w:rPr>
@@ -15523,7 +17855,33 @@
           <w:szCs w:val="21"/>
           <w14:ligatures w14:val="none"/>
         </w:rPr>
-        <w:t xml:space="preserve"> Tickets(tid)</w:t>
+        <w:t xml:space="preserve"> Tickets(</w:t>
+      </w:r>
+      <w:proofErr w:type="spellStart"/>
+      <w:r>
+        <w:rPr>
+          <w:rFonts w:ascii="Consolas" w:eastAsia="Times New Roman" w:hAnsi="Consolas" w:cs="Times New Roman"/>
+          <w:noProof w:val="0"/>
+          <w:color w:val="BBBEBF"/>
+          <w:kern w:val="0"/>
+          <w:sz w:val="21"/>
+          <w:szCs w:val="21"/>
+          <w14:ligatures w14:val="none"/>
+        </w:rPr>
+        <w:t>tid</w:t>
+      </w:r>
+      <w:proofErr w:type="spellEnd"/>
+      <w:r>
+        <w:rPr>
+          <w:rFonts w:ascii="Consolas" w:eastAsia="Times New Roman" w:hAnsi="Consolas" w:cs="Times New Roman"/>
+          <w:noProof w:val="0"/>
+          <w:color w:val="BBBEBF"/>
+          <w:kern w:val="0"/>
+          <w:sz w:val="21"/>
+          <w:szCs w:val="21"/>
+          <w14:ligatures w14:val="none"/>
+        </w:rPr>
+        <w:t>)</w:t>
       </w:r>
     </w:p>
     <w:p>
@@ -15629,7 +17987,59 @@
           <w:szCs w:val="21"/>
           <w14:ligatures w14:val="none"/>
         </w:rPr>
-        <w:t xml:space="preserve"> (section_name, venue_name) </w:t>
+        <w:t xml:space="preserve"> (</w:t>
+      </w:r>
+      <w:proofErr w:type="spellStart"/>
+      <w:r>
+        <w:rPr>
+          <w:rFonts w:ascii="Consolas" w:eastAsia="Times New Roman" w:hAnsi="Consolas" w:cs="Times New Roman"/>
+          <w:noProof w:val="0"/>
+          <w:color w:val="BBBEBF"/>
+          <w:kern w:val="0"/>
+          <w:sz w:val="21"/>
+          <w:szCs w:val="21"/>
+          <w14:ligatures w14:val="none"/>
+        </w:rPr>
+        <w:t>section_name</w:t>
+      </w:r>
+      <w:proofErr w:type="spellEnd"/>
+      <w:r>
+        <w:rPr>
+          <w:rFonts w:ascii="Consolas" w:eastAsia="Times New Roman" w:hAnsi="Consolas" w:cs="Times New Roman"/>
+          <w:noProof w:val="0"/>
+          <w:color w:val="BBBEBF"/>
+          <w:kern w:val="0"/>
+          <w:sz w:val="21"/>
+          <w:szCs w:val="21"/>
+          <w14:ligatures w14:val="none"/>
+        </w:rPr>
+        <w:t xml:space="preserve">, </w:t>
+      </w:r>
+      <w:proofErr w:type="spellStart"/>
+      <w:r>
+        <w:rPr>
+          <w:rFonts w:ascii="Consolas" w:eastAsia="Times New Roman" w:hAnsi="Consolas" w:cs="Times New Roman"/>
+          <w:noProof w:val="0"/>
+          <w:color w:val="BBBEBF"/>
+          <w:kern w:val="0"/>
+          <w:sz w:val="21"/>
+          <w:szCs w:val="21"/>
+          <w14:ligatures w14:val="none"/>
+        </w:rPr>
+        <w:t>venue_name</w:t>
+      </w:r>
+      <w:proofErr w:type="spellEnd"/>
+      <w:r>
+        <w:rPr>
+          <w:rFonts w:ascii="Consolas" w:eastAsia="Times New Roman" w:hAnsi="Consolas" w:cs="Times New Roman"/>
+          <w:noProof w:val="0"/>
+          <w:color w:val="BBBEBF"/>
+          <w:kern w:val="0"/>
+          <w:sz w:val="21"/>
+          <w:szCs w:val="21"/>
+          <w14:ligatures w14:val="none"/>
+        </w:rPr>
+        <w:t xml:space="preserve">) </w:t>
       </w:r>
       <w:r>
         <w:rPr>
@@ -15653,7 +18063,33 @@
           <w:szCs w:val="21"/>
           <w14:ligatures w14:val="none"/>
         </w:rPr>
-        <w:t xml:space="preserve"> General_sections(</w:t>
+        <w:t xml:space="preserve"> </w:t>
+      </w:r>
+      <w:proofErr w:type="spellStart"/>
+      <w:r>
+        <w:rPr>
+          <w:rFonts w:ascii="Consolas" w:eastAsia="Times New Roman" w:hAnsi="Consolas" w:cs="Times New Roman"/>
+          <w:noProof w:val="0"/>
+          <w:color w:val="BBBEBF"/>
+          <w:kern w:val="0"/>
+          <w:sz w:val="21"/>
+          <w:szCs w:val="21"/>
+          <w14:ligatures w14:val="none"/>
+        </w:rPr>
+        <w:t>General_sections</w:t>
+      </w:r>
+      <w:proofErr w:type="spellEnd"/>
+      <w:r>
+        <w:rPr>
+          <w:rFonts w:ascii="Consolas" w:eastAsia="Times New Roman" w:hAnsi="Consolas" w:cs="Times New Roman"/>
+          <w:noProof w:val="0"/>
+          <w:color w:val="BBBEBF"/>
+          <w:kern w:val="0"/>
+          <w:sz w:val="21"/>
+          <w:szCs w:val="21"/>
+          <w14:ligatures w14:val="none"/>
+        </w:rPr>
+        <w:t>(</w:t>
       </w:r>
       <w:r>
         <w:rPr>
@@ -15677,7 +18113,33 @@
           <w:szCs w:val="21"/>
           <w14:ligatures w14:val="none"/>
         </w:rPr>
-        <w:t>, venue_name)</w:t>
+        <w:t xml:space="preserve">, </w:t>
+      </w:r>
+      <w:proofErr w:type="spellStart"/>
+      <w:r>
+        <w:rPr>
+          <w:rFonts w:ascii="Consolas" w:eastAsia="Times New Roman" w:hAnsi="Consolas" w:cs="Times New Roman"/>
+          <w:noProof w:val="0"/>
+          <w:color w:val="BBBEBF"/>
+          <w:kern w:val="0"/>
+          <w:sz w:val="21"/>
+          <w:szCs w:val="21"/>
+          <w14:ligatures w14:val="none"/>
+        </w:rPr>
+        <w:t>venue_name</w:t>
+      </w:r>
+      <w:proofErr w:type="spellEnd"/>
+      <w:r>
+        <w:rPr>
+          <w:rFonts w:ascii="Consolas" w:eastAsia="Times New Roman" w:hAnsi="Consolas" w:cs="Times New Roman"/>
+          <w:noProof w:val="0"/>
+          <w:color w:val="BBBEBF"/>
+          <w:kern w:val="0"/>
+          <w:sz w:val="21"/>
+          <w:szCs w:val="21"/>
+          <w14:ligatures w14:val="none"/>
+        </w:rPr>
+        <w:t>)</w:t>
       </w:r>
     </w:p>
     <w:p>
@@ -15959,7 +18421,33 @@
           <w:szCs w:val="21"/>
           <w14:ligatures w14:val="none"/>
         </w:rPr>
-        <w:t>    eid            </w:t>
+        <w:t xml:space="preserve">    </w:t>
+      </w:r>
+      <w:proofErr w:type="spellStart"/>
+      <w:r>
+        <w:rPr>
+          <w:rFonts w:ascii="Consolas" w:eastAsia="Times New Roman" w:hAnsi="Consolas" w:cs="Times New Roman"/>
+          <w:noProof w:val="0"/>
+          <w:color w:val="BBBEBF"/>
+          <w:kern w:val="0"/>
+          <w:sz w:val="21"/>
+          <w:szCs w:val="21"/>
+          <w14:ligatures w14:val="none"/>
+        </w:rPr>
+        <w:t>eid</w:t>
+      </w:r>
+      <w:proofErr w:type="spellEnd"/>
+      <w:r>
+        <w:rPr>
+          <w:rFonts w:ascii="Consolas" w:eastAsia="Times New Roman" w:hAnsi="Consolas" w:cs="Times New Roman"/>
+          <w:noProof w:val="0"/>
+          <w:color w:val="BBBEBF"/>
+          <w:kern w:val="0"/>
+          <w:sz w:val="21"/>
+          <w:szCs w:val="21"/>
+          <w14:ligatures w14:val="none"/>
+        </w:rPr>
+        <w:t xml:space="preserve">            </w:t>
       </w:r>
       <w:r>
         <w:rPr>
@@ -16036,7 +18524,33 @@
           <w:szCs w:val="21"/>
           <w14:ligatures w14:val="none"/>
         </w:rPr>
-        <w:t>    billing_order  </w:t>
+        <w:t xml:space="preserve">    </w:t>
+      </w:r>
+      <w:proofErr w:type="spellStart"/>
+      <w:r>
+        <w:rPr>
+          <w:rFonts w:ascii="Consolas" w:eastAsia="Times New Roman" w:hAnsi="Consolas" w:cs="Times New Roman"/>
+          <w:noProof w:val="0"/>
+          <w:color w:val="BBBEBF"/>
+          <w:kern w:val="0"/>
+          <w:sz w:val="21"/>
+          <w:szCs w:val="21"/>
+          <w14:ligatures w14:val="none"/>
+        </w:rPr>
+        <w:t>billing_order</w:t>
+      </w:r>
+      <w:proofErr w:type="spellEnd"/>
+      <w:r>
+        <w:rPr>
+          <w:rFonts w:ascii="Consolas" w:eastAsia="Times New Roman" w:hAnsi="Consolas" w:cs="Times New Roman"/>
+          <w:noProof w:val="0"/>
+          <w:color w:val="BBBEBF"/>
+          <w:kern w:val="0"/>
+          <w:sz w:val="21"/>
+          <w:szCs w:val="21"/>
+          <w14:ligatures w14:val="none"/>
+        </w:rPr>
+        <w:t xml:space="preserve">  </w:t>
       </w:r>
       <w:r>
         <w:rPr>
@@ -16137,7 +18651,33 @@
           <w:szCs w:val="21"/>
           <w14:ligatures w14:val="none"/>
         </w:rPr>
-        <w:t xml:space="preserve"> (aid, eid),</w:t>
+        <w:t xml:space="preserve"> (aid, </w:t>
+      </w:r>
+      <w:proofErr w:type="spellStart"/>
+      <w:r>
+        <w:rPr>
+          <w:rFonts w:ascii="Consolas" w:eastAsia="Times New Roman" w:hAnsi="Consolas" w:cs="Times New Roman"/>
+          <w:noProof w:val="0"/>
+          <w:color w:val="BBBEBF"/>
+          <w:kern w:val="0"/>
+          <w:sz w:val="21"/>
+          <w:szCs w:val="21"/>
+          <w14:ligatures w14:val="none"/>
+        </w:rPr>
+        <w:t>eid</w:t>
+      </w:r>
+      <w:proofErr w:type="spellEnd"/>
+      <w:r>
+        <w:rPr>
+          <w:rFonts w:ascii="Consolas" w:eastAsia="Times New Roman" w:hAnsi="Consolas" w:cs="Times New Roman"/>
+          <w:noProof w:val="0"/>
+          <w:color w:val="BBBEBF"/>
+          <w:kern w:val="0"/>
+          <w:sz w:val="21"/>
+          <w:szCs w:val="21"/>
+          <w14:ligatures w14:val="none"/>
+        </w:rPr>
+        <w:t>),</w:t>
       </w:r>
     </w:p>
     <w:p>
@@ -16320,7 +18860,33 @@
           <w:szCs w:val="21"/>
           <w14:ligatures w14:val="none"/>
         </w:rPr>
-        <w:t xml:space="preserve"> (eid) </w:t>
+        <w:t xml:space="preserve"> (</w:t>
+      </w:r>
+      <w:proofErr w:type="spellStart"/>
+      <w:r>
+        <w:rPr>
+          <w:rFonts w:ascii="Consolas" w:eastAsia="Times New Roman" w:hAnsi="Consolas" w:cs="Times New Roman"/>
+          <w:noProof w:val="0"/>
+          <w:color w:val="BBBEBF"/>
+          <w:kern w:val="0"/>
+          <w:sz w:val="21"/>
+          <w:szCs w:val="21"/>
+          <w14:ligatures w14:val="none"/>
+        </w:rPr>
+        <w:t>eid</w:t>
+      </w:r>
+      <w:proofErr w:type="spellEnd"/>
+      <w:r>
+        <w:rPr>
+          <w:rFonts w:ascii="Consolas" w:eastAsia="Times New Roman" w:hAnsi="Consolas" w:cs="Times New Roman"/>
+          <w:noProof w:val="0"/>
+          <w:color w:val="BBBEBF"/>
+          <w:kern w:val="0"/>
+          <w:sz w:val="21"/>
+          <w:szCs w:val="21"/>
+          <w14:ligatures w14:val="none"/>
+        </w:rPr>
+        <w:t xml:space="preserve">) </w:t>
       </w:r>
       <w:r>
         <w:rPr>
@@ -16344,7 +18910,33 @@
           <w:szCs w:val="21"/>
           <w14:ligatures w14:val="none"/>
         </w:rPr>
-        <w:t xml:space="preserve"> Events(eid)</w:t>
+        <w:t xml:space="preserve"> Events(</w:t>
+      </w:r>
+      <w:proofErr w:type="spellStart"/>
+      <w:r>
+        <w:rPr>
+          <w:rFonts w:ascii="Consolas" w:eastAsia="Times New Roman" w:hAnsi="Consolas" w:cs="Times New Roman"/>
+          <w:noProof w:val="0"/>
+          <w:color w:val="BBBEBF"/>
+          <w:kern w:val="0"/>
+          <w:sz w:val="21"/>
+          <w:szCs w:val="21"/>
+          <w14:ligatures w14:val="none"/>
+        </w:rPr>
+        <w:t>eid</w:t>
+      </w:r>
+      <w:proofErr w:type="spellEnd"/>
+      <w:r>
+        <w:rPr>
+          <w:rFonts w:ascii="Consolas" w:eastAsia="Times New Roman" w:hAnsi="Consolas" w:cs="Times New Roman"/>
+          <w:noProof w:val="0"/>
+          <w:color w:val="BBBEBF"/>
+          <w:kern w:val="0"/>
+          <w:sz w:val="21"/>
+          <w:szCs w:val="21"/>
+          <w14:ligatures w14:val="none"/>
+        </w:rPr>
+        <w:t>)</w:t>
       </w:r>
     </w:p>
     <w:p>
@@ -16551,6 +19143,7 @@
         </w:rPr>
         <w:t xml:space="preserve">    </w:t>
       </w:r>
+      <w:proofErr w:type="spellStart"/>
       <w:r>
         <w:rPr>
           <w:rFonts w:ascii="Consolas" w:eastAsia="Times New Roman" w:hAnsi="Consolas" w:cs="Times New Roman"/>
@@ -16563,6 +19156,7 @@
         </w:rPr>
         <w:t>uid</w:t>
       </w:r>
+      <w:proofErr w:type="spellEnd"/>
       <w:r>
         <w:rPr>
           <w:rFonts w:ascii="Consolas" w:eastAsia="Times New Roman" w:hAnsi="Consolas" w:cs="Times New Roman"/>
@@ -16651,7 +19245,33 @@
           <w14:ligatures w14:val="none"/>
         </w:rPr>
         <w:lastRenderedPageBreak/>
-        <w:t>    pid            </w:t>
+        <w:t xml:space="preserve">    </w:t>
+      </w:r>
+      <w:proofErr w:type="spellStart"/>
+      <w:r>
+        <w:rPr>
+          <w:rFonts w:ascii="Consolas" w:eastAsia="Times New Roman" w:hAnsi="Consolas" w:cs="Times New Roman"/>
+          <w:noProof w:val="0"/>
+          <w:color w:val="BBBEBF"/>
+          <w:kern w:val="0"/>
+          <w:sz w:val="21"/>
+          <w:szCs w:val="21"/>
+          <w14:ligatures w14:val="none"/>
+        </w:rPr>
+        <w:t>pid</w:t>
+      </w:r>
+      <w:proofErr w:type="spellEnd"/>
+      <w:r>
+        <w:rPr>
+          <w:rFonts w:ascii="Consolas" w:eastAsia="Times New Roman" w:hAnsi="Consolas" w:cs="Times New Roman"/>
+          <w:noProof w:val="0"/>
+          <w:color w:val="BBBEBF"/>
+          <w:kern w:val="0"/>
+          <w:sz w:val="21"/>
+          <w:szCs w:val="21"/>
+          <w14:ligatures w14:val="none"/>
+        </w:rPr>
+        <w:t xml:space="preserve">            </w:t>
       </w:r>
       <w:r>
         <w:rPr>
@@ -16805,7 +19425,33 @@
           <w:szCs w:val="21"/>
           <w14:ligatures w14:val="none"/>
         </w:rPr>
-        <w:t>    event_score    </w:t>
+        <w:t xml:space="preserve">    </w:t>
+      </w:r>
+      <w:proofErr w:type="spellStart"/>
+      <w:r>
+        <w:rPr>
+          <w:rFonts w:ascii="Consolas" w:eastAsia="Times New Roman" w:hAnsi="Consolas" w:cs="Times New Roman"/>
+          <w:noProof w:val="0"/>
+          <w:color w:val="BBBEBF"/>
+          <w:kern w:val="0"/>
+          <w:sz w:val="21"/>
+          <w:szCs w:val="21"/>
+          <w14:ligatures w14:val="none"/>
+        </w:rPr>
+        <w:t>event_score</w:t>
+      </w:r>
+      <w:proofErr w:type="spellEnd"/>
+      <w:r>
+        <w:rPr>
+          <w:rFonts w:ascii="Consolas" w:eastAsia="Times New Roman" w:hAnsi="Consolas" w:cs="Times New Roman"/>
+          <w:noProof w:val="0"/>
+          <w:color w:val="BBBEBF"/>
+          <w:kern w:val="0"/>
+          <w:sz w:val="21"/>
+          <w:szCs w:val="21"/>
+          <w14:ligatures w14:val="none"/>
+        </w:rPr>
+        <w:t xml:space="preserve">    </w:t>
       </w:r>
       <w:r>
         <w:rPr>
@@ -16882,7 +19528,33 @@
           <w:szCs w:val="21"/>
           <w14:ligatures w14:val="none"/>
         </w:rPr>
-        <w:t>    venue_score    </w:t>
+        <w:t xml:space="preserve">    </w:t>
+      </w:r>
+      <w:proofErr w:type="spellStart"/>
+      <w:r>
+        <w:rPr>
+          <w:rFonts w:ascii="Consolas" w:eastAsia="Times New Roman" w:hAnsi="Consolas" w:cs="Times New Roman"/>
+          <w:noProof w:val="0"/>
+          <w:color w:val="BBBEBF"/>
+          <w:kern w:val="0"/>
+          <w:sz w:val="21"/>
+          <w:szCs w:val="21"/>
+          <w14:ligatures w14:val="none"/>
+        </w:rPr>
+        <w:t>venue_score</w:t>
+      </w:r>
+      <w:proofErr w:type="spellEnd"/>
+      <w:r>
+        <w:rPr>
+          <w:rFonts w:ascii="Consolas" w:eastAsia="Times New Roman" w:hAnsi="Consolas" w:cs="Times New Roman"/>
+          <w:noProof w:val="0"/>
+          <w:color w:val="BBBEBF"/>
+          <w:kern w:val="0"/>
+          <w:sz w:val="21"/>
+          <w:szCs w:val="21"/>
+          <w14:ligatures w14:val="none"/>
+        </w:rPr>
+        <w:t xml:space="preserve">    </w:t>
       </w:r>
       <w:r>
         <w:rPr>
@@ -16985,6 +19657,7 @@
         </w:rPr>
         <w:t xml:space="preserve"> (</w:t>
       </w:r>
+      <w:proofErr w:type="spellStart"/>
       <w:r>
         <w:rPr>
           <w:rFonts w:ascii="Consolas" w:eastAsia="Times New Roman" w:hAnsi="Consolas" w:cs="Times New Roman"/>
@@ -16997,17 +19670,44 @@
         </w:rPr>
         <w:t>uid</w:t>
       </w:r>
-      <w:r>
-        <w:rPr>
-          <w:rFonts w:ascii="Consolas" w:eastAsia="Times New Roman" w:hAnsi="Consolas" w:cs="Times New Roman"/>
-          <w:noProof w:val="0"/>
-          <w:color w:val="BBBEBF"/>
-          <w:kern w:val="0"/>
-          <w:sz w:val="21"/>
-          <w:szCs w:val="21"/>
-          <w14:ligatures w14:val="none"/>
-        </w:rPr>
-        <w:t>, pid),</w:t>
+      <w:proofErr w:type="spellEnd"/>
+      <w:r>
+        <w:rPr>
+          <w:rFonts w:ascii="Consolas" w:eastAsia="Times New Roman" w:hAnsi="Consolas" w:cs="Times New Roman"/>
+          <w:noProof w:val="0"/>
+          <w:color w:val="BBBEBF"/>
+          <w:kern w:val="0"/>
+          <w:sz w:val="21"/>
+          <w:szCs w:val="21"/>
+          <w14:ligatures w14:val="none"/>
+        </w:rPr>
+        <w:t xml:space="preserve">, </w:t>
+      </w:r>
+      <w:proofErr w:type="spellStart"/>
+      <w:r>
+        <w:rPr>
+          <w:rFonts w:ascii="Consolas" w:eastAsia="Times New Roman" w:hAnsi="Consolas" w:cs="Times New Roman"/>
+          <w:noProof w:val="0"/>
+          <w:color w:val="BBBEBF"/>
+          <w:kern w:val="0"/>
+          <w:sz w:val="21"/>
+          <w:szCs w:val="21"/>
+          <w14:ligatures w14:val="none"/>
+        </w:rPr>
+        <w:t>pid</w:t>
+      </w:r>
+      <w:proofErr w:type="spellEnd"/>
+      <w:r>
+        <w:rPr>
+          <w:rFonts w:ascii="Consolas" w:eastAsia="Times New Roman" w:hAnsi="Consolas" w:cs="Times New Roman"/>
+          <w:noProof w:val="0"/>
+          <w:color w:val="BBBEBF"/>
+          <w:kern w:val="0"/>
+          <w:sz w:val="21"/>
+          <w:szCs w:val="21"/>
+          <w14:ligatures w14:val="none"/>
+        </w:rPr>
+        <w:t>),</w:t>
       </w:r>
     </w:p>
     <w:p>
@@ -17062,6 +19762,7 @@
         </w:rPr>
         <w:t xml:space="preserve"> (</w:t>
       </w:r>
+      <w:proofErr w:type="spellStart"/>
       <w:r>
         <w:rPr>
           <w:rFonts w:ascii="Consolas" w:eastAsia="Times New Roman" w:hAnsi="Consolas" w:cs="Times New Roman"/>
@@ -17074,6 +19775,7 @@
         </w:rPr>
         <w:t>uid</w:t>
       </w:r>
+      <w:proofErr w:type="spellEnd"/>
       <w:r>
         <w:rPr>
           <w:rFonts w:ascii="Consolas" w:eastAsia="Times New Roman" w:hAnsi="Consolas" w:cs="Times New Roman"/>
@@ -17110,6 +19812,7 @@
         </w:rPr>
         <w:t xml:space="preserve"> Customers(</w:t>
       </w:r>
+      <w:proofErr w:type="spellStart"/>
       <w:r>
         <w:rPr>
           <w:rFonts w:ascii="Consolas" w:eastAsia="Times New Roman" w:hAnsi="Consolas" w:cs="Times New Roman"/>
@@ -17122,6 +19825,7 @@
         </w:rPr>
         <w:t>uid</w:t>
       </w:r>
+      <w:proofErr w:type="spellEnd"/>
       <w:r>
         <w:rPr>
           <w:rFonts w:ascii="Consolas" w:eastAsia="Times New Roman" w:hAnsi="Consolas" w:cs="Times New Roman"/>
@@ -17238,7 +19942,33 @@
           <w:szCs w:val="21"/>
           <w14:ligatures w14:val="none"/>
         </w:rPr>
-        <w:t xml:space="preserve"> (pid) </w:t>
+        <w:t xml:space="preserve"> (</w:t>
+      </w:r>
+      <w:proofErr w:type="spellStart"/>
+      <w:r>
+        <w:rPr>
+          <w:rFonts w:ascii="Consolas" w:eastAsia="Times New Roman" w:hAnsi="Consolas" w:cs="Times New Roman"/>
+          <w:noProof w:val="0"/>
+          <w:color w:val="BBBEBF"/>
+          <w:kern w:val="0"/>
+          <w:sz w:val="21"/>
+          <w:szCs w:val="21"/>
+          <w14:ligatures w14:val="none"/>
+        </w:rPr>
+        <w:t>pid</w:t>
+      </w:r>
+      <w:proofErr w:type="spellEnd"/>
+      <w:r>
+        <w:rPr>
+          <w:rFonts w:ascii="Consolas" w:eastAsia="Times New Roman" w:hAnsi="Consolas" w:cs="Times New Roman"/>
+          <w:noProof w:val="0"/>
+          <w:color w:val="BBBEBF"/>
+          <w:kern w:val="0"/>
+          <w:sz w:val="21"/>
+          <w:szCs w:val="21"/>
+          <w14:ligatures w14:val="none"/>
+        </w:rPr>
+        <w:t xml:space="preserve">) </w:t>
       </w:r>
       <w:r>
         <w:rPr>
@@ -17262,7 +19992,33 @@
           <w:szCs w:val="21"/>
           <w14:ligatures w14:val="none"/>
         </w:rPr>
-        <w:t xml:space="preserve"> Performances(pid)</w:t>
+        <w:t xml:space="preserve"> Performances(</w:t>
+      </w:r>
+      <w:proofErr w:type="spellStart"/>
+      <w:r>
+        <w:rPr>
+          <w:rFonts w:ascii="Consolas" w:eastAsia="Times New Roman" w:hAnsi="Consolas" w:cs="Times New Roman"/>
+          <w:noProof w:val="0"/>
+          <w:color w:val="BBBEBF"/>
+          <w:kern w:val="0"/>
+          <w:sz w:val="21"/>
+          <w:szCs w:val="21"/>
+          <w14:ligatures w14:val="none"/>
+        </w:rPr>
+        <w:t>pid</w:t>
+      </w:r>
+      <w:proofErr w:type="spellEnd"/>
+      <w:r>
+        <w:rPr>
+          <w:rFonts w:ascii="Consolas" w:eastAsia="Times New Roman" w:hAnsi="Consolas" w:cs="Times New Roman"/>
+          <w:noProof w:val="0"/>
+          <w:color w:val="BBBEBF"/>
+          <w:kern w:val="0"/>
+          <w:sz w:val="21"/>
+          <w:szCs w:val="21"/>
+          <w14:ligatures w14:val="none"/>
+        </w:rPr>
+        <w:t>)</w:t>
       </w:r>
     </w:p>
     <w:p>
@@ -17368,7 +20124,33 @@
           <w:szCs w:val="21"/>
           <w14:ligatures w14:val="none"/>
         </w:rPr>
-        <w:t xml:space="preserve"> (event_score </w:t>
+        <w:t xml:space="preserve"> (</w:t>
+      </w:r>
+      <w:proofErr w:type="spellStart"/>
+      <w:r>
+        <w:rPr>
+          <w:rFonts w:ascii="Consolas" w:eastAsia="Times New Roman" w:hAnsi="Consolas" w:cs="Times New Roman"/>
+          <w:noProof w:val="0"/>
+          <w:color w:val="BBBEBF"/>
+          <w:kern w:val="0"/>
+          <w:sz w:val="21"/>
+          <w:szCs w:val="21"/>
+          <w14:ligatures w14:val="none"/>
+        </w:rPr>
+        <w:t>event_score</w:t>
+      </w:r>
+      <w:proofErr w:type="spellEnd"/>
+      <w:r>
+        <w:rPr>
+          <w:rFonts w:ascii="Consolas" w:eastAsia="Times New Roman" w:hAnsi="Consolas" w:cs="Times New Roman"/>
+          <w:noProof w:val="0"/>
+          <w:color w:val="BBBEBF"/>
+          <w:kern w:val="0"/>
+          <w:sz w:val="21"/>
+          <w:szCs w:val="21"/>
+          <w14:ligatures w14:val="none"/>
+        </w:rPr>
+        <w:t xml:space="preserve"> </w:t>
       </w:r>
       <w:r>
         <w:rPr>
@@ -17440,7 +20222,33 @@
           <w:szCs w:val="21"/>
           <w14:ligatures w14:val="none"/>
         </w:rPr>
-        <w:t xml:space="preserve"> event_score </w:t>
+        <w:t xml:space="preserve"> </w:t>
+      </w:r>
+      <w:proofErr w:type="spellStart"/>
+      <w:r>
+        <w:rPr>
+          <w:rFonts w:ascii="Consolas" w:eastAsia="Times New Roman" w:hAnsi="Consolas" w:cs="Times New Roman"/>
+          <w:noProof w:val="0"/>
+          <w:color w:val="BBBEBF"/>
+          <w:kern w:val="0"/>
+          <w:sz w:val="21"/>
+          <w:szCs w:val="21"/>
+          <w14:ligatures w14:val="none"/>
+        </w:rPr>
+        <w:t>event_score</w:t>
+      </w:r>
+      <w:proofErr w:type="spellEnd"/>
+      <w:r>
+        <w:rPr>
+          <w:rFonts w:ascii="Consolas" w:eastAsia="Times New Roman" w:hAnsi="Consolas" w:cs="Times New Roman"/>
+          <w:noProof w:val="0"/>
+          <w:color w:val="BBBEBF"/>
+          <w:kern w:val="0"/>
+          <w:sz w:val="21"/>
+          <w:szCs w:val="21"/>
+          <w14:ligatures w14:val="none"/>
+        </w:rPr>
+        <w:t xml:space="preserve"> </w:t>
       </w:r>
       <w:r>
         <w:rPr>
@@ -17541,7 +20349,33 @@
           <w:szCs w:val="21"/>
           <w14:ligatures w14:val="none"/>
         </w:rPr>
-        <w:t xml:space="preserve"> (venue_score </w:t>
+        <w:t xml:space="preserve"> (</w:t>
+      </w:r>
+      <w:proofErr w:type="spellStart"/>
+      <w:r>
+        <w:rPr>
+          <w:rFonts w:ascii="Consolas" w:eastAsia="Times New Roman" w:hAnsi="Consolas" w:cs="Times New Roman"/>
+          <w:noProof w:val="0"/>
+          <w:color w:val="BBBEBF"/>
+          <w:kern w:val="0"/>
+          <w:sz w:val="21"/>
+          <w:szCs w:val="21"/>
+          <w14:ligatures w14:val="none"/>
+        </w:rPr>
+        <w:t>venue_score</w:t>
+      </w:r>
+      <w:proofErr w:type="spellEnd"/>
+      <w:r>
+        <w:rPr>
+          <w:rFonts w:ascii="Consolas" w:eastAsia="Times New Roman" w:hAnsi="Consolas" w:cs="Times New Roman"/>
+          <w:noProof w:val="0"/>
+          <w:color w:val="BBBEBF"/>
+          <w:kern w:val="0"/>
+          <w:sz w:val="21"/>
+          <w:szCs w:val="21"/>
+          <w14:ligatures w14:val="none"/>
+        </w:rPr>
+        <w:t xml:space="preserve"> </w:t>
       </w:r>
       <w:r>
         <w:rPr>
@@ -17613,7 +20447,33 @@
           <w:szCs w:val="21"/>
           <w14:ligatures w14:val="none"/>
         </w:rPr>
-        <w:t xml:space="preserve"> venue_score </w:t>
+        <w:t xml:space="preserve"> </w:t>
+      </w:r>
+      <w:proofErr w:type="spellStart"/>
+      <w:r>
+        <w:rPr>
+          <w:rFonts w:ascii="Consolas" w:eastAsia="Times New Roman" w:hAnsi="Consolas" w:cs="Times New Roman"/>
+          <w:noProof w:val="0"/>
+          <w:color w:val="BBBEBF"/>
+          <w:kern w:val="0"/>
+          <w:sz w:val="21"/>
+          <w:szCs w:val="21"/>
+          <w14:ligatures w14:val="none"/>
+        </w:rPr>
+        <w:t>venue_score</w:t>
+      </w:r>
+      <w:proofErr w:type="spellEnd"/>
+      <w:r>
+        <w:rPr>
+          <w:rFonts w:ascii="Consolas" w:eastAsia="Times New Roman" w:hAnsi="Consolas" w:cs="Times New Roman"/>
+          <w:noProof w:val="0"/>
+          <w:color w:val="BBBEBF"/>
+          <w:kern w:val="0"/>
+          <w:sz w:val="21"/>
+          <w:szCs w:val="21"/>
+          <w14:ligatures w14:val="none"/>
+        </w:rPr>
+        <w:t xml:space="preserve"> </w:t>
       </w:r>
       <w:r>
         <w:rPr>
@@ -17774,6 +20634,7 @@
         </w:rPr>
         <w:t xml:space="preserve"> </w:t>
       </w:r>
+      <w:proofErr w:type="spellStart"/>
       <w:r>
         <w:rPr>
           <w:rFonts w:ascii="Consolas" w:eastAsia="Times New Roman" w:hAnsi="Consolas" w:cs="Times New Roman"/>
@@ -17786,6 +20647,7 @@
         </w:rPr>
         <w:t>Section_pricetier</w:t>
       </w:r>
+      <w:proofErr w:type="spellEnd"/>
       <w:r>
         <w:rPr>
           <w:rFonts w:ascii="Consolas" w:eastAsia="Times New Roman" w:hAnsi="Consolas" w:cs="Times New Roman"/>
@@ -17825,7 +20687,33 @@
           <w:szCs w:val="21"/>
           <w14:ligatures w14:val="none"/>
         </w:rPr>
-        <w:t xml:space="preserve">    section_name   </w:t>
+        <w:t xml:space="preserve">    </w:t>
+      </w:r>
+      <w:proofErr w:type="spellStart"/>
+      <w:r>
+        <w:rPr>
+          <w:rFonts w:ascii="Consolas" w:eastAsia="Times New Roman" w:hAnsi="Consolas" w:cs="Times New Roman"/>
+          <w:noProof w:val="0"/>
+          <w:color w:val="BBBEBF"/>
+          <w:kern w:val="0"/>
+          <w:sz w:val="21"/>
+          <w:szCs w:val="21"/>
+          <w14:ligatures w14:val="none"/>
+        </w:rPr>
+        <w:t>section_name</w:t>
+      </w:r>
+      <w:proofErr w:type="spellEnd"/>
+      <w:r>
+        <w:rPr>
+          <w:rFonts w:ascii="Consolas" w:eastAsia="Times New Roman" w:hAnsi="Consolas" w:cs="Times New Roman"/>
+          <w:noProof w:val="0"/>
+          <w:color w:val="BBBEBF"/>
+          <w:kern w:val="0"/>
+          <w:sz w:val="21"/>
+          <w:szCs w:val="21"/>
+          <w14:ligatures w14:val="none"/>
+        </w:rPr>
+        <w:t xml:space="preserve">   </w:t>
       </w:r>
       <w:r>
         <w:rPr>
@@ -17926,7 +20814,33 @@
           <w:szCs w:val="21"/>
           <w14:ligatures w14:val="none"/>
         </w:rPr>
-        <w:t>    pid            </w:t>
+        <w:t xml:space="preserve">    </w:t>
+      </w:r>
+      <w:proofErr w:type="spellStart"/>
+      <w:r>
+        <w:rPr>
+          <w:rFonts w:ascii="Consolas" w:eastAsia="Times New Roman" w:hAnsi="Consolas" w:cs="Times New Roman"/>
+          <w:noProof w:val="0"/>
+          <w:color w:val="BBBEBF"/>
+          <w:kern w:val="0"/>
+          <w:sz w:val="21"/>
+          <w:szCs w:val="21"/>
+          <w14:ligatures w14:val="none"/>
+        </w:rPr>
+        <w:t>pid</w:t>
+      </w:r>
+      <w:proofErr w:type="spellEnd"/>
+      <w:r>
+        <w:rPr>
+          <w:rFonts w:ascii="Consolas" w:eastAsia="Times New Roman" w:hAnsi="Consolas" w:cs="Times New Roman"/>
+          <w:noProof w:val="0"/>
+          <w:color w:val="BBBEBF"/>
+          <w:kern w:val="0"/>
+          <w:sz w:val="21"/>
+          <w:szCs w:val="21"/>
+          <w14:ligatures w14:val="none"/>
+        </w:rPr>
+        <w:t xml:space="preserve">            </w:t>
       </w:r>
       <w:r>
         <w:rPr>
@@ -18003,7 +20917,33 @@
           <w:szCs w:val="21"/>
           <w14:ligatures w14:val="none"/>
         </w:rPr>
-        <w:t xml:space="preserve">    pricetier_name </w:t>
+        <w:t xml:space="preserve">    </w:t>
+      </w:r>
+      <w:proofErr w:type="spellStart"/>
+      <w:r>
+        <w:rPr>
+          <w:rFonts w:ascii="Consolas" w:eastAsia="Times New Roman" w:hAnsi="Consolas" w:cs="Times New Roman"/>
+          <w:noProof w:val="0"/>
+          <w:color w:val="BBBEBF"/>
+          <w:kern w:val="0"/>
+          <w:sz w:val="21"/>
+          <w:szCs w:val="21"/>
+          <w14:ligatures w14:val="none"/>
+        </w:rPr>
+        <w:t>pricetier_name</w:t>
+      </w:r>
+      <w:proofErr w:type="spellEnd"/>
+      <w:r>
+        <w:rPr>
+          <w:rFonts w:ascii="Consolas" w:eastAsia="Times New Roman" w:hAnsi="Consolas" w:cs="Times New Roman"/>
+          <w:noProof w:val="0"/>
+          <w:color w:val="BBBEBF"/>
+          <w:kern w:val="0"/>
+          <w:sz w:val="21"/>
+          <w:szCs w:val="21"/>
+          <w14:ligatures w14:val="none"/>
+        </w:rPr>
+        <w:t xml:space="preserve"> </w:t>
       </w:r>
       <w:r>
         <w:rPr>
@@ -18128,7 +21068,59 @@
           <w:szCs w:val="21"/>
           <w14:ligatures w14:val="none"/>
         </w:rPr>
-        <w:t xml:space="preserve"> (section_name, pid),</w:t>
+        <w:t xml:space="preserve"> (</w:t>
+      </w:r>
+      <w:proofErr w:type="spellStart"/>
+      <w:r>
+        <w:rPr>
+          <w:rFonts w:ascii="Consolas" w:eastAsia="Times New Roman" w:hAnsi="Consolas" w:cs="Times New Roman"/>
+          <w:noProof w:val="0"/>
+          <w:color w:val="BBBEBF"/>
+          <w:kern w:val="0"/>
+          <w:sz w:val="21"/>
+          <w:szCs w:val="21"/>
+          <w14:ligatures w14:val="none"/>
+        </w:rPr>
+        <w:t>section_name</w:t>
+      </w:r>
+      <w:proofErr w:type="spellEnd"/>
+      <w:r>
+        <w:rPr>
+          <w:rFonts w:ascii="Consolas" w:eastAsia="Times New Roman" w:hAnsi="Consolas" w:cs="Times New Roman"/>
+          <w:noProof w:val="0"/>
+          <w:color w:val="BBBEBF"/>
+          <w:kern w:val="0"/>
+          <w:sz w:val="21"/>
+          <w:szCs w:val="21"/>
+          <w14:ligatures w14:val="none"/>
+        </w:rPr>
+        <w:t xml:space="preserve">, </w:t>
+      </w:r>
+      <w:proofErr w:type="spellStart"/>
+      <w:r>
+        <w:rPr>
+          <w:rFonts w:ascii="Consolas" w:eastAsia="Times New Roman" w:hAnsi="Consolas" w:cs="Times New Roman"/>
+          <w:noProof w:val="0"/>
+          <w:color w:val="BBBEBF"/>
+          <w:kern w:val="0"/>
+          <w:sz w:val="21"/>
+          <w:szCs w:val="21"/>
+          <w14:ligatures w14:val="none"/>
+        </w:rPr>
+        <w:t>pid</w:t>
+      </w:r>
+      <w:proofErr w:type="spellEnd"/>
+      <w:r>
+        <w:rPr>
+          <w:rFonts w:ascii="Consolas" w:eastAsia="Times New Roman" w:hAnsi="Consolas" w:cs="Times New Roman"/>
+          <w:noProof w:val="0"/>
+          <w:color w:val="BBBEBF"/>
+          <w:kern w:val="0"/>
+          <w:sz w:val="21"/>
+          <w:szCs w:val="21"/>
+          <w14:ligatures w14:val="none"/>
+        </w:rPr>
+        <w:t>),</w:t>
       </w:r>
     </w:p>
     <w:p>
@@ -18181,7 +21173,59 @@
           <w:szCs w:val="21"/>
           <w14:ligatures w14:val="none"/>
         </w:rPr>
-        <w:t xml:space="preserve"> (pricetier_name, pid) </w:t>
+        <w:t xml:space="preserve"> (</w:t>
+      </w:r>
+      <w:proofErr w:type="spellStart"/>
+      <w:r>
+        <w:rPr>
+          <w:rFonts w:ascii="Consolas" w:eastAsia="Times New Roman" w:hAnsi="Consolas" w:cs="Times New Roman"/>
+          <w:noProof w:val="0"/>
+          <w:color w:val="BBBEBF"/>
+          <w:kern w:val="0"/>
+          <w:sz w:val="21"/>
+          <w:szCs w:val="21"/>
+          <w14:ligatures w14:val="none"/>
+        </w:rPr>
+        <w:t>pricetier_name</w:t>
+      </w:r>
+      <w:proofErr w:type="spellEnd"/>
+      <w:r>
+        <w:rPr>
+          <w:rFonts w:ascii="Consolas" w:eastAsia="Times New Roman" w:hAnsi="Consolas" w:cs="Times New Roman"/>
+          <w:noProof w:val="0"/>
+          <w:color w:val="BBBEBF"/>
+          <w:kern w:val="0"/>
+          <w:sz w:val="21"/>
+          <w:szCs w:val="21"/>
+          <w14:ligatures w14:val="none"/>
+        </w:rPr>
+        <w:t xml:space="preserve">, </w:t>
+      </w:r>
+      <w:proofErr w:type="spellStart"/>
+      <w:r>
+        <w:rPr>
+          <w:rFonts w:ascii="Consolas" w:eastAsia="Times New Roman" w:hAnsi="Consolas" w:cs="Times New Roman"/>
+          <w:noProof w:val="0"/>
+          <w:color w:val="BBBEBF"/>
+          <w:kern w:val="0"/>
+          <w:sz w:val="21"/>
+          <w:szCs w:val="21"/>
+          <w14:ligatures w14:val="none"/>
+        </w:rPr>
+        <w:t>pid</w:t>
+      </w:r>
+      <w:proofErr w:type="spellEnd"/>
+      <w:r>
+        <w:rPr>
+          <w:rFonts w:ascii="Consolas" w:eastAsia="Times New Roman" w:hAnsi="Consolas" w:cs="Times New Roman"/>
+          <w:noProof w:val="0"/>
+          <w:color w:val="BBBEBF"/>
+          <w:kern w:val="0"/>
+          <w:sz w:val="21"/>
+          <w:szCs w:val="21"/>
+          <w14:ligatures w14:val="none"/>
+        </w:rPr>
+        <w:t xml:space="preserve">) </w:t>
       </w:r>
       <w:r>
         <w:rPr>
@@ -18205,7 +21249,33 @@
           <w:szCs w:val="21"/>
           <w14:ligatures w14:val="none"/>
         </w:rPr>
-        <w:t xml:space="preserve"> Price_tiers(</w:t>
+        <w:t xml:space="preserve"> </w:t>
+      </w:r>
+      <w:proofErr w:type="spellStart"/>
+      <w:r>
+        <w:rPr>
+          <w:rFonts w:ascii="Consolas" w:eastAsia="Times New Roman" w:hAnsi="Consolas" w:cs="Times New Roman"/>
+          <w:noProof w:val="0"/>
+          <w:color w:val="BBBEBF"/>
+          <w:kern w:val="0"/>
+          <w:sz w:val="21"/>
+          <w:szCs w:val="21"/>
+          <w14:ligatures w14:val="none"/>
+        </w:rPr>
+        <w:t>Price_tiers</w:t>
+      </w:r>
+      <w:proofErr w:type="spellEnd"/>
+      <w:r>
+        <w:rPr>
+          <w:rFonts w:ascii="Consolas" w:eastAsia="Times New Roman" w:hAnsi="Consolas" w:cs="Times New Roman"/>
+          <w:noProof w:val="0"/>
+          <w:color w:val="BBBEBF"/>
+          <w:kern w:val="0"/>
+          <w:sz w:val="21"/>
+          <w:szCs w:val="21"/>
+          <w14:ligatures w14:val="none"/>
+        </w:rPr>
+        <w:t>(</w:t>
       </w:r>
       <w:r>
         <w:rPr>
@@ -18229,7 +21299,33 @@
           <w:szCs w:val="21"/>
           <w14:ligatures w14:val="none"/>
         </w:rPr>
-        <w:t>, pid)</w:t>
+        <w:t xml:space="preserve">, </w:t>
+      </w:r>
+      <w:proofErr w:type="spellStart"/>
+      <w:r>
+        <w:rPr>
+          <w:rFonts w:ascii="Consolas" w:eastAsia="Times New Roman" w:hAnsi="Consolas" w:cs="Times New Roman"/>
+          <w:noProof w:val="0"/>
+          <w:color w:val="BBBEBF"/>
+          <w:kern w:val="0"/>
+          <w:sz w:val="21"/>
+          <w:szCs w:val="21"/>
+          <w14:ligatures w14:val="none"/>
+        </w:rPr>
+        <w:t>pid</w:t>
+      </w:r>
+      <w:proofErr w:type="spellEnd"/>
+      <w:r>
+        <w:rPr>
+          <w:rFonts w:ascii="Consolas" w:eastAsia="Times New Roman" w:hAnsi="Consolas" w:cs="Times New Roman"/>
+          <w:noProof w:val="0"/>
+          <w:color w:val="BBBEBF"/>
+          <w:kern w:val="0"/>
+          <w:sz w:val="21"/>
+          <w:szCs w:val="21"/>
+          <w14:ligatures w14:val="none"/>
+        </w:rPr>
+        <w:t>)</w:t>
       </w:r>
     </w:p>
     <w:p>
@@ -18434,7 +21530,33 @@
           <w:szCs w:val="21"/>
           <w14:ligatures w14:val="none"/>
         </w:rPr>
-        <w:t>    pid            </w:t>
+        <w:t xml:space="preserve">    </w:t>
+      </w:r>
+      <w:proofErr w:type="spellStart"/>
+      <w:r>
+        <w:rPr>
+          <w:rFonts w:ascii="Consolas" w:eastAsia="Times New Roman" w:hAnsi="Consolas" w:cs="Times New Roman"/>
+          <w:noProof w:val="0"/>
+          <w:color w:val="BBBEBF"/>
+          <w:kern w:val="0"/>
+          <w:sz w:val="21"/>
+          <w:szCs w:val="21"/>
+          <w14:ligatures w14:val="none"/>
+        </w:rPr>
+        <w:t>pid</w:t>
+      </w:r>
+      <w:proofErr w:type="spellEnd"/>
+      <w:r>
+        <w:rPr>
+          <w:rFonts w:ascii="Consolas" w:eastAsia="Times New Roman" w:hAnsi="Consolas" w:cs="Times New Roman"/>
+          <w:noProof w:val="0"/>
+          <w:color w:val="BBBEBF"/>
+          <w:kern w:val="0"/>
+          <w:sz w:val="21"/>
+          <w:szCs w:val="21"/>
+          <w14:ligatures w14:val="none"/>
+        </w:rPr>
+        <w:t xml:space="preserve">            </w:t>
       </w:r>
       <w:r>
         <w:rPr>
@@ -18689,7 +21811,33 @@
           <w:szCs w:val="21"/>
           <w14:ligatures w14:val="none"/>
         </w:rPr>
-        <w:t xml:space="preserve">    section_name   </w:t>
+        <w:t xml:space="preserve">    </w:t>
+      </w:r>
+      <w:proofErr w:type="spellStart"/>
+      <w:r>
+        <w:rPr>
+          <w:rFonts w:ascii="Consolas" w:eastAsia="Times New Roman" w:hAnsi="Consolas" w:cs="Times New Roman"/>
+          <w:noProof w:val="0"/>
+          <w:color w:val="BBBEBF"/>
+          <w:kern w:val="0"/>
+          <w:sz w:val="21"/>
+          <w:szCs w:val="21"/>
+          <w14:ligatures w14:val="none"/>
+        </w:rPr>
+        <w:t>section_name</w:t>
+      </w:r>
+      <w:proofErr w:type="spellEnd"/>
+      <w:r>
+        <w:rPr>
+          <w:rFonts w:ascii="Consolas" w:eastAsia="Times New Roman" w:hAnsi="Consolas" w:cs="Times New Roman"/>
+          <w:noProof w:val="0"/>
+          <w:color w:val="BBBEBF"/>
+          <w:kern w:val="0"/>
+          <w:sz w:val="21"/>
+          <w:szCs w:val="21"/>
+          <w14:ligatures w14:val="none"/>
+        </w:rPr>
+        <w:t xml:space="preserve">   </w:t>
       </w:r>
       <w:r>
         <w:rPr>
@@ -18814,7 +21962,33 @@
           <w:szCs w:val="21"/>
           <w14:ligatures w14:val="none"/>
         </w:rPr>
-        <w:t xml:space="preserve"> (pid, seat, </w:t>
+        <w:t xml:space="preserve"> (</w:t>
+      </w:r>
+      <w:proofErr w:type="spellStart"/>
+      <w:r>
+        <w:rPr>
+          <w:rFonts w:ascii="Consolas" w:eastAsia="Times New Roman" w:hAnsi="Consolas" w:cs="Times New Roman"/>
+          <w:noProof w:val="0"/>
+          <w:color w:val="BBBEBF"/>
+          <w:kern w:val="0"/>
+          <w:sz w:val="21"/>
+          <w:szCs w:val="21"/>
+          <w14:ligatures w14:val="none"/>
+        </w:rPr>
+        <w:t>pid</w:t>
+      </w:r>
+      <w:proofErr w:type="spellEnd"/>
+      <w:r>
+        <w:rPr>
+          <w:rFonts w:ascii="Consolas" w:eastAsia="Times New Roman" w:hAnsi="Consolas" w:cs="Times New Roman"/>
+          <w:noProof w:val="0"/>
+          <w:color w:val="BBBEBF"/>
+          <w:kern w:val="0"/>
+          <w:sz w:val="21"/>
+          <w:szCs w:val="21"/>
+          <w14:ligatures w14:val="none"/>
+        </w:rPr>
+        <w:t xml:space="preserve">, seat, </w:t>
       </w:r>
       <w:r>
         <w:rPr>
@@ -18838,7 +22012,33 @@
           <w:szCs w:val="21"/>
           <w14:ligatures w14:val="none"/>
         </w:rPr>
-        <w:t>, section_name),</w:t>
+        <w:t xml:space="preserve">, </w:t>
+      </w:r>
+      <w:proofErr w:type="spellStart"/>
+      <w:r>
+        <w:rPr>
+          <w:rFonts w:ascii="Consolas" w:eastAsia="Times New Roman" w:hAnsi="Consolas" w:cs="Times New Roman"/>
+          <w:noProof w:val="0"/>
+          <w:color w:val="BBBEBF"/>
+          <w:kern w:val="0"/>
+          <w:sz w:val="21"/>
+          <w:szCs w:val="21"/>
+          <w14:ligatures w14:val="none"/>
+        </w:rPr>
+        <w:t>section_name</w:t>
+      </w:r>
+      <w:proofErr w:type="spellEnd"/>
+      <w:r>
+        <w:rPr>
+          <w:rFonts w:ascii="Consolas" w:eastAsia="Times New Roman" w:hAnsi="Consolas" w:cs="Times New Roman"/>
+          <w:noProof w:val="0"/>
+          <w:color w:val="BBBEBF"/>
+          <w:kern w:val="0"/>
+          <w:sz w:val="21"/>
+          <w:szCs w:val="21"/>
+          <w14:ligatures w14:val="none"/>
+        </w:rPr>
+        <w:t>),</w:t>
       </w:r>
     </w:p>
     <w:p>
@@ -18891,7 +22091,33 @@
           <w:szCs w:val="21"/>
           <w14:ligatures w14:val="none"/>
         </w:rPr>
-        <w:t xml:space="preserve"> (pid) </w:t>
+        <w:t xml:space="preserve"> (</w:t>
+      </w:r>
+      <w:proofErr w:type="spellStart"/>
+      <w:r>
+        <w:rPr>
+          <w:rFonts w:ascii="Consolas" w:eastAsia="Times New Roman" w:hAnsi="Consolas" w:cs="Times New Roman"/>
+          <w:noProof w:val="0"/>
+          <w:color w:val="BBBEBF"/>
+          <w:kern w:val="0"/>
+          <w:sz w:val="21"/>
+          <w:szCs w:val="21"/>
+          <w14:ligatures w14:val="none"/>
+        </w:rPr>
+        <w:t>pid</w:t>
+      </w:r>
+      <w:proofErr w:type="spellEnd"/>
+      <w:r>
+        <w:rPr>
+          <w:rFonts w:ascii="Consolas" w:eastAsia="Times New Roman" w:hAnsi="Consolas" w:cs="Times New Roman"/>
+          <w:noProof w:val="0"/>
+          <w:color w:val="BBBEBF"/>
+          <w:kern w:val="0"/>
+          <w:sz w:val="21"/>
+          <w:szCs w:val="21"/>
+          <w14:ligatures w14:val="none"/>
+        </w:rPr>
+        <w:t xml:space="preserve">) </w:t>
       </w:r>
       <w:r>
         <w:rPr>
@@ -18915,7 +22141,33 @@
           <w:szCs w:val="21"/>
           <w14:ligatures w14:val="none"/>
         </w:rPr>
-        <w:t xml:space="preserve"> Performances(pid)</w:t>
+        <w:t xml:space="preserve"> Performances(</w:t>
+      </w:r>
+      <w:proofErr w:type="spellStart"/>
+      <w:r>
+        <w:rPr>
+          <w:rFonts w:ascii="Consolas" w:eastAsia="Times New Roman" w:hAnsi="Consolas" w:cs="Times New Roman"/>
+          <w:noProof w:val="0"/>
+          <w:color w:val="BBBEBF"/>
+          <w:kern w:val="0"/>
+          <w:sz w:val="21"/>
+          <w:szCs w:val="21"/>
+          <w14:ligatures w14:val="none"/>
+        </w:rPr>
+        <w:t>pid</w:t>
+      </w:r>
+      <w:proofErr w:type="spellEnd"/>
+      <w:r>
+        <w:rPr>
+          <w:rFonts w:ascii="Consolas" w:eastAsia="Times New Roman" w:hAnsi="Consolas" w:cs="Times New Roman"/>
+          <w:noProof w:val="0"/>
+          <w:color w:val="BBBEBF"/>
+          <w:kern w:val="0"/>
+          <w:sz w:val="21"/>
+          <w:szCs w:val="21"/>
+          <w14:ligatures w14:val="none"/>
+        </w:rPr>
+        <w:t>)</w:t>
       </w:r>
     </w:p>
     <w:p>
@@ -19197,7 +22449,33 @@
           <w:szCs w:val="21"/>
           <w14:ligatures w14:val="none"/>
         </w:rPr>
-        <w:t>    tid            </w:t>
+        <w:t xml:space="preserve">    </w:t>
+      </w:r>
+      <w:proofErr w:type="spellStart"/>
+      <w:r>
+        <w:rPr>
+          <w:rFonts w:ascii="Consolas" w:eastAsia="Times New Roman" w:hAnsi="Consolas" w:cs="Times New Roman"/>
+          <w:noProof w:val="0"/>
+          <w:color w:val="BBBEBF"/>
+          <w:kern w:val="0"/>
+          <w:sz w:val="21"/>
+          <w:szCs w:val="21"/>
+          <w14:ligatures w14:val="none"/>
+        </w:rPr>
+        <w:t>tid</w:t>
+      </w:r>
+      <w:proofErr w:type="spellEnd"/>
+      <w:r>
+        <w:rPr>
+          <w:rFonts w:ascii="Consolas" w:eastAsia="Times New Roman" w:hAnsi="Consolas" w:cs="Times New Roman"/>
+          <w:noProof w:val="0"/>
+          <w:color w:val="BBBEBF"/>
+          <w:kern w:val="0"/>
+          <w:sz w:val="21"/>
+          <w:szCs w:val="21"/>
+          <w14:ligatures w14:val="none"/>
+        </w:rPr>
+        <w:t xml:space="preserve">            </w:t>
       </w:r>
       <w:r>
         <w:rPr>
@@ -19274,7 +22552,33 @@
           <w:szCs w:val="21"/>
           <w14:ligatures w14:val="none"/>
         </w:rPr>
-        <w:t>    seller_id      </w:t>
+        <w:t xml:space="preserve">    </w:t>
+      </w:r>
+      <w:proofErr w:type="spellStart"/>
+      <w:r>
+        <w:rPr>
+          <w:rFonts w:ascii="Consolas" w:eastAsia="Times New Roman" w:hAnsi="Consolas" w:cs="Times New Roman"/>
+          <w:noProof w:val="0"/>
+          <w:color w:val="BBBEBF"/>
+          <w:kern w:val="0"/>
+          <w:sz w:val="21"/>
+          <w:szCs w:val="21"/>
+          <w14:ligatures w14:val="none"/>
+        </w:rPr>
+        <w:t>seller_id</w:t>
+      </w:r>
+      <w:proofErr w:type="spellEnd"/>
+      <w:r>
+        <w:rPr>
+          <w:rFonts w:ascii="Consolas" w:eastAsia="Times New Roman" w:hAnsi="Consolas" w:cs="Times New Roman"/>
+          <w:noProof w:val="0"/>
+          <w:color w:val="BBBEBF"/>
+          <w:kern w:val="0"/>
+          <w:sz w:val="21"/>
+          <w:szCs w:val="21"/>
+          <w14:ligatures w14:val="none"/>
+        </w:rPr>
+        <w:t xml:space="preserve">      </w:t>
       </w:r>
       <w:r>
         <w:rPr>
@@ -19351,7 +22655,33 @@
           <w:szCs w:val="21"/>
           <w14:ligatures w14:val="none"/>
         </w:rPr>
-        <w:t>    list_datetime  </w:t>
+        <w:t xml:space="preserve">    </w:t>
+      </w:r>
+      <w:proofErr w:type="spellStart"/>
+      <w:r>
+        <w:rPr>
+          <w:rFonts w:ascii="Consolas" w:eastAsia="Times New Roman" w:hAnsi="Consolas" w:cs="Times New Roman"/>
+          <w:noProof w:val="0"/>
+          <w:color w:val="BBBEBF"/>
+          <w:kern w:val="0"/>
+          <w:sz w:val="21"/>
+          <w:szCs w:val="21"/>
+          <w14:ligatures w14:val="none"/>
+        </w:rPr>
+        <w:t>list_datetime</w:t>
+      </w:r>
+      <w:proofErr w:type="spellEnd"/>
+      <w:r>
+        <w:rPr>
+          <w:rFonts w:ascii="Consolas" w:eastAsia="Times New Roman" w:hAnsi="Consolas" w:cs="Times New Roman"/>
+          <w:noProof w:val="0"/>
+          <w:color w:val="BBBEBF"/>
+          <w:kern w:val="0"/>
+          <w:sz w:val="21"/>
+          <w:szCs w:val="21"/>
+          <w14:ligatures w14:val="none"/>
+        </w:rPr>
+        <w:t xml:space="preserve">  </w:t>
       </w:r>
       <w:r>
         <w:rPr>
@@ -19553,7 +22883,33 @@
           <w:szCs w:val="21"/>
           <w14:ligatures w14:val="none"/>
         </w:rPr>
-        <w:t xml:space="preserve">    withdraw_datetime </w:t>
+        <w:t xml:space="preserve">    </w:t>
+      </w:r>
+      <w:proofErr w:type="spellStart"/>
+      <w:r>
+        <w:rPr>
+          <w:rFonts w:ascii="Consolas" w:eastAsia="Times New Roman" w:hAnsi="Consolas" w:cs="Times New Roman"/>
+          <w:noProof w:val="0"/>
+          <w:color w:val="BBBEBF"/>
+          <w:kern w:val="0"/>
+          <w:sz w:val="21"/>
+          <w:szCs w:val="21"/>
+          <w14:ligatures w14:val="none"/>
+        </w:rPr>
+        <w:t>withdraw_datetime</w:t>
+      </w:r>
+      <w:proofErr w:type="spellEnd"/>
+      <w:r>
+        <w:rPr>
+          <w:rFonts w:ascii="Consolas" w:eastAsia="Times New Roman" w:hAnsi="Consolas" w:cs="Times New Roman"/>
+          <w:noProof w:val="0"/>
+          <w:color w:val="BBBEBF"/>
+          <w:kern w:val="0"/>
+          <w:sz w:val="21"/>
+          <w:szCs w:val="21"/>
+          <w14:ligatures w14:val="none"/>
+        </w:rPr>
+        <w:t xml:space="preserve"> </w:t>
       </w:r>
       <w:r>
         <w:rPr>
@@ -19654,7 +23010,33 @@
           <w:szCs w:val="21"/>
           <w14:ligatures w14:val="none"/>
         </w:rPr>
-        <w:t xml:space="preserve">    buyer_id       </w:t>
+        <w:t xml:space="preserve">    </w:t>
+      </w:r>
+      <w:proofErr w:type="spellStart"/>
+      <w:r>
+        <w:rPr>
+          <w:rFonts w:ascii="Consolas" w:eastAsia="Times New Roman" w:hAnsi="Consolas" w:cs="Times New Roman"/>
+          <w:noProof w:val="0"/>
+          <w:color w:val="BBBEBF"/>
+          <w:kern w:val="0"/>
+          <w:sz w:val="21"/>
+          <w:szCs w:val="21"/>
+          <w14:ligatures w14:val="none"/>
+        </w:rPr>
+        <w:t>buyer_id</w:t>
+      </w:r>
+      <w:proofErr w:type="spellEnd"/>
+      <w:r>
+        <w:rPr>
+          <w:rFonts w:ascii="Consolas" w:eastAsia="Times New Roman" w:hAnsi="Consolas" w:cs="Times New Roman"/>
+          <w:noProof w:val="0"/>
+          <w:color w:val="BBBEBF"/>
+          <w:kern w:val="0"/>
+          <w:sz w:val="21"/>
+          <w:szCs w:val="21"/>
+          <w14:ligatures w14:val="none"/>
+        </w:rPr>
+        <w:t xml:space="preserve">       </w:t>
       </w:r>
       <w:r>
         <w:rPr>
@@ -19755,7 +23137,33 @@
           <w:szCs w:val="21"/>
           <w14:ligatures w14:val="none"/>
         </w:rPr>
-        <w:t xml:space="preserve">    trans_datetime </w:t>
+        <w:t xml:space="preserve">    </w:t>
+      </w:r>
+      <w:proofErr w:type="spellStart"/>
+      <w:r>
+        <w:rPr>
+          <w:rFonts w:ascii="Consolas" w:eastAsia="Times New Roman" w:hAnsi="Consolas" w:cs="Times New Roman"/>
+          <w:noProof w:val="0"/>
+          <w:color w:val="BBBEBF"/>
+          <w:kern w:val="0"/>
+          <w:sz w:val="21"/>
+          <w:szCs w:val="21"/>
+          <w14:ligatures w14:val="none"/>
+        </w:rPr>
+        <w:t>trans_datetime</w:t>
+      </w:r>
+      <w:proofErr w:type="spellEnd"/>
+      <w:r>
+        <w:rPr>
+          <w:rFonts w:ascii="Consolas" w:eastAsia="Times New Roman" w:hAnsi="Consolas" w:cs="Times New Roman"/>
+          <w:noProof w:val="0"/>
+          <w:color w:val="BBBEBF"/>
+          <w:kern w:val="0"/>
+          <w:sz w:val="21"/>
+          <w:szCs w:val="21"/>
+          <w14:ligatures w14:val="none"/>
+        </w:rPr>
+        <w:t xml:space="preserve"> </w:t>
       </w:r>
       <w:r>
         <w:rPr>
@@ -19880,7 +23288,33 @@
           <w:szCs w:val="21"/>
           <w14:ligatures w14:val="none"/>
         </w:rPr>
-        <w:t xml:space="preserve"> (tid) </w:t>
+        <w:t xml:space="preserve"> (</w:t>
+      </w:r>
+      <w:proofErr w:type="spellStart"/>
+      <w:r>
+        <w:rPr>
+          <w:rFonts w:ascii="Consolas" w:eastAsia="Times New Roman" w:hAnsi="Consolas" w:cs="Times New Roman"/>
+          <w:noProof w:val="0"/>
+          <w:color w:val="BBBEBF"/>
+          <w:kern w:val="0"/>
+          <w:sz w:val="21"/>
+          <w:szCs w:val="21"/>
+          <w14:ligatures w14:val="none"/>
+        </w:rPr>
+        <w:t>tid</w:t>
+      </w:r>
+      <w:proofErr w:type="spellEnd"/>
+      <w:r>
+        <w:rPr>
+          <w:rFonts w:ascii="Consolas" w:eastAsia="Times New Roman" w:hAnsi="Consolas" w:cs="Times New Roman"/>
+          <w:noProof w:val="0"/>
+          <w:color w:val="BBBEBF"/>
+          <w:kern w:val="0"/>
+          <w:sz w:val="21"/>
+          <w:szCs w:val="21"/>
+          <w14:ligatures w14:val="none"/>
+        </w:rPr>
+        <w:t xml:space="preserve">) </w:t>
       </w:r>
       <w:r>
         <w:rPr>
@@ -19904,7 +23338,33 @@
           <w:szCs w:val="21"/>
           <w14:ligatures w14:val="none"/>
         </w:rPr>
-        <w:t xml:space="preserve"> Tickets(tid)</w:t>
+        <w:t xml:space="preserve"> Tickets(</w:t>
+      </w:r>
+      <w:proofErr w:type="spellStart"/>
+      <w:r>
+        <w:rPr>
+          <w:rFonts w:ascii="Consolas" w:eastAsia="Times New Roman" w:hAnsi="Consolas" w:cs="Times New Roman"/>
+          <w:noProof w:val="0"/>
+          <w:color w:val="BBBEBF"/>
+          <w:kern w:val="0"/>
+          <w:sz w:val="21"/>
+          <w:szCs w:val="21"/>
+          <w14:ligatures w14:val="none"/>
+        </w:rPr>
+        <w:t>tid</w:t>
+      </w:r>
+      <w:proofErr w:type="spellEnd"/>
+      <w:r>
+        <w:rPr>
+          <w:rFonts w:ascii="Consolas" w:eastAsia="Times New Roman" w:hAnsi="Consolas" w:cs="Times New Roman"/>
+          <w:noProof w:val="0"/>
+          <w:color w:val="BBBEBF"/>
+          <w:kern w:val="0"/>
+          <w:sz w:val="21"/>
+          <w:szCs w:val="21"/>
+          <w14:ligatures w14:val="none"/>
+        </w:rPr>
+        <w:t>)</w:t>
       </w:r>
     </w:p>
     <w:p>
@@ -20010,7 +23470,33 @@
           <w:szCs w:val="21"/>
           <w14:ligatures w14:val="none"/>
         </w:rPr>
-        <w:t xml:space="preserve"> (seller_id) </w:t>
+        <w:t xml:space="preserve"> (</w:t>
+      </w:r>
+      <w:proofErr w:type="spellStart"/>
+      <w:r>
+        <w:rPr>
+          <w:rFonts w:ascii="Consolas" w:eastAsia="Times New Roman" w:hAnsi="Consolas" w:cs="Times New Roman"/>
+          <w:noProof w:val="0"/>
+          <w:color w:val="BBBEBF"/>
+          <w:kern w:val="0"/>
+          <w:sz w:val="21"/>
+          <w:szCs w:val="21"/>
+          <w14:ligatures w14:val="none"/>
+        </w:rPr>
+        <w:t>seller_id</w:t>
+      </w:r>
+      <w:proofErr w:type="spellEnd"/>
+      <w:r>
+        <w:rPr>
+          <w:rFonts w:ascii="Consolas" w:eastAsia="Times New Roman" w:hAnsi="Consolas" w:cs="Times New Roman"/>
+          <w:noProof w:val="0"/>
+          <w:color w:val="BBBEBF"/>
+          <w:kern w:val="0"/>
+          <w:sz w:val="21"/>
+          <w:szCs w:val="21"/>
+          <w14:ligatures w14:val="none"/>
+        </w:rPr>
+        <w:t xml:space="preserve">) </w:t>
       </w:r>
       <w:r>
         <w:rPr>
@@ -20036,6 +23522,7 @@
         </w:rPr>
         <w:t xml:space="preserve"> Customers(</w:t>
       </w:r>
+      <w:proofErr w:type="spellStart"/>
       <w:r>
         <w:rPr>
           <w:rFonts w:ascii="Consolas" w:eastAsia="Times New Roman" w:hAnsi="Consolas" w:cs="Times New Roman"/>
@@ -20048,6 +23535,7 @@
         </w:rPr>
         <w:t>uid</w:t>
       </w:r>
+      <w:proofErr w:type="spellEnd"/>
       <w:r>
         <w:rPr>
           <w:rFonts w:ascii="Consolas" w:eastAsia="Times New Roman" w:hAnsi="Consolas" w:cs="Times New Roman"/>
@@ -20164,7 +23652,33 @@
           <w:szCs w:val="21"/>
           <w14:ligatures w14:val="none"/>
         </w:rPr>
-        <w:t xml:space="preserve"> (buyer_id) </w:t>
+        <w:t xml:space="preserve"> (</w:t>
+      </w:r>
+      <w:proofErr w:type="spellStart"/>
+      <w:r>
+        <w:rPr>
+          <w:rFonts w:ascii="Consolas" w:eastAsia="Times New Roman" w:hAnsi="Consolas" w:cs="Times New Roman"/>
+          <w:noProof w:val="0"/>
+          <w:color w:val="BBBEBF"/>
+          <w:kern w:val="0"/>
+          <w:sz w:val="21"/>
+          <w:szCs w:val="21"/>
+          <w14:ligatures w14:val="none"/>
+        </w:rPr>
+        <w:t>buyer_id</w:t>
+      </w:r>
+      <w:proofErr w:type="spellEnd"/>
+      <w:r>
+        <w:rPr>
+          <w:rFonts w:ascii="Consolas" w:eastAsia="Times New Roman" w:hAnsi="Consolas" w:cs="Times New Roman"/>
+          <w:noProof w:val="0"/>
+          <w:color w:val="BBBEBF"/>
+          <w:kern w:val="0"/>
+          <w:sz w:val="21"/>
+          <w:szCs w:val="21"/>
+          <w14:ligatures w14:val="none"/>
+        </w:rPr>
+        <w:t xml:space="preserve">) </w:t>
       </w:r>
       <w:r>
         <w:rPr>
@@ -20190,6 +23704,7 @@
         </w:rPr>
         <w:t xml:space="preserve"> Customers(</w:t>
       </w:r>
+      <w:proofErr w:type="spellStart"/>
       <w:r>
         <w:rPr>
           <w:rFonts w:ascii="Consolas" w:eastAsia="Times New Roman" w:hAnsi="Consolas" w:cs="Times New Roman"/>
@@ -20202,6 +23717,7 @@
         </w:rPr>
         <w:t>uid</w:t>
       </w:r>
+      <w:proofErr w:type="spellEnd"/>
       <w:r>
         <w:rPr>
           <w:rFonts w:ascii="Consolas" w:eastAsia="Times New Roman" w:hAnsi="Consolas" w:cs="Times New Roman"/>
@@ -20348,7 +23864,33 @@
           <w14:ligatures w14:val="none"/>
         </w:rPr>
         <w:lastRenderedPageBreak/>
-        <w:t xml:space="preserve">        (buyer_id </w:t>
+        <w:t>        (</w:t>
+      </w:r>
+      <w:proofErr w:type="spellStart"/>
+      <w:r>
+        <w:rPr>
+          <w:rFonts w:ascii="Consolas" w:eastAsia="Times New Roman" w:hAnsi="Consolas" w:cs="Times New Roman"/>
+          <w:noProof w:val="0"/>
+          <w:color w:val="BBBEBF"/>
+          <w:kern w:val="0"/>
+          <w:sz w:val="21"/>
+          <w:szCs w:val="21"/>
+          <w14:ligatures w14:val="none"/>
+        </w:rPr>
+        <w:t>buyer_id</w:t>
+      </w:r>
+      <w:proofErr w:type="spellEnd"/>
+      <w:r>
+        <w:rPr>
+          <w:rFonts w:ascii="Consolas" w:eastAsia="Times New Roman" w:hAnsi="Consolas" w:cs="Times New Roman"/>
+          <w:noProof w:val="0"/>
+          <w:color w:val="BBBEBF"/>
+          <w:kern w:val="0"/>
+          <w:sz w:val="21"/>
+          <w:szCs w:val="21"/>
+          <w14:ligatures w14:val="none"/>
+        </w:rPr>
+        <w:t xml:space="preserve"> </w:t>
       </w:r>
       <w:r>
         <w:rPr>
@@ -20396,7 +23938,33 @@
           <w:szCs w:val="21"/>
           <w14:ligatures w14:val="none"/>
         </w:rPr>
-        <w:t xml:space="preserve"> trans_datetime </w:t>
+        <w:t xml:space="preserve"> </w:t>
+      </w:r>
+      <w:proofErr w:type="spellStart"/>
+      <w:r>
+        <w:rPr>
+          <w:rFonts w:ascii="Consolas" w:eastAsia="Times New Roman" w:hAnsi="Consolas" w:cs="Times New Roman"/>
+          <w:noProof w:val="0"/>
+          <w:color w:val="BBBEBF"/>
+          <w:kern w:val="0"/>
+          <w:sz w:val="21"/>
+          <w:szCs w:val="21"/>
+          <w14:ligatures w14:val="none"/>
+        </w:rPr>
+        <w:t>trans_datetime</w:t>
+      </w:r>
+      <w:proofErr w:type="spellEnd"/>
+      <w:r>
+        <w:rPr>
+          <w:rFonts w:ascii="Consolas" w:eastAsia="Times New Roman" w:hAnsi="Consolas" w:cs="Times New Roman"/>
+          <w:noProof w:val="0"/>
+          <w:color w:val="BBBEBF"/>
+          <w:kern w:val="0"/>
+          <w:sz w:val="21"/>
+          <w:szCs w:val="21"/>
+          <w14:ligatures w14:val="none"/>
+        </w:rPr>
+        <w:t xml:space="preserve"> </w:t>
       </w:r>
       <w:r>
         <w:rPr>
@@ -20444,7 +24012,33 @@
           <w:szCs w:val="21"/>
           <w14:ligatures w14:val="none"/>
         </w:rPr>
-        <w:t xml:space="preserve"> withdraw_datetime </w:t>
+        <w:t xml:space="preserve"> </w:t>
+      </w:r>
+      <w:proofErr w:type="spellStart"/>
+      <w:r>
+        <w:rPr>
+          <w:rFonts w:ascii="Consolas" w:eastAsia="Times New Roman" w:hAnsi="Consolas" w:cs="Times New Roman"/>
+          <w:noProof w:val="0"/>
+          <w:color w:val="BBBEBF"/>
+          <w:kern w:val="0"/>
+          <w:sz w:val="21"/>
+          <w:szCs w:val="21"/>
+          <w14:ligatures w14:val="none"/>
+        </w:rPr>
+        <w:t>withdraw_datetime</w:t>
+      </w:r>
+      <w:proofErr w:type="spellEnd"/>
+      <w:r>
+        <w:rPr>
+          <w:rFonts w:ascii="Consolas" w:eastAsia="Times New Roman" w:hAnsi="Consolas" w:cs="Times New Roman"/>
+          <w:noProof w:val="0"/>
+          <w:color w:val="BBBEBF"/>
+          <w:kern w:val="0"/>
+          <w:sz w:val="21"/>
+          <w:szCs w:val="21"/>
+          <w14:ligatures w14:val="none"/>
+        </w:rPr>
+        <w:t xml:space="preserve"> </w:t>
       </w:r>
       <w:r>
         <w:rPr>
@@ -20545,7 +24139,33 @@
           <w:szCs w:val="21"/>
           <w14:ligatures w14:val="none"/>
         </w:rPr>
-        <w:t xml:space="preserve"> (buyer_id </w:t>
+        <w:t xml:space="preserve"> (</w:t>
+      </w:r>
+      <w:proofErr w:type="spellStart"/>
+      <w:r>
+        <w:rPr>
+          <w:rFonts w:ascii="Consolas" w:eastAsia="Times New Roman" w:hAnsi="Consolas" w:cs="Times New Roman"/>
+          <w:noProof w:val="0"/>
+          <w:color w:val="BBBEBF"/>
+          <w:kern w:val="0"/>
+          <w:sz w:val="21"/>
+          <w:szCs w:val="21"/>
+          <w14:ligatures w14:val="none"/>
+        </w:rPr>
+        <w:t>buyer_id</w:t>
+      </w:r>
+      <w:proofErr w:type="spellEnd"/>
+      <w:r>
+        <w:rPr>
+          <w:rFonts w:ascii="Consolas" w:eastAsia="Times New Roman" w:hAnsi="Consolas" w:cs="Times New Roman"/>
+          <w:noProof w:val="0"/>
+          <w:color w:val="BBBEBF"/>
+          <w:kern w:val="0"/>
+          <w:sz w:val="21"/>
+          <w:szCs w:val="21"/>
+          <w14:ligatures w14:val="none"/>
+        </w:rPr>
+        <w:t xml:space="preserve"> </w:t>
       </w:r>
       <w:r>
         <w:rPr>
@@ -20617,7 +24237,33 @@
           <w:szCs w:val="21"/>
           <w14:ligatures w14:val="none"/>
         </w:rPr>
-        <w:t xml:space="preserve"> trans_datetime </w:t>
+        <w:t xml:space="preserve"> </w:t>
+      </w:r>
+      <w:proofErr w:type="spellStart"/>
+      <w:r>
+        <w:rPr>
+          <w:rFonts w:ascii="Consolas" w:eastAsia="Times New Roman" w:hAnsi="Consolas" w:cs="Times New Roman"/>
+          <w:noProof w:val="0"/>
+          <w:color w:val="BBBEBF"/>
+          <w:kern w:val="0"/>
+          <w:sz w:val="21"/>
+          <w:szCs w:val="21"/>
+          <w14:ligatures w14:val="none"/>
+        </w:rPr>
+        <w:t>trans_datetime</w:t>
+      </w:r>
+      <w:proofErr w:type="spellEnd"/>
+      <w:r>
+        <w:rPr>
+          <w:rFonts w:ascii="Consolas" w:eastAsia="Times New Roman" w:hAnsi="Consolas" w:cs="Times New Roman"/>
+          <w:noProof w:val="0"/>
+          <w:color w:val="BBBEBF"/>
+          <w:kern w:val="0"/>
+          <w:sz w:val="21"/>
+          <w:szCs w:val="21"/>
+          <w14:ligatures w14:val="none"/>
+        </w:rPr>
+        <w:t xml:space="preserve"> </w:t>
       </w:r>
       <w:r>
         <w:rPr>
@@ -20835,6 +24481,92 @@
     </w:lvl>
   </w:abstractNum>
   <w:abstractNum w:abstractNumId="1" w15:restartNumberingAfterBreak="0">
+    <w:nsid w:val="175F4AC1"/>
+    <w:multiLevelType w:val="hybridMultilevel"/>
+    <w:tmpl w:val="2D3E24B4"/>
+    <w:lvl w:ilvl="0" w:tplc="0409000F">
+      <w:start w:val="1"/>
+      <w:numFmt w:val="decimal"/>
+      <w:lvlText w:val="%1."/>
+      <w:lvlJc w:val="left"/>
+      <w:pPr>
+        <w:ind w:left="720" w:hanging="360"/>
+      </w:pPr>
+    </w:lvl>
+    <w:lvl w:ilvl="1" w:tplc="04090019" w:tentative="1">
+      <w:start w:val="1"/>
+      <w:numFmt w:val="lowerLetter"/>
+      <w:lvlText w:val="%2."/>
+      <w:lvlJc w:val="left"/>
+      <w:pPr>
+        <w:ind w:left="1440" w:hanging="360"/>
+      </w:pPr>
+    </w:lvl>
+    <w:lvl w:ilvl="2" w:tplc="0409001B" w:tentative="1">
+      <w:start w:val="1"/>
+      <w:numFmt w:val="lowerRoman"/>
+      <w:lvlText w:val="%3."/>
+      <w:lvlJc w:val="right"/>
+      <w:pPr>
+        <w:ind w:left="2160" w:hanging="180"/>
+      </w:pPr>
+    </w:lvl>
+    <w:lvl w:ilvl="3" w:tplc="0409000F" w:tentative="1">
+      <w:start w:val="1"/>
+      <w:numFmt w:val="decimal"/>
+      <w:lvlText w:val="%4."/>
+      <w:lvlJc w:val="left"/>
+      <w:pPr>
+        <w:ind w:left="2880" w:hanging="360"/>
+      </w:pPr>
+    </w:lvl>
+    <w:lvl w:ilvl="4" w:tplc="04090019" w:tentative="1">
+      <w:start w:val="1"/>
+      <w:numFmt w:val="lowerLetter"/>
+      <w:lvlText w:val="%5."/>
+      <w:lvlJc w:val="left"/>
+      <w:pPr>
+        <w:ind w:left="3600" w:hanging="360"/>
+      </w:pPr>
+    </w:lvl>
+    <w:lvl w:ilvl="5" w:tplc="0409001B" w:tentative="1">
+      <w:start w:val="1"/>
+      <w:numFmt w:val="lowerRoman"/>
+      <w:lvlText w:val="%6."/>
+      <w:lvlJc w:val="right"/>
+      <w:pPr>
+        <w:ind w:left="4320" w:hanging="180"/>
+      </w:pPr>
+    </w:lvl>
+    <w:lvl w:ilvl="6" w:tplc="0409000F" w:tentative="1">
+      <w:start w:val="1"/>
+      <w:numFmt w:val="decimal"/>
+      <w:lvlText w:val="%7."/>
+      <w:lvlJc w:val="left"/>
+      <w:pPr>
+        <w:ind w:left="5040" w:hanging="360"/>
+      </w:pPr>
+    </w:lvl>
+    <w:lvl w:ilvl="7" w:tplc="04090019" w:tentative="1">
+      <w:start w:val="1"/>
+      <w:numFmt w:val="lowerLetter"/>
+      <w:lvlText w:val="%8."/>
+      <w:lvlJc w:val="left"/>
+      <w:pPr>
+        <w:ind w:left="5760" w:hanging="360"/>
+      </w:pPr>
+    </w:lvl>
+    <w:lvl w:ilvl="8" w:tplc="0409001B" w:tentative="1">
+      <w:start w:val="1"/>
+      <w:numFmt w:val="lowerRoman"/>
+      <w:lvlText w:val="%9."/>
+      <w:lvlJc w:val="right"/>
+      <w:pPr>
+        <w:ind w:left="6480" w:hanging="180"/>
+      </w:pPr>
+    </w:lvl>
+  </w:abstractNum>
+  <w:abstractNum w:abstractNumId="2" w15:restartNumberingAfterBreak="0">
     <w:nsid w:val="356F2CBE"/>
     <w:multiLevelType w:val="hybridMultilevel"/>
     <w:tmpl w:val="552C0D7E"/>
@@ -20920,96 +24652,10 @@
       </w:pPr>
     </w:lvl>
   </w:abstractNum>
-  <w:abstractNum w:abstractNumId="2" w15:restartNumberingAfterBreak="0">
-    <w:nsid w:val="6B0D2B07"/>
+  <w:abstractNum w:abstractNumId="3" w15:restartNumberingAfterBreak="0">
+    <w:nsid w:val="5CFB5ADF"/>
     <w:multiLevelType w:val="hybridMultilevel"/>
-    <w:tmpl w:val="F01A9478"/>
-    <w:lvl w:ilvl="0" w:tplc="0409000F">
-      <w:start w:val="1"/>
-      <w:numFmt w:val="decimal"/>
-      <w:lvlText w:val="%1."/>
-      <w:lvlJc w:val="left"/>
-      <w:pPr>
-        <w:ind w:left="720" w:hanging="360"/>
-      </w:pPr>
-    </w:lvl>
-    <w:lvl w:ilvl="1" w:tplc="04090019" w:tentative="1">
-      <w:start w:val="1"/>
-      <w:numFmt w:val="lowerLetter"/>
-      <w:lvlText w:val="%2."/>
-      <w:lvlJc w:val="left"/>
-      <w:pPr>
-        <w:ind w:left="1440" w:hanging="360"/>
-      </w:pPr>
-    </w:lvl>
-    <w:lvl w:ilvl="2" w:tplc="0409001B" w:tentative="1">
-      <w:start w:val="1"/>
-      <w:numFmt w:val="lowerRoman"/>
-      <w:lvlText w:val="%3."/>
-      <w:lvlJc w:val="right"/>
-      <w:pPr>
-        <w:ind w:left="2160" w:hanging="180"/>
-      </w:pPr>
-    </w:lvl>
-    <w:lvl w:ilvl="3" w:tplc="0409000F" w:tentative="1">
-      <w:start w:val="1"/>
-      <w:numFmt w:val="decimal"/>
-      <w:lvlText w:val="%4."/>
-      <w:lvlJc w:val="left"/>
-      <w:pPr>
-        <w:ind w:left="2880" w:hanging="360"/>
-      </w:pPr>
-    </w:lvl>
-    <w:lvl w:ilvl="4" w:tplc="04090019" w:tentative="1">
-      <w:start w:val="1"/>
-      <w:numFmt w:val="lowerLetter"/>
-      <w:lvlText w:val="%5."/>
-      <w:lvlJc w:val="left"/>
-      <w:pPr>
-        <w:ind w:left="3600" w:hanging="360"/>
-      </w:pPr>
-    </w:lvl>
-    <w:lvl w:ilvl="5" w:tplc="0409001B" w:tentative="1">
-      <w:start w:val="1"/>
-      <w:numFmt w:val="lowerRoman"/>
-      <w:lvlText w:val="%6."/>
-      <w:lvlJc w:val="right"/>
-      <w:pPr>
-        <w:ind w:left="4320" w:hanging="180"/>
-      </w:pPr>
-    </w:lvl>
-    <w:lvl w:ilvl="6" w:tplc="0409000F" w:tentative="1">
-      <w:start w:val="1"/>
-      <w:numFmt w:val="decimal"/>
-      <w:lvlText w:val="%7."/>
-      <w:lvlJc w:val="left"/>
-      <w:pPr>
-        <w:ind w:left="5040" w:hanging="360"/>
-      </w:pPr>
-    </w:lvl>
-    <w:lvl w:ilvl="7" w:tplc="04090019" w:tentative="1">
-      <w:start w:val="1"/>
-      <w:numFmt w:val="lowerLetter"/>
-      <w:lvlText w:val="%8."/>
-      <w:lvlJc w:val="left"/>
-      <w:pPr>
-        <w:ind w:left="5760" w:hanging="360"/>
-      </w:pPr>
-    </w:lvl>
-    <w:lvl w:ilvl="8" w:tplc="0409001B" w:tentative="1">
-      <w:start w:val="1"/>
-      <w:numFmt w:val="lowerRoman"/>
-      <w:lvlText w:val="%9."/>
-      <w:lvlJc w:val="right"/>
-      <w:pPr>
-        <w:ind w:left="6480" w:hanging="180"/>
-      </w:pPr>
-    </w:lvl>
-  </w:abstractNum>
-  <w:abstractNum w:abstractNumId="3" w15:restartNumberingAfterBreak="0">
-    <w:nsid w:val="6E23771E"/>
-    <w:multiLevelType w:val="hybridMultilevel"/>
-    <w:tmpl w:val="A3AA588E"/>
+    <w:tmpl w:val="65840B0A"/>
     <w:lvl w:ilvl="0" w:tplc="0409000F">
       <w:start w:val="1"/>
       <w:numFmt w:val="decimal"/>
@@ -21095,17 +24741,198 @@
       </w:pPr>
     </w:lvl>
   </w:abstractNum>
+  <w:abstractNum w:abstractNumId="4" w15:restartNumberingAfterBreak="0">
+    <w:nsid w:val="6B0D2B07"/>
+    <w:multiLevelType w:val="hybridMultilevel"/>
+    <w:tmpl w:val="F01A9478"/>
+    <w:lvl w:ilvl="0" w:tplc="0409000F">
+      <w:start w:val="1"/>
+      <w:numFmt w:val="decimal"/>
+      <w:lvlText w:val="%1."/>
+      <w:lvlJc w:val="left"/>
+      <w:pPr>
+        <w:ind w:left="720" w:hanging="360"/>
+      </w:pPr>
+    </w:lvl>
+    <w:lvl w:ilvl="1" w:tplc="04090019" w:tentative="1">
+      <w:start w:val="1"/>
+      <w:numFmt w:val="lowerLetter"/>
+      <w:lvlText w:val="%2."/>
+      <w:lvlJc w:val="left"/>
+      <w:pPr>
+        <w:ind w:left="1440" w:hanging="360"/>
+      </w:pPr>
+    </w:lvl>
+    <w:lvl w:ilvl="2" w:tplc="0409001B" w:tentative="1">
+      <w:start w:val="1"/>
+      <w:numFmt w:val="lowerRoman"/>
+      <w:lvlText w:val="%3."/>
+      <w:lvlJc w:val="right"/>
+      <w:pPr>
+        <w:ind w:left="2160" w:hanging="180"/>
+      </w:pPr>
+    </w:lvl>
+    <w:lvl w:ilvl="3" w:tplc="0409000F" w:tentative="1">
+      <w:start w:val="1"/>
+      <w:numFmt w:val="decimal"/>
+      <w:lvlText w:val="%4."/>
+      <w:lvlJc w:val="left"/>
+      <w:pPr>
+        <w:ind w:left="2880" w:hanging="360"/>
+      </w:pPr>
+    </w:lvl>
+    <w:lvl w:ilvl="4" w:tplc="04090019" w:tentative="1">
+      <w:start w:val="1"/>
+      <w:numFmt w:val="lowerLetter"/>
+      <w:lvlText w:val="%5."/>
+      <w:lvlJc w:val="left"/>
+      <w:pPr>
+        <w:ind w:left="3600" w:hanging="360"/>
+      </w:pPr>
+    </w:lvl>
+    <w:lvl w:ilvl="5" w:tplc="0409001B" w:tentative="1">
+      <w:start w:val="1"/>
+      <w:numFmt w:val="lowerRoman"/>
+      <w:lvlText w:val="%6."/>
+      <w:lvlJc w:val="right"/>
+      <w:pPr>
+        <w:ind w:left="4320" w:hanging="180"/>
+      </w:pPr>
+    </w:lvl>
+    <w:lvl w:ilvl="6" w:tplc="0409000F" w:tentative="1">
+      <w:start w:val="1"/>
+      <w:numFmt w:val="decimal"/>
+      <w:lvlText w:val="%7."/>
+      <w:lvlJc w:val="left"/>
+      <w:pPr>
+        <w:ind w:left="5040" w:hanging="360"/>
+      </w:pPr>
+    </w:lvl>
+    <w:lvl w:ilvl="7" w:tplc="04090019" w:tentative="1">
+      <w:start w:val="1"/>
+      <w:numFmt w:val="lowerLetter"/>
+      <w:lvlText w:val="%8."/>
+      <w:lvlJc w:val="left"/>
+      <w:pPr>
+        <w:ind w:left="5760" w:hanging="360"/>
+      </w:pPr>
+    </w:lvl>
+    <w:lvl w:ilvl="8" w:tplc="0409001B" w:tentative="1">
+      <w:start w:val="1"/>
+      <w:numFmt w:val="lowerRoman"/>
+      <w:lvlText w:val="%9."/>
+      <w:lvlJc w:val="right"/>
+      <w:pPr>
+        <w:ind w:left="6480" w:hanging="180"/>
+      </w:pPr>
+    </w:lvl>
+  </w:abstractNum>
+  <w:abstractNum w:abstractNumId="5" w15:restartNumberingAfterBreak="0">
+    <w:nsid w:val="6E23771E"/>
+    <w:multiLevelType w:val="hybridMultilevel"/>
+    <w:tmpl w:val="A3AA588E"/>
+    <w:lvl w:ilvl="0" w:tplc="0409000F">
+      <w:start w:val="1"/>
+      <w:numFmt w:val="decimal"/>
+      <w:lvlText w:val="%1."/>
+      <w:lvlJc w:val="left"/>
+      <w:pPr>
+        <w:ind w:left="720" w:hanging="360"/>
+      </w:pPr>
+      <w:rPr>
+        <w:rFonts w:hint="default"/>
+      </w:rPr>
+    </w:lvl>
+    <w:lvl w:ilvl="1" w:tplc="04090019" w:tentative="1">
+      <w:start w:val="1"/>
+      <w:numFmt w:val="lowerLetter"/>
+      <w:lvlText w:val="%2."/>
+      <w:lvlJc w:val="left"/>
+      <w:pPr>
+        <w:ind w:left="1440" w:hanging="360"/>
+      </w:pPr>
+    </w:lvl>
+    <w:lvl w:ilvl="2" w:tplc="0409001B" w:tentative="1">
+      <w:start w:val="1"/>
+      <w:numFmt w:val="lowerRoman"/>
+      <w:lvlText w:val="%3."/>
+      <w:lvlJc w:val="right"/>
+      <w:pPr>
+        <w:ind w:left="2160" w:hanging="180"/>
+      </w:pPr>
+    </w:lvl>
+    <w:lvl w:ilvl="3" w:tplc="0409000F" w:tentative="1">
+      <w:start w:val="1"/>
+      <w:numFmt w:val="decimal"/>
+      <w:lvlText w:val="%4."/>
+      <w:lvlJc w:val="left"/>
+      <w:pPr>
+        <w:ind w:left="2880" w:hanging="360"/>
+      </w:pPr>
+    </w:lvl>
+    <w:lvl w:ilvl="4" w:tplc="04090019" w:tentative="1">
+      <w:start w:val="1"/>
+      <w:numFmt w:val="lowerLetter"/>
+      <w:lvlText w:val="%5."/>
+      <w:lvlJc w:val="left"/>
+      <w:pPr>
+        <w:ind w:left="3600" w:hanging="360"/>
+      </w:pPr>
+    </w:lvl>
+    <w:lvl w:ilvl="5" w:tplc="0409001B" w:tentative="1">
+      <w:start w:val="1"/>
+      <w:numFmt w:val="lowerRoman"/>
+      <w:lvlText w:val="%6."/>
+      <w:lvlJc w:val="right"/>
+      <w:pPr>
+        <w:ind w:left="4320" w:hanging="180"/>
+      </w:pPr>
+    </w:lvl>
+    <w:lvl w:ilvl="6" w:tplc="0409000F" w:tentative="1">
+      <w:start w:val="1"/>
+      <w:numFmt w:val="decimal"/>
+      <w:lvlText w:val="%7."/>
+      <w:lvlJc w:val="left"/>
+      <w:pPr>
+        <w:ind w:left="5040" w:hanging="360"/>
+      </w:pPr>
+    </w:lvl>
+    <w:lvl w:ilvl="7" w:tplc="04090019" w:tentative="1">
+      <w:start w:val="1"/>
+      <w:numFmt w:val="lowerLetter"/>
+      <w:lvlText w:val="%8."/>
+      <w:lvlJc w:val="left"/>
+      <w:pPr>
+        <w:ind w:left="5760" w:hanging="360"/>
+      </w:pPr>
+    </w:lvl>
+    <w:lvl w:ilvl="8" w:tplc="0409001B" w:tentative="1">
+      <w:start w:val="1"/>
+      <w:numFmt w:val="lowerRoman"/>
+      <w:lvlText w:val="%9."/>
+      <w:lvlJc w:val="right"/>
+      <w:pPr>
+        <w:ind w:left="6480" w:hanging="180"/>
+      </w:pPr>
+    </w:lvl>
+  </w:abstractNum>
   <w:num w:numId="1" w16cid:durableId="982075979">
-    <w:abstractNumId w:val="2"/>
+    <w:abstractNumId w:val="4"/>
   </w:num>
   <w:num w:numId="2" w16cid:durableId="862983701">
-    <w:abstractNumId w:val="3"/>
+    <w:abstractNumId w:val="5"/>
   </w:num>
   <w:num w:numId="3" w16cid:durableId="878666983">
-    <w:abstractNumId w:val="1"/>
+    <w:abstractNumId w:val="2"/>
   </w:num>
   <w:num w:numId="4" w16cid:durableId="1104810490">
     <w:abstractNumId w:val="0"/>
+  </w:num>
+  <w:num w:numId="5" w16cid:durableId="527452478">
+    <w:abstractNumId w:val="1"/>
+  </w:num>
+  <w:num w:numId="6" w16cid:durableId="26495055">
+    <w:abstractNumId w:val="3"/>
   </w:num>
 </w:numbering>
 </file>
@@ -21721,6 +25548,7 @@
   <w:style w:type="character" w:default="1" w:styleId="DefaultParagraphFont">
     <w:name w:val="Default Paragraph Font"/>
     <w:uiPriority w:val="1"/>
+    <w:semiHidden/>
     <w:unhideWhenUsed/>
   </w:style>
   <w:style w:type="table" w:default="1" w:styleId="TableNormal">

--- a/report.docx
+++ b/report.docx
@@ -1,6 +1,6 @@
 
 <file path=word/document.xml><?xml version="1.0" encoding="utf-8"?>
-<w:document xmlns:wpc="http://schemas.microsoft.com/office/word/2010/wordprocessingCanvas" xmlns:cx="http://schemas.microsoft.com/office/drawing/2014/chartex" xmlns:cx1="http://schemas.microsoft.com/office/drawing/2015/9/8/chartex" xmlns:cx2="http://schemas.microsoft.com/office/drawing/2015/10/21/chartex" xmlns:cx3="http://schemas.microsoft.com/office/drawing/2016/5/9/chartex" xmlns:cx4="http://schemas.microsoft.com/office/drawing/2016/5/10/chartex" xmlns:cx5="http://schemas.microsoft.com/office/drawing/2016/5/11/chartex" xmlns:cx6="http://schemas.microsoft.com/office/drawing/2016/5/12/chartex" xmlns:cx7="http://schemas.microsoft.com/office/drawing/2016/5/13/chartex" xmlns:cx8="http://schemas.microsoft.com/office/drawing/2016/5/14/chartex" xmlns:mc="http://schemas.openxmlformats.org/markup-compatibility/2006" xmlns:aink="http://schemas.microsoft.com/office/drawing/2016/ink" xmlns:am3d="http://schemas.microsoft.com/office/drawing/2017/model3d" xmlns:o="urn:schemas-microsoft-com:office:office" xmlns:oel="http://schemas.microsoft.com/office/2019/extlst" xmlns:r="http://schemas.openxmlformats.org/officeDocument/2006/relationships" xmlns:m="http://schemas.openxmlformats.org/officeDocument/2006/math" xmlns:v="urn:schemas-microsoft-com:vml" xmlns:wp14="http://schemas.microsoft.com/office/word/2010/wordprocessingDrawing" xmlns:wp="http://schemas.openxmlformats.org/drawingml/2006/wordprocessingDrawing" xmlns:w10="urn:schemas-microsoft-com:office:word" xmlns:w="http://schemas.openxmlformats.org/wordprocessingml/2006/main" xmlns:w14="http://schemas.microsoft.com/office/word/2010/wordml" xmlns:w15="http://schemas.microsoft.com/office/word/2012/wordml" xmlns:w16cex="http://schemas.microsoft.com/office/word/2018/wordml/cex" xmlns:w16cid="http://schemas.microsoft.com/office/word/2016/wordml/cid" xmlns:w16="http://schemas.microsoft.com/office/word/2018/wordml" xmlns:w16du="http://schemas.microsoft.com/office/word/2023/wordml/word16du" xmlns:w16sdtdh="http://schemas.microsoft.com/office/word/2020/wordml/sdtdatahash" xmlns:w16sdtfl="http://schemas.microsoft.com/office/word/2024/wordml/sdtformatlock" xmlns:w16se="http://schemas.microsoft.com/office/word/2015/wordml/symex" xmlns:wpg="http://schemas.microsoft.com/office/word/2010/wordprocessingGroup" xmlns:wpi="http://schemas.microsoft.com/office/word/2010/wordprocessingInk" xmlns:wne="http://schemas.microsoft.com/office/word/2006/wordml" xmlns:wps="http://schemas.microsoft.com/office/word/2010/wordprocessingShape" mc:Ignorable="w14 w15 w16se w16cid w16 w16cex w16sdtdh w16sdtfl w16du wp14">
+<w:document xmlns:wpc="http://schemas.microsoft.com/office/word/2010/wordprocessingCanvas" xmlns:cx="http://schemas.microsoft.com/office/drawing/2014/chartex" xmlns:cx1="http://schemas.microsoft.com/office/drawing/2015/9/8/chartex" xmlns:cx2="http://schemas.microsoft.com/office/drawing/2015/10/21/chartex" xmlns:cx3="http://schemas.microsoft.com/office/drawing/2016/5/9/chartex" xmlns:cx4="http://schemas.microsoft.com/office/drawing/2016/5/10/chartex" xmlns:cx5="http://schemas.microsoft.com/office/drawing/2016/5/11/chartex" xmlns:cx6="http://schemas.microsoft.com/office/drawing/2016/5/12/chartex" xmlns:cx7="http://schemas.microsoft.com/office/drawing/2016/5/13/chartex" xmlns:cx8="http://schemas.microsoft.com/office/drawing/2016/5/14/chartex" xmlns:mc="http://schemas.openxmlformats.org/markup-compatibility/2006" xmlns:aink="http://schemas.microsoft.com/office/drawing/2016/ink" xmlns:am3d="http://schemas.microsoft.com/office/drawing/2017/model3d" xmlns:o="urn:schemas-microsoft-com:office:office" xmlns:oel="http://schemas.microsoft.com/office/2019/extlst" xmlns:r="http://schemas.openxmlformats.org/officeDocument/2006/relationships" xmlns:m="http://schemas.openxmlformats.org/officeDocument/2006/math" xmlns:v="urn:schemas-microsoft-com:vml" xmlns:wp14="http://schemas.microsoft.com/office/word/2010/wordprocessingDrawing" xmlns:wp="http://schemas.openxmlformats.org/drawingml/2006/wordprocessingDrawing" xmlns:w10="urn:schemas-microsoft-com:office:word" xmlns:w="http://schemas.openxmlformats.org/wordprocessingml/2006/main" xmlns:w14="http://schemas.microsoft.com/office/word/2010/wordml" xmlns:w15="http://schemas.microsoft.com/office/word/2012/wordml" xmlns:w16cei="http://schemas.microsoft.com/office/word/2026/wordml/cei" xmlns:w16cex="http://schemas.microsoft.com/office/word/2018/wordml/cex" xmlns:w16cid="http://schemas.microsoft.com/office/word/2016/wordml/cid" xmlns:w16="http://schemas.microsoft.com/office/word/2018/wordml" xmlns:w16du="http://schemas.microsoft.com/office/word/2023/wordml/word16du" xmlns:w16sdtdh="http://schemas.microsoft.com/office/word/2020/wordml/sdtdatahash" xmlns:w16sdtfl="http://schemas.microsoft.com/office/word/2024/wordml/sdtformatlock" xmlns:w16se="http://schemas.microsoft.com/office/word/2015/wordml/symex" xmlns:wpg="http://schemas.microsoft.com/office/word/2010/wordprocessingGroup" xmlns:wpi="http://schemas.microsoft.com/office/word/2010/wordprocessingInk" xmlns:wne="http://schemas.microsoft.com/office/word/2006/wordml" xmlns:wps="http://schemas.microsoft.com/office/word/2010/wordprocessingShape" mc:Ignorable="w14 w15 w16se w16cid w16 w16cex w16sdtdh w16sdtfl w16du wp14">
   <w:body>
     <w:p>
       <w:pPr>
@@ -1206,6 +1206,11 @@
     </w:p>
     <w:p>
       <w:pPr>
+        <w:pStyle w:val="ListParagraph"/>
+        <w:numPr>
+          <w:ilvl w:val="0"/>
+          <w:numId w:val="7"/>
+        </w:numPr>
         <w:rPr>
           <w:rFonts w:ascii="Calibri" w:hAnsi="Calibri" w:cs="Calibri"/>
         </w:rPr>
@@ -1214,41 +1219,16 @@
         <w:rPr>
           <w:rFonts w:ascii="Calibri" w:hAnsi="Calibri" w:cs="Calibri" w:hint="eastAsia"/>
         </w:rPr>
-        <w:t xml:space="preserve">1. </w:t>
-      </w:r>
-      <w:r>
-        <w:rPr>
-          <w:rFonts w:ascii="Calibri" w:hAnsi="Calibri" w:cs="Calibri" w:hint="eastAsia"/>
-        </w:rPr>
-        <w:t xml:space="preserve">The </w:t>
-      </w:r>
-      <w:r>
-        <w:rPr>
-          <w:rFonts w:ascii="Calibri" w:hAnsi="Calibri" w:cs="Calibri" w:hint="eastAsia"/>
-        </w:rPr>
-        <w:t>default distance</w:t>
-      </w:r>
-      <w:r>
-        <w:rPr>
-          <w:rFonts w:ascii="Calibri" w:hAnsi="Calibri" w:cs="Calibri" w:hint="eastAsia"/>
-        </w:rPr>
-        <w:t xml:space="preserve"> for searching by latitude and longitude is 4</w:t>
-      </w:r>
-      <w:r>
-        <w:rPr>
-          <w:rFonts w:ascii="Calibri" w:hAnsi="Calibri" w:cs="Calibri" w:hint="eastAsia"/>
-        </w:rPr>
-        <w:t>. Use Euclidean distance</w:t>
-      </w:r>
-      <w:r>
-        <w:rPr>
-          <w:rFonts w:ascii="Calibri" w:hAnsi="Calibri" w:cs="Calibri" w:hint="eastAsia"/>
-        </w:rPr>
-        <w:t xml:space="preserve"> as an aproximation.</w:t>
-      </w:r>
-    </w:p>
-    <w:p>
-      <w:pPr>
+        <w:t>2. Adjacent postal codes are postal codes that have the same first 3 characters.</w:t>
+      </w:r>
+    </w:p>
+    <w:p>
+      <w:pPr>
+        <w:pStyle w:val="ListParagraph"/>
+        <w:numPr>
+          <w:ilvl w:val="0"/>
+          <w:numId w:val="7"/>
+        </w:numPr>
         <w:rPr>
           <w:rFonts w:ascii="Calibri" w:hAnsi="Calibri" w:cs="Calibri"/>
         </w:rPr>
@@ -1257,20 +1237,7 @@
         <w:rPr>
           <w:rFonts w:ascii="Calibri" w:hAnsi="Calibri" w:cs="Calibri" w:hint="eastAsia"/>
         </w:rPr>
-        <w:t>2. Adjacent postal codes are postal codes that have the same first 3 characters.</w:t>
-      </w:r>
-    </w:p>
-    <w:p>
-      <w:pPr>
-        <w:rPr>
-          <w:rFonts w:ascii="Calibri" w:hAnsi="Calibri" w:cs="Calibri"/>
-        </w:rPr>
-      </w:pPr>
-      <w:r>
-        <w:rPr>
-          <w:rFonts w:ascii="Calibri" w:hAnsi="Calibri" w:cs="Calibri" w:hint="eastAsia"/>
-        </w:rPr>
-        <w:t xml:space="preserve">3. Outputing a selected Performance </w:t>
+        <w:t xml:space="preserve">Outputing a selected Performance </w:t>
       </w:r>
       <w:r>
         <w:rPr>
@@ -4533,6 +4500,7 @@
         </w:rPr>
         <w:t xml:space="preserve">    </w:t>
       </w:r>
+      <w:proofErr w:type="spellStart"/>
       <w:r>
         <w:rPr>
           <w:rFonts w:ascii="Consolas" w:eastAsia="Times New Roman" w:hAnsi="Consolas" w:cs="Times New Roman"/>
@@ -4545,6 +4513,7 @@
         </w:rPr>
         <w:t>uid</w:t>
       </w:r>
+      <w:proofErr w:type="spellEnd"/>
       <w:r>
         <w:rPr>
           <w:rFonts w:ascii="Consolas" w:eastAsia="Times New Roman" w:hAnsi="Consolas" w:cs="Times New Roman"/>
@@ -4983,7 +4952,33 @@
           <w:szCs w:val="21"/>
           <w14:ligatures w14:val="none"/>
         </w:rPr>
-        <w:t>    date_of_birth  </w:t>
+        <w:t xml:space="preserve">    </w:t>
+      </w:r>
+      <w:proofErr w:type="spellStart"/>
+      <w:r>
+        <w:rPr>
+          <w:rFonts w:ascii="Consolas" w:eastAsia="Times New Roman" w:hAnsi="Consolas" w:cs="Times New Roman"/>
+          <w:noProof w:val="0"/>
+          <w:color w:val="BBBEBF"/>
+          <w:kern w:val="0"/>
+          <w:sz w:val="21"/>
+          <w:szCs w:val="21"/>
+          <w14:ligatures w14:val="none"/>
+        </w:rPr>
+        <w:t>date_of_birth</w:t>
+      </w:r>
+      <w:proofErr w:type="spellEnd"/>
+      <w:r>
+        <w:rPr>
+          <w:rFonts w:ascii="Consolas" w:eastAsia="Times New Roman" w:hAnsi="Consolas" w:cs="Times New Roman"/>
+          <w:noProof w:val="0"/>
+          <w:color w:val="BBBEBF"/>
+          <w:kern w:val="0"/>
+          <w:sz w:val="21"/>
+          <w:szCs w:val="21"/>
+          <w14:ligatures w14:val="none"/>
+        </w:rPr>
+        <w:t xml:space="preserve">  </w:t>
       </w:r>
       <w:r>
         <w:rPr>
@@ -5522,6 +5517,7 @@
         </w:rPr>
         <w:t xml:space="preserve">    </w:t>
       </w:r>
+      <w:proofErr w:type="spellStart"/>
       <w:r>
         <w:rPr>
           <w:rFonts w:ascii="Consolas" w:eastAsia="Times New Roman" w:hAnsi="Consolas" w:cs="Times New Roman"/>
@@ -5534,6 +5530,7 @@
         </w:rPr>
         <w:t>uid</w:t>
       </w:r>
+      <w:proofErr w:type="spellEnd"/>
       <w:r>
         <w:rPr>
           <w:rFonts w:ascii="Consolas" w:eastAsia="Times New Roman" w:hAnsi="Consolas" w:cs="Times New Roman"/>
@@ -5621,7 +5618,33 @@
           <w:szCs w:val="21"/>
           <w14:ligatures w14:val="none"/>
         </w:rPr>
-        <w:t xml:space="preserve">    payment_card   </w:t>
+        <w:t xml:space="preserve">    </w:t>
+      </w:r>
+      <w:proofErr w:type="spellStart"/>
+      <w:r>
+        <w:rPr>
+          <w:rFonts w:ascii="Consolas" w:eastAsia="Times New Roman" w:hAnsi="Consolas" w:cs="Times New Roman"/>
+          <w:noProof w:val="0"/>
+          <w:color w:val="BBBEBF"/>
+          <w:kern w:val="0"/>
+          <w:sz w:val="21"/>
+          <w:szCs w:val="21"/>
+          <w14:ligatures w14:val="none"/>
+        </w:rPr>
+        <w:t>payment_card</w:t>
+      </w:r>
+      <w:proofErr w:type="spellEnd"/>
+      <w:r>
+        <w:rPr>
+          <w:rFonts w:ascii="Consolas" w:eastAsia="Times New Roman" w:hAnsi="Consolas" w:cs="Times New Roman"/>
+          <w:noProof w:val="0"/>
+          <w:color w:val="BBBEBF"/>
+          <w:kern w:val="0"/>
+          <w:sz w:val="21"/>
+          <w:szCs w:val="21"/>
+          <w14:ligatures w14:val="none"/>
+        </w:rPr>
+        <w:t xml:space="preserve">   </w:t>
       </w:r>
       <w:r>
         <w:rPr>
@@ -5748,6 +5771,7 @@
         </w:rPr>
         <w:t xml:space="preserve"> (</w:t>
       </w:r>
+      <w:proofErr w:type="spellStart"/>
       <w:r>
         <w:rPr>
           <w:rFonts w:ascii="Consolas" w:eastAsia="Times New Roman" w:hAnsi="Consolas" w:cs="Times New Roman"/>
@@ -5760,6 +5784,7 @@
         </w:rPr>
         <w:t>uid</w:t>
       </w:r>
+      <w:proofErr w:type="spellEnd"/>
       <w:r>
         <w:rPr>
           <w:rFonts w:ascii="Consolas" w:eastAsia="Times New Roman" w:hAnsi="Consolas" w:cs="Times New Roman"/>
@@ -5796,6 +5821,7 @@
         </w:rPr>
         <w:t xml:space="preserve"> Users(</w:t>
       </w:r>
+      <w:proofErr w:type="spellStart"/>
       <w:r>
         <w:rPr>
           <w:rFonts w:ascii="Consolas" w:eastAsia="Times New Roman" w:hAnsi="Consolas" w:cs="Times New Roman"/>
@@ -5808,6 +5834,7 @@
         </w:rPr>
         <w:t>uid</w:t>
       </w:r>
+      <w:proofErr w:type="spellEnd"/>
       <w:r>
         <w:rPr>
           <w:rFonts w:ascii="Consolas" w:eastAsia="Times New Roman" w:hAnsi="Consolas" w:cs="Times New Roman"/>
@@ -6025,6 +6052,7 @@
         </w:rPr>
         <w:t xml:space="preserve">    </w:t>
       </w:r>
+      <w:proofErr w:type="spellStart"/>
       <w:r>
         <w:rPr>
           <w:rFonts w:ascii="Consolas" w:eastAsia="Times New Roman" w:hAnsi="Consolas" w:cs="Times New Roman"/>
@@ -6037,6 +6065,7 @@
         </w:rPr>
         <w:t>uid</w:t>
       </w:r>
+      <w:proofErr w:type="spellEnd"/>
       <w:r>
         <w:rPr>
           <w:rFonts w:ascii="Consolas" w:eastAsia="Times New Roman" w:hAnsi="Consolas" w:cs="Times New Roman"/>
@@ -6150,6 +6179,7 @@
         </w:rPr>
         <w:t xml:space="preserve"> (</w:t>
       </w:r>
+      <w:proofErr w:type="spellStart"/>
       <w:r>
         <w:rPr>
           <w:rFonts w:ascii="Consolas" w:eastAsia="Times New Roman" w:hAnsi="Consolas" w:cs="Times New Roman"/>
@@ -6162,6 +6192,7 @@
         </w:rPr>
         <w:t>uid</w:t>
       </w:r>
+      <w:proofErr w:type="spellEnd"/>
       <w:r>
         <w:rPr>
           <w:rFonts w:ascii="Consolas" w:eastAsia="Times New Roman" w:hAnsi="Consolas" w:cs="Times New Roman"/>
@@ -6198,6 +6229,7 @@
         </w:rPr>
         <w:t xml:space="preserve"> Users(</w:t>
       </w:r>
+      <w:proofErr w:type="spellStart"/>
       <w:r>
         <w:rPr>
           <w:rFonts w:ascii="Consolas" w:eastAsia="Times New Roman" w:hAnsi="Consolas" w:cs="Times New Roman"/>
@@ -6210,6 +6242,7 @@
         </w:rPr>
         <w:t>uid</w:t>
       </w:r>
+      <w:proofErr w:type="spellEnd"/>
       <w:r>
         <w:rPr>
           <w:rFonts w:ascii="Consolas" w:eastAsia="Times New Roman" w:hAnsi="Consolas" w:cs="Times New Roman"/>
@@ -7309,7 +7342,33 @@
           <w:szCs w:val="21"/>
           <w14:ligatures w14:val="none"/>
         </w:rPr>
-        <w:t>    postal_code    </w:t>
+        <w:t xml:space="preserve">    </w:t>
+      </w:r>
+      <w:proofErr w:type="spellStart"/>
+      <w:r>
+        <w:rPr>
+          <w:rFonts w:ascii="Consolas" w:eastAsia="Times New Roman" w:hAnsi="Consolas" w:cs="Times New Roman"/>
+          <w:noProof w:val="0"/>
+          <w:color w:val="BBBEBF"/>
+          <w:kern w:val="0"/>
+          <w:sz w:val="21"/>
+          <w:szCs w:val="21"/>
+          <w14:ligatures w14:val="none"/>
+        </w:rPr>
+        <w:t>postal_code</w:t>
+      </w:r>
+      <w:proofErr w:type="spellEnd"/>
+      <w:r>
+        <w:rPr>
+          <w:rFonts w:ascii="Consolas" w:eastAsia="Times New Roman" w:hAnsi="Consolas" w:cs="Times New Roman"/>
+          <w:noProof w:val="0"/>
+          <w:color w:val="BBBEBF"/>
+          <w:kern w:val="0"/>
+          <w:sz w:val="21"/>
+          <w:szCs w:val="21"/>
+          <w14:ligatures w14:val="none"/>
+        </w:rPr>
+        <w:t xml:space="preserve">    </w:t>
       </w:r>
       <w:r>
         <w:rPr>
@@ -7735,7 +7794,33 @@
           <w:szCs w:val="21"/>
           <w14:ligatures w14:val="none"/>
         </w:rPr>
-        <w:t>    eid            </w:t>
+        <w:t xml:space="preserve">    </w:t>
+      </w:r>
+      <w:proofErr w:type="spellStart"/>
+      <w:r>
+        <w:rPr>
+          <w:rFonts w:ascii="Consolas" w:eastAsia="Times New Roman" w:hAnsi="Consolas" w:cs="Times New Roman"/>
+          <w:noProof w:val="0"/>
+          <w:color w:val="BBBEBF"/>
+          <w:kern w:val="0"/>
+          <w:sz w:val="21"/>
+          <w:szCs w:val="21"/>
+          <w14:ligatures w14:val="none"/>
+        </w:rPr>
+        <w:t>eid</w:t>
+      </w:r>
+      <w:proofErr w:type="spellEnd"/>
+      <w:r>
+        <w:rPr>
+          <w:rFonts w:ascii="Consolas" w:eastAsia="Times New Roman" w:hAnsi="Consolas" w:cs="Times New Roman"/>
+          <w:noProof w:val="0"/>
+          <w:color w:val="BBBEBF"/>
+          <w:kern w:val="0"/>
+          <w:sz w:val="21"/>
+          <w:szCs w:val="21"/>
+          <w14:ligatures w14:val="none"/>
+        </w:rPr>
+        <w:t xml:space="preserve">            </w:t>
       </w:r>
       <w:r>
         <w:rPr>
@@ -7937,7 +8022,33 @@
           <w:szCs w:val="21"/>
           <w14:ligatures w14:val="none"/>
         </w:rPr>
-        <w:t xml:space="preserve">    resale_cap     </w:t>
+        <w:t xml:space="preserve">    </w:t>
+      </w:r>
+      <w:proofErr w:type="spellStart"/>
+      <w:r>
+        <w:rPr>
+          <w:rFonts w:ascii="Consolas" w:eastAsia="Times New Roman" w:hAnsi="Consolas" w:cs="Times New Roman"/>
+          <w:noProof w:val="0"/>
+          <w:color w:val="BBBEBF"/>
+          <w:kern w:val="0"/>
+          <w:sz w:val="21"/>
+          <w:szCs w:val="21"/>
+          <w14:ligatures w14:val="none"/>
+        </w:rPr>
+        <w:t>resale_cap</w:t>
+      </w:r>
+      <w:proofErr w:type="spellEnd"/>
+      <w:r>
+        <w:rPr>
+          <w:rFonts w:ascii="Consolas" w:eastAsia="Times New Roman" w:hAnsi="Consolas" w:cs="Times New Roman"/>
+          <w:noProof w:val="0"/>
+          <w:color w:val="BBBEBF"/>
+          <w:kern w:val="0"/>
+          <w:sz w:val="21"/>
+          <w:szCs w:val="21"/>
+          <w14:ligatures w14:val="none"/>
+        </w:rPr>
+        <w:t xml:space="preserve">     </w:t>
       </w:r>
       <w:r>
         <w:rPr>
@@ -8064,6 +8175,7 @@
         </w:rPr>
         <w:t xml:space="preserve">    </w:t>
       </w:r>
+      <w:proofErr w:type="spellStart"/>
       <w:r>
         <w:rPr>
           <w:rFonts w:ascii="Consolas" w:eastAsia="Times New Roman" w:hAnsi="Consolas" w:cs="Times New Roman"/>
@@ -8076,6 +8188,7 @@
         </w:rPr>
         <w:t>uid</w:t>
       </w:r>
+      <w:proofErr w:type="spellEnd"/>
       <w:r>
         <w:rPr>
           <w:rFonts w:ascii="Consolas" w:eastAsia="Times New Roman" w:hAnsi="Consolas" w:cs="Times New Roman"/>
@@ -8391,6 +8504,7 @@
         </w:rPr>
         <w:t xml:space="preserve"> (</w:t>
       </w:r>
+      <w:proofErr w:type="spellStart"/>
       <w:r>
         <w:rPr>
           <w:rFonts w:ascii="Consolas" w:eastAsia="Times New Roman" w:hAnsi="Consolas" w:cs="Times New Roman"/>
@@ -8403,6 +8517,7 @@
         </w:rPr>
         <w:t>uid</w:t>
       </w:r>
+      <w:proofErr w:type="spellEnd"/>
       <w:r>
         <w:rPr>
           <w:rFonts w:ascii="Consolas" w:eastAsia="Times New Roman" w:hAnsi="Consolas" w:cs="Times New Roman"/>
@@ -8439,6 +8554,7 @@
         </w:rPr>
         <w:t xml:space="preserve"> Organizers(</w:t>
       </w:r>
+      <w:proofErr w:type="spellStart"/>
       <w:r>
         <w:rPr>
           <w:rFonts w:ascii="Consolas" w:eastAsia="Times New Roman" w:hAnsi="Consolas" w:cs="Times New Roman"/>
@@ -8451,6 +8567,7 @@
         </w:rPr>
         <w:t>uid</w:t>
       </w:r>
+      <w:proofErr w:type="spellEnd"/>
       <w:r>
         <w:rPr>
           <w:rFonts w:ascii="Consolas" w:eastAsia="Times New Roman" w:hAnsi="Consolas" w:cs="Times New Roman"/>
@@ -8796,7 +8913,33 @@
           <w:szCs w:val="21"/>
           <w14:ligatures w14:val="none"/>
         </w:rPr>
-        <w:t>    pid            </w:t>
+        <w:t xml:space="preserve">    </w:t>
+      </w:r>
+      <w:proofErr w:type="spellStart"/>
+      <w:r>
+        <w:rPr>
+          <w:rFonts w:ascii="Consolas" w:eastAsia="Times New Roman" w:hAnsi="Consolas" w:cs="Times New Roman"/>
+          <w:noProof w:val="0"/>
+          <w:color w:val="BBBEBF"/>
+          <w:kern w:val="0"/>
+          <w:sz w:val="21"/>
+          <w:szCs w:val="21"/>
+          <w14:ligatures w14:val="none"/>
+        </w:rPr>
+        <w:t>pid</w:t>
+      </w:r>
+      <w:proofErr w:type="spellEnd"/>
+      <w:r>
+        <w:rPr>
+          <w:rFonts w:ascii="Consolas" w:eastAsia="Times New Roman" w:hAnsi="Consolas" w:cs="Times New Roman"/>
+          <w:noProof w:val="0"/>
+          <w:color w:val="BBBEBF"/>
+          <w:kern w:val="0"/>
+          <w:sz w:val="21"/>
+          <w:szCs w:val="21"/>
+          <w14:ligatures w14:val="none"/>
+        </w:rPr>
+        <w:t xml:space="preserve">            </w:t>
       </w:r>
       <w:r>
         <w:rPr>
@@ -8873,7 +9016,33 @@
           <w:szCs w:val="21"/>
           <w14:ligatures w14:val="none"/>
         </w:rPr>
-        <w:t>    eid            </w:t>
+        <w:t xml:space="preserve">    </w:t>
+      </w:r>
+      <w:proofErr w:type="spellStart"/>
+      <w:r>
+        <w:rPr>
+          <w:rFonts w:ascii="Consolas" w:eastAsia="Times New Roman" w:hAnsi="Consolas" w:cs="Times New Roman"/>
+          <w:noProof w:val="0"/>
+          <w:color w:val="BBBEBF"/>
+          <w:kern w:val="0"/>
+          <w:sz w:val="21"/>
+          <w:szCs w:val="21"/>
+          <w14:ligatures w14:val="none"/>
+        </w:rPr>
+        <w:t>eid</w:t>
+      </w:r>
+      <w:proofErr w:type="spellEnd"/>
+      <w:r>
+        <w:rPr>
+          <w:rFonts w:ascii="Consolas" w:eastAsia="Times New Roman" w:hAnsi="Consolas" w:cs="Times New Roman"/>
+          <w:noProof w:val="0"/>
+          <w:color w:val="BBBEBF"/>
+          <w:kern w:val="0"/>
+          <w:sz w:val="21"/>
+          <w:szCs w:val="21"/>
+          <w14:ligatures w14:val="none"/>
+        </w:rPr>
+        <w:t xml:space="preserve">            </w:t>
       </w:r>
       <w:r>
         <w:rPr>
@@ -8950,7 +9119,33 @@
           <w:szCs w:val="21"/>
           <w14:ligatures w14:val="none"/>
         </w:rPr>
-        <w:t xml:space="preserve">    cancel_datetime </w:t>
+        <w:t xml:space="preserve">    </w:t>
+      </w:r>
+      <w:proofErr w:type="spellStart"/>
+      <w:r>
+        <w:rPr>
+          <w:rFonts w:ascii="Consolas" w:eastAsia="Times New Roman" w:hAnsi="Consolas" w:cs="Times New Roman"/>
+          <w:noProof w:val="0"/>
+          <w:color w:val="BBBEBF"/>
+          <w:kern w:val="0"/>
+          <w:sz w:val="21"/>
+          <w:szCs w:val="21"/>
+          <w14:ligatures w14:val="none"/>
+        </w:rPr>
+        <w:t>cancel_datetime</w:t>
+      </w:r>
+      <w:proofErr w:type="spellEnd"/>
+      <w:r>
+        <w:rPr>
+          <w:rFonts w:ascii="Consolas" w:eastAsia="Times New Roman" w:hAnsi="Consolas" w:cs="Times New Roman"/>
+          <w:noProof w:val="0"/>
+          <w:color w:val="BBBEBF"/>
+          <w:kern w:val="0"/>
+          <w:sz w:val="21"/>
+          <w:szCs w:val="21"/>
+          <w14:ligatures w14:val="none"/>
+        </w:rPr>
+        <w:t xml:space="preserve"> </w:t>
       </w:r>
       <w:r>
         <w:rPr>
@@ -9077,6 +9272,7 @@
         </w:rPr>
         <w:t xml:space="preserve">       </w:t>
       </w:r>
+      <w:proofErr w:type="spellStart"/>
       <w:r>
         <w:rPr>
           <w:rFonts w:ascii="Consolas" w:eastAsia="Times New Roman" w:hAnsi="Consolas" w:cs="Times New Roman"/>
@@ -9089,6 +9285,7 @@
         </w:rPr>
         <w:t>DATETIME</w:t>
       </w:r>
+      <w:proofErr w:type="spellEnd"/>
       <w:r>
         <w:rPr>
           <w:rFonts w:ascii="Consolas" w:eastAsia="Times New Roman" w:hAnsi="Consolas" w:cs="Times New Roman"/>
@@ -9152,7 +9349,33 @@
           <w:szCs w:val="21"/>
           <w14:ligatures w14:val="none"/>
         </w:rPr>
-        <w:t xml:space="preserve">    venue_name     </w:t>
+        <w:t xml:space="preserve">    </w:t>
+      </w:r>
+      <w:proofErr w:type="spellStart"/>
+      <w:r>
+        <w:rPr>
+          <w:rFonts w:ascii="Consolas" w:eastAsia="Times New Roman" w:hAnsi="Consolas" w:cs="Times New Roman"/>
+          <w:noProof w:val="0"/>
+          <w:color w:val="BBBEBF"/>
+          <w:kern w:val="0"/>
+          <w:sz w:val="21"/>
+          <w:szCs w:val="21"/>
+          <w14:ligatures w14:val="none"/>
+        </w:rPr>
+        <w:t>venue_name</w:t>
+      </w:r>
+      <w:proofErr w:type="spellEnd"/>
+      <w:r>
+        <w:rPr>
+          <w:rFonts w:ascii="Consolas" w:eastAsia="Times New Roman" w:hAnsi="Consolas" w:cs="Times New Roman"/>
+          <w:noProof w:val="0"/>
+          <w:color w:val="BBBEBF"/>
+          <w:kern w:val="0"/>
+          <w:sz w:val="21"/>
+          <w:szCs w:val="21"/>
+          <w14:ligatures w14:val="none"/>
+        </w:rPr>
+        <w:t xml:space="preserve">     </w:t>
       </w:r>
       <w:r>
         <w:rPr>
@@ -9277,7 +9500,33 @@
           <w:szCs w:val="21"/>
           <w14:ligatures w14:val="none"/>
         </w:rPr>
-        <w:t xml:space="preserve"> (eid) </w:t>
+        <w:t xml:space="preserve"> (</w:t>
+      </w:r>
+      <w:proofErr w:type="spellStart"/>
+      <w:r>
+        <w:rPr>
+          <w:rFonts w:ascii="Consolas" w:eastAsia="Times New Roman" w:hAnsi="Consolas" w:cs="Times New Roman"/>
+          <w:noProof w:val="0"/>
+          <w:color w:val="BBBEBF"/>
+          <w:kern w:val="0"/>
+          <w:sz w:val="21"/>
+          <w:szCs w:val="21"/>
+          <w14:ligatures w14:val="none"/>
+        </w:rPr>
+        <w:t>eid</w:t>
+      </w:r>
+      <w:proofErr w:type="spellEnd"/>
+      <w:r>
+        <w:rPr>
+          <w:rFonts w:ascii="Consolas" w:eastAsia="Times New Roman" w:hAnsi="Consolas" w:cs="Times New Roman"/>
+          <w:noProof w:val="0"/>
+          <w:color w:val="BBBEBF"/>
+          <w:kern w:val="0"/>
+          <w:sz w:val="21"/>
+          <w:szCs w:val="21"/>
+          <w14:ligatures w14:val="none"/>
+        </w:rPr>
+        <w:t xml:space="preserve">) </w:t>
       </w:r>
       <w:r>
         <w:rPr>
@@ -9301,7 +9550,33 @@
           <w:szCs w:val="21"/>
           <w14:ligatures w14:val="none"/>
         </w:rPr>
-        <w:t xml:space="preserve"> Events(eid)</w:t>
+        <w:t xml:space="preserve"> Events(</w:t>
+      </w:r>
+      <w:proofErr w:type="spellStart"/>
+      <w:r>
+        <w:rPr>
+          <w:rFonts w:ascii="Consolas" w:eastAsia="Times New Roman" w:hAnsi="Consolas" w:cs="Times New Roman"/>
+          <w:noProof w:val="0"/>
+          <w:color w:val="BBBEBF"/>
+          <w:kern w:val="0"/>
+          <w:sz w:val="21"/>
+          <w:szCs w:val="21"/>
+          <w14:ligatures w14:val="none"/>
+        </w:rPr>
+        <w:t>eid</w:t>
+      </w:r>
+      <w:proofErr w:type="spellEnd"/>
+      <w:r>
+        <w:rPr>
+          <w:rFonts w:ascii="Consolas" w:eastAsia="Times New Roman" w:hAnsi="Consolas" w:cs="Times New Roman"/>
+          <w:noProof w:val="0"/>
+          <w:color w:val="BBBEBF"/>
+          <w:kern w:val="0"/>
+          <w:sz w:val="21"/>
+          <w:szCs w:val="21"/>
+          <w14:ligatures w14:val="none"/>
+        </w:rPr>
+        <w:t>)</w:t>
       </w:r>
     </w:p>
     <w:p>
@@ -9407,7 +9682,33 @@
           <w:szCs w:val="21"/>
           <w14:ligatures w14:val="none"/>
         </w:rPr>
-        <w:t xml:space="preserve"> (venue_name) </w:t>
+        <w:t xml:space="preserve"> (</w:t>
+      </w:r>
+      <w:proofErr w:type="spellStart"/>
+      <w:r>
+        <w:rPr>
+          <w:rFonts w:ascii="Consolas" w:eastAsia="Times New Roman" w:hAnsi="Consolas" w:cs="Times New Roman"/>
+          <w:noProof w:val="0"/>
+          <w:color w:val="BBBEBF"/>
+          <w:kern w:val="0"/>
+          <w:sz w:val="21"/>
+          <w:szCs w:val="21"/>
+          <w14:ligatures w14:val="none"/>
+        </w:rPr>
+        <w:t>venue_name</w:t>
+      </w:r>
+      <w:proofErr w:type="spellEnd"/>
+      <w:r>
+        <w:rPr>
+          <w:rFonts w:ascii="Consolas" w:eastAsia="Times New Roman" w:hAnsi="Consolas" w:cs="Times New Roman"/>
+          <w:noProof w:val="0"/>
+          <w:color w:val="BBBEBF"/>
+          <w:kern w:val="0"/>
+          <w:sz w:val="21"/>
+          <w:szCs w:val="21"/>
+          <w14:ligatures w14:val="none"/>
+        </w:rPr>
+        <w:t xml:space="preserve">) </w:t>
       </w:r>
       <w:r>
         <w:rPr>
@@ -9609,6 +9910,7 @@
         </w:rPr>
         <w:t xml:space="preserve"> </w:t>
       </w:r>
+      <w:proofErr w:type="spellStart"/>
       <w:r>
         <w:rPr>
           <w:rFonts w:ascii="Consolas" w:eastAsia="Times New Roman" w:hAnsi="Consolas" w:cs="Times New Roman"/>
@@ -9621,6 +9923,7 @@
         </w:rPr>
         <w:t>Price_tiers</w:t>
       </w:r>
+      <w:proofErr w:type="spellEnd"/>
       <w:r>
         <w:rPr>
           <w:rFonts w:ascii="Consolas" w:eastAsia="Times New Roman" w:hAnsi="Consolas" w:cs="Times New Roman"/>
@@ -9785,7 +10088,33 @@
           <w:szCs w:val="21"/>
           <w14:ligatures w14:val="none"/>
         </w:rPr>
-        <w:t>    pid            </w:t>
+        <w:t xml:space="preserve">    </w:t>
+      </w:r>
+      <w:proofErr w:type="spellStart"/>
+      <w:r>
+        <w:rPr>
+          <w:rFonts w:ascii="Consolas" w:eastAsia="Times New Roman" w:hAnsi="Consolas" w:cs="Times New Roman"/>
+          <w:noProof w:val="0"/>
+          <w:color w:val="BBBEBF"/>
+          <w:kern w:val="0"/>
+          <w:sz w:val="21"/>
+          <w:szCs w:val="21"/>
+          <w14:ligatures w14:val="none"/>
+        </w:rPr>
+        <w:t>pid</w:t>
+      </w:r>
+      <w:proofErr w:type="spellEnd"/>
+      <w:r>
+        <w:rPr>
+          <w:rFonts w:ascii="Consolas" w:eastAsia="Times New Roman" w:hAnsi="Consolas" w:cs="Times New Roman"/>
+          <w:noProof w:val="0"/>
+          <w:color w:val="BBBEBF"/>
+          <w:kern w:val="0"/>
+          <w:sz w:val="21"/>
+          <w:szCs w:val="21"/>
+          <w14:ligatures w14:val="none"/>
+        </w:rPr>
+        <w:t xml:space="preserve">            </w:t>
       </w:r>
       <w:r>
         <w:rPr>
@@ -10035,7 +10364,33 @@
           <w:szCs w:val="21"/>
           <w14:ligatures w14:val="none"/>
         </w:rPr>
-        <w:t>, pid),</w:t>
+        <w:t xml:space="preserve">, </w:t>
+      </w:r>
+      <w:proofErr w:type="spellStart"/>
+      <w:r>
+        <w:rPr>
+          <w:rFonts w:ascii="Consolas" w:eastAsia="Times New Roman" w:hAnsi="Consolas" w:cs="Times New Roman"/>
+          <w:noProof w:val="0"/>
+          <w:color w:val="BBBEBF"/>
+          <w:kern w:val="0"/>
+          <w:sz w:val="21"/>
+          <w:szCs w:val="21"/>
+          <w14:ligatures w14:val="none"/>
+        </w:rPr>
+        <w:t>pid</w:t>
+      </w:r>
+      <w:proofErr w:type="spellEnd"/>
+      <w:r>
+        <w:rPr>
+          <w:rFonts w:ascii="Consolas" w:eastAsia="Times New Roman" w:hAnsi="Consolas" w:cs="Times New Roman"/>
+          <w:noProof w:val="0"/>
+          <w:color w:val="BBBEBF"/>
+          <w:kern w:val="0"/>
+          <w:sz w:val="21"/>
+          <w:szCs w:val="21"/>
+          <w14:ligatures w14:val="none"/>
+        </w:rPr>
+        <w:t>),</w:t>
       </w:r>
     </w:p>
     <w:p>
@@ -10088,7 +10443,33 @@
           <w:szCs w:val="21"/>
           <w14:ligatures w14:val="none"/>
         </w:rPr>
-        <w:t xml:space="preserve"> (pid) </w:t>
+        <w:t xml:space="preserve"> (</w:t>
+      </w:r>
+      <w:proofErr w:type="spellStart"/>
+      <w:r>
+        <w:rPr>
+          <w:rFonts w:ascii="Consolas" w:eastAsia="Times New Roman" w:hAnsi="Consolas" w:cs="Times New Roman"/>
+          <w:noProof w:val="0"/>
+          <w:color w:val="BBBEBF"/>
+          <w:kern w:val="0"/>
+          <w:sz w:val="21"/>
+          <w:szCs w:val="21"/>
+          <w14:ligatures w14:val="none"/>
+        </w:rPr>
+        <w:t>pid</w:t>
+      </w:r>
+      <w:proofErr w:type="spellEnd"/>
+      <w:r>
+        <w:rPr>
+          <w:rFonts w:ascii="Consolas" w:eastAsia="Times New Roman" w:hAnsi="Consolas" w:cs="Times New Roman"/>
+          <w:noProof w:val="0"/>
+          <w:color w:val="BBBEBF"/>
+          <w:kern w:val="0"/>
+          <w:sz w:val="21"/>
+          <w:szCs w:val="21"/>
+          <w14:ligatures w14:val="none"/>
+        </w:rPr>
+        <w:t xml:space="preserve">) </w:t>
       </w:r>
       <w:r>
         <w:rPr>
@@ -10112,7 +10493,33 @@
           <w:szCs w:val="21"/>
           <w14:ligatures w14:val="none"/>
         </w:rPr>
-        <w:t xml:space="preserve"> Performances(pid)</w:t>
+        <w:t xml:space="preserve"> Performances(</w:t>
+      </w:r>
+      <w:proofErr w:type="spellStart"/>
+      <w:r>
+        <w:rPr>
+          <w:rFonts w:ascii="Consolas" w:eastAsia="Times New Roman" w:hAnsi="Consolas" w:cs="Times New Roman"/>
+          <w:noProof w:val="0"/>
+          <w:color w:val="BBBEBF"/>
+          <w:kern w:val="0"/>
+          <w:sz w:val="21"/>
+          <w:szCs w:val="21"/>
+          <w14:ligatures w14:val="none"/>
+        </w:rPr>
+        <w:t>pid</w:t>
+      </w:r>
+      <w:proofErr w:type="spellEnd"/>
+      <w:r>
+        <w:rPr>
+          <w:rFonts w:ascii="Consolas" w:eastAsia="Times New Roman" w:hAnsi="Consolas" w:cs="Times New Roman"/>
+          <w:noProof w:val="0"/>
+          <w:color w:val="BBBEBF"/>
+          <w:kern w:val="0"/>
+          <w:sz w:val="21"/>
+          <w:szCs w:val="21"/>
+          <w14:ligatures w14:val="none"/>
+        </w:rPr>
+        <w:t>)</w:t>
       </w:r>
     </w:p>
     <w:p>
@@ -10442,7 +10849,33 @@
           <w:szCs w:val="21"/>
           <w14:ligatures w14:val="none"/>
         </w:rPr>
-        <w:t xml:space="preserve">    venue_name     </w:t>
+        <w:t xml:space="preserve">    </w:t>
+      </w:r>
+      <w:proofErr w:type="spellStart"/>
+      <w:r>
+        <w:rPr>
+          <w:rFonts w:ascii="Consolas" w:eastAsia="Times New Roman" w:hAnsi="Consolas" w:cs="Times New Roman"/>
+          <w:noProof w:val="0"/>
+          <w:color w:val="BBBEBF"/>
+          <w:kern w:val="0"/>
+          <w:sz w:val="21"/>
+          <w:szCs w:val="21"/>
+          <w14:ligatures w14:val="none"/>
+        </w:rPr>
+        <w:t>venue_name</w:t>
+      </w:r>
+      <w:proofErr w:type="spellEnd"/>
+      <w:r>
+        <w:rPr>
+          <w:rFonts w:ascii="Consolas" w:eastAsia="Times New Roman" w:hAnsi="Consolas" w:cs="Times New Roman"/>
+          <w:noProof w:val="0"/>
+          <w:color w:val="BBBEBF"/>
+          <w:kern w:val="0"/>
+          <w:sz w:val="21"/>
+          <w:szCs w:val="21"/>
+          <w14:ligatures w14:val="none"/>
+        </w:rPr>
+        <w:t xml:space="preserve">     </w:t>
       </w:r>
       <w:r>
         <w:rPr>
@@ -10591,7 +11024,33 @@
           <w:szCs w:val="21"/>
           <w14:ligatures w14:val="none"/>
         </w:rPr>
-        <w:t>, venue_name),</w:t>
+        <w:t xml:space="preserve">, </w:t>
+      </w:r>
+      <w:proofErr w:type="spellStart"/>
+      <w:r>
+        <w:rPr>
+          <w:rFonts w:ascii="Consolas" w:eastAsia="Times New Roman" w:hAnsi="Consolas" w:cs="Times New Roman"/>
+          <w:noProof w:val="0"/>
+          <w:color w:val="BBBEBF"/>
+          <w:kern w:val="0"/>
+          <w:sz w:val="21"/>
+          <w:szCs w:val="21"/>
+          <w14:ligatures w14:val="none"/>
+        </w:rPr>
+        <w:t>venue_name</w:t>
+      </w:r>
+      <w:proofErr w:type="spellEnd"/>
+      <w:r>
+        <w:rPr>
+          <w:rFonts w:ascii="Consolas" w:eastAsia="Times New Roman" w:hAnsi="Consolas" w:cs="Times New Roman"/>
+          <w:noProof w:val="0"/>
+          <w:color w:val="BBBEBF"/>
+          <w:kern w:val="0"/>
+          <w:sz w:val="21"/>
+          <w:szCs w:val="21"/>
+          <w14:ligatures w14:val="none"/>
+        </w:rPr>
+        <w:t>),</w:t>
       </w:r>
     </w:p>
     <w:p>
@@ -10644,7 +11103,33 @@
           <w:szCs w:val="21"/>
           <w14:ligatures w14:val="none"/>
         </w:rPr>
-        <w:t xml:space="preserve"> (venue_name) </w:t>
+        <w:t xml:space="preserve"> (</w:t>
+      </w:r>
+      <w:proofErr w:type="spellStart"/>
+      <w:r>
+        <w:rPr>
+          <w:rFonts w:ascii="Consolas" w:eastAsia="Times New Roman" w:hAnsi="Consolas" w:cs="Times New Roman"/>
+          <w:noProof w:val="0"/>
+          <w:color w:val="BBBEBF"/>
+          <w:kern w:val="0"/>
+          <w:sz w:val="21"/>
+          <w:szCs w:val="21"/>
+          <w14:ligatures w14:val="none"/>
+        </w:rPr>
+        <w:t>venue_name</w:t>
+      </w:r>
+      <w:proofErr w:type="spellEnd"/>
+      <w:r>
+        <w:rPr>
+          <w:rFonts w:ascii="Consolas" w:eastAsia="Times New Roman" w:hAnsi="Consolas" w:cs="Times New Roman"/>
+          <w:noProof w:val="0"/>
+          <w:color w:val="BBBEBF"/>
+          <w:kern w:val="0"/>
+          <w:sz w:val="21"/>
+          <w:szCs w:val="21"/>
+          <w14:ligatures w14:val="none"/>
+        </w:rPr>
+        <w:t xml:space="preserve">) </w:t>
       </w:r>
       <w:r>
         <w:rPr>
@@ -10846,6 +11331,7 @@
         </w:rPr>
         <w:t xml:space="preserve"> </w:t>
       </w:r>
+      <w:proofErr w:type="spellStart"/>
       <w:r>
         <w:rPr>
           <w:rFonts w:ascii="Consolas" w:eastAsia="Times New Roman" w:hAnsi="Consolas" w:cs="Times New Roman"/>
@@ -10858,6 +11344,7 @@
         </w:rPr>
         <w:t>Reserved_sections</w:t>
       </w:r>
+      <w:proofErr w:type="spellEnd"/>
       <w:r>
         <w:rPr>
           <w:rFonts w:ascii="Consolas" w:eastAsia="Times New Roman" w:hAnsi="Consolas" w:cs="Times New Roman"/>
@@ -11022,7 +11509,33 @@
           <w:szCs w:val="21"/>
           <w14:ligatures w14:val="none"/>
         </w:rPr>
-        <w:t xml:space="preserve">    venue_name     </w:t>
+        <w:t xml:space="preserve">    </w:t>
+      </w:r>
+      <w:proofErr w:type="spellStart"/>
+      <w:r>
+        <w:rPr>
+          <w:rFonts w:ascii="Consolas" w:eastAsia="Times New Roman" w:hAnsi="Consolas" w:cs="Times New Roman"/>
+          <w:noProof w:val="0"/>
+          <w:color w:val="BBBEBF"/>
+          <w:kern w:val="0"/>
+          <w:sz w:val="21"/>
+          <w:szCs w:val="21"/>
+          <w14:ligatures w14:val="none"/>
+        </w:rPr>
+        <w:t>venue_name</w:t>
+      </w:r>
+      <w:proofErr w:type="spellEnd"/>
+      <w:r>
+        <w:rPr>
+          <w:rFonts w:ascii="Consolas" w:eastAsia="Times New Roman" w:hAnsi="Consolas" w:cs="Times New Roman"/>
+          <w:noProof w:val="0"/>
+          <w:color w:val="BBBEBF"/>
+          <w:kern w:val="0"/>
+          <w:sz w:val="21"/>
+          <w:szCs w:val="21"/>
+          <w14:ligatures w14:val="none"/>
+        </w:rPr>
+        <w:t xml:space="preserve">     </w:t>
       </w:r>
       <w:r>
         <w:rPr>
@@ -11171,7 +11684,33 @@
           <w:szCs w:val="21"/>
           <w14:ligatures w14:val="none"/>
         </w:rPr>
-        <w:t>, venue_name),</w:t>
+        <w:t xml:space="preserve">, </w:t>
+      </w:r>
+      <w:proofErr w:type="spellStart"/>
+      <w:r>
+        <w:rPr>
+          <w:rFonts w:ascii="Consolas" w:eastAsia="Times New Roman" w:hAnsi="Consolas" w:cs="Times New Roman"/>
+          <w:noProof w:val="0"/>
+          <w:color w:val="BBBEBF"/>
+          <w:kern w:val="0"/>
+          <w:sz w:val="21"/>
+          <w:szCs w:val="21"/>
+          <w14:ligatures w14:val="none"/>
+        </w:rPr>
+        <w:t>venue_name</w:t>
+      </w:r>
+      <w:proofErr w:type="spellEnd"/>
+      <w:r>
+        <w:rPr>
+          <w:rFonts w:ascii="Consolas" w:eastAsia="Times New Roman" w:hAnsi="Consolas" w:cs="Times New Roman"/>
+          <w:noProof w:val="0"/>
+          <w:color w:val="BBBEBF"/>
+          <w:kern w:val="0"/>
+          <w:sz w:val="21"/>
+          <w:szCs w:val="21"/>
+          <w14:ligatures w14:val="none"/>
+        </w:rPr>
+        <w:t>),</w:t>
       </w:r>
     </w:p>
     <w:p>
@@ -11248,7 +11787,33 @@
           <w:szCs w:val="21"/>
           <w14:ligatures w14:val="none"/>
         </w:rPr>
-        <w:t xml:space="preserve">, venue_name) </w:t>
+        <w:t xml:space="preserve">, </w:t>
+      </w:r>
+      <w:proofErr w:type="spellStart"/>
+      <w:r>
+        <w:rPr>
+          <w:rFonts w:ascii="Consolas" w:eastAsia="Times New Roman" w:hAnsi="Consolas" w:cs="Times New Roman"/>
+          <w:noProof w:val="0"/>
+          <w:color w:val="BBBEBF"/>
+          <w:kern w:val="0"/>
+          <w:sz w:val="21"/>
+          <w:szCs w:val="21"/>
+          <w14:ligatures w14:val="none"/>
+        </w:rPr>
+        <w:t>venue_name</w:t>
+      </w:r>
+      <w:proofErr w:type="spellEnd"/>
+      <w:r>
+        <w:rPr>
+          <w:rFonts w:ascii="Consolas" w:eastAsia="Times New Roman" w:hAnsi="Consolas" w:cs="Times New Roman"/>
+          <w:noProof w:val="0"/>
+          <w:color w:val="BBBEBF"/>
+          <w:kern w:val="0"/>
+          <w:sz w:val="21"/>
+          <w:szCs w:val="21"/>
+          <w14:ligatures w14:val="none"/>
+        </w:rPr>
+        <w:t xml:space="preserve">) </w:t>
       </w:r>
       <w:r>
         <w:rPr>
@@ -11296,7 +11861,33 @@
           <w:szCs w:val="21"/>
           <w14:ligatures w14:val="none"/>
         </w:rPr>
-        <w:t>, venue_name)</w:t>
+        <w:t xml:space="preserve">, </w:t>
+      </w:r>
+      <w:proofErr w:type="spellStart"/>
+      <w:r>
+        <w:rPr>
+          <w:rFonts w:ascii="Consolas" w:eastAsia="Times New Roman" w:hAnsi="Consolas" w:cs="Times New Roman"/>
+          <w:noProof w:val="0"/>
+          <w:color w:val="BBBEBF"/>
+          <w:kern w:val="0"/>
+          <w:sz w:val="21"/>
+          <w:szCs w:val="21"/>
+          <w14:ligatures w14:val="none"/>
+        </w:rPr>
+        <w:t>venue_name</w:t>
+      </w:r>
+      <w:proofErr w:type="spellEnd"/>
+      <w:r>
+        <w:rPr>
+          <w:rFonts w:ascii="Consolas" w:eastAsia="Times New Roman" w:hAnsi="Consolas" w:cs="Times New Roman"/>
+          <w:noProof w:val="0"/>
+          <w:color w:val="BBBEBF"/>
+          <w:kern w:val="0"/>
+          <w:sz w:val="21"/>
+          <w:szCs w:val="21"/>
+          <w14:ligatures w14:val="none"/>
+        </w:rPr>
+        <w:t>)</w:t>
       </w:r>
     </w:p>
     <w:p>
@@ -11450,6 +12041,7 @@
         </w:rPr>
         <w:t xml:space="preserve"> </w:t>
       </w:r>
+      <w:proofErr w:type="spellStart"/>
       <w:r>
         <w:rPr>
           <w:rFonts w:ascii="Consolas" w:eastAsia="Times New Roman" w:hAnsi="Consolas" w:cs="Times New Roman"/>
@@ -11462,6 +12054,7 @@
         </w:rPr>
         <w:t>General_sections</w:t>
       </w:r>
+      <w:proofErr w:type="spellEnd"/>
       <w:r>
         <w:rPr>
           <w:rFonts w:ascii="Consolas" w:eastAsia="Times New Roman" w:hAnsi="Consolas" w:cs="Times New Roman"/>
@@ -11626,7 +12219,33 @@
           <w:szCs w:val="21"/>
           <w14:ligatures w14:val="none"/>
         </w:rPr>
-        <w:t xml:space="preserve">    venue_name     </w:t>
+        <w:t xml:space="preserve">    </w:t>
+      </w:r>
+      <w:proofErr w:type="spellStart"/>
+      <w:r>
+        <w:rPr>
+          <w:rFonts w:ascii="Consolas" w:eastAsia="Times New Roman" w:hAnsi="Consolas" w:cs="Times New Roman"/>
+          <w:noProof w:val="0"/>
+          <w:color w:val="BBBEBF"/>
+          <w:kern w:val="0"/>
+          <w:sz w:val="21"/>
+          <w:szCs w:val="21"/>
+          <w14:ligatures w14:val="none"/>
+        </w:rPr>
+        <w:t>venue_name</w:t>
+      </w:r>
+      <w:proofErr w:type="spellEnd"/>
+      <w:r>
+        <w:rPr>
+          <w:rFonts w:ascii="Consolas" w:eastAsia="Times New Roman" w:hAnsi="Consolas" w:cs="Times New Roman"/>
+          <w:noProof w:val="0"/>
+          <w:color w:val="BBBEBF"/>
+          <w:kern w:val="0"/>
+          <w:sz w:val="21"/>
+          <w:szCs w:val="21"/>
+          <w14:ligatures w14:val="none"/>
+        </w:rPr>
+        <w:t xml:space="preserve">     </w:t>
       </w:r>
       <w:r>
         <w:rPr>
@@ -11727,7 +12346,33 @@
           <w:szCs w:val="21"/>
           <w14:ligatures w14:val="none"/>
         </w:rPr>
-        <w:t xml:space="preserve">    total_capacity </w:t>
+        <w:t xml:space="preserve">    </w:t>
+      </w:r>
+      <w:proofErr w:type="spellStart"/>
+      <w:r>
+        <w:rPr>
+          <w:rFonts w:ascii="Consolas" w:eastAsia="Times New Roman" w:hAnsi="Consolas" w:cs="Times New Roman"/>
+          <w:noProof w:val="0"/>
+          <w:color w:val="BBBEBF"/>
+          <w:kern w:val="0"/>
+          <w:sz w:val="21"/>
+          <w:szCs w:val="21"/>
+          <w14:ligatures w14:val="none"/>
+        </w:rPr>
+        <w:t>total_capacity</w:t>
+      </w:r>
+      <w:proofErr w:type="spellEnd"/>
+      <w:r>
+        <w:rPr>
+          <w:rFonts w:ascii="Consolas" w:eastAsia="Times New Roman" w:hAnsi="Consolas" w:cs="Times New Roman"/>
+          <w:noProof w:val="0"/>
+          <w:color w:val="BBBEBF"/>
+          <w:kern w:val="0"/>
+          <w:sz w:val="21"/>
+          <w:szCs w:val="21"/>
+          <w14:ligatures w14:val="none"/>
+        </w:rPr>
+        <w:t xml:space="preserve"> </w:t>
       </w:r>
       <w:r>
         <w:rPr>
@@ -11852,7 +12497,33 @@
           <w:szCs w:val="21"/>
           <w14:ligatures w14:val="none"/>
         </w:rPr>
-        <w:t>, venue_name),</w:t>
+        <w:t xml:space="preserve">, </w:t>
+      </w:r>
+      <w:proofErr w:type="spellStart"/>
+      <w:r>
+        <w:rPr>
+          <w:rFonts w:ascii="Consolas" w:eastAsia="Times New Roman" w:hAnsi="Consolas" w:cs="Times New Roman"/>
+          <w:noProof w:val="0"/>
+          <w:color w:val="BBBEBF"/>
+          <w:kern w:val="0"/>
+          <w:sz w:val="21"/>
+          <w:szCs w:val="21"/>
+          <w14:ligatures w14:val="none"/>
+        </w:rPr>
+        <w:t>venue_name</w:t>
+      </w:r>
+      <w:proofErr w:type="spellEnd"/>
+      <w:r>
+        <w:rPr>
+          <w:rFonts w:ascii="Consolas" w:eastAsia="Times New Roman" w:hAnsi="Consolas" w:cs="Times New Roman"/>
+          <w:noProof w:val="0"/>
+          <w:color w:val="BBBEBF"/>
+          <w:kern w:val="0"/>
+          <w:sz w:val="21"/>
+          <w:szCs w:val="21"/>
+          <w14:ligatures w14:val="none"/>
+        </w:rPr>
+        <w:t>),</w:t>
       </w:r>
     </w:p>
     <w:p>
@@ -11929,7 +12600,33 @@
           <w:szCs w:val="21"/>
           <w14:ligatures w14:val="none"/>
         </w:rPr>
-        <w:t xml:space="preserve">, venue_name) </w:t>
+        <w:t xml:space="preserve">, </w:t>
+      </w:r>
+      <w:proofErr w:type="spellStart"/>
+      <w:r>
+        <w:rPr>
+          <w:rFonts w:ascii="Consolas" w:eastAsia="Times New Roman" w:hAnsi="Consolas" w:cs="Times New Roman"/>
+          <w:noProof w:val="0"/>
+          <w:color w:val="BBBEBF"/>
+          <w:kern w:val="0"/>
+          <w:sz w:val="21"/>
+          <w:szCs w:val="21"/>
+          <w14:ligatures w14:val="none"/>
+        </w:rPr>
+        <w:t>venue_name</w:t>
+      </w:r>
+      <w:proofErr w:type="spellEnd"/>
+      <w:r>
+        <w:rPr>
+          <w:rFonts w:ascii="Consolas" w:eastAsia="Times New Roman" w:hAnsi="Consolas" w:cs="Times New Roman"/>
+          <w:noProof w:val="0"/>
+          <w:color w:val="BBBEBF"/>
+          <w:kern w:val="0"/>
+          <w:sz w:val="21"/>
+          <w:szCs w:val="21"/>
+          <w14:ligatures w14:val="none"/>
+        </w:rPr>
+        <w:t xml:space="preserve">) </w:t>
       </w:r>
       <w:r>
         <w:rPr>
@@ -11977,7 +12674,33 @@
           <w:szCs w:val="21"/>
           <w14:ligatures w14:val="none"/>
         </w:rPr>
-        <w:t>, venue_name)</w:t>
+        <w:t xml:space="preserve">, </w:t>
+      </w:r>
+      <w:proofErr w:type="spellStart"/>
+      <w:r>
+        <w:rPr>
+          <w:rFonts w:ascii="Consolas" w:eastAsia="Times New Roman" w:hAnsi="Consolas" w:cs="Times New Roman"/>
+          <w:noProof w:val="0"/>
+          <w:color w:val="BBBEBF"/>
+          <w:kern w:val="0"/>
+          <w:sz w:val="21"/>
+          <w:szCs w:val="21"/>
+          <w14:ligatures w14:val="none"/>
+        </w:rPr>
+        <w:t>venue_name</w:t>
+      </w:r>
+      <w:proofErr w:type="spellEnd"/>
+      <w:r>
+        <w:rPr>
+          <w:rFonts w:ascii="Consolas" w:eastAsia="Times New Roman" w:hAnsi="Consolas" w:cs="Times New Roman"/>
+          <w:noProof w:val="0"/>
+          <w:color w:val="BBBEBF"/>
+          <w:kern w:val="0"/>
+          <w:sz w:val="21"/>
+          <w:szCs w:val="21"/>
+          <w14:ligatures w14:val="none"/>
+        </w:rPr>
+        <w:t>)</w:t>
       </w:r>
     </w:p>
     <w:p>
@@ -12283,7 +13006,33 @@
           <w:szCs w:val="21"/>
           <w14:ligatures w14:val="none"/>
         </w:rPr>
-        <w:t xml:space="preserve">    section_name   </w:t>
+        <w:t xml:space="preserve">    </w:t>
+      </w:r>
+      <w:proofErr w:type="spellStart"/>
+      <w:r>
+        <w:rPr>
+          <w:rFonts w:ascii="Consolas" w:eastAsia="Times New Roman" w:hAnsi="Consolas" w:cs="Times New Roman"/>
+          <w:noProof w:val="0"/>
+          <w:color w:val="BBBEBF"/>
+          <w:kern w:val="0"/>
+          <w:sz w:val="21"/>
+          <w:szCs w:val="21"/>
+          <w14:ligatures w14:val="none"/>
+        </w:rPr>
+        <w:t>section_name</w:t>
+      </w:r>
+      <w:proofErr w:type="spellEnd"/>
+      <w:r>
+        <w:rPr>
+          <w:rFonts w:ascii="Consolas" w:eastAsia="Times New Roman" w:hAnsi="Consolas" w:cs="Times New Roman"/>
+          <w:noProof w:val="0"/>
+          <w:color w:val="BBBEBF"/>
+          <w:kern w:val="0"/>
+          <w:sz w:val="21"/>
+          <w:szCs w:val="21"/>
+          <w14:ligatures w14:val="none"/>
+        </w:rPr>
+        <w:t xml:space="preserve">   </w:t>
       </w:r>
       <w:r>
         <w:rPr>
@@ -12384,7 +13133,33 @@
           <w:szCs w:val="21"/>
           <w14:ligatures w14:val="none"/>
         </w:rPr>
-        <w:t xml:space="preserve">    venue_name     </w:t>
+        <w:t xml:space="preserve">    </w:t>
+      </w:r>
+      <w:proofErr w:type="spellStart"/>
+      <w:r>
+        <w:rPr>
+          <w:rFonts w:ascii="Consolas" w:eastAsia="Times New Roman" w:hAnsi="Consolas" w:cs="Times New Roman"/>
+          <w:noProof w:val="0"/>
+          <w:color w:val="BBBEBF"/>
+          <w:kern w:val="0"/>
+          <w:sz w:val="21"/>
+          <w:szCs w:val="21"/>
+          <w14:ligatures w14:val="none"/>
+        </w:rPr>
+        <w:t>venue_name</w:t>
+      </w:r>
+      <w:proofErr w:type="spellEnd"/>
+      <w:r>
+        <w:rPr>
+          <w:rFonts w:ascii="Consolas" w:eastAsia="Times New Roman" w:hAnsi="Consolas" w:cs="Times New Roman"/>
+          <w:noProof w:val="0"/>
+          <w:color w:val="BBBEBF"/>
+          <w:kern w:val="0"/>
+          <w:sz w:val="21"/>
+          <w:szCs w:val="21"/>
+          <w14:ligatures w14:val="none"/>
+        </w:rPr>
+        <w:t xml:space="preserve">     </w:t>
       </w:r>
       <w:r>
         <w:rPr>
@@ -12533,7 +13308,59 @@
           <w:szCs w:val="21"/>
           <w14:ligatures w14:val="none"/>
         </w:rPr>
-        <w:t>, section_name, venue_name),</w:t>
+        <w:t xml:space="preserve">, </w:t>
+      </w:r>
+      <w:proofErr w:type="spellStart"/>
+      <w:r>
+        <w:rPr>
+          <w:rFonts w:ascii="Consolas" w:eastAsia="Times New Roman" w:hAnsi="Consolas" w:cs="Times New Roman"/>
+          <w:noProof w:val="0"/>
+          <w:color w:val="BBBEBF"/>
+          <w:kern w:val="0"/>
+          <w:sz w:val="21"/>
+          <w:szCs w:val="21"/>
+          <w14:ligatures w14:val="none"/>
+        </w:rPr>
+        <w:t>section_name</w:t>
+      </w:r>
+      <w:proofErr w:type="spellEnd"/>
+      <w:r>
+        <w:rPr>
+          <w:rFonts w:ascii="Consolas" w:eastAsia="Times New Roman" w:hAnsi="Consolas" w:cs="Times New Roman"/>
+          <w:noProof w:val="0"/>
+          <w:color w:val="BBBEBF"/>
+          <w:kern w:val="0"/>
+          <w:sz w:val="21"/>
+          <w:szCs w:val="21"/>
+          <w14:ligatures w14:val="none"/>
+        </w:rPr>
+        <w:t xml:space="preserve">, </w:t>
+      </w:r>
+      <w:proofErr w:type="spellStart"/>
+      <w:r>
+        <w:rPr>
+          <w:rFonts w:ascii="Consolas" w:eastAsia="Times New Roman" w:hAnsi="Consolas" w:cs="Times New Roman"/>
+          <w:noProof w:val="0"/>
+          <w:color w:val="BBBEBF"/>
+          <w:kern w:val="0"/>
+          <w:sz w:val="21"/>
+          <w:szCs w:val="21"/>
+          <w14:ligatures w14:val="none"/>
+        </w:rPr>
+        <w:t>venue_name</w:t>
+      </w:r>
+      <w:proofErr w:type="spellEnd"/>
+      <w:r>
+        <w:rPr>
+          <w:rFonts w:ascii="Consolas" w:eastAsia="Times New Roman" w:hAnsi="Consolas" w:cs="Times New Roman"/>
+          <w:noProof w:val="0"/>
+          <w:color w:val="BBBEBF"/>
+          <w:kern w:val="0"/>
+          <w:sz w:val="21"/>
+          <w:szCs w:val="21"/>
+          <w14:ligatures w14:val="none"/>
+        </w:rPr>
+        <w:t>),</w:t>
       </w:r>
     </w:p>
     <w:p>
@@ -12586,7 +13413,59 @@
           <w:szCs w:val="21"/>
           <w14:ligatures w14:val="none"/>
         </w:rPr>
-        <w:t xml:space="preserve"> (section_name, venue_name) </w:t>
+        <w:t xml:space="preserve"> (</w:t>
+      </w:r>
+      <w:proofErr w:type="spellStart"/>
+      <w:r>
+        <w:rPr>
+          <w:rFonts w:ascii="Consolas" w:eastAsia="Times New Roman" w:hAnsi="Consolas" w:cs="Times New Roman"/>
+          <w:noProof w:val="0"/>
+          <w:color w:val="BBBEBF"/>
+          <w:kern w:val="0"/>
+          <w:sz w:val="21"/>
+          <w:szCs w:val="21"/>
+          <w14:ligatures w14:val="none"/>
+        </w:rPr>
+        <w:t>section_name</w:t>
+      </w:r>
+      <w:proofErr w:type="spellEnd"/>
+      <w:r>
+        <w:rPr>
+          <w:rFonts w:ascii="Consolas" w:eastAsia="Times New Roman" w:hAnsi="Consolas" w:cs="Times New Roman"/>
+          <w:noProof w:val="0"/>
+          <w:color w:val="BBBEBF"/>
+          <w:kern w:val="0"/>
+          <w:sz w:val="21"/>
+          <w:szCs w:val="21"/>
+          <w14:ligatures w14:val="none"/>
+        </w:rPr>
+        <w:t xml:space="preserve">, </w:t>
+      </w:r>
+      <w:proofErr w:type="spellStart"/>
+      <w:r>
+        <w:rPr>
+          <w:rFonts w:ascii="Consolas" w:eastAsia="Times New Roman" w:hAnsi="Consolas" w:cs="Times New Roman"/>
+          <w:noProof w:val="0"/>
+          <w:color w:val="BBBEBF"/>
+          <w:kern w:val="0"/>
+          <w:sz w:val="21"/>
+          <w:szCs w:val="21"/>
+          <w14:ligatures w14:val="none"/>
+        </w:rPr>
+        <w:t>venue_name</w:t>
+      </w:r>
+      <w:proofErr w:type="spellEnd"/>
+      <w:r>
+        <w:rPr>
+          <w:rFonts w:ascii="Consolas" w:eastAsia="Times New Roman" w:hAnsi="Consolas" w:cs="Times New Roman"/>
+          <w:noProof w:val="0"/>
+          <w:color w:val="BBBEBF"/>
+          <w:kern w:val="0"/>
+          <w:sz w:val="21"/>
+          <w:szCs w:val="21"/>
+          <w14:ligatures w14:val="none"/>
+        </w:rPr>
+        <w:t xml:space="preserve">) </w:t>
       </w:r>
       <w:r>
         <w:rPr>
@@ -12610,7 +13489,33 @@
           <w:szCs w:val="21"/>
           <w14:ligatures w14:val="none"/>
         </w:rPr>
-        <w:t xml:space="preserve"> Reserved_sections(</w:t>
+        <w:t xml:space="preserve"> </w:t>
+      </w:r>
+      <w:proofErr w:type="spellStart"/>
+      <w:r>
+        <w:rPr>
+          <w:rFonts w:ascii="Consolas" w:eastAsia="Times New Roman" w:hAnsi="Consolas" w:cs="Times New Roman"/>
+          <w:noProof w:val="0"/>
+          <w:color w:val="BBBEBF"/>
+          <w:kern w:val="0"/>
+          <w:sz w:val="21"/>
+          <w:szCs w:val="21"/>
+          <w14:ligatures w14:val="none"/>
+        </w:rPr>
+        <w:t>Reserved_sections</w:t>
+      </w:r>
+      <w:proofErr w:type="spellEnd"/>
+      <w:r>
+        <w:rPr>
+          <w:rFonts w:ascii="Consolas" w:eastAsia="Times New Roman" w:hAnsi="Consolas" w:cs="Times New Roman"/>
+          <w:noProof w:val="0"/>
+          <w:color w:val="BBBEBF"/>
+          <w:kern w:val="0"/>
+          <w:sz w:val="21"/>
+          <w:szCs w:val="21"/>
+          <w14:ligatures w14:val="none"/>
+        </w:rPr>
+        <w:t>(</w:t>
       </w:r>
       <w:r>
         <w:rPr>
@@ -12634,7 +13539,33 @@
           <w:szCs w:val="21"/>
           <w14:ligatures w14:val="none"/>
         </w:rPr>
-        <w:t>, venue_name)</w:t>
+        <w:t xml:space="preserve">, </w:t>
+      </w:r>
+      <w:proofErr w:type="spellStart"/>
+      <w:r>
+        <w:rPr>
+          <w:rFonts w:ascii="Consolas" w:eastAsia="Times New Roman" w:hAnsi="Consolas" w:cs="Times New Roman"/>
+          <w:noProof w:val="0"/>
+          <w:color w:val="BBBEBF"/>
+          <w:kern w:val="0"/>
+          <w:sz w:val="21"/>
+          <w:szCs w:val="21"/>
+          <w14:ligatures w14:val="none"/>
+        </w:rPr>
+        <w:t>venue_name</w:t>
+      </w:r>
+      <w:proofErr w:type="spellEnd"/>
+      <w:r>
+        <w:rPr>
+          <w:rFonts w:ascii="Consolas" w:eastAsia="Times New Roman" w:hAnsi="Consolas" w:cs="Times New Roman"/>
+          <w:noProof w:val="0"/>
+          <w:color w:val="BBBEBF"/>
+          <w:kern w:val="0"/>
+          <w:sz w:val="21"/>
+          <w:szCs w:val="21"/>
+          <w14:ligatures w14:val="none"/>
+        </w:rPr>
+        <w:t>)</w:t>
       </w:r>
     </w:p>
     <w:p>
@@ -13017,7 +13948,33 @@
           <w:szCs w:val="21"/>
           <w14:ligatures w14:val="none"/>
         </w:rPr>
-        <w:t xml:space="preserve">    section_name   </w:t>
+        <w:t xml:space="preserve">    </w:t>
+      </w:r>
+      <w:proofErr w:type="spellStart"/>
+      <w:r>
+        <w:rPr>
+          <w:rFonts w:ascii="Consolas" w:eastAsia="Times New Roman" w:hAnsi="Consolas" w:cs="Times New Roman"/>
+          <w:noProof w:val="0"/>
+          <w:color w:val="BBBEBF"/>
+          <w:kern w:val="0"/>
+          <w:sz w:val="21"/>
+          <w:szCs w:val="21"/>
+          <w14:ligatures w14:val="none"/>
+        </w:rPr>
+        <w:t>section_name</w:t>
+      </w:r>
+      <w:proofErr w:type="spellEnd"/>
+      <w:r>
+        <w:rPr>
+          <w:rFonts w:ascii="Consolas" w:eastAsia="Times New Roman" w:hAnsi="Consolas" w:cs="Times New Roman"/>
+          <w:noProof w:val="0"/>
+          <w:color w:val="BBBEBF"/>
+          <w:kern w:val="0"/>
+          <w:sz w:val="21"/>
+          <w:szCs w:val="21"/>
+          <w14:ligatures w14:val="none"/>
+        </w:rPr>
+        <w:t xml:space="preserve">   </w:t>
       </w:r>
       <w:r>
         <w:rPr>
@@ -13118,7 +14075,33 @@
           <w:szCs w:val="21"/>
           <w14:ligatures w14:val="none"/>
         </w:rPr>
-        <w:t xml:space="preserve">    venue_name     </w:t>
+        <w:t xml:space="preserve">    </w:t>
+      </w:r>
+      <w:proofErr w:type="spellStart"/>
+      <w:r>
+        <w:rPr>
+          <w:rFonts w:ascii="Consolas" w:eastAsia="Times New Roman" w:hAnsi="Consolas" w:cs="Times New Roman"/>
+          <w:noProof w:val="0"/>
+          <w:color w:val="BBBEBF"/>
+          <w:kern w:val="0"/>
+          <w:sz w:val="21"/>
+          <w:szCs w:val="21"/>
+          <w14:ligatures w14:val="none"/>
+        </w:rPr>
+        <w:t>venue_name</w:t>
+      </w:r>
+      <w:proofErr w:type="spellEnd"/>
+      <w:r>
+        <w:rPr>
+          <w:rFonts w:ascii="Consolas" w:eastAsia="Times New Roman" w:hAnsi="Consolas" w:cs="Times New Roman"/>
+          <w:noProof w:val="0"/>
+          <w:color w:val="BBBEBF"/>
+          <w:kern w:val="0"/>
+          <w:sz w:val="21"/>
+          <w:szCs w:val="21"/>
+          <w14:ligatures w14:val="none"/>
+        </w:rPr>
+        <w:t xml:space="preserve">     </w:t>
       </w:r>
       <w:r>
         <w:rPr>
@@ -13267,7 +14250,59 @@
           <w:szCs w:val="21"/>
           <w14:ligatures w14:val="none"/>
         </w:rPr>
-        <w:t>, section_name, venue_name),</w:t>
+        <w:t xml:space="preserve">, </w:t>
+      </w:r>
+      <w:proofErr w:type="spellStart"/>
+      <w:r>
+        <w:rPr>
+          <w:rFonts w:ascii="Consolas" w:eastAsia="Times New Roman" w:hAnsi="Consolas" w:cs="Times New Roman"/>
+          <w:noProof w:val="0"/>
+          <w:color w:val="BBBEBF"/>
+          <w:kern w:val="0"/>
+          <w:sz w:val="21"/>
+          <w:szCs w:val="21"/>
+          <w14:ligatures w14:val="none"/>
+        </w:rPr>
+        <w:t>section_name</w:t>
+      </w:r>
+      <w:proofErr w:type="spellEnd"/>
+      <w:r>
+        <w:rPr>
+          <w:rFonts w:ascii="Consolas" w:eastAsia="Times New Roman" w:hAnsi="Consolas" w:cs="Times New Roman"/>
+          <w:noProof w:val="0"/>
+          <w:color w:val="BBBEBF"/>
+          <w:kern w:val="0"/>
+          <w:sz w:val="21"/>
+          <w:szCs w:val="21"/>
+          <w14:ligatures w14:val="none"/>
+        </w:rPr>
+        <w:t xml:space="preserve">, </w:t>
+      </w:r>
+      <w:proofErr w:type="spellStart"/>
+      <w:r>
+        <w:rPr>
+          <w:rFonts w:ascii="Consolas" w:eastAsia="Times New Roman" w:hAnsi="Consolas" w:cs="Times New Roman"/>
+          <w:noProof w:val="0"/>
+          <w:color w:val="BBBEBF"/>
+          <w:kern w:val="0"/>
+          <w:sz w:val="21"/>
+          <w:szCs w:val="21"/>
+          <w14:ligatures w14:val="none"/>
+        </w:rPr>
+        <w:t>venue_name</w:t>
+      </w:r>
+      <w:proofErr w:type="spellEnd"/>
+      <w:r>
+        <w:rPr>
+          <w:rFonts w:ascii="Consolas" w:eastAsia="Times New Roman" w:hAnsi="Consolas" w:cs="Times New Roman"/>
+          <w:noProof w:val="0"/>
+          <w:color w:val="BBBEBF"/>
+          <w:kern w:val="0"/>
+          <w:sz w:val="21"/>
+          <w:szCs w:val="21"/>
+          <w14:ligatures w14:val="none"/>
+        </w:rPr>
+        <w:t>),</w:t>
       </w:r>
     </w:p>
     <w:p>
@@ -13344,7 +14379,59 @@
           <w:szCs w:val="21"/>
           <w14:ligatures w14:val="none"/>
         </w:rPr>
-        <w:t xml:space="preserve">, section_name, venue_name) </w:t>
+        <w:t xml:space="preserve">, </w:t>
+      </w:r>
+      <w:proofErr w:type="spellStart"/>
+      <w:r>
+        <w:rPr>
+          <w:rFonts w:ascii="Consolas" w:eastAsia="Times New Roman" w:hAnsi="Consolas" w:cs="Times New Roman"/>
+          <w:noProof w:val="0"/>
+          <w:color w:val="BBBEBF"/>
+          <w:kern w:val="0"/>
+          <w:sz w:val="21"/>
+          <w:szCs w:val="21"/>
+          <w14:ligatures w14:val="none"/>
+        </w:rPr>
+        <w:t>section_name</w:t>
+      </w:r>
+      <w:proofErr w:type="spellEnd"/>
+      <w:r>
+        <w:rPr>
+          <w:rFonts w:ascii="Consolas" w:eastAsia="Times New Roman" w:hAnsi="Consolas" w:cs="Times New Roman"/>
+          <w:noProof w:val="0"/>
+          <w:color w:val="BBBEBF"/>
+          <w:kern w:val="0"/>
+          <w:sz w:val="21"/>
+          <w:szCs w:val="21"/>
+          <w14:ligatures w14:val="none"/>
+        </w:rPr>
+        <w:t xml:space="preserve">, </w:t>
+      </w:r>
+      <w:proofErr w:type="spellStart"/>
+      <w:r>
+        <w:rPr>
+          <w:rFonts w:ascii="Consolas" w:eastAsia="Times New Roman" w:hAnsi="Consolas" w:cs="Times New Roman"/>
+          <w:noProof w:val="0"/>
+          <w:color w:val="BBBEBF"/>
+          <w:kern w:val="0"/>
+          <w:sz w:val="21"/>
+          <w:szCs w:val="21"/>
+          <w14:ligatures w14:val="none"/>
+        </w:rPr>
+        <w:t>venue_name</w:t>
+      </w:r>
+      <w:proofErr w:type="spellEnd"/>
+      <w:r>
+        <w:rPr>
+          <w:rFonts w:ascii="Consolas" w:eastAsia="Times New Roman" w:hAnsi="Consolas" w:cs="Times New Roman"/>
+          <w:noProof w:val="0"/>
+          <w:color w:val="BBBEBF"/>
+          <w:kern w:val="0"/>
+          <w:sz w:val="21"/>
+          <w:szCs w:val="21"/>
+          <w14:ligatures w14:val="none"/>
+        </w:rPr>
+        <w:t xml:space="preserve">) </w:t>
       </w:r>
       <w:r>
         <w:rPr>
@@ -13416,7 +14503,59 @@
           <w:szCs w:val="21"/>
           <w14:ligatures w14:val="none"/>
         </w:rPr>
-        <w:t>, section_name, venue_name)</w:t>
+        <w:t xml:space="preserve">, </w:t>
+      </w:r>
+      <w:proofErr w:type="spellStart"/>
+      <w:r>
+        <w:rPr>
+          <w:rFonts w:ascii="Consolas" w:eastAsia="Times New Roman" w:hAnsi="Consolas" w:cs="Times New Roman"/>
+          <w:noProof w:val="0"/>
+          <w:color w:val="BBBEBF"/>
+          <w:kern w:val="0"/>
+          <w:sz w:val="21"/>
+          <w:szCs w:val="21"/>
+          <w14:ligatures w14:val="none"/>
+        </w:rPr>
+        <w:t>section_name</w:t>
+      </w:r>
+      <w:proofErr w:type="spellEnd"/>
+      <w:r>
+        <w:rPr>
+          <w:rFonts w:ascii="Consolas" w:eastAsia="Times New Roman" w:hAnsi="Consolas" w:cs="Times New Roman"/>
+          <w:noProof w:val="0"/>
+          <w:color w:val="BBBEBF"/>
+          <w:kern w:val="0"/>
+          <w:sz w:val="21"/>
+          <w:szCs w:val="21"/>
+          <w14:ligatures w14:val="none"/>
+        </w:rPr>
+        <w:t xml:space="preserve">, </w:t>
+      </w:r>
+      <w:proofErr w:type="spellStart"/>
+      <w:r>
+        <w:rPr>
+          <w:rFonts w:ascii="Consolas" w:eastAsia="Times New Roman" w:hAnsi="Consolas" w:cs="Times New Roman"/>
+          <w:noProof w:val="0"/>
+          <w:color w:val="BBBEBF"/>
+          <w:kern w:val="0"/>
+          <w:sz w:val="21"/>
+          <w:szCs w:val="21"/>
+          <w14:ligatures w14:val="none"/>
+        </w:rPr>
+        <w:t>venue_name</w:t>
+      </w:r>
+      <w:proofErr w:type="spellEnd"/>
+      <w:r>
+        <w:rPr>
+          <w:rFonts w:ascii="Consolas" w:eastAsia="Times New Roman" w:hAnsi="Consolas" w:cs="Times New Roman"/>
+          <w:noProof w:val="0"/>
+          <w:color w:val="BBBEBF"/>
+          <w:kern w:val="0"/>
+          <w:sz w:val="21"/>
+          <w:szCs w:val="21"/>
+          <w14:ligatures w14:val="none"/>
+        </w:rPr>
+        <w:t>)</w:t>
       </w:r>
     </w:p>
     <w:p>
@@ -13623,6 +14762,7 @@
         </w:rPr>
         <w:t xml:space="preserve">    </w:t>
       </w:r>
+      <w:proofErr w:type="spellStart"/>
       <w:r>
         <w:rPr>
           <w:rFonts w:ascii="Consolas" w:eastAsia="Times New Roman" w:hAnsi="Consolas" w:cs="Times New Roman"/>
@@ -13635,6 +14775,7 @@
         </w:rPr>
         <w:t>oid</w:t>
       </w:r>
+      <w:proofErr w:type="spellEnd"/>
       <w:r>
         <w:rPr>
           <w:rFonts w:ascii="Consolas" w:eastAsia="Times New Roman" w:hAnsi="Consolas" w:cs="Times New Roman"/>
@@ -13724,6 +14865,7 @@
         </w:rPr>
         <w:t xml:space="preserve">    </w:t>
       </w:r>
+      <w:proofErr w:type="spellStart"/>
       <w:r>
         <w:rPr>
           <w:rFonts w:ascii="Consolas" w:eastAsia="Times New Roman" w:hAnsi="Consolas" w:cs="Times New Roman"/>
@@ -13736,6 +14878,7 @@
         </w:rPr>
         <w:t>uid</w:t>
       </w:r>
+      <w:proofErr w:type="spellEnd"/>
       <w:r>
         <w:rPr>
           <w:rFonts w:ascii="Consolas" w:eastAsia="Times New Roman" w:hAnsi="Consolas" w:cs="Times New Roman"/>
@@ -13823,7 +14966,33 @@
           <w:szCs w:val="21"/>
           <w14:ligatures w14:val="none"/>
         </w:rPr>
-        <w:t>    pid            </w:t>
+        <w:t xml:space="preserve">    </w:t>
+      </w:r>
+      <w:proofErr w:type="spellStart"/>
+      <w:r>
+        <w:rPr>
+          <w:rFonts w:ascii="Consolas" w:eastAsia="Times New Roman" w:hAnsi="Consolas" w:cs="Times New Roman"/>
+          <w:noProof w:val="0"/>
+          <w:color w:val="BBBEBF"/>
+          <w:kern w:val="0"/>
+          <w:sz w:val="21"/>
+          <w:szCs w:val="21"/>
+          <w14:ligatures w14:val="none"/>
+        </w:rPr>
+        <w:t>pid</w:t>
+      </w:r>
+      <w:proofErr w:type="spellEnd"/>
+      <w:r>
+        <w:rPr>
+          <w:rFonts w:ascii="Consolas" w:eastAsia="Times New Roman" w:hAnsi="Consolas" w:cs="Times New Roman"/>
+          <w:noProof w:val="0"/>
+          <w:color w:val="BBBEBF"/>
+          <w:kern w:val="0"/>
+          <w:sz w:val="21"/>
+          <w:szCs w:val="21"/>
+          <w14:ligatures w14:val="none"/>
+        </w:rPr>
+        <w:t xml:space="preserve">            </w:t>
       </w:r>
       <w:r>
         <w:rPr>
@@ -13926,6 +15095,7 @@
         </w:rPr>
         <w:t xml:space="preserve">       </w:t>
       </w:r>
+      <w:proofErr w:type="spellStart"/>
       <w:r>
         <w:rPr>
           <w:rFonts w:ascii="Consolas" w:eastAsia="Times New Roman" w:hAnsi="Consolas" w:cs="Times New Roman"/>
@@ -13938,6 +15108,7 @@
         </w:rPr>
         <w:t>DATETIME</w:t>
       </w:r>
+      <w:proofErr w:type="spellEnd"/>
       <w:r>
         <w:rPr>
           <w:rFonts w:ascii="Consolas" w:eastAsia="Times New Roman" w:hAnsi="Consolas" w:cs="Times New Roman"/>
@@ -14027,6 +15198,7 @@
         </w:rPr>
         <w:t xml:space="preserve"> (</w:t>
       </w:r>
+      <w:proofErr w:type="spellStart"/>
       <w:r>
         <w:rPr>
           <w:rFonts w:ascii="Consolas" w:eastAsia="Times New Roman" w:hAnsi="Consolas" w:cs="Times New Roman"/>
@@ -14039,6 +15211,7 @@
         </w:rPr>
         <w:t>uid</w:t>
       </w:r>
+      <w:proofErr w:type="spellEnd"/>
       <w:r>
         <w:rPr>
           <w:rFonts w:ascii="Consolas" w:eastAsia="Times New Roman" w:hAnsi="Consolas" w:cs="Times New Roman"/>
@@ -14075,6 +15248,7 @@
         </w:rPr>
         <w:t xml:space="preserve"> Customers(</w:t>
       </w:r>
+      <w:proofErr w:type="spellStart"/>
       <w:r>
         <w:rPr>
           <w:rFonts w:ascii="Consolas" w:eastAsia="Times New Roman" w:hAnsi="Consolas" w:cs="Times New Roman"/>
@@ -14087,6 +15261,7 @@
         </w:rPr>
         <w:t>uid</w:t>
       </w:r>
+      <w:proofErr w:type="spellEnd"/>
       <w:r>
         <w:rPr>
           <w:rFonts w:ascii="Consolas" w:eastAsia="Times New Roman" w:hAnsi="Consolas" w:cs="Times New Roman"/>
@@ -14203,7 +15378,33 @@
           <w:szCs w:val="21"/>
           <w14:ligatures w14:val="none"/>
         </w:rPr>
-        <w:t xml:space="preserve"> (pid) </w:t>
+        <w:t xml:space="preserve"> (</w:t>
+      </w:r>
+      <w:proofErr w:type="spellStart"/>
+      <w:r>
+        <w:rPr>
+          <w:rFonts w:ascii="Consolas" w:eastAsia="Times New Roman" w:hAnsi="Consolas" w:cs="Times New Roman"/>
+          <w:noProof w:val="0"/>
+          <w:color w:val="BBBEBF"/>
+          <w:kern w:val="0"/>
+          <w:sz w:val="21"/>
+          <w:szCs w:val="21"/>
+          <w14:ligatures w14:val="none"/>
+        </w:rPr>
+        <w:t>pid</w:t>
+      </w:r>
+      <w:proofErr w:type="spellEnd"/>
+      <w:r>
+        <w:rPr>
+          <w:rFonts w:ascii="Consolas" w:eastAsia="Times New Roman" w:hAnsi="Consolas" w:cs="Times New Roman"/>
+          <w:noProof w:val="0"/>
+          <w:color w:val="BBBEBF"/>
+          <w:kern w:val="0"/>
+          <w:sz w:val="21"/>
+          <w:szCs w:val="21"/>
+          <w14:ligatures w14:val="none"/>
+        </w:rPr>
+        <w:t xml:space="preserve">) </w:t>
       </w:r>
       <w:r>
         <w:rPr>
@@ -14227,7 +15428,33 @@
           <w:szCs w:val="21"/>
           <w14:ligatures w14:val="none"/>
         </w:rPr>
-        <w:t xml:space="preserve"> Performances(pid)</w:t>
+        <w:t xml:space="preserve"> Performances(</w:t>
+      </w:r>
+      <w:proofErr w:type="spellStart"/>
+      <w:r>
+        <w:rPr>
+          <w:rFonts w:ascii="Consolas" w:eastAsia="Times New Roman" w:hAnsi="Consolas" w:cs="Times New Roman"/>
+          <w:noProof w:val="0"/>
+          <w:color w:val="BBBEBF"/>
+          <w:kern w:val="0"/>
+          <w:sz w:val="21"/>
+          <w:szCs w:val="21"/>
+          <w14:ligatures w14:val="none"/>
+        </w:rPr>
+        <w:t>pid</w:t>
+      </w:r>
+      <w:proofErr w:type="spellEnd"/>
+      <w:r>
+        <w:rPr>
+          <w:rFonts w:ascii="Consolas" w:eastAsia="Times New Roman" w:hAnsi="Consolas" w:cs="Times New Roman"/>
+          <w:noProof w:val="0"/>
+          <w:color w:val="BBBEBF"/>
+          <w:kern w:val="0"/>
+          <w:sz w:val="21"/>
+          <w:szCs w:val="21"/>
+          <w14:ligatures w14:val="none"/>
+        </w:rPr>
+        <w:t>)</w:t>
       </w:r>
     </w:p>
     <w:p>
@@ -14433,7 +15660,33 @@
           <w:szCs w:val="21"/>
           <w14:ligatures w14:val="none"/>
         </w:rPr>
-        <w:t>    tid            </w:t>
+        <w:t xml:space="preserve">    </w:t>
+      </w:r>
+      <w:proofErr w:type="spellStart"/>
+      <w:r>
+        <w:rPr>
+          <w:rFonts w:ascii="Consolas" w:eastAsia="Times New Roman" w:hAnsi="Consolas" w:cs="Times New Roman"/>
+          <w:noProof w:val="0"/>
+          <w:color w:val="BBBEBF"/>
+          <w:kern w:val="0"/>
+          <w:sz w:val="21"/>
+          <w:szCs w:val="21"/>
+          <w14:ligatures w14:val="none"/>
+        </w:rPr>
+        <w:t>tid</w:t>
+      </w:r>
+      <w:proofErr w:type="spellEnd"/>
+      <w:r>
+        <w:rPr>
+          <w:rFonts w:ascii="Consolas" w:eastAsia="Times New Roman" w:hAnsi="Consolas" w:cs="Times New Roman"/>
+          <w:noProof w:val="0"/>
+          <w:color w:val="BBBEBF"/>
+          <w:kern w:val="0"/>
+          <w:sz w:val="21"/>
+          <w:szCs w:val="21"/>
+          <w14:ligatures w14:val="none"/>
+        </w:rPr>
+        <w:t xml:space="preserve">            </w:t>
       </w:r>
       <w:r>
         <w:rPr>
@@ -14510,7 +15763,33 @@
           <w:szCs w:val="21"/>
           <w14:ligatures w14:val="none"/>
         </w:rPr>
-        <w:t xml:space="preserve">    face_value     </w:t>
+        <w:t xml:space="preserve">    </w:t>
+      </w:r>
+      <w:proofErr w:type="spellStart"/>
+      <w:r>
+        <w:rPr>
+          <w:rFonts w:ascii="Consolas" w:eastAsia="Times New Roman" w:hAnsi="Consolas" w:cs="Times New Roman"/>
+          <w:noProof w:val="0"/>
+          <w:color w:val="BBBEBF"/>
+          <w:kern w:val="0"/>
+          <w:sz w:val="21"/>
+          <w:szCs w:val="21"/>
+          <w14:ligatures w14:val="none"/>
+        </w:rPr>
+        <w:t>face_value</w:t>
+      </w:r>
+      <w:proofErr w:type="spellEnd"/>
+      <w:r>
+        <w:rPr>
+          <w:rFonts w:ascii="Consolas" w:eastAsia="Times New Roman" w:hAnsi="Consolas" w:cs="Times New Roman"/>
+          <w:noProof w:val="0"/>
+          <w:color w:val="BBBEBF"/>
+          <w:kern w:val="0"/>
+          <w:sz w:val="21"/>
+          <w:szCs w:val="21"/>
+          <w14:ligatures w14:val="none"/>
+        </w:rPr>
+        <w:t xml:space="preserve">     </w:t>
       </w:r>
       <w:r>
         <w:rPr>
@@ -14635,7 +15914,33 @@
           <w:szCs w:val="21"/>
           <w14:ligatures w14:val="none"/>
         </w:rPr>
-        <w:t xml:space="preserve">    cancel_datetime </w:t>
+        <w:t xml:space="preserve">    </w:t>
+      </w:r>
+      <w:proofErr w:type="spellStart"/>
+      <w:r>
+        <w:rPr>
+          <w:rFonts w:ascii="Consolas" w:eastAsia="Times New Roman" w:hAnsi="Consolas" w:cs="Times New Roman"/>
+          <w:noProof w:val="0"/>
+          <w:color w:val="BBBEBF"/>
+          <w:kern w:val="0"/>
+          <w:sz w:val="21"/>
+          <w:szCs w:val="21"/>
+          <w14:ligatures w14:val="none"/>
+        </w:rPr>
+        <w:t>cancel_datetime</w:t>
+      </w:r>
+      <w:proofErr w:type="spellEnd"/>
+      <w:r>
+        <w:rPr>
+          <w:rFonts w:ascii="Consolas" w:eastAsia="Times New Roman" w:hAnsi="Consolas" w:cs="Times New Roman"/>
+          <w:noProof w:val="0"/>
+          <w:color w:val="BBBEBF"/>
+          <w:kern w:val="0"/>
+          <w:sz w:val="21"/>
+          <w:szCs w:val="21"/>
+          <w14:ligatures w14:val="none"/>
+        </w:rPr>
+        <w:t xml:space="preserve"> </w:t>
       </w:r>
       <w:r>
         <w:rPr>
@@ -14738,6 +16043,7 @@
         </w:rPr>
         <w:t xml:space="preserve">    </w:t>
       </w:r>
+      <w:proofErr w:type="spellStart"/>
       <w:r>
         <w:rPr>
           <w:rFonts w:ascii="Consolas" w:eastAsia="Times New Roman" w:hAnsi="Consolas" w:cs="Times New Roman"/>
@@ -14750,6 +16056,7 @@
         </w:rPr>
         <w:t>oid</w:t>
       </w:r>
+      <w:proofErr w:type="spellEnd"/>
       <w:r>
         <w:rPr>
           <w:rFonts w:ascii="Consolas" w:eastAsia="Times New Roman" w:hAnsi="Consolas" w:cs="Times New Roman"/>
@@ -14863,6 +16170,7 @@
         </w:rPr>
         <w:t xml:space="preserve"> (</w:t>
       </w:r>
+      <w:proofErr w:type="spellStart"/>
       <w:r>
         <w:rPr>
           <w:rFonts w:ascii="Consolas" w:eastAsia="Times New Roman" w:hAnsi="Consolas" w:cs="Times New Roman"/>
@@ -14875,6 +16183,7 @@
         </w:rPr>
         <w:t>oid</w:t>
       </w:r>
+      <w:proofErr w:type="spellEnd"/>
       <w:r>
         <w:rPr>
           <w:rFonts w:ascii="Consolas" w:eastAsia="Times New Roman" w:hAnsi="Consolas" w:cs="Times New Roman"/>
@@ -14911,6 +16220,7 @@
         </w:rPr>
         <w:t xml:space="preserve"> Orders(</w:t>
       </w:r>
+      <w:proofErr w:type="spellStart"/>
       <w:r>
         <w:rPr>
           <w:rFonts w:ascii="Consolas" w:eastAsia="Times New Roman" w:hAnsi="Consolas" w:cs="Times New Roman"/>
@@ -14923,6 +16233,7 @@
         </w:rPr>
         <w:t>oid</w:t>
       </w:r>
+      <w:proofErr w:type="spellEnd"/>
       <w:r>
         <w:rPr>
           <w:rFonts w:ascii="Consolas" w:eastAsia="Times New Roman" w:hAnsi="Consolas" w:cs="Times New Roman"/>
@@ -15087,6 +16398,7 @@
         </w:rPr>
         <w:t xml:space="preserve"> </w:t>
       </w:r>
+      <w:proofErr w:type="spellStart"/>
       <w:r>
         <w:rPr>
           <w:rFonts w:ascii="Consolas" w:eastAsia="Times New Roman" w:hAnsi="Consolas" w:cs="Times New Roman"/>
@@ -15099,6 +16411,7 @@
         </w:rPr>
         <w:t>Reserved_tickets</w:t>
       </w:r>
+      <w:proofErr w:type="spellEnd"/>
       <w:r>
         <w:rPr>
           <w:rFonts w:ascii="Consolas" w:eastAsia="Times New Roman" w:hAnsi="Consolas" w:cs="Times New Roman"/>
@@ -15138,7 +16451,33 @@
           <w:szCs w:val="21"/>
           <w14:ligatures w14:val="none"/>
         </w:rPr>
-        <w:t>    tid            </w:t>
+        <w:t xml:space="preserve">    </w:t>
+      </w:r>
+      <w:proofErr w:type="spellStart"/>
+      <w:r>
+        <w:rPr>
+          <w:rFonts w:ascii="Consolas" w:eastAsia="Times New Roman" w:hAnsi="Consolas" w:cs="Times New Roman"/>
+          <w:noProof w:val="0"/>
+          <w:color w:val="BBBEBF"/>
+          <w:kern w:val="0"/>
+          <w:sz w:val="21"/>
+          <w:szCs w:val="21"/>
+          <w14:ligatures w14:val="none"/>
+        </w:rPr>
+        <w:t>tid</w:t>
+      </w:r>
+      <w:proofErr w:type="spellEnd"/>
+      <w:r>
+        <w:rPr>
+          <w:rFonts w:ascii="Consolas" w:eastAsia="Times New Roman" w:hAnsi="Consolas" w:cs="Times New Roman"/>
+          <w:noProof w:val="0"/>
+          <w:color w:val="BBBEBF"/>
+          <w:kern w:val="0"/>
+          <w:sz w:val="21"/>
+          <w:szCs w:val="21"/>
+          <w14:ligatures w14:val="none"/>
+        </w:rPr>
+        <w:t xml:space="preserve">            </w:t>
       </w:r>
       <w:r>
         <w:rPr>
@@ -15393,7 +16732,33 @@
           <w:szCs w:val="21"/>
           <w14:ligatures w14:val="none"/>
         </w:rPr>
-        <w:t xml:space="preserve">    section_name   </w:t>
+        <w:t xml:space="preserve">    </w:t>
+      </w:r>
+      <w:proofErr w:type="spellStart"/>
+      <w:r>
+        <w:rPr>
+          <w:rFonts w:ascii="Consolas" w:eastAsia="Times New Roman" w:hAnsi="Consolas" w:cs="Times New Roman"/>
+          <w:noProof w:val="0"/>
+          <w:color w:val="BBBEBF"/>
+          <w:kern w:val="0"/>
+          <w:sz w:val="21"/>
+          <w:szCs w:val="21"/>
+          <w14:ligatures w14:val="none"/>
+        </w:rPr>
+        <w:t>section_name</w:t>
+      </w:r>
+      <w:proofErr w:type="spellEnd"/>
+      <w:r>
+        <w:rPr>
+          <w:rFonts w:ascii="Consolas" w:eastAsia="Times New Roman" w:hAnsi="Consolas" w:cs="Times New Roman"/>
+          <w:noProof w:val="0"/>
+          <w:color w:val="BBBEBF"/>
+          <w:kern w:val="0"/>
+          <w:sz w:val="21"/>
+          <w:szCs w:val="21"/>
+          <w14:ligatures w14:val="none"/>
+        </w:rPr>
+        <w:t xml:space="preserve">   </w:t>
       </w:r>
       <w:r>
         <w:rPr>
@@ -15494,7 +16859,33 @@
           <w:szCs w:val="21"/>
           <w14:ligatures w14:val="none"/>
         </w:rPr>
-        <w:t xml:space="preserve">    venue_name     </w:t>
+        <w:t xml:space="preserve">    </w:t>
+      </w:r>
+      <w:proofErr w:type="spellStart"/>
+      <w:r>
+        <w:rPr>
+          <w:rFonts w:ascii="Consolas" w:eastAsia="Times New Roman" w:hAnsi="Consolas" w:cs="Times New Roman"/>
+          <w:noProof w:val="0"/>
+          <w:color w:val="BBBEBF"/>
+          <w:kern w:val="0"/>
+          <w:sz w:val="21"/>
+          <w:szCs w:val="21"/>
+          <w14:ligatures w14:val="none"/>
+        </w:rPr>
+        <w:t>venue_name</w:t>
+      </w:r>
+      <w:proofErr w:type="spellEnd"/>
+      <w:r>
+        <w:rPr>
+          <w:rFonts w:ascii="Consolas" w:eastAsia="Times New Roman" w:hAnsi="Consolas" w:cs="Times New Roman"/>
+          <w:noProof w:val="0"/>
+          <w:color w:val="BBBEBF"/>
+          <w:kern w:val="0"/>
+          <w:sz w:val="21"/>
+          <w:szCs w:val="21"/>
+          <w14:ligatures w14:val="none"/>
+        </w:rPr>
+        <w:t xml:space="preserve">     </w:t>
       </w:r>
       <w:r>
         <w:rPr>
@@ -15619,7 +17010,33 @@
           <w:szCs w:val="21"/>
           <w14:ligatures w14:val="none"/>
         </w:rPr>
-        <w:t xml:space="preserve"> (tid) </w:t>
+        <w:t xml:space="preserve"> (</w:t>
+      </w:r>
+      <w:proofErr w:type="spellStart"/>
+      <w:r>
+        <w:rPr>
+          <w:rFonts w:ascii="Consolas" w:eastAsia="Times New Roman" w:hAnsi="Consolas" w:cs="Times New Roman"/>
+          <w:noProof w:val="0"/>
+          <w:color w:val="BBBEBF"/>
+          <w:kern w:val="0"/>
+          <w:sz w:val="21"/>
+          <w:szCs w:val="21"/>
+          <w14:ligatures w14:val="none"/>
+        </w:rPr>
+        <w:t>tid</w:t>
+      </w:r>
+      <w:proofErr w:type="spellEnd"/>
+      <w:r>
+        <w:rPr>
+          <w:rFonts w:ascii="Consolas" w:eastAsia="Times New Roman" w:hAnsi="Consolas" w:cs="Times New Roman"/>
+          <w:noProof w:val="0"/>
+          <w:color w:val="BBBEBF"/>
+          <w:kern w:val="0"/>
+          <w:sz w:val="21"/>
+          <w:szCs w:val="21"/>
+          <w14:ligatures w14:val="none"/>
+        </w:rPr>
+        <w:t xml:space="preserve">) </w:t>
       </w:r>
       <w:r>
         <w:rPr>
@@ -15643,7 +17060,33 @@
           <w:szCs w:val="21"/>
           <w14:ligatures w14:val="none"/>
         </w:rPr>
-        <w:t xml:space="preserve"> Tickets(tid)</w:t>
+        <w:t xml:space="preserve"> Tickets(</w:t>
+      </w:r>
+      <w:proofErr w:type="spellStart"/>
+      <w:r>
+        <w:rPr>
+          <w:rFonts w:ascii="Consolas" w:eastAsia="Times New Roman" w:hAnsi="Consolas" w:cs="Times New Roman"/>
+          <w:noProof w:val="0"/>
+          <w:color w:val="BBBEBF"/>
+          <w:kern w:val="0"/>
+          <w:sz w:val="21"/>
+          <w:szCs w:val="21"/>
+          <w14:ligatures w14:val="none"/>
+        </w:rPr>
+        <w:t>tid</w:t>
+      </w:r>
+      <w:proofErr w:type="spellEnd"/>
+      <w:r>
+        <w:rPr>
+          <w:rFonts w:ascii="Consolas" w:eastAsia="Times New Roman" w:hAnsi="Consolas" w:cs="Times New Roman"/>
+          <w:noProof w:val="0"/>
+          <w:color w:val="BBBEBF"/>
+          <w:kern w:val="0"/>
+          <w:sz w:val="21"/>
+          <w:szCs w:val="21"/>
+          <w14:ligatures w14:val="none"/>
+        </w:rPr>
+        <w:t>)</w:t>
       </w:r>
     </w:p>
     <w:p>
@@ -15773,7 +17216,59 @@
           <w:szCs w:val="21"/>
           <w14:ligatures w14:val="none"/>
         </w:rPr>
-        <w:t xml:space="preserve">, section_name, venue_name) </w:t>
+        <w:t xml:space="preserve">, </w:t>
+      </w:r>
+      <w:proofErr w:type="spellStart"/>
+      <w:r>
+        <w:rPr>
+          <w:rFonts w:ascii="Consolas" w:eastAsia="Times New Roman" w:hAnsi="Consolas" w:cs="Times New Roman"/>
+          <w:noProof w:val="0"/>
+          <w:color w:val="BBBEBF"/>
+          <w:kern w:val="0"/>
+          <w:sz w:val="21"/>
+          <w:szCs w:val="21"/>
+          <w14:ligatures w14:val="none"/>
+        </w:rPr>
+        <w:t>section_name</w:t>
+      </w:r>
+      <w:proofErr w:type="spellEnd"/>
+      <w:r>
+        <w:rPr>
+          <w:rFonts w:ascii="Consolas" w:eastAsia="Times New Roman" w:hAnsi="Consolas" w:cs="Times New Roman"/>
+          <w:noProof w:val="0"/>
+          <w:color w:val="BBBEBF"/>
+          <w:kern w:val="0"/>
+          <w:sz w:val="21"/>
+          <w:szCs w:val="21"/>
+          <w14:ligatures w14:val="none"/>
+        </w:rPr>
+        <w:t xml:space="preserve">, </w:t>
+      </w:r>
+      <w:proofErr w:type="spellStart"/>
+      <w:r>
+        <w:rPr>
+          <w:rFonts w:ascii="Consolas" w:eastAsia="Times New Roman" w:hAnsi="Consolas" w:cs="Times New Roman"/>
+          <w:noProof w:val="0"/>
+          <w:color w:val="BBBEBF"/>
+          <w:kern w:val="0"/>
+          <w:sz w:val="21"/>
+          <w:szCs w:val="21"/>
+          <w14:ligatures w14:val="none"/>
+        </w:rPr>
+        <w:t>venue_name</w:t>
+      </w:r>
+      <w:proofErr w:type="spellEnd"/>
+      <w:r>
+        <w:rPr>
+          <w:rFonts w:ascii="Consolas" w:eastAsia="Times New Roman" w:hAnsi="Consolas" w:cs="Times New Roman"/>
+          <w:noProof w:val="0"/>
+          <w:color w:val="BBBEBF"/>
+          <w:kern w:val="0"/>
+          <w:sz w:val="21"/>
+          <w:szCs w:val="21"/>
+          <w14:ligatures w14:val="none"/>
+        </w:rPr>
+        <w:t xml:space="preserve">) </w:t>
       </w:r>
       <w:r>
         <w:rPr>
@@ -15821,7 +17316,59 @@
           <w:szCs w:val="21"/>
           <w14:ligatures w14:val="none"/>
         </w:rPr>
-        <w:t>, section_name, venue_name)</w:t>
+        <w:t xml:space="preserve">, </w:t>
+      </w:r>
+      <w:proofErr w:type="spellStart"/>
+      <w:r>
+        <w:rPr>
+          <w:rFonts w:ascii="Consolas" w:eastAsia="Times New Roman" w:hAnsi="Consolas" w:cs="Times New Roman"/>
+          <w:noProof w:val="0"/>
+          <w:color w:val="BBBEBF"/>
+          <w:kern w:val="0"/>
+          <w:sz w:val="21"/>
+          <w:szCs w:val="21"/>
+          <w14:ligatures w14:val="none"/>
+        </w:rPr>
+        <w:t>section_name</w:t>
+      </w:r>
+      <w:proofErr w:type="spellEnd"/>
+      <w:r>
+        <w:rPr>
+          <w:rFonts w:ascii="Consolas" w:eastAsia="Times New Roman" w:hAnsi="Consolas" w:cs="Times New Roman"/>
+          <w:noProof w:val="0"/>
+          <w:color w:val="BBBEBF"/>
+          <w:kern w:val="0"/>
+          <w:sz w:val="21"/>
+          <w:szCs w:val="21"/>
+          <w14:ligatures w14:val="none"/>
+        </w:rPr>
+        <w:t xml:space="preserve">, </w:t>
+      </w:r>
+      <w:proofErr w:type="spellStart"/>
+      <w:r>
+        <w:rPr>
+          <w:rFonts w:ascii="Consolas" w:eastAsia="Times New Roman" w:hAnsi="Consolas" w:cs="Times New Roman"/>
+          <w:noProof w:val="0"/>
+          <w:color w:val="BBBEBF"/>
+          <w:kern w:val="0"/>
+          <w:sz w:val="21"/>
+          <w:szCs w:val="21"/>
+          <w14:ligatures w14:val="none"/>
+        </w:rPr>
+        <w:t>venue_name</w:t>
+      </w:r>
+      <w:proofErr w:type="spellEnd"/>
+      <w:r>
+        <w:rPr>
+          <w:rFonts w:ascii="Consolas" w:eastAsia="Times New Roman" w:hAnsi="Consolas" w:cs="Times New Roman"/>
+          <w:noProof w:val="0"/>
+          <w:color w:val="BBBEBF"/>
+          <w:kern w:val="0"/>
+          <w:sz w:val="21"/>
+          <w:szCs w:val="21"/>
+          <w14:ligatures w14:val="none"/>
+        </w:rPr>
+        <w:t>)</w:t>
       </w:r>
     </w:p>
     <w:p>
@@ -15975,6 +17522,7 @@
         </w:rPr>
         <w:t xml:space="preserve"> </w:t>
       </w:r>
+      <w:proofErr w:type="spellStart"/>
       <w:r>
         <w:rPr>
           <w:rFonts w:ascii="Consolas" w:eastAsia="Times New Roman" w:hAnsi="Consolas" w:cs="Times New Roman"/>
@@ -15987,6 +17535,7 @@
         </w:rPr>
         <w:t>General_tickets</w:t>
       </w:r>
+      <w:proofErr w:type="spellEnd"/>
       <w:r>
         <w:rPr>
           <w:rFonts w:ascii="Consolas" w:eastAsia="Times New Roman" w:hAnsi="Consolas" w:cs="Times New Roman"/>
@@ -16026,7 +17575,33 @@
           <w:szCs w:val="21"/>
           <w14:ligatures w14:val="none"/>
         </w:rPr>
-        <w:t>    tid            </w:t>
+        <w:t xml:space="preserve">    </w:t>
+      </w:r>
+      <w:proofErr w:type="spellStart"/>
+      <w:r>
+        <w:rPr>
+          <w:rFonts w:ascii="Consolas" w:eastAsia="Times New Roman" w:hAnsi="Consolas" w:cs="Times New Roman"/>
+          <w:noProof w:val="0"/>
+          <w:color w:val="BBBEBF"/>
+          <w:kern w:val="0"/>
+          <w:sz w:val="21"/>
+          <w:szCs w:val="21"/>
+          <w14:ligatures w14:val="none"/>
+        </w:rPr>
+        <w:t>tid</w:t>
+      </w:r>
+      <w:proofErr w:type="spellEnd"/>
+      <w:r>
+        <w:rPr>
+          <w:rFonts w:ascii="Consolas" w:eastAsia="Times New Roman" w:hAnsi="Consolas" w:cs="Times New Roman"/>
+          <w:noProof w:val="0"/>
+          <w:color w:val="BBBEBF"/>
+          <w:kern w:val="0"/>
+          <w:sz w:val="21"/>
+          <w:szCs w:val="21"/>
+          <w14:ligatures w14:val="none"/>
+        </w:rPr>
+        <w:t xml:space="preserve">            </w:t>
       </w:r>
       <w:r>
         <w:rPr>
@@ -16103,7 +17678,33 @@
           <w:szCs w:val="21"/>
           <w14:ligatures w14:val="none"/>
         </w:rPr>
-        <w:t xml:space="preserve">    section_name   </w:t>
+        <w:t xml:space="preserve">    </w:t>
+      </w:r>
+      <w:proofErr w:type="spellStart"/>
+      <w:r>
+        <w:rPr>
+          <w:rFonts w:ascii="Consolas" w:eastAsia="Times New Roman" w:hAnsi="Consolas" w:cs="Times New Roman"/>
+          <w:noProof w:val="0"/>
+          <w:color w:val="BBBEBF"/>
+          <w:kern w:val="0"/>
+          <w:sz w:val="21"/>
+          <w:szCs w:val="21"/>
+          <w14:ligatures w14:val="none"/>
+        </w:rPr>
+        <w:t>section_name</w:t>
+      </w:r>
+      <w:proofErr w:type="spellEnd"/>
+      <w:r>
+        <w:rPr>
+          <w:rFonts w:ascii="Consolas" w:eastAsia="Times New Roman" w:hAnsi="Consolas" w:cs="Times New Roman"/>
+          <w:noProof w:val="0"/>
+          <w:color w:val="BBBEBF"/>
+          <w:kern w:val="0"/>
+          <w:sz w:val="21"/>
+          <w:szCs w:val="21"/>
+          <w14:ligatures w14:val="none"/>
+        </w:rPr>
+        <w:t xml:space="preserve">   </w:t>
       </w:r>
       <w:r>
         <w:rPr>
@@ -16204,7 +17805,33 @@
           <w:szCs w:val="21"/>
           <w14:ligatures w14:val="none"/>
         </w:rPr>
-        <w:t xml:space="preserve">    venue_name     </w:t>
+        <w:t xml:space="preserve">    </w:t>
+      </w:r>
+      <w:proofErr w:type="spellStart"/>
+      <w:r>
+        <w:rPr>
+          <w:rFonts w:ascii="Consolas" w:eastAsia="Times New Roman" w:hAnsi="Consolas" w:cs="Times New Roman"/>
+          <w:noProof w:val="0"/>
+          <w:color w:val="BBBEBF"/>
+          <w:kern w:val="0"/>
+          <w:sz w:val="21"/>
+          <w:szCs w:val="21"/>
+          <w14:ligatures w14:val="none"/>
+        </w:rPr>
+        <w:t>venue_name</w:t>
+      </w:r>
+      <w:proofErr w:type="spellEnd"/>
+      <w:r>
+        <w:rPr>
+          <w:rFonts w:ascii="Consolas" w:eastAsia="Times New Roman" w:hAnsi="Consolas" w:cs="Times New Roman"/>
+          <w:noProof w:val="0"/>
+          <w:color w:val="BBBEBF"/>
+          <w:kern w:val="0"/>
+          <w:sz w:val="21"/>
+          <w:szCs w:val="21"/>
+          <w14:ligatures w14:val="none"/>
+        </w:rPr>
+        <w:t xml:space="preserve">     </w:t>
       </w:r>
       <w:r>
         <w:rPr>
@@ -16329,7 +17956,33 @@
           <w:szCs w:val="21"/>
           <w14:ligatures w14:val="none"/>
         </w:rPr>
-        <w:t xml:space="preserve"> (tid) </w:t>
+        <w:t xml:space="preserve"> (</w:t>
+      </w:r>
+      <w:proofErr w:type="spellStart"/>
+      <w:r>
+        <w:rPr>
+          <w:rFonts w:ascii="Consolas" w:eastAsia="Times New Roman" w:hAnsi="Consolas" w:cs="Times New Roman"/>
+          <w:noProof w:val="0"/>
+          <w:color w:val="BBBEBF"/>
+          <w:kern w:val="0"/>
+          <w:sz w:val="21"/>
+          <w:szCs w:val="21"/>
+          <w14:ligatures w14:val="none"/>
+        </w:rPr>
+        <w:t>tid</w:t>
+      </w:r>
+      <w:proofErr w:type="spellEnd"/>
+      <w:r>
+        <w:rPr>
+          <w:rFonts w:ascii="Consolas" w:eastAsia="Times New Roman" w:hAnsi="Consolas" w:cs="Times New Roman"/>
+          <w:noProof w:val="0"/>
+          <w:color w:val="BBBEBF"/>
+          <w:kern w:val="0"/>
+          <w:sz w:val="21"/>
+          <w:szCs w:val="21"/>
+          <w14:ligatures w14:val="none"/>
+        </w:rPr>
+        <w:t xml:space="preserve">) </w:t>
       </w:r>
       <w:r>
         <w:rPr>
@@ -16353,7 +18006,33 @@
           <w:szCs w:val="21"/>
           <w14:ligatures w14:val="none"/>
         </w:rPr>
-        <w:t xml:space="preserve"> Tickets(tid)</w:t>
+        <w:t xml:space="preserve"> Tickets(</w:t>
+      </w:r>
+      <w:proofErr w:type="spellStart"/>
+      <w:r>
+        <w:rPr>
+          <w:rFonts w:ascii="Consolas" w:eastAsia="Times New Roman" w:hAnsi="Consolas" w:cs="Times New Roman"/>
+          <w:noProof w:val="0"/>
+          <w:color w:val="BBBEBF"/>
+          <w:kern w:val="0"/>
+          <w:sz w:val="21"/>
+          <w:szCs w:val="21"/>
+          <w14:ligatures w14:val="none"/>
+        </w:rPr>
+        <w:t>tid</w:t>
+      </w:r>
+      <w:proofErr w:type="spellEnd"/>
+      <w:r>
+        <w:rPr>
+          <w:rFonts w:ascii="Consolas" w:eastAsia="Times New Roman" w:hAnsi="Consolas" w:cs="Times New Roman"/>
+          <w:noProof w:val="0"/>
+          <w:color w:val="BBBEBF"/>
+          <w:kern w:val="0"/>
+          <w:sz w:val="21"/>
+          <w:szCs w:val="21"/>
+          <w14:ligatures w14:val="none"/>
+        </w:rPr>
+        <w:t>)</w:t>
       </w:r>
     </w:p>
     <w:p>
@@ -16459,7 +18138,59 @@
           <w:szCs w:val="21"/>
           <w14:ligatures w14:val="none"/>
         </w:rPr>
-        <w:t xml:space="preserve"> (section_name, venue_name) </w:t>
+        <w:t xml:space="preserve"> (</w:t>
+      </w:r>
+      <w:proofErr w:type="spellStart"/>
+      <w:r>
+        <w:rPr>
+          <w:rFonts w:ascii="Consolas" w:eastAsia="Times New Roman" w:hAnsi="Consolas" w:cs="Times New Roman"/>
+          <w:noProof w:val="0"/>
+          <w:color w:val="BBBEBF"/>
+          <w:kern w:val="0"/>
+          <w:sz w:val="21"/>
+          <w:szCs w:val="21"/>
+          <w14:ligatures w14:val="none"/>
+        </w:rPr>
+        <w:t>section_name</w:t>
+      </w:r>
+      <w:proofErr w:type="spellEnd"/>
+      <w:r>
+        <w:rPr>
+          <w:rFonts w:ascii="Consolas" w:eastAsia="Times New Roman" w:hAnsi="Consolas" w:cs="Times New Roman"/>
+          <w:noProof w:val="0"/>
+          <w:color w:val="BBBEBF"/>
+          <w:kern w:val="0"/>
+          <w:sz w:val="21"/>
+          <w:szCs w:val="21"/>
+          <w14:ligatures w14:val="none"/>
+        </w:rPr>
+        <w:t xml:space="preserve">, </w:t>
+      </w:r>
+      <w:proofErr w:type="spellStart"/>
+      <w:r>
+        <w:rPr>
+          <w:rFonts w:ascii="Consolas" w:eastAsia="Times New Roman" w:hAnsi="Consolas" w:cs="Times New Roman"/>
+          <w:noProof w:val="0"/>
+          <w:color w:val="BBBEBF"/>
+          <w:kern w:val="0"/>
+          <w:sz w:val="21"/>
+          <w:szCs w:val="21"/>
+          <w14:ligatures w14:val="none"/>
+        </w:rPr>
+        <w:t>venue_name</w:t>
+      </w:r>
+      <w:proofErr w:type="spellEnd"/>
+      <w:r>
+        <w:rPr>
+          <w:rFonts w:ascii="Consolas" w:eastAsia="Times New Roman" w:hAnsi="Consolas" w:cs="Times New Roman"/>
+          <w:noProof w:val="0"/>
+          <w:color w:val="BBBEBF"/>
+          <w:kern w:val="0"/>
+          <w:sz w:val="21"/>
+          <w:szCs w:val="21"/>
+          <w14:ligatures w14:val="none"/>
+        </w:rPr>
+        <w:t xml:space="preserve">) </w:t>
       </w:r>
       <w:r>
         <w:rPr>
@@ -16483,7 +18214,33 @@
           <w:szCs w:val="21"/>
           <w14:ligatures w14:val="none"/>
         </w:rPr>
-        <w:t xml:space="preserve"> General_sections(</w:t>
+        <w:t xml:space="preserve"> </w:t>
+      </w:r>
+      <w:proofErr w:type="spellStart"/>
+      <w:r>
+        <w:rPr>
+          <w:rFonts w:ascii="Consolas" w:eastAsia="Times New Roman" w:hAnsi="Consolas" w:cs="Times New Roman"/>
+          <w:noProof w:val="0"/>
+          <w:color w:val="BBBEBF"/>
+          <w:kern w:val="0"/>
+          <w:sz w:val="21"/>
+          <w:szCs w:val="21"/>
+          <w14:ligatures w14:val="none"/>
+        </w:rPr>
+        <w:t>General_sections</w:t>
+      </w:r>
+      <w:proofErr w:type="spellEnd"/>
+      <w:r>
+        <w:rPr>
+          <w:rFonts w:ascii="Consolas" w:eastAsia="Times New Roman" w:hAnsi="Consolas" w:cs="Times New Roman"/>
+          <w:noProof w:val="0"/>
+          <w:color w:val="BBBEBF"/>
+          <w:kern w:val="0"/>
+          <w:sz w:val="21"/>
+          <w:szCs w:val="21"/>
+          <w14:ligatures w14:val="none"/>
+        </w:rPr>
+        <w:t>(</w:t>
       </w:r>
       <w:r>
         <w:rPr>
@@ -16507,7 +18264,33 @@
           <w:szCs w:val="21"/>
           <w14:ligatures w14:val="none"/>
         </w:rPr>
-        <w:t>, venue_name)</w:t>
+        <w:t xml:space="preserve">, </w:t>
+      </w:r>
+      <w:proofErr w:type="spellStart"/>
+      <w:r>
+        <w:rPr>
+          <w:rFonts w:ascii="Consolas" w:eastAsia="Times New Roman" w:hAnsi="Consolas" w:cs="Times New Roman"/>
+          <w:noProof w:val="0"/>
+          <w:color w:val="BBBEBF"/>
+          <w:kern w:val="0"/>
+          <w:sz w:val="21"/>
+          <w:szCs w:val="21"/>
+          <w14:ligatures w14:val="none"/>
+        </w:rPr>
+        <w:t>venue_name</w:t>
+      </w:r>
+      <w:proofErr w:type="spellEnd"/>
+      <w:r>
+        <w:rPr>
+          <w:rFonts w:ascii="Consolas" w:eastAsia="Times New Roman" w:hAnsi="Consolas" w:cs="Times New Roman"/>
+          <w:noProof w:val="0"/>
+          <w:color w:val="BBBEBF"/>
+          <w:kern w:val="0"/>
+          <w:sz w:val="21"/>
+          <w:szCs w:val="21"/>
+          <w14:ligatures w14:val="none"/>
+        </w:rPr>
+        <w:t>)</w:t>
       </w:r>
     </w:p>
     <w:p>
@@ -16789,7 +18572,33 @@
           <w:szCs w:val="21"/>
           <w14:ligatures w14:val="none"/>
         </w:rPr>
-        <w:t>    eid            </w:t>
+        <w:t xml:space="preserve">    </w:t>
+      </w:r>
+      <w:proofErr w:type="spellStart"/>
+      <w:r>
+        <w:rPr>
+          <w:rFonts w:ascii="Consolas" w:eastAsia="Times New Roman" w:hAnsi="Consolas" w:cs="Times New Roman"/>
+          <w:noProof w:val="0"/>
+          <w:color w:val="BBBEBF"/>
+          <w:kern w:val="0"/>
+          <w:sz w:val="21"/>
+          <w:szCs w:val="21"/>
+          <w14:ligatures w14:val="none"/>
+        </w:rPr>
+        <w:t>eid</w:t>
+      </w:r>
+      <w:proofErr w:type="spellEnd"/>
+      <w:r>
+        <w:rPr>
+          <w:rFonts w:ascii="Consolas" w:eastAsia="Times New Roman" w:hAnsi="Consolas" w:cs="Times New Roman"/>
+          <w:noProof w:val="0"/>
+          <w:color w:val="BBBEBF"/>
+          <w:kern w:val="0"/>
+          <w:sz w:val="21"/>
+          <w:szCs w:val="21"/>
+          <w14:ligatures w14:val="none"/>
+        </w:rPr>
+        <w:t xml:space="preserve">            </w:t>
       </w:r>
       <w:r>
         <w:rPr>
@@ -16866,7 +18675,33 @@
           <w:szCs w:val="21"/>
           <w14:ligatures w14:val="none"/>
         </w:rPr>
-        <w:t>    billing_order  </w:t>
+        <w:t xml:space="preserve">    </w:t>
+      </w:r>
+      <w:proofErr w:type="spellStart"/>
+      <w:r>
+        <w:rPr>
+          <w:rFonts w:ascii="Consolas" w:eastAsia="Times New Roman" w:hAnsi="Consolas" w:cs="Times New Roman"/>
+          <w:noProof w:val="0"/>
+          <w:color w:val="BBBEBF"/>
+          <w:kern w:val="0"/>
+          <w:sz w:val="21"/>
+          <w:szCs w:val="21"/>
+          <w14:ligatures w14:val="none"/>
+        </w:rPr>
+        <w:t>billing_order</w:t>
+      </w:r>
+      <w:proofErr w:type="spellEnd"/>
+      <w:r>
+        <w:rPr>
+          <w:rFonts w:ascii="Consolas" w:eastAsia="Times New Roman" w:hAnsi="Consolas" w:cs="Times New Roman"/>
+          <w:noProof w:val="0"/>
+          <w:color w:val="BBBEBF"/>
+          <w:kern w:val="0"/>
+          <w:sz w:val="21"/>
+          <w:szCs w:val="21"/>
+          <w14:ligatures w14:val="none"/>
+        </w:rPr>
+        <w:t xml:space="preserve">  </w:t>
       </w:r>
       <w:r>
         <w:rPr>
@@ -16967,7 +18802,33 @@
           <w:szCs w:val="21"/>
           <w14:ligatures w14:val="none"/>
         </w:rPr>
-        <w:t xml:space="preserve"> (aid, eid),</w:t>
+        <w:t xml:space="preserve"> (aid, </w:t>
+      </w:r>
+      <w:proofErr w:type="spellStart"/>
+      <w:r>
+        <w:rPr>
+          <w:rFonts w:ascii="Consolas" w:eastAsia="Times New Roman" w:hAnsi="Consolas" w:cs="Times New Roman"/>
+          <w:noProof w:val="0"/>
+          <w:color w:val="BBBEBF"/>
+          <w:kern w:val="0"/>
+          <w:sz w:val="21"/>
+          <w:szCs w:val="21"/>
+          <w14:ligatures w14:val="none"/>
+        </w:rPr>
+        <w:t>eid</w:t>
+      </w:r>
+      <w:proofErr w:type="spellEnd"/>
+      <w:r>
+        <w:rPr>
+          <w:rFonts w:ascii="Consolas" w:eastAsia="Times New Roman" w:hAnsi="Consolas" w:cs="Times New Roman"/>
+          <w:noProof w:val="0"/>
+          <w:color w:val="BBBEBF"/>
+          <w:kern w:val="0"/>
+          <w:sz w:val="21"/>
+          <w:szCs w:val="21"/>
+          <w14:ligatures w14:val="none"/>
+        </w:rPr>
+        <w:t>),</w:t>
       </w:r>
     </w:p>
     <w:p>
@@ -17150,7 +19011,33 @@
           <w:szCs w:val="21"/>
           <w14:ligatures w14:val="none"/>
         </w:rPr>
-        <w:t xml:space="preserve"> (eid) </w:t>
+        <w:t xml:space="preserve"> (</w:t>
+      </w:r>
+      <w:proofErr w:type="spellStart"/>
+      <w:r>
+        <w:rPr>
+          <w:rFonts w:ascii="Consolas" w:eastAsia="Times New Roman" w:hAnsi="Consolas" w:cs="Times New Roman"/>
+          <w:noProof w:val="0"/>
+          <w:color w:val="BBBEBF"/>
+          <w:kern w:val="0"/>
+          <w:sz w:val="21"/>
+          <w:szCs w:val="21"/>
+          <w14:ligatures w14:val="none"/>
+        </w:rPr>
+        <w:t>eid</w:t>
+      </w:r>
+      <w:proofErr w:type="spellEnd"/>
+      <w:r>
+        <w:rPr>
+          <w:rFonts w:ascii="Consolas" w:eastAsia="Times New Roman" w:hAnsi="Consolas" w:cs="Times New Roman"/>
+          <w:noProof w:val="0"/>
+          <w:color w:val="BBBEBF"/>
+          <w:kern w:val="0"/>
+          <w:sz w:val="21"/>
+          <w:szCs w:val="21"/>
+          <w14:ligatures w14:val="none"/>
+        </w:rPr>
+        <w:t xml:space="preserve">) </w:t>
       </w:r>
       <w:r>
         <w:rPr>
@@ -17174,7 +19061,33 @@
           <w:szCs w:val="21"/>
           <w14:ligatures w14:val="none"/>
         </w:rPr>
-        <w:t xml:space="preserve"> Events(eid)</w:t>
+        <w:t xml:space="preserve"> Events(</w:t>
+      </w:r>
+      <w:proofErr w:type="spellStart"/>
+      <w:r>
+        <w:rPr>
+          <w:rFonts w:ascii="Consolas" w:eastAsia="Times New Roman" w:hAnsi="Consolas" w:cs="Times New Roman"/>
+          <w:noProof w:val="0"/>
+          <w:color w:val="BBBEBF"/>
+          <w:kern w:val="0"/>
+          <w:sz w:val="21"/>
+          <w:szCs w:val="21"/>
+          <w14:ligatures w14:val="none"/>
+        </w:rPr>
+        <w:t>eid</w:t>
+      </w:r>
+      <w:proofErr w:type="spellEnd"/>
+      <w:r>
+        <w:rPr>
+          <w:rFonts w:ascii="Consolas" w:eastAsia="Times New Roman" w:hAnsi="Consolas" w:cs="Times New Roman"/>
+          <w:noProof w:val="0"/>
+          <w:color w:val="BBBEBF"/>
+          <w:kern w:val="0"/>
+          <w:sz w:val="21"/>
+          <w:szCs w:val="21"/>
+          <w14:ligatures w14:val="none"/>
+        </w:rPr>
+        <w:t>)</w:t>
       </w:r>
     </w:p>
     <w:p>
@@ -17381,6 +19294,7 @@
         </w:rPr>
         <w:t xml:space="preserve">    </w:t>
       </w:r>
+      <w:proofErr w:type="spellStart"/>
       <w:r>
         <w:rPr>
           <w:rFonts w:ascii="Consolas" w:eastAsia="Times New Roman" w:hAnsi="Consolas" w:cs="Times New Roman"/>
@@ -17393,6 +19307,7 @@
         </w:rPr>
         <w:t>uid</w:t>
       </w:r>
+      <w:proofErr w:type="spellEnd"/>
       <w:r>
         <w:rPr>
           <w:rFonts w:ascii="Consolas" w:eastAsia="Times New Roman" w:hAnsi="Consolas" w:cs="Times New Roman"/>
@@ -17481,7 +19396,33 @@
           <w14:ligatures w14:val="none"/>
         </w:rPr>
         <w:lastRenderedPageBreak/>
-        <w:t>    pid            </w:t>
+        <w:t xml:space="preserve">    </w:t>
+      </w:r>
+      <w:proofErr w:type="spellStart"/>
+      <w:r>
+        <w:rPr>
+          <w:rFonts w:ascii="Consolas" w:eastAsia="Times New Roman" w:hAnsi="Consolas" w:cs="Times New Roman"/>
+          <w:noProof w:val="0"/>
+          <w:color w:val="BBBEBF"/>
+          <w:kern w:val="0"/>
+          <w:sz w:val="21"/>
+          <w:szCs w:val="21"/>
+          <w14:ligatures w14:val="none"/>
+        </w:rPr>
+        <w:t>pid</w:t>
+      </w:r>
+      <w:proofErr w:type="spellEnd"/>
+      <w:r>
+        <w:rPr>
+          <w:rFonts w:ascii="Consolas" w:eastAsia="Times New Roman" w:hAnsi="Consolas" w:cs="Times New Roman"/>
+          <w:noProof w:val="0"/>
+          <w:color w:val="BBBEBF"/>
+          <w:kern w:val="0"/>
+          <w:sz w:val="21"/>
+          <w:szCs w:val="21"/>
+          <w14:ligatures w14:val="none"/>
+        </w:rPr>
+        <w:t xml:space="preserve">            </w:t>
       </w:r>
       <w:r>
         <w:rPr>
@@ -17635,7 +19576,33 @@
           <w:szCs w:val="21"/>
           <w14:ligatures w14:val="none"/>
         </w:rPr>
-        <w:t>    event_score    </w:t>
+        <w:t xml:space="preserve">    </w:t>
+      </w:r>
+      <w:proofErr w:type="spellStart"/>
+      <w:r>
+        <w:rPr>
+          <w:rFonts w:ascii="Consolas" w:eastAsia="Times New Roman" w:hAnsi="Consolas" w:cs="Times New Roman"/>
+          <w:noProof w:val="0"/>
+          <w:color w:val="BBBEBF"/>
+          <w:kern w:val="0"/>
+          <w:sz w:val="21"/>
+          <w:szCs w:val="21"/>
+          <w14:ligatures w14:val="none"/>
+        </w:rPr>
+        <w:t>event_score</w:t>
+      </w:r>
+      <w:proofErr w:type="spellEnd"/>
+      <w:r>
+        <w:rPr>
+          <w:rFonts w:ascii="Consolas" w:eastAsia="Times New Roman" w:hAnsi="Consolas" w:cs="Times New Roman"/>
+          <w:noProof w:val="0"/>
+          <w:color w:val="BBBEBF"/>
+          <w:kern w:val="0"/>
+          <w:sz w:val="21"/>
+          <w:szCs w:val="21"/>
+          <w14:ligatures w14:val="none"/>
+        </w:rPr>
+        <w:t xml:space="preserve">    </w:t>
       </w:r>
       <w:r>
         <w:rPr>
@@ -17712,7 +19679,33 @@
           <w:szCs w:val="21"/>
           <w14:ligatures w14:val="none"/>
         </w:rPr>
-        <w:t>    venue_score    </w:t>
+        <w:t xml:space="preserve">    </w:t>
+      </w:r>
+      <w:proofErr w:type="spellStart"/>
+      <w:r>
+        <w:rPr>
+          <w:rFonts w:ascii="Consolas" w:eastAsia="Times New Roman" w:hAnsi="Consolas" w:cs="Times New Roman"/>
+          <w:noProof w:val="0"/>
+          <w:color w:val="BBBEBF"/>
+          <w:kern w:val="0"/>
+          <w:sz w:val="21"/>
+          <w:szCs w:val="21"/>
+          <w14:ligatures w14:val="none"/>
+        </w:rPr>
+        <w:t>venue_score</w:t>
+      </w:r>
+      <w:proofErr w:type="spellEnd"/>
+      <w:r>
+        <w:rPr>
+          <w:rFonts w:ascii="Consolas" w:eastAsia="Times New Roman" w:hAnsi="Consolas" w:cs="Times New Roman"/>
+          <w:noProof w:val="0"/>
+          <w:color w:val="BBBEBF"/>
+          <w:kern w:val="0"/>
+          <w:sz w:val="21"/>
+          <w:szCs w:val="21"/>
+          <w14:ligatures w14:val="none"/>
+        </w:rPr>
+        <w:t xml:space="preserve">    </w:t>
       </w:r>
       <w:r>
         <w:rPr>
@@ -17815,6 +19808,7 @@
         </w:rPr>
         <w:t xml:space="preserve"> (</w:t>
       </w:r>
+      <w:proofErr w:type="spellStart"/>
       <w:r>
         <w:rPr>
           <w:rFonts w:ascii="Consolas" w:eastAsia="Times New Roman" w:hAnsi="Consolas" w:cs="Times New Roman"/>
@@ -17827,17 +19821,44 @@
         </w:rPr>
         <w:t>uid</w:t>
       </w:r>
-      <w:r>
-        <w:rPr>
-          <w:rFonts w:ascii="Consolas" w:eastAsia="Times New Roman" w:hAnsi="Consolas" w:cs="Times New Roman"/>
-          <w:noProof w:val="0"/>
-          <w:color w:val="BBBEBF"/>
-          <w:kern w:val="0"/>
-          <w:sz w:val="21"/>
-          <w:szCs w:val="21"/>
-          <w14:ligatures w14:val="none"/>
-        </w:rPr>
-        <w:t>, pid),</w:t>
+      <w:proofErr w:type="spellEnd"/>
+      <w:r>
+        <w:rPr>
+          <w:rFonts w:ascii="Consolas" w:eastAsia="Times New Roman" w:hAnsi="Consolas" w:cs="Times New Roman"/>
+          <w:noProof w:val="0"/>
+          <w:color w:val="BBBEBF"/>
+          <w:kern w:val="0"/>
+          <w:sz w:val="21"/>
+          <w:szCs w:val="21"/>
+          <w14:ligatures w14:val="none"/>
+        </w:rPr>
+        <w:t xml:space="preserve">, </w:t>
+      </w:r>
+      <w:proofErr w:type="spellStart"/>
+      <w:r>
+        <w:rPr>
+          <w:rFonts w:ascii="Consolas" w:eastAsia="Times New Roman" w:hAnsi="Consolas" w:cs="Times New Roman"/>
+          <w:noProof w:val="0"/>
+          <w:color w:val="BBBEBF"/>
+          <w:kern w:val="0"/>
+          <w:sz w:val="21"/>
+          <w:szCs w:val="21"/>
+          <w14:ligatures w14:val="none"/>
+        </w:rPr>
+        <w:t>pid</w:t>
+      </w:r>
+      <w:proofErr w:type="spellEnd"/>
+      <w:r>
+        <w:rPr>
+          <w:rFonts w:ascii="Consolas" w:eastAsia="Times New Roman" w:hAnsi="Consolas" w:cs="Times New Roman"/>
+          <w:noProof w:val="0"/>
+          <w:color w:val="BBBEBF"/>
+          <w:kern w:val="0"/>
+          <w:sz w:val="21"/>
+          <w:szCs w:val="21"/>
+          <w14:ligatures w14:val="none"/>
+        </w:rPr>
+        <w:t>),</w:t>
       </w:r>
     </w:p>
     <w:p>
@@ -17892,6 +19913,7 @@
         </w:rPr>
         <w:t xml:space="preserve"> (</w:t>
       </w:r>
+      <w:proofErr w:type="spellStart"/>
       <w:r>
         <w:rPr>
           <w:rFonts w:ascii="Consolas" w:eastAsia="Times New Roman" w:hAnsi="Consolas" w:cs="Times New Roman"/>
@@ -17904,6 +19926,7 @@
         </w:rPr>
         <w:t>uid</w:t>
       </w:r>
+      <w:proofErr w:type="spellEnd"/>
       <w:r>
         <w:rPr>
           <w:rFonts w:ascii="Consolas" w:eastAsia="Times New Roman" w:hAnsi="Consolas" w:cs="Times New Roman"/>
@@ -17940,6 +19963,7 @@
         </w:rPr>
         <w:t xml:space="preserve"> Customers(</w:t>
       </w:r>
+      <w:proofErr w:type="spellStart"/>
       <w:r>
         <w:rPr>
           <w:rFonts w:ascii="Consolas" w:eastAsia="Times New Roman" w:hAnsi="Consolas" w:cs="Times New Roman"/>
@@ -17952,6 +19976,7 @@
         </w:rPr>
         <w:t>uid</w:t>
       </w:r>
+      <w:proofErr w:type="spellEnd"/>
       <w:r>
         <w:rPr>
           <w:rFonts w:ascii="Consolas" w:eastAsia="Times New Roman" w:hAnsi="Consolas" w:cs="Times New Roman"/>
@@ -18068,7 +20093,33 @@
           <w:szCs w:val="21"/>
           <w14:ligatures w14:val="none"/>
         </w:rPr>
-        <w:t xml:space="preserve"> (pid) </w:t>
+        <w:t xml:space="preserve"> (</w:t>
+      </w:r>
+      <w:proofErr w:type="spellStart"/>
+      <w:r>
+        <w:rPr>
+          <w:rFonts w:ascii="Consolas" w:eastAsia="Times New Roman" w:hAnsi="Consolas" w:cs="Times New Roman"/>
+          <w:noProof w:val="0"/>
+          <w:color w:val="BBBEBF"/>
+          <w:kern w:val="0"/>
+          <w:sz w:val="21"/>
+          <w:szCs w:val="21"/>
+          <w14:ligatures w14:val="none"/>
+        </w:rPr>
+        <w:t>pid</w:t>
+      </w:r>
+      <w:proofErr w:type="spellEnd"/>
+      <w:r>
+        <w:rPr>
+          <w:rFonts w:ascii="Consolas" w:eastAsia="Times New Roman" w:hAnsi="Consolas" w:cs="Times New Roman"/>
+          <w:noProof w:val="0"/>
+          <w:color w:val="BBBEBF"/>
+          <w:kern w:val="0"/>
+          <w:sz w:val="21"/>
+          <w:szCs w:val="21"/>
+          <w14:ligatures w14:val="none"/>
+        </w:rPr>
+        <w:t xml:space="preserve">) </w:t>
       </w:r>
       <w:r>
         <w:rPr>
@@ -18092,7 +20143,33 @@
           <w:szCs w:val="21"/>
           <w14:ligatures w14:val="none"/>
         </w:rPr>
-        <w:t xml:space="preserve"> Performances(pid)</w:t>
+        <w:t xml:space="preserve"> Performances(</w:t>
+      </w:r>
+      <w:proofErr w:type="spellStart"/>
+      <w:r>
+        <w:rPr>
+          <w:rFonts w:ascii="Consolas" w:eastAsia="Times New Roman" w:hAnsi="Consolas" w:cs="Times New Roman"/>
+          <w:noProof w:val="0"/>
+          <w:color w:val="BBBEBF"/>
+          <w:kern w:val="0"/>
+          <w:sz w:val="21"/>
+          <w:szCs w:val="21"/>
+          <w14:ligatures w14:val="none"/>
+        </w:rPr>
+        <w:t>pid</w:t>
+      </w:r>
+      <w:proofErr w:type="spellEnd"/>
+      <w:r>
+        <w:rPr>
+          <w:rFonts w:ascii="Consolas" w:eastAsia="Times New Roman" w:hAnsi="Consolas" w:cs="Times New Roman"/>
+          <w:noProof w:val="0"/>
+          <w:color w:val="BBBEBF"/>
+          <w:kern w:val="0"/>
+          <w:sz w:val="21"/>
+          <w:szCs w:val="21"/>
+          <w14:ligatures w14:val="none"/>
+        </w:rPr>
+        <w:t>)</w:t>
       </w:r>
     </w:p>
     <w:p>
@@ -18198,7 +20275,33 @@
           <w:szCs w:val="21"/>
           <w14:ligatures w14:val="none"/>
         </w:rPr>
-        <w:t xml:space="preserve"> (event_score </w:t>
+        <w:t xml:space="preserve"> (</w:t>
+      </w:r>
+      <w:proofErr w:type="spellStart"/>
+      <w:r>
+        <w:rPr>
+          <w:rFonts w:ascii="Consolas" w:eastAsia="Times New Roman" w:hAnsi="Consolas" w:cs="Times New Roman"/>
+          <w:noProof w:val="0"/>
+          <w:color w:val="BBBEBF"/>
+          <w:kern w:val="0"/>
+          <w:sz w:val="21"/>
+          <w:szCs w:val="21"/>
+          <w14:ligatures w14:val="none"/>
+        </w:rPr>
+        <w:t>event_score</w:t>
+      </w:r>
+      <w:proofErr w:type="spellEnd"/>
+      <w:r>
+        <w:rPr>
+          <w:rFonts w:ascii="Consolas" w:eastAsia="Times New Roman" w:hAnsi="Consolas" w:cs="Times New Roman"/>
+          <w:noProof w:val="0"/>
+          <w:color w:val="BBBEBF"/>
+          <w:kern w:val="0"/>
+          <w:sz w:val="21"/>
+          <w:szCs w:val="21"/>
+          <w14:ligatures w14:val="none"/>
+        </w:rPr>
+        <w:t xml:space="preserve"> </w:t>
       </w:r>
       <w:r>
         <w:rPr>
@@ -18270,7 +20373,33 @@
           <w:szCs w:val="21"/>
           <w14:ligatures w14:val="none"/>
         </w:rPr>
-        <w:t xml:space="preserve"> event_score </w:t>
+        <w:t xml:space="preserve"> </w:t>
+      </w:r>
+      <w:proofErr w:type="spellStart"/>
+      <w:r>
+        <w:rPr>
+          <w:rFonts w:ascii="Consolas" w:eastAsia="Times New Roman" w:hAnsi="Consolas" w:cs="Times New Roman"/>
+          <w:noProof w:val="0"/>
+          <w:color w:val="BBBEBF"/>
+          <w:kern w:val="0"/>
+          <w:sz w:val="21"/>
+          <w:szCs w:val="21"/>
+          <w14:ligatures w14:val="none"/>
+        </w:rPr>
+        <w:t>event_score</w:t>
+      </w:r>
+      <w:proofErr w:type="spellEnd"/>
+      <w:r>
+        <w:rPr>
+          <w:rFonts w:ascii="Consolas" w:eastAsia="Times New Roman" w:hAnsi="Consolas" w:cs="Times New Roman"/>
+          <w:noProof w:val="0"/>
+          <w:color w:val="BBBEBF"/>
+          <w:kern w:val="0"/>
+          <w:sz w:val="21"/>
+          <w:szCs w:val="21"/>
+          <w14:ligatures w14:val="none"/>
+        </w:rPr>
+        <w:t xml:space="preserve"> </w:t>
       </w:r>
       <w:r>
         <w:rPr>
@@ -18371,7 +20500,33 @@
           <w:szCs w:val="21"/>
           <w14:ligatures w14:val="none"/>
         </w:rPr>
-        <w:t xml:space="preserve"> (venue_score </w:t>
+        <w:t xml:space="preserve"> (</w:t>
+      </w:r>
+      <w:proofErr w:type="spellStart"/>
+      <w:r>
+        <w:rPr>
+          <w:rFonts w:ascii="Consolas" w:eastAsia="Times New Roman" w:hAnsi="Consolas" w:cs="Times New Roman"/>
+          <w:noProof w:val="0"/>
+          <w:color w:val="BBBEBF"/>
+          <w:kern w:val="0"/>
+          <w:sz w:val="21"/>
+          <w:szCs w:val="21"/>
+          <w14:ligatures w14:val="none"/>
+        </w:rPr>
+        <w:t>venue_score</w:t>
+      </w:r>
+      <w:proofErr w:type="spellEnd"/>
+      <w:r>
+        <w:rPr>
+          <w:rFonts w:ascii="Consolas" w:eastAsia="Times New Roman" w:hAnsi="Consolas" w:cs="Times New Roman"/>
+          <w:noProof w:val="0"/>
+          <w:color w:val="BBBEBF"/>
+          <w:kern w:val="0"/>
+          <w:sz w:val="21"/>
+          <w:szCs w:val="21"/>
+          <w14:ligatures w14:val="none"/>
+        </w:rPr>
+        <w:t xml:space="preserve"> </w:t>
       </w:r>
       <w:r>
         <w:rPr>
@@ -18443,7 +20598,33 @@
           <w:szCs w:val="21"/>
           <w14:ligatures w14:val="none"/>
         </w:rPr>
-        <w:t xml:space="preserve"> venue_score </w:t>
+        <w:t xml:space="preserve"> </w:t>
+      </w:r>
+      <w:proofErr w:type="spellStart"/>
+      <w:r>
+        <w:rPr>
+          <w:rFonts w:ascii="Consolas" w:eastAsia="Times New Roman" w:hAnsi="Consolas" w:cs="Times New Roman"/>
+          <w:noProof w:val="0"/>
+          <w:color w:val="BBBEBF"/>
+          <w:kern w:val="0"/>
+          <w:sz w:val="21"/>
+          <w:szCs w:val="21"/>
+          <w14:ligatures w14:val="none"/>
+        </w:rPr>
+        <w:t>venue_score</w:t>
+      </w:r>
+      <w:proofErr w:type="spellEnd"/>
+      <w:r>
+        <w:rPr>
+          <w:rFonts w:ascii="Consolas" w:eastAsia="Times New Roman" w:hAnsi="Consolas" w:cs="Times New Roman"/>
+          <w:noProof w:val="0"/>
+          <w:color w:val="BBBEBF"/>
+          <w:kern w:val="0"/>
+          <w:sz w:val="21"/>
+          <w:szCs w:val="21"/>
+          <w14:ligatures w14:val="none"/>
+        </w:rPr>
+        <w:t xml:space="preserve"> </w:t>
       </w:r>
       <w:r>
         <w:rPr>
@@ -18604,6 +20785,7 @@
         </w:rPr>
         <w:t xml:space="preserve"> </w:t>
       </w:r>
+      <w:proofErr w:type="spellStart"/>
       <w:r>
         <w:rPr>
           <w:rFonts w:ascii="Consolas" w:eastAsia="Times New Roman" w:hAnsi="Consolas" w:cs="Times New Roman"/>
@@ -18616,6 +20798,7 @@
         </w:rPr>
         <w:t>Section_pricetier</w:t>
       </w:r>
+      <w:proofErr w:type="spellEnd"/>
       <w:r>
         <w:rPr>
           <w:rFonts w:ascii="Consolas" w:eastAsia="Times New Roman" w:hAnsi="Consolas" w:cs="Times New Roman"/>
@@ -18655,7 +20838,33 @@
           <w:szCs w:val="21"/>
           <w14:ligatures w14:val="none"/>
         </w:rPr>
-        <w:t xml:space="preserve">    section_name   </w:t>
+        <w:t xml:space="preserve">    </w:t>
+      </w:r>
+      <w:proofErr w:type="spellStart"/>
+      <w:r>
+        <w:rPr>
+          <w:rFonts w:ascii="Consolas" w:eastAsia="Times New Roman" w:hAnsi="Consolas" w:cs="Times New Roman"/>
+          <w:noProof w:val="0"/>
+          <w:color w:val="BBBEBF"/>
+          <w:kern w:val="0"/>
+          <w:sz w:val="21"/>
+          <w:szCs w:val="21"/>
+          <w14:ligatures w14:val="none"/>
+        </w:rPr>
+        <w:t>section_name</w:t>
+      </w:r>
+      <w:proofErr w:type="spellEnd"/>
+      <w:r>
+        <w:rPr>
+          <w:rFonts w:ascii="Consolas" w:eastAsia="Times New Roman" w:hAnsi="Consolas" w:cs="Times New Roman"/>
+          <w:noProof w:val="0"/>
+          <w:color w:val="BBBEBF"/>
+          <w:kern w:val="0"/>
+          <w:sz w:val="21"/>
+          <w:szCs w:val="21"/>
+          <w14:ligatures w14:val="none"/>
+        </w:rPr>
+        <w:t xml:space="preserve">   </w:t>
       </w:r>
       <w:r>
         <w:rPr>
@@ -18756,7 +20965,33 @@
           <w:szCs w:val="21"/>
           <w14:ligatures w14:val="none"/>
         </w:rPr>
-        <w:t>    pid            </w:t>
+        <w:t xml:space="preserve">    </w:t>
+      </w:r>
+      <w:proofErr w:type="spellStart"/>
+      <w:r>
+        <w:rPr>
+          <w:rFonts w:ascii="Consolas" w:eastAsia="Times New Roman" w:hAnsi="Consolas" w:cs="Times New Roman"/>
+          <w:noProof w:val="0"/>
+          <w:color w:val="BBBEBF"/>
+          <w:kern w:val="0"/>
+          <w:sz w:val="21"/>
+          <w:szCs w:val="21"/>
+          <w14:ligatures w14:val="none"/>
+        </w:rPr>
+        <w:t>pid</w:t>
+      </w:r>
+      <w:proofErr w:type="spellEnd"/>
+      <w:r>
+        <w:rPr>
+          <w:rFonts w:ascii="Consolas" w:eastAsia="Times New Roman" w:hAnsi="Consolas" w:cs="Times New Roman"/>
+          <w:noProof w:val="0"/>
+          <w:color w:val="BBBEBF"/>
+          <w:kern w:val="0"/>
+          <w:sz w:val="21"/>
+          <w:szCs w:val="21"/>
+          <w14:ligatures w14:val="none"/>
+        </w:rPr>
+        <w:t xml:space="preserve">            </w:t>
       </w:r>
       <w:r>
         <w:rPr>
@@ -18833,7 +21068,33 @@
           <w:szCs w:val="21"/>
           <w14:ligatures w14:val="none"/>
         </w:rPr>
-        <w:t xml:space="preserve">    pricetier_name </w:t>
+        <w:t xml:space="preserve">    </w:t>
+      </w:r>
+      <w:proofErr w:type="spellStart"/>
+      <w:r>
+        <w:rPr>
+          <w:rFonts w:ascii="Consolas" w:eastAsia="Times New Roman" w:hAnsi="Consolas" w:cs="Times New Roman"/>
+          <w:noProof w:val="0"/>
+          <w:color w:val="BBBEBF"/>
+          <w:kern w:val="0"/>
+          <w:sz w:val="21"/>
+          <w:szCs w:val="21"/>
+          <w14:ligatures w14:val="none"/>
+        </w:rPr>
+        <w:t>pricetier_name</w:t>
+      </w:r>
+      <w:proofErr w:type="spellEnd"/>
+      <w:r>
+        <w:rPr>
+          <w:rFonts w:ascii="Consolas" w:eastAsia="Times New Roman" w:hAnsi="Consolas" w:cs="Times New Roman"/>
+          <w:noProof w:val="0"/>
+          <w:color w:val="BBBEBF"/>
+          <w:kern w:val="0"/>
+          <w:sz w:val="21"/>
+          <w:szCs w:val="21"/>
+          <w14:ligatures w14:val="none"/>
+        </w:rPr>
+        <w:t xml:space="preserve"> </w:t>
       </w:r>
       <w:r>
         <w:rPr>
@@ -18958,7 +21219,59 @@
           <w:szCs w:val="21"/>
           <w14:ligatures w14:val="none"/>
         </w:rPr>
-        <w:t xml:space="preserve"> (section_name, pid),</w:t>
+        <w:t xml:space="preserve"> (</w:t>
+      </w:r>
+      <w:proofErr w:type="spellStart"/>
+      <w:r>
+        <w:rPr>
+          <w:rFonts w:ascii="Consolas" w:eastAsia="Times New Roman" w:hAnsi="Consolas" w:cs="Times New Roman"/>
+          <w:noProof w:val="0"/>
+          <w:color w:val="BBBEBF"/>
+          <w:kern w:val="0"/>
+          <w:sz w:val="21"/>
+          <w:szCs w:val="21"/>
+          <w14:ligatures w14:val="none"/>
+        </w:rPr>
+        <w:t>section_name</w:t>
+      </w:r>
+      <w:proofErr w:type="spellEnd"/>
+      <w:r>
+        <w:rPr>
+          <w:rFonts w:ascii="Consolas" w:eastAsia="Times New Roman" w:hAnsi="Consolas" w:cs="Times New Roman"/>
+          <w:noProof w:val="0"/>
+          <w:color w:val="BBBEBF"/>
+          <w:kern w:val="0"/>
+          <w:sz w:val="21"/>
+          <w:szCs w:val="21"/>
+          <w14:ligatures w14:val="none"/>
+        </w:rPr>
+        <w:t xml:space="preserve">, </w:t>
+      </w:r>
+      <w:proofErr w:type="spellStart"/>
+      <w:r>
+        <w:rPr>
+          <w:rFonts w:ascii="Consolas" w:eastAsia="Times New Roman" w:hAnsi="Consolas" w:cs="Times New Roman"/>
+          <w:noProof w:val="0"/>
+          <w:color w:val="BBBEBF"/>
+          <w:kern w:val="0"/>
+          <w:sz w:val="21"/>
+          <w:szCs w:val="21"/>
+          <w14:ligatures w14:val="none"/>
+        </w:rPr>
+        <w:t>pid</w:t>
+      </w:r>
+      <w:proofErr w:type="spellEnd"/>
+      <w:r>
+        <w:rPr>
+          <w:rFonts w:ascii="Consolas" w:eastAsia="Times New Roman" w:hAnsi="Consolas" w:cs="Times New Roman"/>
+          <w:noProof w:val="0"/>
+          <w:color w:val="BBBEBF"/>
+          <w:kern w:val="0"/>
+          <w:sz w:val="21"/>
+          <w:szCs w:val="21"/>
+          <w14:ligatures w14:val="none"/>
+        </w:rPr>
+        <w:t>),</w:t>
       </w:r>
     </w:p>
     <w:p>
@@ -19011,7 +21324,59 @@
           <w:szCs w:val="21"/>
           <w14:ligatures w14:val="none"/>
         </w:rPr>
-        <w:t xml:space="preserve"> (pricetier_name, pid) </w:t>
+        <w:t xml:space="preserve"> (</w:t>
+      </w:r>
+      <w:proofErr w:type="spellStart"/>
+      <w:r>
+        <w:rPr>
+          <w:rFonts w:ascii="Consolas" w:eastAsia="Times New Roman" w:hAnsi="Consolas" w:cs="Times New Roman"/>
+          <w:noProof w:val="0"/>
+          <w:color w:val="BBBEBF"/>
+          <w:kern w:val="0"/>
+          <w:sz w:val="21"/>
+          <w:szCs w:val="21"/>
+          <w14:ligatures w14:val="none"/>
+        </w:rPr>
+        <w:t>pricetier_name</w:t>
+      </w:r>
+      <w:proofErr w:type="spellEnd"/>
+      <w:r>
+        <w:rPr>
+          <w:rFonts w:ascii="Consolas" w:eastAsia="Times New Roman" w:hAnsi="Consolas" w:cs="Times New Roman"/>
+          <w:noProof w:val="0"/>
+          <w:color w:val="BBBEBF"/>
+          <w:kern w:val="0"/>
+          <w:sz w:val="21"/>
+          <w:szCs w:val="21"/>
+          <w14:ligatures w14:val="none"/>
+        </w:rPr>
+        <w:t xml:space="preserve">, </w:t>
+      </w:r>
+      <w:proofErr w:type="spellStart"/>
+      <w:r>
+        <w:rPr>
+          <w:rFonts w:ascii="Consolas" w:eastAsia="Times New Roman" w:hAnsi="Consolas" w:cs="Times New Roman"/>
+          <w:noProof w:val="0"/>
+          <w:color w:val="BBBEBF"/>
+          <w:kern w:val="0"/>
+          <w:sz w:val="21"/>
+          <w:szCs w:val="21"/>
+          <w14:ligatures w14:val="none"/>
+        </w:rPr>
+        <w:t>pid</w:t>
+      </w:r>
+      <w:proofErr w:type="spellEnd"/>
+      <w:r>
+        <w:rPr>
+          <w:rFonts w:ascii="Consolas" w:eastAsia="Times New Roman" w:hAnsi="Consolas" w:cs="Times New Roman"/>
+          <w:noProof w:val="0"/>
+          <w:color w:val="BBBEBF"/>
+          <w:kern w:val="0"/>
+          <w:sz w:val="21"/>
+          <w:szCs w:val="21"/>
+          <w14:ligatures w14:val="none"/>
+        </w:rPr>
+        <w:t xml:space="preserve">) </w:t>
       </w:r>
       <w:r>
         <w:rPr>
@@ -19035,7 +21400,33 @@
           <w:szCs w:val="21"/>
           <w14:ligatures w14:val="none"/>
         </w:rPr>
-        <w:t xml:space="preserve"> Price_tiers(</w:t>
+        <w:t xml:space="preserve"> </w:t>
+      </w:r>
+      <w:proofErr w:type="spellStart"/>
+      <w:r>
+        <w:rPr>
+          <w:rFonts w:ascii="Consolas" w:eastAsia="Times New Roman" w:hAnsi="Consolas" w:cs="Times New Roman"/>
+          <w:noProof w:val="0"/>
+          <w:color w:val="BBBEBF"/>
+          <w:kern w:val="0"/>
+          <w:sz w:val="21"/>
+          <w:szCs w:val="21"/>
+          <w14:ligatures w14:val="none"/>
+        </w:rPr>
+        <w:t>Price_tiers</w:t>
+      </w:r>
+      <w:proofErr w:type="spellEnd"/>
+      <w:r>
+        <w:rPr>
+          <w:rFonts w:ascii="Consolas" w:eastAsia="Times New Roman" w:hAnsi="Consolas" w:cs="Times New Roman"/>
+          <w:noProof w:val="0"/>
+          <w:color w:val="BBBEBF"/>
+          <w:kern w:val="0"/>
+          <w:sz w:val="21"/>
+          <w:szCs w:val="21"/>
+          <w14:ligatures w14:val="none"/>
+        </w:rPr>
+        <w:t>(</w:t>
       </w:r>
       <w:r>
         <w:rPr>
@@ -19059,7 +21450,33 @@
           <w:szCs w:val="21"/>
           <w14:ligatures w14:val="none"/>
         </w:rPr>
-        <w:t>, pid)</w:t>
+        <w:t xml:space="preserve">, </w:t>
+      </w:r>
+      <w:proofErr w:type="spellStart"/>
+      <w:r>
+        <w:rPr>
+          <w:rFonts w:ascii="Consolas" w:eastAsia="Times New Roman" w:hAnsi="Consolas" w:cs="Times New Roman"/>
+          <w:noProof w:val="0"/>
+          <w:color w:val="BBBEBF"/>
+          <w:kern w:val="0"/>
+          <w:sz w:val="21"/>
+          <w:szCs w:val="21"/>
+          <w14:ligatures w14:val="none"/>
+        </w:rPr>
+        <w:t>pid</w:t>
+      </w:r>
+      <w:proofErr w:type="spellEnd"/>
+      <w:r>
+        <w:rPr>
+          <w:rFonts w:ascii="Consolas" w:eastAsia="Times New Roman" w:hAnsi="Consolas" w:cs="Times New Roman"/>
+          <w:noProof w:val="0"/>
+          <w:color w:val="BBBEBF"/>
+          <w:kern w:val="0"/>
+          <w:sz w:val="21"/>
+          <w:szCs w:val="21"/>
+          <w14:ligatures w14:val="none"/>
+        </w:rPr>
+        <w:t>)</w:t>
       </w:r>
     </w:p>
     <w:p>
@@ -19264,7 +21681,33 @@
           <w:szCs w:val="21"/>
           <w14:ligatures w14:val="none"/>
         </w:rPr>
-        <w:t>    pid            </w:t>
+        <w:t xml:space="preserve">    </w:t>
+      </w:r>
+      <w:proofErr w:type="spellStart"/>
+      <w:r>
+        <w:rPr>
+          <w:rFonts w:ascii="Consolas" w:eastAsia="Times New Roman" w:hAnsi="Consolas" w:cs="Times New Roman"/>
+          <w:noProof w:val="0"/>
+          <w:color w:val="BBBEBF"/>
+          <w:kern w:val="0"/>
+          <w:sz w:val="21"/>
+          <w:szCs w:val="21"/>
+          <w14:ligatures w14:val="none"/>
+        </w:rPr>
+        <w:t>pid</w:t>
+      </w:r>
+      <w:proofErr w:type="spellEnd"/>
+      <w:r>
+        <w:rPr>
+          <w:rFonts w:ascii="Consolas" w:eastAsia="Times New Roman" w:hAnsi="Consolas" w:cs="Times New Roman"/>
+          <w:noProof w:val="0"/>
+          <w:color w:val="BBBEBF"/>
+          <w:kern w:val="0"/>
+          <w:sz w:val="21"/>
+          <w:szCs w:val="21"/>
+          <w14:ligatures w14:val="none"/>
+        </w:rPr>
+        <w:t xml:space="preserve">            </w:t>
       </w:r>
       <w:r>
         <w:rPr>
@@ -19519,7 +21962,33 @@
           <w:szCs w:val="21"/>
           <w14:ligatures w14:val="none"/>
         </w:rPr>
-        <w:t xml:space="preserve">    section_name   </w:t>
+        <w:t xml:space="preserve">    </w:t>
+      </w:r>
+      <w:proofErr w:type="spellStart"/>
+      <w:r>
+        <w:rPr>
+          <w:rFonts w:ascii="Consolas" w:eastAsia="Times New Roman" w:hAnsi="Consolas" w:cs="Times New Roman"/>
+          <w:noProof w:val="0"/>
+          <w:color w:val="BBBEBF"/>
+          <w:kern w:val="0"/>
+          <w:sz w:val="21"/>
+          <w:szCs w:val="21"/>
+          <w14:ligatures w14:val="none"/>
+        </w:rPr>
+        <w:t>section_name</w:t>
+      </w:r>
+      <w:proofErr w:type="spellEnd"/>
+      <w:r>
+        <w:rPr>
+          <w:rFonts w:ascii="Consolas" w:eastAsia="Times New Roman" w:hAnsi="Consolas" w:cs="Times New Roman"/>
+          <w:noProof w:val="0"/>
+          <w:color w:val="BBBEBF"/>
+          <w:kern w:val="0"/>
+          <w:sz w:val="21"/>
+          <w:szCs w:val="21"/>
+          <w14:ligatures w14:val="none"/>
+        </w:rPr>
+        <w:t xml:space="preserve">   </w:t>
       </w:r>
       <w:r>
         <w:rPr>
@@ -19644,7 +22113,33 @@
           <w:szCs w:val="21"/>
           <w14:ligatures w14:val="none"/>
         </w:rPr>
-        <w:t xml:space="preserve"> (pid, seat, </w:t>
+        <w:t xml:space="preserve"> (</w:t>
+      </w:r>
+      <w:proofErr w:type="spellStart"/>
+      <w:r>
+        <w:rPr>
+          <w:rFonts w:ascii="Consolas" w:eastAsia="Times New Roman" w:hAnsi="Consolas" w:cs="Times New Roman"/>
+          <w:noProof w:val="0"/>
+          <w:color w:val="BBBEBF"/>
+          <w:kern w:val="0"/>
+          <w:sz w:val="21"/>
+          <w:szCs w:val="21"/>
+          <w14:ligatures w14:val="none"/>
+        </w:rPr>
+        <w:t>pid</w:t>
+      </w:r>
+      <w:proofErr w:type="spellEnd"/>
+      <w:r>
+        <w:rPr>
+          <w:rFonts w:ascii="Consolas" w:eastAsia="Times New Roman" w:hAnsi="Consolas" w:cs="Times New Roman"/>
+          <w:noProof w:val="0"/>
+          <w:color w:val="BBBEBF"/>
+          <w:kern w:val="0"/>
+          <w:sz w:val="21"/>
+          <w:szCs w:val="21"/>
+          <w14:ligatures w14:val="none"/>
+        </w:rPr>
+        <w:t xml:space="preserve">, seat, </w:t>
       </w:r>
       <w:r>
         <w:rPr>
@@ -19668,7 +22163,33 @@
           <w:szCs w:val="21"/>
           <w14:ligatures w14:val="none"/>
         </w:rPr>
-        <w:t>, section_name),</w:t>
+        <w:t xml:space="preserve">, </w:t>
+      </w:r>
+      <w:proofErr w:type="spellStart"/>
+      <w:r>
+        <w:rPr>
+          <w:rFonts w:ascii="Consolas" w:eastAsia="Times New Roman" w:hAnsi="Consolas" w:cs="Times New Roman"/>
+          <w:noProof w:val="0"/>
+          <w:color w:val="BBBEBF"/>
+          <w:kern w:val="0"/>
+          <w:sz w:val="21"/>
+          <w:szCs w:val="21"/>
+          <w14:ligatures w14:val="none"/>
+        </w:rPr>
+        <w:t>section_name</w:t>
+      </w:r>
+      <w:proofErr w:type="spellEnd"/>
+      <w:r>
+        <w:rPr>
+          <w:rFonts w:ascii="Consolas" w:eastAsia="Times New Roman" w:hAnsi="Consolas" w:cs="Times New Roman"/>
+          <w:noProof w:val="0"/>
+          <w:color w:val="BBBEBF"/>
+          <w:kern w:val="0"/>
+          <w:sz w:val="21"/>
+          <w:szCs w:val="21"/>
+          <w14:ligatures w14:val="none"/>
+        </w:rPr>
+        <w:t>),</w:t>
       </w:r>
     </w:p>
     <w:p>
@@ -19721,7 +22242,33 @@
           <w:szCs w:val="21"/>
           <w14:ligatures w14:val="none"/>
         </w:rPr>
-        <w:t xml:space="preserve"> (pid) </w:t>
+        <w:t xml:space="preserve"> (</w:t>
+      </w:r>
+      <w:proofErr w:type="spellStart"/>
+      <w:r>
+        <w:rPr>
+          <w:rFonts w:ascii="Consolas" w:eastAsia="Times New Roman" w:hAnsi="Consolas" w:cs="Times New Roman"/>
+          <w:noProof w:val="0"/>
+          <w:color w:val="BBBEBF"/>
+          <w:kern w:val="0"/>
+          <w:sz w:val="21"/>
+          <w:szCs w:val="21"/>
+          <w14:ligatures w14:val="none"/>
+        </w:rPr>
+        <w:t>pid</w:t>
+      </w:r>
+      <w:proofErr w:type="spellEnd"/>
+      <w:r>
+        <w:rPr>
+          <w:rFonts w:ascii="Consolas" w:eastAsia="Times New Roman" w:hAnsi="Consolas" w:cs="Times New Roman"/>
+          <w:noProof w:val="0"/>
+          <w:color w:val="BBBEBF"/>
+          <w:kern w:val="0"/>
+          <w:sz w:val="21"/>
+          <w:szCs w:val="21"/>
+          <w14:ligatures w14:val="none"/>
+        </w:rPr>
+        <w:t xml:space="preserve">) </w:t>
       </w:r>
       <w:r>
         <w:rPr>
@@ -19745,7 +22292,33 @@
           <w:szCs w:val="21"/>
           <w14:ligatures w14:val="none"/>
         </w:rPr>
-        <w:t xml:space="preserve"> Performances(pid)</w:t>
+        <w:t xml:space="preserve"> Performances(</w:t>
+      </w:r>
+      <w:proofErr w:type="spellStart"/>
+      <w:r>
+        <w:rPr>
+          <w:rFonts w:ascii="Consolas" w:eastAsia="Times New Roman" w:hAnsi="Consolas" w:cs="Times New Roman"/>
+          <w:noProof w:val="0"/>
+          <w:color w:val="BBBEBF"/>
+          <w:kern w:val="0"/>
+          <w:sz w:val="21"/>
+          <w:szCs w:val="21"/>
+          <w14:ligatures w14:val="none"/>
+        </w:rPr>
+        <w:t>pid</w:t>
+      </w:r>
+      <w:proofErr w:type="spellEnd"/>
+      <w:r>
+        <w:rPr>
+          <w:rFonts w:ascii="Consolas" w:eastAsia="Times New Roman" w:hAnsi="Consolas" w:cs="Times New Roman"/>
+          <w:noProof w:val="0"/>
+          <w:color w:val="BBBEBF"/>
+          <w:kern w:val="0"/>
+          <w:sz w:val="21"/>
+          <w:szCs w:val="21"/>
+          <w14:ligatures w14:val="none"/>
+        </w:rPr>
+        <w:t>)</w:t>
       </w:r>
     </w:p>
     <w:p>
@@ -20027,7 +22600,33 @@
           <w:szCs w:val="21"/>
           <w14:ligatures w14:val="none"/>
         </w:rPr>
-        <w:t>    tid            </w:t>
+        <w:t xml:space="preserve">    </w:t>
+      </w:r>
+      <w:proofErr w:type="spellStart"/>
+      <w:r>
+        <w:rPr>
+          <w:rFonts w:ascii="Consolas" w:eastAsia="Times New Roman" w:hAnsi="Consolas" w:cs="Times New Roman"/>
+          <w:noProof w:val="0"/>
+          <w:color w:val="BBBEBF"/>
+          <w:kern w:val="0"/>
+          <w:sz w:val="21"/>
+          <w:szCs w:val="21"/>
+          <w14:ligatures w14:val="none"/>
+        </w:rPr>
+        <w:t>tid</w:t>
+      </w:r>
+      <w:proofErr w:type="spellEnd"/>
+      <w:r>
+        <w:rPr>
+          <w:rFonts w:ascii="Consolas" w:eastAsia="Times New Roman" w:hAnsi="Consolas" w:cs="Times New Roman"/>
+          <w:noProof w:val="0"/>
+          <w:color w:val="BBBEBF"/>
+          <w:kern w:val="0"/>
+          <w:sz w:val="21"/>
+          <w:szCs w:val="21"/>
+          <w14:ligatures w14:val="none"/>
+        </w:rPr>
+        <w:t xml:space="preserve">            </w:t>
       </w:r>
       <w:r>
         <w:rPr>
@@ -20104,7 +22703,33 @@
           <w:szCs w:val="21"/>
           <w14:ligatures w14:val="none"/>
         </w:rPr>
-        <w:t>    seller_id      </w:t>
+        <w:t xml:space="preserve">    </w:t>
+      </w:r>
+      <w:proofErr w:type="spellStart"/>
+      <w:r>
+        <w:rPr>
+          <w:rFonts w:ascii="Consolas" w:eastAsia="Times New Roman" w:hAnsi="Consolas" w:cs="Times New Roman"/>
+          <w:noProof w:val="0"/>
+          <w:color w:val="BBBEBF"/>
+          <w:kern w:val="0"/>
+          <w:sz w:val="21"/>
+          <w:szCs w:val="21"/>
+          <w14:ligatures w14:val="none"/>
+        </w:rPr>
+        <w:t>seller_id</w:t>
+      </w:r>
+      <w:proofErr w:type="spellEnd"/>
+      <w:r>
+        <w:rPr>
+          <w:rFonts w:ascii="Consolas" w:eastAsia="Times New Roman" w:hAnsi="Consolas" w:cs="Times New Roman"/>
+          <w:noProof w:val="0"/>
+          <w:color w:val="BBBEBF"/>
+          <w:kern w:val="0"/>
+          <w:sz w:val="21"/>
+          <w:szCs w:val="21"/>
+          <w14:ligatures w14:val="none"/>
+        </w:rPr>
+        <w:t xml:space="preserve">      </w:t>
       </w:r>
       <w:r>
         <w:rPr>
@@ -20181,7 +22806,33 @@
           <w:szCs w:val="21"/>
           <w14:ligatures w14:val="none"/>
         </w:rPr>
-        <w:t>    list_datetime  </w:t>
+        <w:t xml:space="preserve">    </w:t>
+      </w:r>
+      <w:proofErr w:type="spellStart"/>
+      <w:r>
+        <w:rPr>
+          <w:rFonts w:ascii="Consolas" w:eastAsia="Times New Roman" w:hAnsi="Consolas" w:cs="Times New Roman"/>
+          <w:noProof w:val="0"/>
+          <w:color w:val="BBBEBF"/>
+          <w:kern w:val="0"/>
+          <w:sz w:val="21"/>
+          <w:szCs w:val="21"/>
+          <w14:ligatures w14:val="none"/>
+        </w:rPr>
+        <w:t>list_datetime</w:t>
+      </w:r>
+      <w:proofErr w:type="spellEnd"/>
+      <w:r>
+        <w:rPr>
+          <w:rFonts w:ascii="Consolas" w:eastAsia="Times New Roman" w:hAnsi="Consolas" w:cs="Times New Roman"/>
+          <w:noProof w:val="0"/>
+          <w:color w:val="BBBEBF"/>
+          <w:kern w:val="0"/>
+          <w:sz w:val="21"/>
+          <w:szCs w:val="21"/>
+          <w14:ligatures w14:val="none"/>
+        </w:rPr>
+        <w:t xml:space="preserve">  </w:t>
       </w:r>
       <w:r>
         <w:rPr>
@@ -20383,7 +23034,33 @@
           <w:szCs w:val="21"/>
           <w14:ligatures w14:val="none"/>
         </w:rPr>
-        <w:t xml:space="preserve">    withdraw_datetime </w:t>
+        <w:t xml:space="preserve">    </w:t>
+      </w:r>
+      <w:proofErr w:type="spellStart"/>
+      <w:r>
+        <w:rPr>
+          <w:rFonts w:ascii="Consolas" w:eastAsia="Times New Roman" w:hAnsi="Consolas" w:cs="Times New Roman"/>
+          <w:noProof w:val="0"/>
+          <w:color w:val="BBBEBF"/>
+          <w:kern w:val="0"/>
+          <w:sz w:val="21"/>
+          <w:szCs w:val="21"/>
+          <w14:ligatures w14:val="none"/>
+        </w:rPr>
+        <w:t>withdraw_datetime</w:t>
+      </w:r>
+      <w:proofErr w:type="spellEnd"/>
+      <w:r>
+        <w:rPr>
+          <w:rFonts w:ascii="Consolas" w:eastAsia="Times New Roman" w:hAnsi="Consolas" w:cs="Times New Roman"/>
+          <w:noProof w:val="0"/>
+          <w:color w:val="BBBEBF"/>
+          <w:kern w:val="0"/>
+          <w:sz w:val="21"/>
+          <w:szCs w:val="21"/>
+          <w14:ligatures w14:val="none"/>
+        </w:rPr>
+        <w:t xml:space="preserve"> </w:t>
       </w:r>
       <w:r>
         <w:rPr>
@@ -20484,7 +23161,33 @@
           <w:szCs w:val="21"/>
           <w14:ligatures w14:val="none"/>
         </w:rPr>
-        <w:t xml:space="preserve">    buyer_id       </w:t>
+        <w:t xml:space="preserve">    </w:t>
+      </w:r>
+      <w:proofErr w:type="spellStart"/>
+      <w:r>
+        <w:rPr>
+          <w:rFonts w:ascii="Consolas" w:eastAsia="Times New Roman" w:hAnsi="Consolas" w:cs="Times New Roman"/>
+          <w:noProof w:val="0"/>
+          <w:color w:val="BBBEBF"/>
+          <w:kern w:val="0"/>
+          <w:sz w:val="21"/>
+          <w:szCs w:val="21"/>
+          <w14:ligatures w14:val="none"/>
+        </w:rPr>
+        <w:t>buyer_id</w:t>
+      </w:r>
+      <w:proofErr w:type="spellEnd"/>
+      <w:r>
+        <w:rPr>
+          <w:rFonts w:ascii="Consolas" w:eastAsia="Times New Roman" w:hAnsi="Consolas" w:cs="Times New Roman"/>
+          <w:noProof w:val="0"/>
+          <w:color w:val="BBBEBF"/>
+          <w:kern w:val="0"/>
+          <w:sz w:val="21"/>
+          <w:szCs w:val="21"/>
+          <w14:ligatures w14:val="none"/>
+        </w:rPr>
+        <w:t xml:space="preserve">       </w:t>
       </w:r>
       <w:r>
         <w:rPr>
@@ -20585,7 +23288,33 @@
           <w:szCs w:val="21"/>
           <w14:ligatures w14:val="none"/>
         </w:rPr>
-        <w:t xml:space="preserve">    trans_datetime </w:t>
+        <w:t xml:space="preserve">    </w:t>
+      </w:r>
+      <w:proofErr w:type="spellStart"/>
+      <w:r>
+        <w:rPr>
+          <w:rFonts w:ascii="Consolas" w:eastAsia="Times New Roman" w:hAnsi="Consolas" w:cs="Times New Roman"/>
+          <w:noProof w:val="0"/>
+          <w:color w:val="BBBEBF"/>
+          <w:kern w:val="0"/>
+          <w:sz w:val="21"/>
+          <w:szCs w:val="21"/>
+          <w14:ligatures w14:val="none"/>
+        </w:rPr>
+        <w:t>trans_datetime</w:t>
+      </w:r>
+      <w:proofErr w:type="spellEnd"/>
+      <w:r>
+        <w:rPr>
+          <w:rFonts w:ascii="Consolas" w:eastAsia="Times New Roman" w:hAnsi="Consolas" w:cs="Times New Roman"/>
+          <w:noProof w:val="0"/>
+          <w:color w:val="BBBEBF"/>
+          <w:kern w:val="0"/>
+          <w:sz w:val="21"/>
+          <w:szCs w:val="21"/>
+          <w14:ligatures w14:val="none"/>
+        </w:rPr>
+        <w:t xml:space="preserve"> </w:t>
       </w:r>
       <w:r>
         <w:rPr>
@@ -20710,7 +23439,33 @@
           <w:szCs w:val="21"/>
           <w14:ligatures w14:val="none"/>
         </w:rPr>
-        <w:t xml:space="preserve"> (tid) </w:t>
+        <w:t xml:space="preserve"> (</w:t>
+      </w:r>
+      <w:proofErr w:type="spellStart"/>
+      <w:r>
+        <w:rPr>
+          <w:rFonts w:ascii="Consolas" w:eastAsia="Times New Roman" w:hAnsi="Consolas" w:cs="Times New Roman"/>
+          <w:noProof w:val="0"/>
+          <w:color w:val="BBBEBF"/>
+          <w:kern w:val="0"/>
+          <w:sz w:val="21"/>
+          <w:szCs w:val="21"/>
+          <w14:ligatures w14:val="none"/>
+        </w:rPr>
+        <w:t>tid</w:t>
+      </w:r>
+      <w:proofErr w:type="spellEnd"/>
+      <w:r>
+        <w:rPr>
+          <w:rFonts w:ascii="Consolas" w:eastAsia="Times New Roman" w:hAnsi="Consolas" w:cs="Times New Roman"/>
+          <w:noProof w:val="0"/>
+          <w:color w:val="BBBEBF"/>
+          <w:kern w:val="0"/>
+          <w:sz w:val="21"/>
+          <w:szCs w:val="21"/>
+          <w14:ligatures w14:val="none"/>
+        </w:rPr>
+        <w:t xml:space="preserve">) </w:t>
       </w:r>
       <w:r>
         <w:rPr>
@@ -20734,7 +23489,33 @@
           <w:szCs w:val="21"/>
           <w14:ligatures w14:val="none"/>
         </w:rPr>
-        <w:t xml:space="preserve"> Tickets(tid)</w:t>
+        <w:t xml:space="preserve"> Tickets(</w:t>
+      </w:r>
+      <w:proofErr w:type="spellStart"/>
+      <w:r>
+        <w:rPr>
+          <w:rFonts w:ascii="Consolas" w:eastAsia="Times New Roman" w:hAnsi="Consolas" w:cs="Times New Roman"/>
+          <w:noProof w:val="0"/>
+          <w:color w:val="BBBEBF"/>
+          <w:kern w:val="0"/>
+          <w:sz w:val="21"/>
+          <w:szCs w:val="21"/>
+          <w14:ligatures w14:val="none"/>
+        </w:rPr>
+        <w:t>tid</w:t>
+      </w:r>
+      <w:proofErr w:type="spellEnd"/>
+      <w:r>
+        <w:rPr>
+          <w:rFonts w:ascii="Consolas" w:eastAsia="Times New Roman" w:hAnsi="Consolas" w:cs="Times New Roman"/>
+          <w:noProof w:val="0"/>
+          <w:color w:val="BBBEBF"/>
+          <w:kern w:val="0"/>
+          <w:sz w:val="21"/>
+          <w:szCs w:val="21"/>
+          <w14:ligatures w14:val="none"/>
+        </w:rPr>
+        <w:t>)</w:t>
       </w:r>
     </w:p>
     <w:p>
@@ -20840,7 +23621,33 @@
           <w:szCs w:val="21"/>
           <w14:ligatures w14:val="none"/>
         </w:rPr>
-        <w:t xml:space="preserve"> (seller_id) </w:t>
+        <w:t xml:space="preserve"> (</w:t>
+      </w:r>
+      <w:proofErr w:type="spellStart"/>
+      <w:r>
+        <w:rPr>
+          <w:rFonts w:ascii="Consolas" w:eastAsia="Times New Roman" w:hAnsi="Consolas" w:cs="Times New Roman"/>
+          <w:noProof w:val="0"/>
+          <w:color w:val="BBBEBF"/>
+          <w:kern w:val="0"/>
+          <w:sz w:val="21"/>
+          <w:szCs w:val="21"/>
+          <w14:ligatures w14:val="none"/>
+        </w:rPr>
+        <w:t>seller_id</w:t>
+      </w:r>
+      <w:proofErr w:type="spellEnd"/>
+      <w:r>
+        <w:rPr>
+          <w:rFonts w:ascii="Consolas" w:eastAsia="Times New Roman" w:hAnsi="Consolas" w:cs="Times New Roman"/>
+          <w:noProof w:val="0"/>
+          <w:color w:val="BBBEBF"/>
+          <w:kern w:val="0"/>
+          <w:sz w:val="21"/>
+          <w:szCs w:val="21"/>
+          <w14:ligatures w14:val="none"/>
+        </w:rPr>
+        <w:t xml:space="preserve">) </w:t>
       </w:r>
       <w:r>
         <w:rPr>
@@ -20866,6 +23673,7 @@
         </w:rPr>
         <w:t xml:space="preserve"> Customers(</w:t>
       </w:r>
+      <w:proofErr w:type="spellStart"/>
       <w:r>
         <w:rPr>
           <w:rFonts w:ascii="Consolas" w:eastAsia="Times New Roman" w:hAnsi="Consolas" w:cs="Times New Roman"/>
@@ -20878,6 +23686,7 @@
         </w:rPr>
         <w:t>uid</w:t>
       </w:r>
+      <w:proofErr w:type="spellEnd"/>
       <w:r>
         <w:rPr>
           <w:rFonts w:ascii="Consolas" w:eastAsia="Times New Roman" w:hAnsi="Consolas" w:cs="Times New Roman"/>
@@ -20994,7 +23803,33 @@
           <w:szCs w:val="21"/>
           <w14:ligatures w14:val="none"/>
         </w:rPr>
-        <w:t xml:space="preserve"> (buyer_id) </w:t>
+        <w:t xml:space="preserve"> (</w:t>
+      </w:r>
+      <w:proofErr w:type="spellStart"/>
+      <w:r>
+        <w:rPr>
+          <w:rFonts w:ascii="Consolas" w:eastAsia="Times New Roman" w:hAnsi="Consolas" w:cs="Times New Roman"/>
+          <w:noProof w:val="0"/>
+          <w:color w:val="BBBEBF"/>
+          <w:kern w:val="0"/>
+          <w:sz w:val="21"/>
+          <w:szCs w:val="21"/>
+          <w14:ligatures w14:val="none"/>
+        </w:rPr>
+        <w:t>buyer_id</w:t>
+      </w:r>
+      <w:proofErr w:type="spellEnd"/>
+      <w:r>
+        <w:rPr>
+          <w:rFonts w:ascii="Consolas" w:eastAsia="Times New Roman" w:hAnsi="Consolas" w:cs="Times New Roman"/>
+          <w:noProof w:val="0"/>
+          <w:color w:val="BBBEBF"/>
+          <w:kern w:val="0"/>
+          <w:sz w:val="21"/>
+          <w:szCs w:val="21"/>
+          <w14:ligatures w14:val="none"/>
+        </w:rPr>
+        <w:t xml:space="preserve">) </w:t>
       </w:r>
       <w:r>
         <w:rPr>
@@ -21020,6 +23855,7 @@
         </w:rPr>
         <w:t xml:space="preserve"> Customers(</w:t>
       </w:r>
+      <w:proofErr w:type="spellStart"/>
       <w:r>
         <w:rPr>
           <w:rFonts w:ascii="Consolas" w:eastAsia="Times New Roman" w:hAnsi="Consolas" w:cs="Times New Roman"/>
@@ -21032,6 +23868,7 @@
         </w:rPr>
         <w:t>uid</w:t>
       </w:r>
+      <w:proofErr w:type="spellEnd"/>
       <w:r>
         <w:rPr>
           <w:rFonts w:ascii="Consolas" w:eastAsia="Times New Roman" w:hAnsi="Consolas" w:cs="Times New Roman"/>
@@ -21178,7 +24015,33 @@
           <w14:ligatures w14:val="none"/>
         </w:rPr>
         <w:lastRenderedPageBreak/>
-        <w:t xml:space="preserve">        (buyer_id </w:t>
+        <w:t>        (</w:t>
+      </w:r>
+      <w:proofErr w:type="spellStart"/>
+      <w:r>
+        <w:rPr>
+          <w:rFonts w:ascii="Consolas" w:eastAsia="Times New Roman" w:hAnsi="Consolas" w:cs="Times New Roman"/>
+          <w:noProof w:val="0"/>
+          <w:color w:val="BBBEBF"/>
+          <w:kern w:val="0"/>
+          <w:sz w:val="21"/>
+          <w:szCs w:val="21"/>
+          <w14:ligatures w14:val="none"/>
+        </w:rPr>
+        <w:t>buyer_id</w:t>
+      </w:r>
+      <w:proofErr w:type="spellEnd"/>
+      <w:r>
+        <w:rPr>
+          <w:rFonts w:ascii="Consolas" w:eastAsia="Times New Roman" w:hAnsi="Consolas" w:cs="Times New Roman"/>
+          <w:noProof w:val="0"/>
+          <w:color w:val="BBBEBF"/>
+          <w:kern w:val="0"/>
+          <w:sz w:val="21"/>
+          <w:szCs w:val="21"/>
+          <w14:ligatures w14:val="none"/>
+        </w:rPr>
+        <w:t xml:space="preserve"> </w:t>
       </w:r>
       <w:r>
         <w:rPr>
@@ -21226,7 +24089,33 @@
           <w:szCs w:val="21"/>
           <w14:ligatures w14:val="none"/>
         </w:rPr>
-        <w:t xml:space="preserve"> trans_datetime </w:t>
+        <w:t xml:space="preserve"> </w:t>
+      </w:r>
+      <w:proofErr w:type="spellStart"/>
+      <w:r>
+        <w:rPr>
+          <w:rFonts w:ascii="Consolas" w:eastAsia="Times New Roman" w:hAnsi="Consolas" w:cs="Times New Roman"/>
+          <w:noProof w:val="0"/>
+          <w:color w:val="BBBEBF"/>
+          <w:kern w:val="0"/>
+          <w:sz w:val="21"/>
+          <w:szCs w:val="21"/>
+          <w14:ligatures w14:val="none"/>
+        </w:rPr>
+        <w:t>trans_datetime</w:t>
+      </w:r>
+      <w:proofErr w:type="spellEnd"/>
+      <w:r>
+        <w:rPr>
+          <w:rFonts w:ascii="Consolas" w:eastAsia="Times New Roman" w:hAnsi="Consolas" w:cs="Times New Roman"/>
+          <w:noProof w:val="0"/>
+          <w:color w:val="BBBEBF"/>
+          <w:kern w:val="0"/>
+          <w:sz w:val="21"/>
+          <w:szCs w:val="21"/>
+          <w14:ligatures w14:val="none"/>
+        </w:rPr>
+        <w:t xml:space="preserve"> </w:t>
       </w:r>
       <w:r>
         <w:rPr>
@@ -21274,7 +24163,33 @@
           <w:szCs w:val="21"/>
           <w14:ligatures w14:val="none"/>
         </w:rPr>
-        <w:t xml:space="preserve"> withdraw_datetime </w:t>
+        <w:t xml:space="preserve"> </w:t>
+      </w:r>
+      <w:proofErr w:type="spellStart"/>
+      <w:r>
+        <w:rPr>
+          <w:rFonts w:ascii="Consolas" w:eastAsia="Times New Roman" w:hAnsi="Consolas" w:cs="Times New Roman"/>
+          <w:noProof w:val="0"/>
+          <w:color w:val="BBBEBF"/>
+          <w:kern w:val="0"/>
+          <w:sz w:val="21"/>
+          <w:szCs w:val="21"/>
+          <w14:ligatures w14:val="none"/>
+        </w:rPr>
+        <w:t>withdraw_datetime</w:t>
+      </w:r>
+      <w:proofErr w:type="spellEnd"/>
+      <w:r>
+        <w:rPr>
+          <w:rFonts w:ascii="Consolas" w:eastAsia="Times New Roman" w:hAnsi="Consolas" w:cs="Times New Roman"/>
+          <w:noProof w:val="0"/>
+          <w:color w:val="BBBEBF"/>
+          <w:kern w:val="0"/>
+          <w:sz w:val="21"/>
+          <w:szCs w:val="21"/>
+          <w14:ligatures w14:val="none"/>
+        </w:rPr>
+        <w:t xml:space="preserve"> </w:t>
       </w:r>
       <w:r>
         <w:rPr>
@@ -21375,7 +24290,33 @@
           <w:szCs w:val="21"/>
           <w14:ligatures w14:val="none"/>
         </w:rPr>
-        <w:t xml:space="preserve"> (buyer_id </w:t>
+        <w:t xml:space="preserve"> (</w:t>
+      </w:r>
+      <w:proofErr w:type="spellStart"/>
+      <w:r>
+        <w:rPr>
+          <w:rFonts w:ascii="Consolas" w:eastAsia="Times New Roman" w:hAnsi="Consolas" w:cs="Times New Roman"/>
+          <w:noProof w:val="0"/>
+          <w:color w:val="BBBEBF"/>
+          <w:kern w:val="0"/>
+          <w:sz w:val="21"/>
+          <w:szCs w:val="21"/>
+          <w14:ligatures w14:val="none"/>
+        </w:rPr>
+        <w:t>buyer_id</w:t>
+      </w:r>
+      <w:proofErr w:type="spellEnd"/>
+      <w:r>
+        <w:rPr>
+          <w:rFonts w:ascii="Consolas" w:eastAsia="Times New Roman" w:hAnsi="Consolas" w:cs="Times New Roman"/>
+          <w:noProof w:val="0"/>
+          <w:color w:val="BBBEBF"/>
+          <w:kern w:val="0"/>
+          <w:sz w:val="21"/>
+          <w:szCs w:val="21"/>
+          <w14:ligatures w14:val="none"/>
+        </w:rPr>
+        <w:t xml:space="preserve"> </w:t>
       </w:r>
       <w:r>
         <w:rPr>
@@ -21447,7 +24388,33 @@
           <w:szCs w:val="21"/>
           <w14:ligatures w14:val="none"/>
         </w:rPr>
-        <w:t xml:space="preserve"> trans_datetime </w:t>
+        <w:t xml:space="preserve"> </w:t>
+      </w:r>
+      <w:proofErr w:type="spellStart"/>
+      <w:r>
+        <w:rPr>
+          <w:rFonts w:ascii="Consolas" w:eastAsia="Times New Roman" w:hAnsi="Consolas" w:cs="Times New Roman"/>
+          <w:noProof w:val="0"/>
+          <w:color w:val="BBBEBF"/>
+          <w:kern w:val="0"/>
+          <w:sz w:val="21"/>
+          <w:szCs w:val="21"/>
+          <w14:ligatures w14:val="none"/>
+        </w:rPr>
+        <w:t>trans_datetime</w:t>
+      </w:r>
+      <w:proofErr w:type="spellEnd"/>
+      <w:r>
+        <w:rPr>
+          <w:rFonts w:ascii="Consolas" w:eastAsia="Times New Roman" w:hAnsi="Consolas" w:cs="Times New Roman"/>
+          <w:noProof w:val="0"/>
+          <w:color w:val="BBBEBF"/>
+          <w:kern w:val="0"/>
+          <w:sz w:val="21"/>
+          <w:szCs w:val="21"/>
+          <w14:ligatures w14:val="none"/>
+        </w:rPr>
+        <w:t xml:space="preserve"> </w:t>
       </w:r>
       <w:r>
         <w:rPr>
@@ -21574,7 +24541,7 @@
 </file>
 
 <file path=word/numbering.xml><?xml version="1.0" encoding="utf-8"?>
-<w:numbering xmlns:wpc="http://schemas.microsoft.com/office/word/2010/wordprocessingCanvas" xmlns:cx="http://schemas.microsoft.com/office/drawing/2014/chartex" xmlns:cx1="http://schemas.microsoft.com/office/drawing/2015/9/8/chartex" xmlns:cx2="http://schemas.microsoft.com/office/drawing/2015/10/21/chartex" xmlns:cx3="http://schemas.microsoft.com/office/drawing/2016/5/9/chartex" xmlns:cx4="http://schemas.microsoft.com/office/drawing/2016/5/10/chartex" xmlns:cx5="http://schemas.microsoft.com/office/drawing/2016/5/11/chartex" xmlns:cx6="http://schemas.microsoft.com/office/drawing/2016/5/12/chartex" xmlns:cx7="http://schemas.microsoft.com/office/drawing/2016/5/13/chartex" xmlns:cx8="http://schemas.microsoft.com/office/drawing/2016/5/14/chartex" xmlns:mc="http://schemas.openxmlformats.org/markup-compatibility/2006" xmlns:aink="http://schemas.microsoft.com/office/drawing/2016/ink" xmlns:am3d="http://schemas.microsoft.com/office/drawing/2017/model3d" xmlns:o="urn:schemas-microsoft-com:office:office" xmlns:oel="http://schemas.microsoft.com/office/2019/extlst" xmlns:r="http://schemas.openxmlformats.org/officeDocument/2006/relationships" xmlns:m="http://schemas.openxmlformats.org/officeDocument/2006/math" xmlns:v="urn:schemas-microsoft-com:vml" xmlns:wp14="http://schemas.microsoft.com/office/word/2010/wordprocessingDrawing" xmlns:wp="http://schemas.openxmlformats.org/drawingml/2006/wordprocessingDrawing" xmlns:w10="urn:schemas-microsoft-com:office:word" xmlns:w="http://schemas.openxmlformats.org/wordprocessingml/2006/main" xmlns:w14="http://schemas.microsoft.com/office/word/2010/wordml" xmlns:w15="http://schemas.microsoft.com/office/word/2012/wordml" xmlns:w16cex="http://schemas.microsoft.com/office/word/2018/wordml/cex" xmlns:w16cid="http://schemas.microsoft.com/office/word/2016/wordml/cid" xmlns:w16="http://schemas.microsoft.com/office/word/2018/wordml" xmlns:w16du="http://schemas.microsoft.com/office/word/2023/wordml/word16du" xmlns:w16sdtdh="http://schemas.microsoft.com/office/word/2020/wordml/sdtdatahash" xmlns:w16sdtfl="http://schemas.microsoft.com/office/word/2024/wordml/sdtformatlock" xmlns:w16se="http://schemas.microsoft.com/office/word/2015/wordml/symex" xmlns:wpg="http://schemas.microsoft.com/office/word/2010/wordprocessingGroup" xmlns:wpi="http://schemas.microsoft.com/office/word/2010/wordprocessingInk" xmlns:wne="http://schemas.microsoft.com/office/word/2006/wordml" xmlns:wps="http://schemas.microsoft.com/office/word/2010/wordprocessingShape" mc:Ignorable="w14 w15 w16se w16cid w16 w16cex w16sdtdh w16sdtfl w16du wp14">
+<w:numbering xmlns:wpc="http://schemas.microsoft.com/office/word/2010/wordprocessingCanvas" xmlns:cx="http://schemas.microsoft.com/office/drawing/2014/chartex" xmlns:cx1="http://schemas.microsoft.com/office/drawing/2015/9/8/chartex" xmlns:cx2="http://schemas.microsoft.com/office/drawing/2015/10/21/chartex" xmlns:cx3="http://schemas.microsoft.com/office/drawing/2016/5/9/chartex" xmlns:cx4="http://schemas.microsoft.com/office/drawing/2016/5/10/chartex" xmlns:cx5="http://schemas.microsoft.com/office/drawing/2016/5/11/chartex" xmlns:cx6="http://schemas.microsoft.com/office/drawing/2016/5/12/chartex" xmlns:cx7="http://schemas.microsoft.com/office/drawing/2016/5/13/chartex" xmlns:cx8="http://schemas.microsoft.com/office/drawing/2016/5/14/chartex" xmlns:mc="http://schemas.openxmlformats.org/markup-compatibility/2006" xmlns:aink="http://schemas.microsoft.com/office/drawing/2016/ink" xmlns:am3d="http://schemas.microsoft.com/office/drawing/2017/model3d" xmlns:o="urn:schemas-microsoft-com:office:office" xmlns:oel="http://schemas.microsoft.com/office/2019/extlst" xmlns:r="http://schemas.openxmlformats.org/officeDocument/2006/relationships" xmlns:m="http://schemas.openxmlformats.org/officeDocument/2006/math" xmlns:v="urn:schemas-microsoft-com:vml" xmlns:wp14="http://schemas.microsoft.com/office/word/2010/wordprocessingDrawing" xmlns:wp="http://schemas.openxmlformats.org/drawingml/2006/wordprocessingDrawing" xmlns:w10="urn:schemas-microsoft-com:office:word" xmlns:w="http://schemas.openxmlformats.org/wordprocessingml/2006/main" xmlns:w14="http://schemas.microsoft.com/office/word/2010/wordml" xmlns:w15="http://schemas.microsoft.com/office/word/2012/wordml" xmlns:w16cei="http://schemas.microsoft.com/office/word/2026/wordml/cei" xmlns:w16cex="http://schemas.microsoft.com/office/word/2018/wordml/cex" xmlns:w16cid="http://schemas.microsoft.com/office/word/2016/wordml/cid" xmlns:w16="http://schemas.microsoft.com/office/word/2018/wordml" xmlns:w16du="http://schemas.microsoft.com/office/word/2023/wordml/word16du" xmlns:w16sdtdh="http://schemas.microsoft.com/office/word/2020/wordml/sdtdatahash" xmlns:w16sdtfl="http://schemas.microsoft.com/office/word/2024/wordml/sdtformatlock" xmlns:w16se="http://schemas.microsoft.com/office/word/2015/wordml/symex" xmlns:wpg="http://schemas.microsoft.com/office/word/2010/wordprocessingGroup" xmlns:wpi="http://schemas.microsoft.com/office/word/2010/wordprocessingInk" xmlns:wne="http://schemas.microsoft.com/office/word/2006/wordml" xmlns:wps="http://schemas.microsoft.com/office/word/2010/wordprocessingShape" mc:Ignorable="w14 w15 w16se w16cid w16 w16cex w16sdtdh w16sdtfl w16du wp14">
   <w:abstractNum w:abstractNumId="0" w15:restartNumberingAfterBreak="0">
     <w:nsid w:val="0FF14DEF"/>
     <w:multiLevelType w:val="hybridMultilevel"/>
@@ -22026,6 +24993,92 @@
       <w:rPr>
         <w:rFonts w:hint="default"/>
       </w:rPr>
+    </w:lvl>
+    <w:lvl w:ilvl="1" w:tplc="04090019" w:tentative="1">
+      <w:start w:val="1"/>
+      <w:numFmt w:val="lowerLetter"/>
+      <w:lvlText w:val="%2."/>
+      <w:lvlJc w:val="left"/>
+      <w:pPr>
+        <w:ind w:left="1440" w:hanging="360"/>
+      </w:pPr>
+    </w:lvl>
+    <w:lvl w:ilvl="2" w:tplc="0409001B" w:tentative="1">
+      <w:start w:val="1"/>
+      <w:numFmt w:val="lowerRoman"/>
+      <w:lvlText w:val="%3."/>
+      <w:lvlJc w:val="right"/>
+      <w:pPr>
+        <w:ind w:left="2160" w:hanging="180"/>
+      </w:pPr>
+    </w:lvl>
+    <w:lvl w:ilvl="3" w:tplc="0409000F" w:tentative="1">
+      <w:start w:val="1"/>
+      <w:numFmt w:val="decimal"/>
+      <w:lvlText w:val="%4."/>
+      <w:lvlJc w:val="left"/>
+      <w:pPr>
+        <w:ind w:left="2880" w:hanging="360"/>
+      </w:pPr>
+    </w:lvl>
+    <w:lvl w:ilvl="4" w:tplc="04090019" w:tentative="1">
+      <w:start w:val="1"/>
+      <w:numFmt w:val="lowerLetter"/>
+      <w:lvlText w:val="%5."/>
+      <w:lvlJc w:val="left"/>
+      <w:pPr>
+        <w:ind w:left="3600" w:hanging="360"/>
+      </w:pPr>
+    </w:lvl>
+    <w:lvl w:ilvl="5" w:tplc="0409001B" w:tentative="1">
+      <w:start w:val="1"/>
+      <w:numFmt w:val="lowerRoman"/>
+      <w:lvlText w:val="%6."/>
+      <w:lvlJc w:val="right"/>
+      <w:pPr>
+        <w:ind w:left="4320" w:hanging="180"/>
+      </w:pPr>
+    </w:lvl>
+    <w:lvl w:ilvl="6" w:tplc="0409000F" w:tentative="1">
+      <w:start w:val="1"/>
+      <w:numFmt w:val="decimal"/>
+      <w:lvlText w:val="%7."/>
+      <w:lvlJc w:val="left"/>
+      <w:pPr>
+        <w:ind w:left="5040" w:hanging="360"/>
+      </w:pPr>
+    </w:lvl>
+    <w:lvl w:ilvl="7" w:tplc="04090019" w:tentative="1">
+      <w:start w:val="1"/>
+      <w:numFmt w:val="lowerLetter"/>
+      <w:lvlText w:val="%8."/>
+      <w:lvlJc w:val="left"/>
+      <w:pPr>
+        <w:ind w:left="5760" w:hanging="360"/>
+      </w:pPr>
+    </w:lvl>
+    <w:lvl w:ilvl="8" w:tplc="0409001B" w:tentative="1">
+      <w:start w:val="1"/>
+      <w:numFmt w:val="lowerRoman"/>
+      <w:lvlText w:val="%9."/>
+      <w:lvlJc w:val="right"/>
+      <w:pPr>
+        <w:ind w:left="6480" w:hanging="180"/>
+      </w:pPr>
+    </w:lvl>
+  </w:abstractNum>
+  <w:abstractNum w:abstractNumId="6" w15:restartNumberingAfterBreak="0">
+    <w:nsid w:val="7FC507CA"/>
+    <w:multiLevelType w:val="hybridMultilevel"/>
+    <w:tmpl w:val="DC1E2B0A"/>
+    <w:lvl w:ilvl="0" w:tplc="0409000F">
+      <w:start w:val="1"/>
+      <w:numFmt w:val="decimal"/>
+      <w:lvlText w:val="%1."/>
+      <w:lvlJc w:val="left"/>
+      <w:pPr>
+        <w:ind w:left="720" w:hanging="360"/>
+      </w:pPr>
     </w:lvl>
     <w:lvl w:ilvl="1" w:tplc="04090019" w:tentative="1">
       <w:start w:val="1"/>
@@ -22117,6 +25170,9 @@
   </w:num>
   <w:num w:numId="6" w16cid:durableId="26495055">
     <w:abstractNumId w:val="3"/>
+  </w:num>
+  <w:num w:numId="7" w16cid:durableId="782918188">
+    <w:abstractNumId w:val="6"/>
   </w:num>
 </w:numbering>
 </file>
@@ -22732,6 +25788,7 @@
   <w:style w:type="character" w:default="1" w:styleId="DefaultParagraphFont">
     <w:name w:val="Default Paragraph Font"/>
     <w:uiPriority w:val="1"/>
+    <w:semiHidden/>
     <w:unhideWhenUsed/>
   </w:style>
   <w:style w:type="table" w:default="1" w:styleId="TableNormal">

--- a/report.docx
+++ b/report.docx
@@ -1309,10 +1309,51 @@
     </w:p>
     <w:p>
       <w:pPr>
-        <w:rPr>
-          <w:rFonts w:ascii="Calibri" w:hAnsi="Calibri" w:cs="Calibri"/>
-        </w:rPr>
-      </w:pPr>
+        <w:pStyle w:val="ListParagraph"/>
+        <w:numPr>
+          <w:ilvl w:val="0"/>
+          <w:numId w:val="9"/>
+        </w:numPr>
+        <w:rPr>
+          <w:rFonts w:ascii="Calibri" w:hAnsi="Calibri" w:cs="Calibri" w:hint="eastAsia"/>
+        </w:rPr>
+      </w:pPr>
+      <w:r>
+        <w:rPr>
+          <w:rFonts w:ascii="Calibri" w:hAnsi="Calibri" w:cs="Calibri" w:hint="eastAsia"/>
+        </w:rPr>
+        <w:t>For R2, if an Event has at least 1 Performance</w:t>
+      </w:r>
+      <w:r>
+        <w:rPr>
+          <w:rFonts w:ascii="Calibri" w:hAnsi="Calibri" w:cs="Calibri" w:hint="eastAsia"/>
+        </w:rPr>
+        <w:t xml:space="preserve"> (not cancelled)</w:t>
+      </w:r>
+      <w:r>
+        <w:rPr>
+          <w:rFonts w:ascii="Calibri" w:hAnsi="Calibri" w:cs="Calibri" w:hint="eastAsia"/>
+        </w:rPr>
+        <w:t xml:space="preserve"> happening in a particular country/city/venue, I coun</w:t>
+      </w:r>
+      <w:r>
+        <w:rPr>
+          <w:rFonts w:ascii="Calibri" w:hAnsi="Calibri" w:cs="Calibri" w:hint="eastAsia"/>
+        </w:rPr>
+        <w:t xml:space="preserve">t it as an Event happening there. Thus, an Event with Performances happening </w:t>
+      </w:r>
+      <w:r>
+        <w:rPr>
+          <w:rFonts w:ascii="Calibri" w:hAnsi="Calibri" w:cs="Calibri" w:hint="eastAsia"/>
+        </w:rPr>
+        <w:t xml:space="preserve">at </w:t>
+      </w:r>
+      <w:r>
+        <w:rPr>
+          <w:rFonts w:ascii="Calibri" w:hAnsi="Calibri" w:cs="Calibri" w:hint="eastAsia"/>
+        </w:rPr>
+        <w:t>different places may be counted multiple times.</w:t>
+      </w:r>
     </w:p>
     <w:p>
       <w:pPr>
@@ -24543,9 +24584,9 @@
 <file path=word/numbering.xml><?xml version="1.0" encoding="utf-8"?>
 <w:numbering xmlns:wpc="http://schemas.microsoft.com/office/word/2010/wordprocessingCanvas" xmlns:cx="http://schemas.microsoft.com/office/drawing/2014/chartex" xmlns:cx1="http://schemas.microsoft.com/office/drawing/2015/9/8/chartex" xmlns:cx2="http://schemas.microsoft.com/office/drawing/2015/10/21/chartex" xmlns:cx3="http://schemas.microsoft.com/office/drawing/2016/5/9/chartex" xmlns:cx4="http://schemas.microsoft.com/office/drawing/2016/5/10/chartex" xmlns:cx5="http://schemas.microsoft.com/office/drawing/2016/5/11/chartex" xmlns:cx6="http://schemas.microsoft.com/office/drawing/2016/5/12/chartex" xmlns:cx7="http://schemas.microsoft.com/office/drawing/2016/5/13/chartex" xmlns:cx8="http://schemas.microsoft.com/office/drawing/2016/5/14/chartex" xmlns:mc="http://schemas.openxmlformats.org/markup-compatibility/2006" xmlns:aink="http://schemas.microsoft.com/office/drawing/2016/ink" xmlns:am3d="http://schemas.microsoft.com/office/drawing/2017/model3d" xmlns:o="urn:schemas-microsoft-com:office:office" xmlns:oel="http://schemas.microsoft.com/office/2019/extlst" xmlns:r="http://schemas.openxmlformats.org/officeDocument/2006/relationships" xmlns:m="http://schemas.openxmlformats.org/officeDocument/2006/math" xmlns:v="urn:schemas-microsoft-com:vml" xmlns:wp14="http://schemas.microsoft.com/office/word/2010/wordprocessingDrawing" xmlns:wp="http://schemas.openxmlformats.org/drawingml/2006/wordprocessingDrawing" xmlns:w10="urn:schemas-microsoft-com:office:word" xmlns:w="http://schemas.openxmlformats.org/wordprocessingml/2006/main" xmlns:w14="http://schemas.microsoft.com/office/word/2010/wordml" xmlns:w15="http://schemas.microsoft.com/office/word/2012/wordml" xmlns:w16cei="http://schemas.microsoft.com/office/word/2026/wordml/cei" xmlns:w16cex="http://schemas.microsoft.com/office/word/2018/wordml/cex" xmlns:w16cid="http://schemas.microsoft.com/office/word/2016/wordml/cid" xmlns:w16="http://schemas.microsoft.com/office/word/2018/wordml" xmlns:w16du="http://schemas.microsoft.com/office/word/2023/wordml/word16du" xmlns:w16sdtdh="http://schemas.microsoft.com/office/word/2020/wordml/sdtdatahash" xmlns:w16sdtfl="http://schemas.microsoft.com/office/word/2024/wordml/sdtformatlock" xmlns:w16se="http://schemas.microsoft.com/office/word/2015/wordml/symex" xmlns:wpg="http://schemas.microsoft.com/office/word/2010/wordprocessingGroup" xmlns:wpi="http://schemas.microsoft.com/office/word/2010/wordprocessingInk" xmlns:wne="http://schemas.microsoft.com/office/word/2006/wordml" xmlns:wps="http://schemas.microsoft.com/office/word/2010/wordprocessingShape" mc:Ignorable="w14 w15 w16se w16cid w16 w16cex w16sdtdh w16sdtfl w16du wp14">
   <w:abstractNum w:abstractNumId="0" w15:restartNumberingAfterBreak="0">
-    <w:nsid w:val="0FF14DEF"/>
+    <w:nsid w:val="0C990A61"/>
     <w:multiLevelType w:val="hybridMultilevel"/>
-    <w:tmpl w:val="AA1A3660"/>
+    <w:tmpl w:val="862EFDBC"/>
     <w:lvl w:ilvl="0" w:tplc="0409000F">
       <w:start w:val="1"/>
       <w:numFmt w:val="decimal"/>
@@ -24632,181 +24673,9 @@
     </w:lvl>
   </w:abstractNum>
   <w:abstractNum w:abstractNumId="1" w15:restartNumberingAfterBreak="0">
-    <w:nsid w:val="175F4AC1"/>
+    <w:nsid w:val="0FF14DEF"/>
     <w:multiLevelType w:val="hybridMultilevel"/>
-    <w:tmpl w:val="2D3E24B4"/>
-    <w:lvl w:ilvl="0" w:tplc="0409000F">
-      <w:start w:val="1"/>
-      <w:numFmt w:val="decimal"/>
-      <w:lvlText w:val="%1."/>
-      <w:lvlJc w:val="left"/>
-      <w:pPr>
-        <w:ind w:left="720" w:hanging="360"/>
-      </w:pPr>
-    </w:lvl>
-    <w:lvl w:ilvl="1" w:tplc="04090019" w:tentative="1">
-      <w:start w:val="1"/>
-      <w:numFmt w:val="lowerLetter"/>
-      <w:lvlText w:val="%2."/>
-      <w:lvlJc w:val="left"/>
-      <w:pPr>
-        <w:ind w:left="1440" w:hanging="360"/>
-      </w:pPr>
-    </w:lvl>
-    <w:lvl w:ilvl="2" w:tplc="0409001B" w:tentative="1">
-      <w:start w:val="1"/>
-      <w:numFmt w:val="lowerRoman"/>
-      <w:lvlText w:val="%3."/>
-      <w:lvlJc w:val="right"/>
-      <w:pPr>
-        <w:ind w:left="2160" w:hanging="180"/>
-      </w:pPr>
-    </w:lvl>
-    <w:lvl w:ilvl="3" w:tplc="0409000F" w:tentative="1">
-      <w:start w:val="1"/>
-      <w:numFmt w:val="decimal"/>
-      <w:lvlText w:val="%4."/>
-      <w:lvlJc w:val="left"/>
-      <w:pPr>
-        <w:ind w:left="2880" w:hanging="360"/>
-      </w:pPr>
-    </w:lvl>
-    <w:lvl w:ilvl="4" w:tplc="04090019" w:tentative="1">
-      <w:start w:val="1"/>
-      <w:numFmt w:val="lowerLetter"/>
-      <w:lvlText w:val="%5."/>
-      <w:lvlJc w:val="left"/>
-      <w:pPr>
-        <w:ind w:left="3600" w:hanging="360"/>
-      </w:pPr>
-    </w:lvl>
-    <w:lvl w:ilvl="5" w:tplc="0409001B" w:tentative="1">
-      <w:start w:val="1"/>
-      <w:numFmt w:val="lowerRoman"/>
-      <w:lvlText w:val="%6."/>
-      <w:lvlJc w:val="right"/>
-      <w:pPr>
-        <w:ind w:left="4320" w:hanging="180"/>
-      </w:pPr>
-    </w:lvl>
-    <w:lvl w:ilvl="6" w:tplc="0409000F" w:tentative="1">
-      <w:start w:val="1"/>
-      <w:numFmt w:val="decimal"/>
-      <w:lvlText w:val="%7."/>
-      <w:lvlJc w:val="left"/>
-      <w:pPr>
-        <w:ind w:left="5040" w:hanging="360"/>
-      </w:pPr>
-    </w:lvl>
-    <w:lvl w:ilvl="7" w:tplc="04090019" w:tentative="1">
-      <w:start w:val="1"/>
-      <w:numFmt w:val="lowerLetter"/>
-      <w:lvlText w:val="%8."/>
-      <w:lvlJc w:val="left"/>
-      <w:pPr>
-        <w:ind w:left="5760" w:hanging="360"/>
-      </w:pPr>
-    </w:lvl>
-    <w:lvl w:ilvl="8" w:tplc="0409001B" w:tentative="1">
-      <w:start w:val="1"/>
-      <w:numFmt w:val="lowerRoman"/>
-      <w:lvlText w:val="%9."/>
-      <w:lvlJc w:val="right"/>
-      <w:pPr>
-        <w:ind w:left="6480" w:hanging="180"/>
-      </w:pPr>
-    </w:lvl>
-  </w:abstractNum>
-  <w:abstractNum w:abstractNumId="2" w15:restartNumberingAfterBreak="0">
-    <w:nsid w:val="356F2CBE"/>
-    <w:multiLevelType w:val="hybridMultilevel"/>
-    <w:tmpl w:val="552C0D7E"/>
-    <w:lvl w:ilvl="0" w:tplc="0409000F">
-      <w:start w:val="1"/>
-      <w:numFmt w:val="decimal"/>
-      <w:lvlText w:val="%1."/>
-      <w:lvlJc w:val="left"/>
-      <w:pPr>
-        <w:ind w:left="720" w:hanging="360"/>
-      </w:pPr>
-    </w:lvl>
-    <w:lvl w:ilvl="1" w:tplc="04090019" w:tentative="1">
-      <w:start w:val="1"/>
-      <w:numFmt w:val="lowerLetter"/>
-      <w:lvlText w:val="%2."/>
-      <w:lvlJc w:val="left"/>
-      <w:pPr>
-        <w:ind w:left="1440" w:hanging="360"/>
-      </w:pPr>
-    </w:lvl>
-    <w:lvl w:ilvl="2" w:tplc="0409001B" w:tentative="1">
-      <w:start w:val="1"/>
-      <w:numFmt w:val="lowerRoman"/>
-      <w:lvlText w:val="%3."/>
-      <w:lvlJc w:val="right"/>
-      <w:pPr>
-        <w:ind w:left="2160" w:hanging="180"/>
-      </w:pPr>
-    </w:lvl>
-    <w:lvl w:ilvl="3" w:tplc="0409000F" w:tentative="1">
-      <w:start w:val="1"/>
-      <w:numFmt w:val="decimal"/>
-      <w:lvlText w:val="%4."/>
-      <w:lvlJc w:val="left"/>
-      <w:pPr>
-        <w:ind w:left="2880" w:hanging="360"/>
-      </w:pPr>
-    </w:lvl>
-    <w:lvl w:ilvl="4" w:tplc="04090019" w:tentative="1">
-      <w:start w:val="1"/>
-      <w:numFmt w:val="lowerLetter"/>
-      <w:lvlText w:val="%5."/>
-      <w:lvlJc w:val="left"/>
-      <w:pPr>
-        <w:ind w:left="3600" w:hanging="360"/>
-      </w:pPr>
-    </w:lvl>
-    <w:lvl w:ilvl="5" w:tplc="0409001B" w:tentative="1">
-      <w:start w:val="1"/>
-      <w:numFmt w:val="lowerRoman"/>
-      <w:lvlText w:val="%6."/>
-      <w:lvlJc w:val="right"/>
-      <w:pPr>
-        <w:ind w:left="4320" w:hanging="180"/>
-      </w:pPr>
-    </w:lvl>
-    <w:lvl w:ilvl="6" w:tplc="0409000F" w:tentative="1">
-      <w:start w:val="1"/>
-      <w:numFmt w:val="decimal"/>
-      <w:lvlText w:val="%7."/>
-      <w:lvlJc w:val="left"/>
-      <w:pPr>
-        <w:ind w:left="5040" w:hanging="360"/>
-      </w:pPr>
-    </w:lvl>
-    <w:lvl w:ilvl="7" w:tplc="04090019" w:tentative="1">
-      <w:start w:val="1"/>
-      <w:numFmt w:val="lowerLetter"/>
-      <w:lvlText w:val="%8."/>
-      <w:lvlJc w:val="left"/>
-      <w:pPr>
-        <w:ind w:left="5760" w:hanging="360"/>
-      </w:pPr>
-    </w:lvl>
-    <w:lvl w:ilvl="8" w:tplc="0409001B" w:tentative="1">
-      <w:start w:val="1"/>
-      <w:numFmt w:val="lowerRoman"/>
-      <w:lvlText w:val="%9."/>
-      <w:lvlJc w:val="right"/>
-      <w:pPr>
-        <w:ind w:left="6480" w:hanging="180"/>
-      </w:pPr>
-    </w:lvl>
-  </w:abstractNum>
-  <w:abstractNum w:abstractNumId="3" w15:restartNumberingAfterBreak="0">
-    <w:nsid w:val="5CFB5ADF"/>
-    <w:multiLevelType w:val="hybridMultilevel"/>
-    <w:tmpl w:val="65840B0A"/>
+    <w:tmpl w:val="AA1A3660"/>
     <w:lvl w:ilvl="0" w:tplc="0409000F">
       <w:start w:val="1"/>
       <w:numFmt w:val="decimal"/>
@@ -24892,10 +24761,10 @@
       </w:pPr>
     </w:lvl>
   </w:abstractNum>
-  <w:abstractNum w:abstractNumId="4" w15:restartNumberingAfterBreak="0">
-    <w:nsid w:val="6B0D2B07"/>
+  <w:abstractNum w:abstractNumId="2" w15:restartNumberingAfterBreak="0">
+    <w:nsid w:val="175F4AC1"/>
     <w:multiLevelType w:val="hybridMultilevel"/>
-    <w:tmpl w:val="F01A9478"/>
+    <w:tmpl w:val="2D3E24B4"/>
     <w:lvl w:ilvl="0" w:tplc="0409000F">
       <w:start w:val="1"/>
       <w:numFmt w:val="decimal"/>
@@ -24978,10 +24847,96 @@
       </w:pPr>
     </w:lvl>
   </w:abstractNum>
-  <w:abstractNum w:abstractNumId="5" w15:restartNumberingAfterBreak="0">
-    <w:nsid w:val="6E23771E"/>
+  <w:abstractNum w:abstractNumId="3" w15:restartNumberingAfterBreak="0">
+    <w:nsid w:val="356F2CBE"/>
     <w:multiLevelType w:val="hybridMultilevel"/>
-    <w:tmpl w:val="A3AA588E"/>
+    <w:tmpl w:val="552C0D7E"/>
+    <w:lvl w:ilvl="0" w:tplc="0409000F">
+      <w:start w:val="1"/>
+      <w:numFmt w:val="decimal"/>
+      <w:lvlText w:val="%1."/>
+      <w:lvlJc w:val="left"/>
+      <w:pPr>
+        <w:ind w:left="720" w:hanging="360"/>
+      </w:pPr>
+    </w:lvl>
+    <w:lvl w:ilvl="1" w:tplc="04090019" w:tentative="1">
+      <w:start w:val="1"/>
+      <w:numFmt w:val="lowerLetter"/>
+      <w:lvlText w:val="%2."/>
+      <w:lvlJc w:val="left"/>
+      <w:pPr>
+        <w:ind w:left="1440" w:hanging="360"/>
+      </w:pPr>
+    </w:lvl>
+    <w:lvl w:ilvl="2" w:tplc="0409001B" w:tentative="1">
+      <w:start w:val="1"/>
+      <w:numFmt w:val="lowerRoman"/>
+      <w:lvlText w:val="%3."/>
+      <w:lvlJc w:val="right"/>
+      <w:pPr>
+        <w:ind w:left="2160" w:hanging="180"/>
+      </w:pPr>
+    </w:lvl>
+    <w:lvl w:ilvl="3" w:tplc="0409000F" w:tentative="1">
+      <w:start w:val="1"/>
+      <w:numFmt w:val="decimal"/>
+      <w:lvlText w:val="%4."/>
+      <w:lvlJc w:val="left"/>
+      <w:pPr>
+        <w:ind w:left="2880" w:hanging="360"/>
+      </w:pPr>
+    </w:lvl>
+    <w:lvl w:ilvl="4" w:tplc="04090019" w:tentative="1">
+      <w:start w:val="1"/>
+      <w:numFmt w:val="lowerLetter"/>
+      <w:lvlText w:val="%5."/>
+      <w:lvlJc w:val="left"/>
+      <w:pPr>
+        <w:ind w:left="3600" w:hanging="360"/>
+      </w:pPr>
+    </w:lvl>
+    <w:lvl w:ilvl="5" w:tplc="0409001B" w:tentative="1">
+      <w:start w:val="1"/>
+      <w:numFmt w:val="lowerRoman"/>
+      <w:lvlText w:val="%6."/>
+      <w:lvlJc w:val="right"/>
+      <w:pPr>
+        <w:ind w:left="4320" w:hanging="180"/>
+      </w:pPr>
+    </w:lvl>
+    <w:lvl w:ilvl="6" w:tplc="0409000F" w:tentative="1">
+      <w:start w:val="1"/>
+      <w:numFmt w:val="decimal"/>
+      <w:lvlText w:val="%7."/>
+      <w:lvlJc w:val="left"/>
+      <w:pPr>
+        <w:ind w:left="5040" w:hanging="360"/>
+      </w:pPr>
+    </w:lvl>
+    <w:lvl w:ilvl="7" w:tplc="04090019" w:tentative="1">
+      <w:start w:val="1"/>
+      <w:numFmt w:val="lowerLetter"/>
+      <w:lvlText w:val="%8."/>
+      <w:lvlJc w:val="left"/>
+      <w:pPr>
+        <w:ind w:left="5760" w:hanging="360"/>
+      </w:pPr>
+    </w:lvl>
+    <w:lvl w:ilvl="8" w:tplc="0409001B" w:tentative="1">
+      <w:start w:val="1"/>
+      <w:numFmt w:val="lowerRoman"/>
+      <w:lvlText w:val="%9."/>
+      <w:lvlJc w:val="right"/>
+      <w:pPr>
+        <w:ind w:left="6480" w:hanging="180"/>
+      </w:pPr>
+    </w:lvl>
+  </w:abstractNum>
+  <w:abstractNum w:abstractNumId="4" w15:restartNumberingAfterBreak="0">
+    <w:nsid w:val="5CFB5ADF"/>
+    <w:multiLevelType w:val="hybridMultilevel"/>
+    <w:tmpl w:val="65840B0A"/>
     <w:lvl w:ilvl="0" w:tplc="0409000F">
       <w:start w:val="1"/>
       <w:numFmt w:val="decimal"/>
@@ -25067,7 +25022,268 @@
       </w:pPr>
     </w:lvl>
   </w:abstractNum>
+  <w:abstractNum w:abstractNumId="5" w15:restartNumberingAfterBreak="0">
+    <w:nsid w:val="64DF1414"/>
+    <w:multiLevelType w:val="hybridMultilevel"/>
+    <w:tmpl w:val="CADE4142"/>
+    <w:lvl w:ilvl="0" w:tplc="0409000F">
+      <w:start w:val="1"/>
+      <w:numFmt w:val="decimal"/>
+      <w:lvlText w:val="%1."/>
+      <w:lvlJc w:val="left"/>
+      <w:pPr>
+        <w:ind w:left="720" w:hanging="360"/>
+      </w:pPr>
+    </w:lvl>
+    <w:lvl w:ilvl="1" w:tplc="04090019" w:tentative="1">
+      <w:start w:val="1"/>
+      <w:numFmt w:val="lowerLetter"/>
+      <w:lvlText w:val="%2."/>
+      <w:lvlJc w:val="left"/>
+      <w:pPr>
+        <w:ind w:left="1440" w:hanging="360"/>
+      </w:pPr>
+    </w:lvl>
+    <w:lvl w:ilvl="2" w:tplc="0409001B" w:tentative="1">
+      <w:start w:val="1"/>
+      <w:numFmt w:val="lowerRoman"/>
+      <w:lvlText w:val="%3."/>
+      <w:lvlJc w:val="right"/>
+      <w:pPr>
+        <w:ind w:left="2160" w:hanging="180"/>
+      </w:pPr>
+    </w:lvl>
+    <w:lvl w:ilvl="3" w:tplc="0409000F" w:tentative="1">
+      <w:start w:val="1"/>
+      <w:numFmt w:val="decimal"/>
+      <w:lvlText w:val="%4."/>
+      <w:lvlJc w:val="left"/>
+      <w:pPr>
+        <w:ind w:left="2880" w:hanging="360"/>
+      </w:pPr>
+    </w:lvl>
+    <w:lvl w:ilvl="4" w:tplc="04090019" w:tentative="1">
+      <w:start w:val="1"/>
+      <w:numFmt w:val="lowerLetter"/>
+      <w:lvlText w:val="%5."/>
+      <w:lvlJc w:val="left"/>
+      <w:pPr>
+        <w:ind w:left="3600" w:hanging="360"/>
+      </w:pPr>
+    </w:lvl>
+    <w:lvl w:ilvl="5" w:tplc="0409001B" w:tentative="1">
+      <w:start w:val="1"/>
+      <w:numFmt w:val="lowerRoman"/>
+      <w:lvlText w:val="%6."/>
+      <w:lvlJc w:val="right"/>
+      <w:pPr>
+        <w:ind w:left="4320" w:hanging="180"/>
+      </w:pPr>
+    </w:lvl>
+    <w:lvl w:ilvl="6" w:tplc="0409000F" w:tentative="1">
+      <w:start w:val="1"/>
+      <w:numFmt w:val="decimal"/>
+      <w:lvlText w:val="%7."/>
+      <w:lvlJc w:val="left"/>
+      <w:pPr>
+        <w:ind w:left="5040" w:hanging="360"/>
+      </w:pPr>
+    </w:lvl>
+    <w:lvl w:ilvl="7" w:tplc="04090019" w:tentative="1">
+      <w:start w:val="1"/>
+      <w:numFmt w:val="lowerLetter"/>
+      <w:lvlText w:val="%8."/>
+      <w:lvlJc w:val="left"/>
+      <w:pPr>
+        <w:ind w:left="5760" w:hanging="360"/>
+      </w:pPr>
+    </w:lvl>
+    <w:lvl w:ilvl="8" w:tplc="0409001B" w:tentative="1">
+      <w:start w:val="1"/>
+      <w:numFmt w:val="lowerRoman"/>
+      <w:lvlText w:val="%9."/>
+      <w:lvlJc w:val="right"/>
+      <w:pPr>
+        <w:ind w:left="6480" w:hanging="180"/>
+      </w:pPr>
+    </w:lvl>
+  </w:abstractNum>
   <w:abstractNum w:abstractNumId="6" w15:restartNumberingAfterBreak="0">
+    <w:nsid w:val="6B0D2B07"/>
+    <w:multiLevelType w:val="hybridMultilevel"/>
+    <w:tmpl w:val="F01A9478"/>
+    <w:lvl w:ilvl="0" w:tplc="0409000F">
+      <w:start w:val="1"/>
+      <w:numFmt w:val="decimal"/>
+      <w:lvlText w:val="%1."/>
+      <w:lvlJc w:val="left"/>
+      <w:pPr>
+        <w:ind w:left="720" w:hanging="360"/>
+      </w:pPr>
+    </w:lvl>
+    <w:lvl w:ilvl="1" w:tplc="04090019" w:tentative="1">
+      <w:start w:val="1"/>
+      <w:numFmt w:val="lowerLetter"/>
+      <w:lvlText w:val="%2."/>
+      <w:lvlJc w:val="left"/>
+      <w:pPr>
+        <w:ind w:left="1440" w:hanging="360"/>
+      </w:pPr>
+    </w:lvl>
+    <w:lvl w:ilvl="2" w:tplc="0409001B" w:tentative="1">
+      <w:start w:val="1"/>
+      <w:numFmt w:val="lowerRoman"/>
+      <w:lvlText w:val="%3."/>
+      <w:lvlJc w:val="right"/>
+      <w:pPr>
+        <w:ind w:left="2160" w:hanging="180"/>
+      </w:pPr>
+    </w:lvl>
+    <w:lvl w:ilvl="3" w:tplc="0409000F" w:tentative="1">
+      <w:start w:val="1"/>
+      <w:numFmt w:val="decimal"/>
+      <w:lvlText w:val="%4."/>
+      <w:lvlJc w:val="left"/>
+      <w:pPr>
+        <w:ind w:left="2880" w:hanging="360"/>
+      </w:pPr>
+    </w:lvl>
+    <w:lvl w:ilvl="4" w:tplc="04090019" w:tentative="1">
+      <w:start w:val="1"/>
+      <w:numFmt w:val="lowerLetter"/>
+      <w:lvlText w:val="%5."/>
+      <w:lvlJc w:val="left"/>
+      <w:pPr>
+        <w:ind w:left="3600" w:hanging="360"/>
+      </w:pPr>
+    </w:lvl>
+    <w:lvl w:ilvl="5" w:tplc="0409001B" w:tentative="1">
+      <w:start w:val="1"/>
+      <w:numFmt w:val="lowerRoman"/>
+      <w:lvlText w:val="%6."/>
+      <w:lvlJc w:val="right"/>
+      <w:pPr>
+        <w:ind w:left="4320" w:hanging="180"/>
+      </w:pPr>
+    </w:lvl>
+    <w:lvl w:ilvl="6" w:tplc="0409000F" w:tentative="1">
+      <w:start w:val="1"/>
+      <w:numFmt w:val="decimal"/>
+      <w:lvlText w:val="%7."/>
+      <w:lvlJc w:val="left"/>
+      <w:pPr>
+        <w:ind w:left="5040" w:hanging="360"/>
+      </w:pPr>
+    </w:lvl>
+    <w:lvl w:ilvl="7" w:tplc="04090019" w:tentative="1">
+      <w:start w:val="1"/>
+      <w:numFmt w:val="lowerLetter"/>
+      <w:lvlText w:val="%8."/>
+      <w:lvlJc w:val="left"/>
+      <w:pPr>
+        <w:ind w:left="5760" w:hanging="360"/>
+      </w:pPr>
+    </w:lvl>
+    <w:lvl w:ilvl="8" w:tplc="0409001B" w:tentative="1">
+      <w:start w:val="1"/>
+      <w:numFmt w:val="lowerRoman"/>
+      <w:lvlText w:val="%9."/>
+      <w:lvlJc w:val="right"/>
+      <w:pPr>
+        <w:ind w:left="6480" w:hanging="180"/>
+      </w:pPr>
+    </w:lvl>
+  </w:abstractNum>
+  <w:abstractNum w:abstractNumId="7" w15:restartNumberingAfterBreak="0">
+    <w:nsid w:val="6E23771E"/>
+    <w:multiLevelType w:val="hybridMultilevel"/>
+    <w:tmpl w:val="A3AA588E"/>
+    <w:lvl w:ilvl="0" w:tplc="0409000F">
+      <w:start w:val="1"/>
+      <w:numFmt w:val="decimal"/>
+      <w:lvlText w:val="%1."/>
+      <w:lvlJc w:val="left"/>
+      <w:pPr>
+        <w:ind w:left="720" w:hanging="360"/>
+      </w:pPr>
+      <w:rPr>
+        <w:rFonts w:hint="default"/>
+      </w:rPr>
+    </w:lvl>
+    <w:lvl w:ilvl="1" w:tplc="04090019" w:tentative="1">
+      <w:start w:val="1"/>
+      <w:numFmt w:val="lowerLetter"/>
+      <w:lvlText w:val="%2."/>
+      <w:lvlJc w:val="left"/>
+      <w:pPr>
+        <w:ind w:left="1440" w:hanging="360"/>
+      </w:pPr>
+    </w:lvl>
+    <w:lvl w:ilvl="2" w:tplc="0409001B" w:tentative="1">
+      <w:start w:val="1"/>
+      <w:numFmt w:val="lowerRoman"/>
+      <w:lvlText w:val="%3."/>
+      <w:lvlJc w:val="right"/>
+      <w:pPr>
+        <w:ind w:left="2160" w:hanging="180"/>
+      </w:pPr>
+    </w:lvl>
+    <w:lvl w:ilvl="3" w:tplc="0409000F" w:tentative="1">
+      <w:start w:val="1"/>
+      <w:numFmt w:val="decimal"/>
+      <w:lvlText w:val="%4."/>
+      <w:lvlJc w:val="left"/>
+      <w:pPr>
+        <w:ind w:left="2880" w:hanging="360"/>
+      </w:pPr>
+    </w:lvl>
+    <w:lvl w:ilvl="4" w:tplc="04090019" w:tentative="1">
+      <w:start w:val="1"/>
+      <w:numFmt w:val="lowerLetter"/>
+      <w:lvlText w:val="%5."/>
+      <w:lvlJc w:val="left"/>
+      <w:pPr>
+        <w:ind w:left="3600" w:hanging="360"/>
+      </w:pPr>
+    </w:lvl>
+    <w:lvl w:ilvl="5" w:tplc="0409001B" w:tentative="1">
+      <w:start w:val="1"/>
+      <w:numFmt w:val="lowerRoman"/>
+      <w:lvlText w:val="%6."/>
+      <w:lvlJc w:val="right"/>
+      <w:pPr>
+        <w:ind w:left="4320" w:hanging="180"/>
+      </w:pPr>
+    </w:lvl>
+    <w:lvl w:ilvl="6" w:tplc="0409000F" w:tentative="1">
+      <w:start w:val="1"/>
+      <w:numFmt w:val="decimal"/>
+      <w:lvlText w:val="%7."/>
+      <w:lvlJc w:val="left"/>
+      <w:pPr>
+        <w:ind w:left="5040" w:hanging="360"/>
+      </w:pPr>
+    </w:lvl>
+    <w:lvl w:ilvl="7" w:tplc="04090019" w:tentative="1">
+      <w:start w:val="1"/>
+      <w:numFmt w:val="lowerLetter"/>
+      <w:lvlText w:val="%8."/>
+      <w:lvlJc w:val="left"/>
+      <w:pPr>
+        <w:ind w:left="5760" w:hanging="360"/>
+      </w:pPr>
+    </w:lvl>
+    <w:lvl w:ilvl="8" w:tplc="0409001B" w:tentative="1">
+      <w:start w:val="1"/>
+      <w:numFmt w:val="lowerRoman"/>
+      <w:lvlText w:val="%9."/>
+      <w:lvlJc w:val="right"/>
+      <w:pPr>
+        <w:ind w:left="6480" w:hanging="180"/>
+      </w:pPr>
+    </w:lvl>
+  </w:abstractNum>
+  <w:abstractNum w:abstractNumId="8" w15:restartNumberingAfterBreak="0">
     <w:nsid w:val="7FC507CA"/>
     <w:multiLevelType w:val="hybridMultilevel"/>
     <w:tmpl w:val="DC1E2B0A"/>
@@ -25154,25 +25370,31 @@
     </w:lvl>
   </w:abstractNum>
   <w:num w:numId="1" w16cid:durableId="982075979">
+    <w:abstractNumId w:val="6"/>
+  </w:num>
+  <w:num w:numId="2" w16cid:durableId="862983701">
+    <w:abstractNumId w:val="7"/>
+  </w:num>
+  <w:num w:numId="3" w16cid:durableId="878666983">
+    <w:abstractNumId w:val="3"/>
+  </w:num>
+  <w:num w:numId="4" w16cid:durableId="1104810490">
+    <w:abstractNumId w:val="1"/>
+  </w:num>
+  <w:num w:numId="5" w16cid:durableId="527452478">
+    <w:abstractNumId w:val="2"/>
+  </w:num>
+  <w:num w:numId="6" w16cid:durableId="26495055">
     <w:abstractNumId w:val="4"/>
   </w:num>
-  <w:num w:numId="2" w16cid:durableId="862983701">
+  <w:num w:numId="7" w16cid:durableId="782918188">
+    <w:abstractNumId w:val="8"/>
+  </w:num>
+  <w:num w:numId="8" w16cid:durableId="938829105">
     <w:abstractNumId w:val="5"/>
   </w:num>
-  <w:num w:numId="3" w16cid:durableId="878666983">
-    <w:abstractNumId w:val="2"/>
-  </w:num>
-  <w:num w:numId="4" w16cid:durableId="1104810490">
+  <w:num w:numId="9" w16cid:durableId="1741366472">
     <w:abstractNumId w:val="0"/>
-  </w:num>
-  <w:num w:numId="5" w16cid:durableId="527452478">
-    <w:abstractNumId w:val="1"/>
-  </w:num>
-  <w:num w:numId="6" w16cid:durableId="26495055">
-    <w:abstractNumId w:val="3"/>
-  </w:num>
-  <w:num w:numId="7" w16cid:durableId="782918188">
-    <w:abstractNumId w:val="6"/>
   </w:num>
 </w:numbering>
 </file>
